--- a/paper.docx
+++ b/paper.docx
@@ -4565,7 +4565,67 @@
         <w:t xml:space="preserve"> </w:t>
       </w:r>
       <w:r>
-        <w:t xml:space="preserve">No robust event-conditioned parameter instability is found.</w:t>
+        <w:t xml:space="preserve">No robust event-conditioned parameter instability is found. One</w:t>
+      </w:r>
+      <w:r>
+        <w:t xml:space="preserve"> </w:t>
+      </w:r>
+      <w:r>
+        <w:t xml:space="preserve">qualification: in the weight-robustness check (Stage 16, Section J;</w:t>
+      </w:r>
+      <w:r>
+        <w:t xml:space="preserve"> </w:t>
+      </w:r>
+      <w:r>
+        <w:t xml:space="preserve">Driscoll-Kraay asymptotic p-values, no bootstrap), the spatial-dynamics</w:t>
+      </w:r>
+      <w:r>
+        <w:t xml:space="preserve"> </w:t>
+      </w:r>
+      <w:r>
+        <w:t xml:space="preserve">test for the July 2020 VAT increase is nominally significant under KNN</w:t>
+      </w:r>
+      <w:r>
+        <w:t xml:space="preserve"> </w:t>
+      </w:r>
+      <w:r>
+        <w:t xml:space="preserve">(p = 0.011)</w:t>
+      </w:r>
+      <w:r>
+        <w:t xml:space="preserve"> </w:t>
+      </w:r>
+      <w:r>
+        <w:t xml:space="preserve">and distance-band weights</w:t>
+      </w:r>
+      <w:r>
+        <w:t xml:space="preserve"> </w:t>
+      </w:r>
+      <w:r>
+        <w:t xml:space="preserve">(p &lt; 0.001),</w:t>
+      </w:r>
+      <w:r>
+        <w:t xml:space="preserve"> </w:t>
+      </w:r>
+      <w:r>
+        <w:t xml:space="preserve">but not under the primary Queen weights</w:t>
+      </w:r>
+      <w:r>
+        <w:t xml:space="preserve"> </w:t>
+      </w:r>
+      <w:r>
+        <w:t xml:space="preserve">(p = 0.14).</w:t>
+      </w:r>
+      <w:r>
+        <w:t xml:space="preserve"> </w:t>
+      </w:r>
+      <w:r>
+        <w:t xml:space="preserve">This episode overlaps the COVID-19 period, and the result is not part of</w:t>
+      </w:r>
+      <w:r>
+        <w:t xml:space="preserve"> </w:t>
+      </w:r>
+      <w:r>
+        <w:t xml:space="preserve">the pre-specified corrected family above.</w:t>
       </w:r>
     </w:p>
     <w:bookmarkEnd w:id="34"/>
@@ -5834,7 +5894,7 @@
               <w:jc w:val="right"/>
             </w:pPr>
             <w:r>
-              <w:t xml:space="preserve">0.9979</w:t>
+              <w:t xml:space="preserve">0.9849</w:t>
             </w:r>
           </w:p>
         </w:tc>
@@ -7026,7 +7086,55 @@
         <w:t xml:space="preserve"> </w:t>
       </w:r>
       <w:r>
-        <w:t xml:space="preserve">in this map and are not independent checks. A genuinely different notion</w:t>
+        <w:t xml:space="preserve">in this map and are not independent checks. KNN and distance-band</w:t>
+      </w:r>
+      <w:r>
+        <w:t xml:space="preserve"> </w:t>
+      </w:r>
+      <w:r>
+        <w:t xml:space="preserve">neighbours use great-circle distances between WGS84 region centroids; the</w:t>
+      </w:r>
+      <w:r>
+        <w:t xml:space="preserve"> </w:t>
+      </w:r>
+      <w:r>
+        <w:t xml:space="preserve">distance band is 1.05 times the largest nearest-neighbour distance (about</w:t>
+      </w:r>
+      <w:r>
+        <w:t xml:space="preserve"> </w:t>
+      </w:r>
+      <w:r>
+        <w:t xml:space="preserve">501 km). Versions up to v1.0 applied Euclidean distance to longitude/latitude</w:t>
+      </w:r>
+      <w:r>
+        <w:t xml:space="preserve"> </w:t>
+      </w:r>
+      <w:r>
+        <w:t xml:space="preserve">degrees; correcting this changed the KNN and distance-band robustness</w:t>
+      </w:r>
+      <w:r>
+        <w:t xml:space="preserve"> </w:t>
+      </w:r>
+      <w:r>
+        <w:t xml:space="preserve">numbers; the main conclusions are unchanged, with one added qualification</w:t>
+      </w:r>
+      <w:r>
+        <w:t xml:space="preserve"> </w:t>
+      </w:r>
+      <w:r>
+        <w:t xml:space="preserve">for the July 2020 episode (Stage 16 above; see</w:t>
+      </w:r>
+      <w:r>
+        <w:t xml:space="preserve"> </w:t>
+      </w:r>
+      <w:r>
+        <w:rPr>
+          <w:rStyle w:val="VerbatimChar"/>
+        </w:rPr>
+        <w:t xml:space="preserve">results_v2/distance_correction/</w:t>
+      </w:r>
+      <w:r>
+        <w:t xml:space="preserve">). A genuinely different notion</w:t>
       </w:r>
       <w:r>
         <w:t xml:space="preserve"> </w:t>
@@ -9314,7 +9422,7 @@
               <w:spacing w:after="100" w:before="100" w:line="240"/>
               <w:ind w:left="100" w:right="100" w:firstLine="0" w:firstLineChars="0"/>
               <w:rPr>
-                <w:rFonts w:ascii="Arial" w:hAnsi="Arial" w:eastAsia="Arial" w:cs="Arial"/>
+                <w:rFonts w:ascii="Arial" w:hAnsi="DejaVu Sans" w:eastAsia="DejaVu Sans" w:cs="DejaVu Sans"/>
                 <w:i w:val="false"/>
                 <w:b w:val="true"/>
                 <w:u w:val="none"/>
@@ -9326,7 +9434,7 @@
             </w:pPr>
             <w:r xmlns:w="http://schemas.openxmlformats.org/wordprocessingml/2006/main" xmlns:wp="http://schemas.openxmlformats.org/drawingml/2006/wordprocessingDrawing" xmlns:r="http://schemas.openxmlformats.org/officeDocument/2006/relationships" xmlns:w14="http://schemas.microsoft.com/office/word/2010/wordml">
               <w:rPr>
-                <w:rFonts w:ascii="Arial" w:hAnsi="Arial" w:eastAsia="Arial" w:cs="Arial"/>
+                <w:rFonts w:ascii="Arial" w:hAnsi="DejaVu Sans" w:eastAsia="DejaVu Sans" w:cs="DejaVu Sans"/>
                 <w:i w:val="false"/>
                 <w:b w:val="true"/>
                 <w:u w:val="none"/>
@@ -9368,7 +9476,7 @@
               <w:spacing w:after="100" w:before="100" w:line="240"/>
               <w:ind w:left="100" w:right="100" w:firstLine="0" w:firstLineChars="0"/>
               <w:rPr>
-                <w:rFonts w:ascii="Arial" w:hAnsi="Arial" w:eastAsia="Arial" w:cs="Arial"/>
+                <w:rFonts w:ascii="Arial" w:hAnsi="DejaVu Sans" w:eastAsia="DejaVu Sans" w:cs="DejaVu Sans"/>
                 <w:i w:val="false"/>
                 <w:b w:val="true"/>
                 <w:u w:val="none"/>
@@ -9380,7 +9488,7 @@
             </w:pPr>
             <w:r xmlns:w="http://schemas.openxmlformats.org/wordprocessingml/2006/main" xmlns:wp="http://schemas.openxmlformats.org/drawingml/2006/wordprocessingDrawing" xmlns:r="http://schemas.openxmlformats.org/officeDocument/2006/relationships" xmlns:w14="http://schemas.microsoft.com/office/word/2010/wordml">
               <w:rPr>
-                <w:rFonts w:ascii="Arial" w:hAnsi="Arial" w:eastAsia="Arial" w:cs="Arial"/>
+                <w:rFonts w:ascii="Arial" w:hAnsi="DejaVu Sans" w:eastAsia="DejaVu Sans" w:cs="DejaVu Sans"/>
                 <w:i w:val="false"/>
                 <w:b w:val="true"/>
                 <w:u w:val="none"/>
@@ -9422,7 +9530,7 @@
               <w:spacing w:after="100" w:before="100" w:line="240"/>
               <w:ind w:left="100" w:right="100" w:firstLine="0" w:firstLineChars="0"/>
               <w:rPr>
-                <w:rFonts w:ascii="Arial" w:hAnsi="Arial" w:eastAsia="Arial" w:cs="Arial"/>
+                <w:rFonts w:ascii="Arial" w:hAnsi="DejaVu Sans" w:eastAsia="DejaVu Sans" w:cs="DejaVu Sans"/>
                 <w:i w:val="false"/>
                 <w:b w:val="true"/>
                 <w:u w:val="none"/>
@@ -9434,7 +9542,7 @@
             </w:pPr>
             <w:r xmlns:w="http://schemas.openxmlformats.org/wordprocessingml/2006/main" xmlns:wp="http://schemas.openxmlformats.org/drawingml/2006/wordprocessingDrawing" xmlns:r="http://schemas.openxmlformats.org/officeDocument/2006/relationships" xmlns:w14="http://schemas.microsoft.com/office/word/2010/wordml">
               <w:rPr>
-                <w:rFonts w:ascii="Arial" w:hAnsi="Arial" w:eastAsia="Arial" w:cs="Arial"/>
+                <w:rFonts w:ascii="Arial" w:hAnsi="DejaVu Sans" w:eastAsia="DejaVu Sans" w:cs="DejaVu Sans"/>
                 <w:i w:val="false"/>
                 <w:b w:val="true"/>
                 <w:u w:val="none"/>
@@ -9476,7 +9584,7 @@
               <w:spacing w:after="100" w:before="100" w:line="240"/>
               <w:ind w:left="100" w:right="100" w:firstLine="0" w:firstLineChars="0"/>
               <w:rPr>
-                <w:rFonts w:ascii="Arial" w:hAnsi="Arial" w:eastAsia="Arial" w:cs="Arial"/>
+                <w:rFonts w:ascii="Arial" w:hAnsi="DejaVu Sans" w:eastAsia="DejaVu Sans" w:cs="DejaVu Sans"/>
                 <w:i w:val="false"/>
                 <w:b w:val="true"/>
                 <w:u w:val="none"/>
@@ -9488,7 +9596,7 @@
             </w:pPr>
             <w:r xmlns:w="http://schemas.openxmlformats.org/wordprocessingml/2006/main" xmlns:wp="http://schemas.openxmlformats.org/drawingml/2006/wordprocessingDrawing" xmlns:r="http://schemas.openxmlformats.org/officeDocument/2006/relationships" xmlns:w14="http://schemas.microsoft.com/office/word/2010/wordml">
               <w:rPr>
-                <w:rFonts w:ascii="Arial" w:hAnsi="Arial" w:eastAsia="Arial" w:cs="Arial"/>
+                <w:rFonts w:ascii="Arial" w:hAnsi="DejaVu Sans" w:eastAsia="DejaVu Sans" w:cs="DejaVu Sans"/>
                 <w:i w:val="false"/>
                 <w:b w:val="true"/>
                 <w:u w:val="none"/>
@@ -9530,7 +9638,7 @@
               <w:spacing w:after="100" w:before="100" w:line="240"/>
               <w:ind w:left="100" w:right="100" w:firstLine="0" w:firstLineChars="0"/>
               <w:rPr>
-                <w:rFonts w:ascii="Arial" w:hAnsi="Arial" w:eastAsia="Arial" w:cs="Arial"/>
+                <w:rFonts w:ascii="Arial" w:hAnsi="DejaVu Sans" w:eastAsia="DejaVu Sans" w:cs="DejaVu Sans"/>
                 <w:i w:val="false"/>
                 <w:b w:val="true"/>
                 <w:u w:val="none"/>
@@ -9542,7 +9650,7 @@
             </w:pPr>
             <w:r xmlns:w="http://schemas.openxmlformats.org/wordprocessingml/2006/main" xmlns:wp="http://schemas.openxmlformats.org/drawingml/2006/wordprocessingDrawing" xmlns:r="http://schemas.openxmlformats.org/officeDocument/2006/relationships" xmlns:w14="http://schemas.microsoft.com/office/word/2010/wordml">
               <w:rPr>
-                <w:rFonts w:ascii="Arial" w:hAnsi="Arial" w:eastAsia="Arial" w:cs="Arial"/>
+                <w:rFonts w:ascii="Arial" w:hAnsi="DejaVu Sans" w:eastAsia="DejaVu Sans" w:cs="DejaVu Sans"/>
                 <w:i w:val="false"/>
                 <w:b w:val="true"/>
                 <w:u w:val="none"/>
@@ -9589,7 +9697,7 @@
               <w:spacing w:after="100" w:before="100" w:line="240"/>
               <w:ind w:left="100" w:right="100" w:firstLine="0" w:firstLineChars="0"/>
               <w:rPr>
-                <w:rFonts w:ascii="Arial" w:hAnsi="Arial" w:eastAsia="Arial" w:cs="Arial"/>
+                <w:rFonts w:ascii="Arial" w:hAnsi="DejaVu Sans" w:eastAsia="DejaVu Sans" w:cs="DejaVu Sans"/>
                 <w:i w:val="false"/>
                 <w:b w:val="false"/>
                 <w:u w:val="none"/>
@@ -9601,7 +9709,7 @@
             </w:pPr>
             <w:r xmlns:w="http://schemas.openxmlformats.org/wordprocessingml/2006/main" xmlns:wp="http://schemas.openxmlformats.org/drawingml/2006/wordprocessingDrawing" xmlns:r="http://schemas.openxmlformats.org/officeDocument/2006/relationships" xmlns:w14="http://schemas.microsoft.com/office/word/2010/wordml">
               <w:rPr>
-                <w:rFonts w:ascii="Arial" w:hAnsi="Arial" w:eastAsia="Arial" w:cs="Arial"/>
+                <w:rFonts w:ascii="Arial" w:hAnsi="DejaVu Sans" w:eastAsia="DejaVu Sans" w:cs="DejaVu Sans"/>
                 <w:i w:val="false"/>
                 <w:b w:val="false"/>
                 <w:u w:val="none"/>
@@ -9643,7 +9751,7 @@
               <w:spacing w:after="100" w:before="100" w:line="240"/>
               <w:ind w:left="100" w:right="100" w:firstLine="0" w:firstLineChars="0"/>
               <w:rPr>
-                <w:rFonts w:ascii="Arial" w:hAnsi="Arial" w:eastAsia="Arial" w:cs="Arial"/>
+                <w:rFonts w:ascii="Arial" w:hAnsi="DejaVu Sans" w:eastAsia="DejaVu Sans" w:cs="DejaVu Sans"/>
                 <w:i w:val="false"/>
                 <w:b w:val="false"/>
                 <w:u w:val="none"/>
@@ -9655,7 +9763,7 @@
             </w:pPr>
             <w:r xmlns:w="http://schemas.openxmlformats.org/wordprocessingml/2006/main" xmlns:wp="http://schemas.openxmlformats.org/drawingml/2006/wordprocessingDrawing" xmlns:r="http://schemas.openxmlformats.org/officeDocument/2006/relationships" xmlns:w14="http://schemas.microsoft.com/office/word/2010/wordml">
               <w:rPr>
-                <w:rFonts w:ascii="Arial" w:hAnsi="Arial" w:eastAsia="Arial" w:cs="Arial"/>
+                <w:rFonts w:ascii="Arial" w:hAnsi="DejaVu Sans" w:eastAsia="DejaVu Sans" w:cs="DejaVu Sans"/>
                 <w:i w:val="false"/>
                 <w:b w:val="false"/>
                 <w:u w:val="none"/>
@@ -9697,7 +9805,7 @@
               <w:spacing w:after="100" w:before="100" w:line="240"/>
               <w:ind w:left="100" w:right="100" w:firstLine="0" w:firstLineChars="0"/>
               <w:rPr>
-                <w:rFonts w:ascii="Arial" w:hAnsi="Arial" w:eastAsia="Arial" w:cs="Arial"/>
+                <w:rFonts w:ascii="Arial" w:hAnsi="DejaVu Sans" w:eastAsia="DejaVu Sans" w:cs="DejaVu Sans"/>
                 <w:i w:val="false"/>
                 <w:b w:val="false"/>
                 <w:u w:val="none"/>
@@ -9709,7 +9817,7 @@
             </w:pPr>
             <w:r xmlns:w="http://schemas.openxmlformats.org/wordprocessingml/2006/main" xmlns:wp="http://schemas.openxmlformats.org/drawingml/2006/wordprocessingDrawing" xmlns:r="http://schemas.openxmlformats.org/officeDocument/2006/relationships" xmlns:w14="http://schemas.microsoft.com/office/word/2010/wordml">
               <w:rPr>
-                <w:rFonts w:ascii="Arial" w:hAnsi="Arial" w:eastAsia="Arial" w:cs="Arial"/>
+                <w:rFonts w:ascii="Arial" w:hAnsi="DejaVu Sans" w:eastAsia="DejaVu Sans" w:cs="DejaVu Sans"/>
                 <w:i w:val="false"/>
                 <w:b w:val="false"/>
                 <w:u w:val="none"/>
@@ -9751,7 +9859,7 @@
               <w:spacing w:after="100" w:before="100" w:line="240"/>
               <w:ind w:left="100" w:right="100" w:firstLine="0" w:firstLineChars="0"/>
               <w:rPr>
-                <w:rFonts w:ascii="Arial" w:hAnsi="Arial" w:eastAsia="Arial" w:cs="Arial"/>
+                <w:rFonts w:ascii="Arial" w:hAnsi="DejaVu Sans" w:eastAsia="DejaVu Sans" w:cs="DejaVu Sans"/>
                 <w:i w:val="false"/>
                 <w:b w:val="false"/>
                 <w:u w:val="none"/>
@@ -9763,7 +9871,7 @@
             </w:pPr>
             <w:r xmlns:w="http://schemas.openxmlformats.org/wordprocessingml/2006/main" xmlns:wp="http://schemas.openxmlformats.org/drawingml/2006/wordprocessingDrawing" xmlns:r="http://schemas.openxmlformats.org/officeDocument/2006/relationships" xmlns:w14="http://schemas.microsoft.com/office/word/2010/wordml">
               <w:rPr>
-                <w:rFonts w:ascii="Arial" w:hAnsi="Arial" w:eastAsia="Arial" w:cs="Arial"/>
+                <w:rFonts w:ascii="Arial" w:hAnsi="DejaVu Sans" w:eastAsia="DejaVu Sans" w:cs="DejaVu Sans"/>
                 <w:i w:val="false"/>
                 <w:b w:val="false"/>
                 <w:u w:val="none"/>
@@ -9805,7 +9913,7 @@
               <w:spacing w:after="100" w:before="100" w:line="240"/>
               <w:ind w:left="100" w:right="100" w:firstLine="0" w:firstLineChars="0"/>
               <w:rPr>
-                <w:rFonts w:ascii="Arial" w:hAnsi="Arial" w:eastAsia="Arial" w:cs="Arial"/>
+                <w:rFonts w:ascii="Arial" w:hAnsi="DejaVu Sans" w:eastAsia="DejaVu Sans" w:cs="DejaVu Sans"/>
                 <w:i w:val="false"/>
                 <w:b w:val="false"/>
                 <w:u w:val="none"/>
@@ -9817,7 +9925,7 @@
             </w:pPr>
             <w:r xmlns:w="http://schemas.openxmlformats.org/wordprocessingml/2006/main" xmlns:wp="http://schemas.openxmlformats.org/drawingml/2006/wordprocessingDrawing" xmlns:r="http://schemas.openxmlformats.org/officeDocument/2006/relationships" xmlns:w14="http://schemas.microsoft.com/office/word/2010/wordml">
               <w:rPr>
-                <w:rFonts w:ascii="Arial" w:hAnsi="Arial" w:eastAsia="Arial" w:cs="Arial"/>
+                <w:rFonts w:ascii="Arial" w:hAnsi="DejaVu Sans" w:eastAsia="DejaVu Sans" w:cs="DejaVu Sans"/>
                 <w:i w:val="false"/>
                 <w:b w:val="false"/>
                 <w:u w:val="none"/>
@@ -9864,7 +9972,7 @@
               <w:spacing w:after="100" w:before="100" w:line="240"/>
               <w:ind w:left="100" w:right="100" w:firstLine="0" w:firstLineChars="0"/>
               <w:rPr>
-                <w:rFonts w:ascii="Arial" w:hAnsi="Arial" w:eastAsia="Arial" w:cs="Arial"/>
+                <w:rFonts w:ascii="Arial" w:hAnsi="DejaVu Sans" w:eastAsia="DejaVu Sans" w:cs="DejaVu Sans"/>
                 <w:i w:val="false"/>
                 <w:b w:val="false"/>
                 <w:u w:val="none"/>
@@ -9876,7 +9984,7 @@
             </w:pPr>
             <w:r xmlns:w="http://schemas.openxmlformats.org/wordprocessingml/2006/main" xmlns:wp="http://schemas.openxmlformats.org/drawingml/2006/wordprocessingDrawing" xmlns:r="http://schemas.openxmlformats.org/officeDocument/2006/relationships" xmlns:w14="http://schemas.microsoft.com/office/word/2010/wordml">
               <w:rPr>
-                <w:rFonts w:ascii="Arial" w:hAnsi="Arial" w:eastAsia="Arial" w:cs="Arial"/>
+                <w:rFonts w:ascii="Arial" w:hAnsi="DejaVu Sans" w:eastAsia="DejaVu Sans" w:cs="DejaVu Sans"/>
                 <w:i w:val="false"/>
                 <w:b w:val="false"/>
                 <w:u w:val="none"/>
@@ -9918,7 +10026,7 @@
               <w:spacing w:after="100" w:before="100" w:line="240"/>
               <w:ind w:left="100" w:right="100" w:firstLine="0" w:firstLineChars="0"/>
               <w:rPr>
-                <w:rFonts w:ascii="Arial" w:hAnsi="Arial" w:eastAsia="Arial" w:cs="Arial"/>
+                <w:rFonts w:ascii="Arial" w:hAnsi="DejaVu Sans" w:eastAsia="DejaVu Sans" w:cs="DejaVu Sans"/>
                 <w:i w:val="false"/>
                 <w:b w:val="false"/>
                 <w:u w:val="none"/>
@@ -9930,7 +10038,7 @@
             </w:pPr>
             <w:r xmlns:w="http://schemas.openxmlformats.org/wordprocessingml/2006/main" xmlns:wp="http://schemas.openxmlformats.org/drawingml/2006/wordprocessingDrawing" xmlns:r="http://schemas.openxmlformats.org/officeDocument/2006/relationships" xmlns:w14="http://schemas.microsoft.com/office/word/2010/wordml">
               <w:rPr>
-                <w:rFonts w:ascii="Arial" w:hAnsi="Arial" w:eastAsia="Arial" w:cs="Arial"/>
+                <w:rFonts w:ascii="Arial" w:hAnsi="DejaVu Sans" w:eastAsia="DejaVu Sans" w:cs="DejaVu Sans"/>
                 <w:i w:val="false"/>
                 <w:b w:val="false"/>
                 <w:u w:val="none"/>
@@ -9972,7 +10080,7 @@
               <w:spacing w:after="100" w:before="100" w:line="240"/>
               <w:ind w:left="100" w:right="100" w:firstLine="0" w:firstLineChars="0"/>
               <w:rPr>
-                <w:rFonts w:ascii="Arial" w:hAnsi="Arial" w:eastAsia="Arial" w:cs="Arial"/>
+                <w:rFonts w:ascii="Arial" w:hAnsi="DejaVu Sans" w:eastAsia="DejaVu Sans" w:cs="DejaVu Sans"/>
                 <w:i w:val="false"/>
                 <w:b w:val="false"/>
                 <w:u w:val="none"/>
@@ -9984,7 +10092,7 @@
             </w:pPr>
             <w:r xmlns:w="http://schemas.openxmlformats.org/wordprocessingml/2006/main" xmlns:wp="http://schemas.openxmlformats.org/drawingml/2006/wordprocessingDrawing" xmlns:r="http://schemas.openxmlformats.org/officeDocument/2006/relationships" xmlns:w14="http://schemas.microsoft.com/office/word/2010/wordml">
               <w:rPr>
-                <w:rFonts w:ascii="Arial" w:hAnsi="Arial" w:eastAsia="Arial" w:cs="Arial"/>
+                <w:rFonts w:ascii="Arial" w:hAnsi="DejaVu Sans" w:eastAsia="DejaVu Sans" w:cs="DejaVu Sans"/>
                 <w:i w:val="false"/>
                 <w:b w:val="false"/>
                 <w:u w:val="none"/>
@@ -10026,7 +10134,7 @@
               <w:spacing w:after="100" w:before="100" w:line="240"/>
               <w:ind w:left="100" w:right="100" w:firstLine="0" w:firstLineChars="0"/>
               <w:rPr>
-                <w:rFonts w:ascii="Arial" w:hAnsi="Arial" w:eastAsia="Arial" w:cs="Arial"/>
+                <w:rFonts w:ascii="Arial" w:hAnsi="DejaVu Sans" w:eastAsia="DejaVu Sans" w:cs="DejaVu Sans"/>
                 <w:i w:val="false"/>
                 <w:b w:val="false"/>
                 <w:u w:val="none"/>
@@ -10038,7 +10146,7 @@
             </w:pPr>
             <w:r xmlns:w="http://schemas.openxmlformats.org/wordprocessingml/2006/main" xmlns:wp="http://schemas.openxmlformats.org/drawingml/2006/wordprocessingDrawing" xmlns:r="http://schemas.openxmlformats.org/officeDocument/2006/relationships" xmlns:w14="http://schemas.microsoft.com/office/word/2010/wordml">
               <w:rPr>
-                <w:rFonts w:ascii="Arial" w:hAnsi="Arial" w:eastAsia="Arial" w:cs="Arial"/>
+                <w:rFonts w:ascii="Arial" w:hAnsi="DejaVu Sans" w:eastAsia="DejaVu Sans" w:cs="DejaVu Sans"/>
                 <w:i w:val="false"/>
                 <w:b w:val="false"/>
                 <w:u w:val="none"/>
@@ -10080,7 +10188,7 @@
               <w:spacing w:after="100" w:before="100" w:line="240"/>
               <w:ind w:left="100" w:right="100" w:firstLine="0" w:firstLineChars="0"/>
               <w:rPr>
-                <w:rFonts w:ascii="Arial" w:hAnsi="Arial" w:eastAsia="Arial" w:cs="Arial"/>
+                <w:rFonts w:ascii="Arial" w:hAnsi="DejaVu Sans" w:eastAsia="DejaVu Sans" w:cs="DejaVu Sans"/>
                 <w:i w:val="false"/>
                 <w:b w:val="false"/>
                 <w:u w:val="none"/>
@@ -10092,7 +10200,7 @@
             </w:pPr>
             <w:r xmlns:w="http://schemas.openxmlformats.org/wordprocessingml/2006/main" xmlns:wp="http://schemas.openxmlformats.org/drawingml/2006/wordprocessingDrawing" xmlns:r="http://schemas.openxmlformats.org/officeDocument/2006/relationships" xmlns:w14="http://schemas.microsoft.com/office/word/2010/wordml">
               <w:rPr>
-                <w:rFonts w:ascii="Arial" w:hAnsi="Arial" w:eastAsia="Arial" w:cs="Arial"/>
+                <w:rFonts w:ascii="Arial" w:hAnsi="DejaVu Sans" w:eastAsia="DejaVu Sans" w:cs="DejaVu Sans"/>
                 <w:i w:val="false"/>
                 <w:b w:val="false"/>
                 <w:u w:val="none"/>
@@ -10108,7 +10216,7 @@
       </w:tr>
       <w:tr>
         <w:trPr>
-          <w:trHeight w:val="614" w:hRule="auto"/>
+          <w:trHeight w:val="616" w:hRule="auto"/>
         </w:trPr>
         <w:tc>
           <w:tcPr>
@@ -10139,7 +10247,7 @@
               <w:spacing w:after="100" w:before="100" w:line="240"/>
               <w:ind w:left="100" w:right="100" w:firstLine="0" w:firstLineChars="0"/>
               <w:rPr>
-                <w:rFonts w:ascii="Arial" w:hAnsi="Arial" w:eastAsia="Arial" w:cs="Arial"/>
+                <w:rFonts w:ascii="Arial" w:hAnsi="DejaVu Sans" w:eastAsia="DejaVu Sans" w:cs="DejaVu Sans"/>
                 <w:i w:val="false"/>
                 <w:b w:val="false"/>
                 <w:u w:val="none"/>
@@ -10151,7 +10259,7 @@
             </w:pPr>
             <w:r xmlns:w="http://schemas.openxmlformats.org/wordprocessingml/2006/main" xmlns:wp="http://schemas.openxmlformats.org/drawingml/2006/wordprocessingDrawing" xmlns:r="http://schemas.openxmlformats.org/officeDocument/2006/relationships" xmlns:w14="http://schemas.microsoft.com/office/word/2010/wordml">
               <w:rPr>
-                <w:rFonts w:ascii="Arial" w:hAnsi="Arial" w:eastAsia="Arial" w:cs="Arial"/>
+                <w:rFonts w:ascii="Arial" w:hAnsi="DejaVu Sans" w:eastAsia="DejaVu Sans" w:cs="DejaVu Sans"/>
                 <w:i w:val="false"/>
                 <w:b w:val="false"/>
                 <w:u w:val="none"/>
@@ -10193,7 +10301,7 @@
               <w:spacing w:after="100" w:before="100" w:line="240"/>
               <w:ind w:left="100" w:right="100" w:firstLine="0" w:firstLineChars="0"/>
               <w:rPr>
-                <w:rFonts w:ascii="Arial" w:hAnsi="Arial" w:eastAsia="Arial" w:cs="Arial"/>
+                <w:rFonts w:ascii="Arial" w:hAnsi="DejaVu Sans" w:eastAsia="DejaVu Sans" w:cs="DejaVu Sans"/>
                 <w:i w:val="false"/>
                 <w:b w:val="false"/>
                 <w:u w:val="none"/>
@@ -10205,7 +10313,7 @@
             </w:pPr>
             <w:r xmlns:w="http://schemas.openxmlformats.org/wordprocessingml/2006/main" xmlns:wp="http://schemas.openxmlformats.org/drawingml/2006/wordprocessingDrawing" xmlns:r="http://schemas.openxmlformats.org/officeDocument/2006/relationships" xmlns:w14="http://schemas.microsoft.com/office/word/2010/wordml">
               <w:rPr>
-                <w:rFonts w:ascii="Arial" w:hAnsi="Arial" w:eastAsia="Arial" w:cs="Arial"/>
+                <w:rFonts w:ascii="Arial" w:hAnsi="DejaVu Sans" w:eastAsia="DejaVu Sans" w:cs="DejaVu Sans"/>
                 <w:i w:val="false"/>
                 <w:b w:val="false"/>
                 <w:u w:val="none"/>
@@ -10247,7 +10355,7 @@
               <w:spacing w:after="100" w:before="100" w:line="240"/>
               <w:ind w:left="100" w:right="100" w:firstLine="0" w:firstLineChars="0"/>
               <w:rPr>
-                <w:rFonts w:ascii="Arial" w:hAnsi="Arial" w:eastAsia="Arial" w:cs="Arial"/>
+                <w:rFonts w:ascii="Arial" w:hAnsi="DejaVu Sans" w:eastAsia="DejaVu Sans" w:cs="DejaVu Sans"/>
                 <w:i w:val="false"/>
                 <w:b w:val="false"/>
                 <w:u w:val="none"/>
@@ -10259,7 +10367,7 @@
             </w:pPr>
             <w:r xmlns:w="http://schemas.openxmlformats.org/wordprocessingml/2006/main" xmlns:wp="http://schemas.openxmlformats.org/drawingml/2006/wordprocessingDrawing" xmlns:r="http://schemas.openxmlformats.org/officeDocument/2006/relationships" xmlns:w14="http://schemas.microsoft.com/office/word/2010/wordml">
               <w:rPr>
-                <w:rFonts w:ascii="Arial" w:hAnsi="Arial" w:eastAsia="Arial" w:cs="Arial"/>
+                <w:rFonts w:ascii="Arial" w:hAnsi="DejaVu Sans" w:eastAsia="DejaVu Sans" w:cs="DejaVu Sans"/>
                 <w:i w:val="false"/>
                 <w:b w:val="false"/>
                 <w:u w:val="none"/>
@@ -10301,7 +10409,7 @@
               <w:spacing w:after="100" w:before="100" w:line="240"/>
               <w:ind w:left="100" w:right="100" w:firstLine="0" w:firstLineChars="0"/>
               <w:rPr>
-                <w:rFonts w:ascii="Arial" w:hAnsi="Arial" w:eastAsia="Arial" w:cs="Arial"/>
+                <w:rFonts w:ascii="Arial" w:hAnsi="DejaVu Sans" w:eastAsia="DejaVu Sans" w:cs="DejaVu Sans"/>
                 <w:i w:val="false"/>
                 <w:b w:val="false"/>
                 <w:u w:val="none"/>
@@ -10313,7 +10421,7 @@
             </w:pPr>
             <w:r xmlns:w="http://schemas.openxmlformats.org/wordprocessingml/2006/main" xmlns:wp="http://schemas.openxmlformats.org/drawingml/2006/wordprocessingDrawing" xmlns:r="http://schemas.openxmlformats.org/officeDocument/2006/relationships" xmlns:w14="http://schemas.microsoft.com/office/word/2010/wordml">
               <w:rPr>
-                <w:rFonts w:ascii="Arial" w:hAnsi="Arial" w:eastAsia="Arial" w:cs="Arial"/>
+                <w:rFonts w:ascii="Arial" w:hAnsi="DejaVu Sans" w:eastAsia="DejaVu Sans" w:cs="DejaVu Sans"/>
                 <w:i w:val="false"/>
                 <w:b w:val="false"/>
                 <w:u w:val="none"/>
@@ -10355,7 +10463,7 @@
               <w:spacing w:after="100" w:before="100" w:line="240"/>
               <w:ind w:left="100" w:right="100" w:firstLine="0" w:firstLineChars="0"/>
               <w:rPr>
-                <w:rFonts w:ascii="Arial" w:hAnsi="Arial" w:eastAsia="Arial" w:cs="Arial"/>
+                <w:rFonts w:ascii="Arial" w:hAnsi="DejaVu Sans" w:eastAsia="DejaVu Sans" w:cs="DejaVu Sans"/>
                 <w:i w:val="false"/>
                 <w:b w:val="false"/>
                 <w:u w:val="none"/>
@@ -10367,7 +10475,7 @@
             </w:pPr>
             <w:r xmlns:w="http://schemas.openxmlformats.org/wordprocessingml/2006/main" xmlns:wp="http://schemas.openxmlformats.org/drawingml/2006/wordprocessingDrawing" xmlns:r="http://schemas.openxmlformats.org/officeDocument/2006/relationships" xmlns:w14="http://schemas.microsoft.com/office/word/2010/wordml">
               <w:rPr>
-                <w:rFonts w:ascii="Arial" w:hAnsi="Arial" w:eastAsia="Arial" w:cs="Arial"/>
+                <w:rFonts w:ascii="Arial" w:hAnsi="DejaVu Sans" w:eastAsia="DejaVu Sans" w:cs="DejaVu Sans"/>
                 <w:i w:val="false"/>
                 <w:b w:val="false"/>
                 <w:u w:val="none"/>
@@ -10383,7 +10491,7 @@
       </w:tr>
       <w:tr>
         <w:trPr>
-          <w:trHeight w:val="583" w:hRule="auto"/>
+          <w:trHeight w:val="612" w:hRule="auto"/>
         </w:trPr>
         <w:tc>
           <w:tcPr>
@@ -10414,7 +10522,7 @@
               <w:spacing w:after="100" w:before="100" w:line="240"/>
               <w:ind w:left="100" w:right="100" w:firstLine="0" w:firstLineChars="0"/>
               <w:rPr>
-                <w:rFonts w:ascii="Arial" w:hAnsi="Arial" w:eastAsia="Arial" w:cs="Arial"/>
+                <w:rFonts w:ascii="Arial" w:hAnsi="DejaVu Sans" w:eastAsia="DejaVu Sans" w:cs="DejaVu Sans"/>
                 <w:i w:val="false"/>
                 <w:b w:val="false"/>
                 <w:u w:val="none"/>
@@ -10426,7 +10534,7 @@
             </w:pPr>
             <w:r xmlns:w="http://schemas.openxmlformats.org/wordprocessingml/2006/main" xmlns:wp="http://schemas.openxmlformats.org/drawingml/2006/wordprocessingDrawing" xmlns:r="http://schemas.openxmlformats.org/officeDocument/2006/relationships" xmlns:w14="http://schemas.microsoft.com/office/word/2010/wordml">
               <w:rPr>
-                <w:rFonts w:ascii="Arial" w:hAnsi="Arial" w:eastAsia="Arial" w:cs="Arial"/>
+                <w:rFonts w:ascii="Arial" w:hAnsi="DejaVu Sans" w:eastAsia="DejaVu Sans" w:cs="DejaVu Sans"/>
                 <w:i w:val="false"/>
                 <w:b w:val="false"/>
                 <w:u w:val="none"/>
@@ -10468,7 +10576,7 @@
               <w:spacing w:after="100" w:before="100" w:line="240"/>
               <w:ind w:left="100" w:right="100" w:firstLine="0" w:firstLineChars="0"/>
               <w:rPr>
-                <w:rFonts w:ascii="Arial" w:hAnsi="Arial" w:eastAsia="Arial" w:cs="Arial"/>
+                <w:rFonts w:ascii="Arial" w:hAnsi="DejaVu Sans" w:eastAsia="DejaVu Sans" w:cs="DejaVu Sans"/>
                 <w:i w:val="false"/>
                 <w:b w:val="false"/>
                 <w:u w:val="none"/>
@@ -10480,7 +10588,7 @@
             </w:pPr>
             <w:r xmlns:w="http://schemas.openxmlformats.org/wordprocessingml/2006/main" xmlns:wp="http://schemas.openxmlformats.org/drawingml/2006/wordprocessingDrawing" xmlns:r="http://schemas.openxmlformats.org/officeDocument/2006/relationships" xmlns:w14="http://schemas.microsoft.com/office/word/2010/wordml">
               <w:rPr>
-                <w:rFonts w:ascii="Arial" w:hAnsi="Arial" w:eastAsia="Arial" w:cs="Arial"/>
+                <w:rFonts w:ascii="Arial" w:hAnsi="DejaVu Sans" w:eastAsia="DejaVu Sans" w:cs="DejaVu Sans"/>
                 <w:i w:val="false"/>
                 <w:b w:val="false"/>
                 <w:u w:val="none"/>
@@ -10522,7 +10630,7 @@
               <w:spacing w:after="100" w:before="100" w:line="240"/>
               <w:ind w:left="100" w:right="100" w:firstLine="0" w:firstLineChars="0"/>
               <w:rPr>
-                <w:rFonts w:ascii="Arial" w:hAnsi="Arial" w:eastAsia="Arial" w:cs="Arial"/>
+                <w:rFonts w:ascii="Arial" w:hAnsi="DejaVu Sans" w:eastAsia="DejaVu Sans" w:cs="DejaVu Sans"/>
                 <w:i w:val="false"/>
                 <w:b w:val="false"/>
                 <w:u w:val="none"/>
@@ -10534,7 +10642,7 @@
             </w:pPr>
             <w:r xmlns:w="http://schemas.openxmlformats.org/wordprocessingml/2006/main" xmlns:wp="http://schemas.openxmlformats.org/drawingml/2006/wordprocessingDrawing" xmlns:r="http://schemas.openxmlformats.org/officeDocument/2006/relationships" xmlns:w14="http://schemas.microsoft.com/office/word/2010/wordml">
               <w:rPr>
-                <w:rFonts w:ascii="Arial" w:hAnsi="Arial" w:eastAsia="Arial" w:cs="Arial"/>
+                <w:rFonts w:ascii="Arial" w:hAnsi="DejaVu Sans" w:eastAsia="DejaVu Sans" w:cs="DejaVu Sans"/>
                 <w:i w:val="false"/>
                 <w:b w:val="false"/>
                 <w:u w:val="none"/>
@@ -10576,7 +10684,7 @@
               <w:spacing w:after="100" w:before="100" w:line="240"/>
               <w:ind w:left="100" w:right="100" w:firstLine="0" w:firstLineChars="0"/>
               <w:rPr>
-                <w:rFonts w:ascii="Arial" w:hAnsi="Arial" w:eastAsia="Arial" w:cs="Arial"/>
+                <w:rFonts w:ascii="Arial" w:hAnsi="DejaVu Sans" w:eastAsia="DejaVu Sans" w:cs="DejaVu Sans"/>
                 <w:i w:val="false"/>
                 <w:b w:val="false"/>
                 <w:u w:val="none"/>
@@ -10588,7 +10696,7 @@
             </w:pPr>
             <w:r xmlns:w="http://schemas.openxmlformats.org/wordprocessingml/2006/main" xmlns:wp="http://schemas.openxmlformats.org/drawingml/2006/wordprocessingDrawing" xmlns:r="http://schemas.openxmlformats.org/officeDocument/2006/relationships" xmlns:w14="http://schemas.microsoft.com/office/word/2010/wordml">
               <w:rPr>
-                <w:rFonts w:ascii="Arial" w:hAnsi="Arial" w:eastAsia="Arial" w:cs="Arial"/>
+                <w:rFonts w:ascii="Arial" w:hAnsi="DejaVu Sans" w:eastAsia="DejaVu Sans" w:cs="DejaVu Sans"/>
                 <w:i w:val="false"/>
                 <w:b w:val="false"/>
                 <w:u w:val="none"/>
@@ -10630,7 +10738,7 @@
               <w:spacing w:after="100" w:before="100" w:line="240"/>
               <w:ind w:left="100" w:right="100" w:firstLine="0" w:firstLineChars="0"/>
               <w:rPr>
-                <w:rFonts w:ascii="Arial" w:hAnsi="Arial" w:eastAsia="Arial" w:cs="Arial"/>
+                <w:rFonts w:ascii="Arial" w:hAnsi="DejaVu Sans" w:eastAsia="DejaVu Sans" w:cs="DejaVu Sans"/>
                 <w:i w:val="false"/>
                 <w:b w:val="false"/>
                 <w:u w:val="none"/>
@@ -10642,7 +10750,7 @@
             </w:pPr>
             <w:r xmlns:w="http://schemas.openxmlformats.org/wordprocessingml/2006/main" xmlns:wp="http://schemas.openxmlformats.org/drawingml/2006/wordprocessingDrawing" xmlns:r="http://schemas.openxmlformats.org/officeDocument/2006/relationships" xmlns:w14="http://schemas.microsoft.com/office/word/2010/wordml">
               <w:rPr>
-                <w:rFonts w:ascii="Arial" w:hAnsi="Arial" w:eastAsia="Arial" w:cs="Arial"/>
+                <w:rFonts w:ascii="Arial" w:hAnsi="DejaVu Sans" w:eastAsia="DejaVu Sans" w:cs="DejaVu Sans"/>
                 <w:i w:val="false"/>
                 <w:b w:val="false"/>
                 <w:u w:val="none"/>
@@ -10658,7 +10766,7 @@
       </w:tr>
       <w:tr>
         <w:trPr>
-          <w:trHeight w:val="572" w:hRule="auto"/>
+          <w:trHeight w:val="566" w:hRule="auto"/>
         </w:trPr>
         <w:tc>
           <w:tcPr>
@@ -10689,7 +10797,7 @@
               <w:spacing w:after="100" w:before="100" w:line="240"/>
               <w:ind w:left="100" w:right="100" w:firstLine="0" w:firstLineChars="0"/>
               <w:rPr>
-                <w:rFonts w:ascii="Arial" w:hAnsi="Arial" w:eastAsia="Arial" w:cs="Arial"/>
+                <w:rFonts w:ascii="Arial" w:hAnsi="DejaVu Sans" w:eastAsia="DejaVu Sans" w:cs="DejaVu Sans"/>
                 <w:i w:val="false"/>
                 <w:b w:val="false"/>
                 <w:u w:val="none"/>
@@ -10701,7 +10809,7 @@
             </w:pPr>
             <w:r xmlns:w="http://schemas.openxmlformats.org/wordprocessingml/2006/main" xmlns:wp="http://schemas.openxmlformats.org/drawingml/2006/wordprocessingDrawing" xmlns:r="http://schemas.openxmlformats.org/officeDocument/2006/relationships" xmlns:w14="http://schemas.microsoft.com/office/word/2010/wordml">
               <w:rPr>
-                <w:rFonts w:ascii="Arial" w:hAnsi="Arial" w:eastAsia="Arial" w:cs="Arial"/>
+                <w:rFonts w:ascii="Arial" w:hAnsi="DejaVu Sans" w:eastAsia="DejaVu Sans" w:cs="DejaVu Sans"/>
                 <w:i w:val="false"/>
                 <w:b w:val="false"/>
                 <w:u w:val="none"/>
@@ -10743,7 +10851,7 @@
               <w:spacing w:after="100" w:before="100" w:line="240"/>
               <w:ind w:left="100" w:right="100" w:firstLine="0" w:firstLineChars="0"/>
               <w:rPr>
-                <w:rFonts w:ascii="Arial" w:hAnsi="Arial" w:eastAsia="Arial" w:cs="Arial"/>
+                <w:rFonts w:ascii="Arial" w:hAnsi="DejaVu Sans" w:eastAsia="DejaVu Sans" w:cs="DejaVu Sans"/>
                 <w:i w:val="false"/>
                 <w:b w:val="false"/>
                 <w:u w:val="none"/>
@@ -10755,7 +10863,7 @@
             </w:pPr>
             <w:r xmlns:w="http://schemas.openxmlformats.org/wordprocessingml/2006/main" xmlns:wp="http://schemas.openxmlformats.org/drawingml/2006/wordprocessingDrawing" xmlns:r="http://schemas.openxmlformats.org/officeDocument/2006/relationships" xmlns:w14="http://schemas.microsoft.com/office/word/2010/wordml">
               <w:rPr>
-                <w:rFonts w:ascii="Arial" w:hAnsi="Arial" w:eastAsia="Arial" w:cs="Arial"/>
+                <w:rFonts w:ascii="Arial" w:hAnsi="DejaVu Sans" w:eastAsia="DejaVu Sans" w:cs="DejaVu Sans"/>
                 <w:i w:val="false"/>
                 <w:b w:val="false"/>
                 <w:u w:val="none"/>
@@ -10797,7 +10905,7 @@
               <w:spacing w:after="100" w:before="100" w:line="240"/>
               <w:ind w:left="100" w:right="100" w:firstLine="0" w:firstLineChars="0"/>
               <w:rPr>
-                <w:rFonts w:ascii="Arial" w:hAnsi="Arial" w:eastAsia="Arial" w:cs="Arial"/>
+                <w:rFonts w:ascii="Arial" w:hAnsi="DejaVu Sans" w:eastAsia="DejaVu Sans" w:cs="DejaVu Sans"/>
                 <w:i w:val="false"/>
                 <w:b w:val="false"/>
                 <w:u w:val="none"/>
@@ -10809,7 +10917,7 @@
             </w:pPr>
             <w:r xmlns:w="http://schemas.openxmlformats.org/wordprocessingml/2006/main" xmlns:wp="http://schemas.openxmlformats.org/drawingml/2006/wordprocessingDrawing" xmlns:r="http://schemas.openxmlformats.org/officeDocument/2006/relationships" xmlns:w14="http://schemas.microsoft.com/office/word/2010/wordml">
               <w:rPr>
-                <w:rFonts w:ascii="Arial" w:hAnsi="Arial" w:eastAsia="Arial" w:cs="Arial"/>
+                <w:rFonts w:ascii="Arial" w:hAnsi="DejaVu Sans" w:eastAsia="DejaVu Sans" w:cs="DejaVu Sans"/>
                 <w:i w:val="false"/>
                 <w:b w:val="false"/>
                 <w:u w:val="none"/>
@@ -10851,7 +10959,7 @@
               <w:spacing w:after="100" w:before="100" w:line="240"/>
               <w:ind w:left="100" w:right="100" w:firstLine="0" w:firstLineChars="0"/>
               <w:rPr>
-                <w:rFonts w:ascii="Arial" w:hAnsi="Arial" w:eastAsia="Arial" w:cs="Arial"/>
+                <w:rFonts w:ascii="Arial" w:hAnsi="DejaVu Sans" w:eastAsia="DejaVu Sans" w:cs="DejaVu Sans"/>
                 <w:i w:val="false"/>
                 <w:b w:val="false"/>
                 <w:u w:val="none"/>
@@ -10863,7 +10971,7 @@
             </w:pPr>
             <w:r xmlns:w="http://schemas.openxmlformats.org/wordprocessingml/2006/main" xmlns:wp="http://schemas.openxmlformats.org/drawingml/2006/wordprocessingDrawing" xmlns:r="http://schemas.openxmlformats.org/officeDocument/2006/relationships" xmlns:w14="http://schemas.microsoft.com/office/word/2010/wordml">
               <w:rPr>
-                <w:rFonts w:ascii="Arial" w:hAnsi="Arial" w:eastAsia="Arial" w:cs="Arial"/>
+                <w:rFonts w:ascii="Arial" w:hAnsi="DejaVu Sans" w:eastAsia="DejaVu Sans" w:cs="DejaVu Sans"/>
                 <w:i w:val="false"/>
                 <w:b w:val="false"/>
                 <w:u w:val="none"/>
@@ -10905,7 +11013,7 @@
               <w:spacing w:after="100" w:before="100" w:line="240"/>
               <w:ind w:left="100" w:right="100" w:firstLine="0" w:firstLineChars="0"/>
               <w:rPr>
-                <w:rFonts w:ascii="Arial" w:hAnsi="Arial" w:eastAsia="Arial" w:cs="Arial"/>
+                <w:rFonts w:ascii="Arial" w:hAnsi="DejaVu Sans" w:eastAsia="DejaVu Sans" w:cs="DejaVu Sans"/>
                 <w:i w:val="false"/>
                 <w:b w:val="false"/>
                 <w:u w:val="none"/>
@@ -10917,7 +11025,7 @@
             </w:pPr>
             <w:r xmlns:w="http://schemas.openxmlformats.org/wordprocessingml/2006/main" xmlns:wp="http://schemas.openxmlformats.org/drawingml/2006/wordprocessingDrawing" xmlns:r="http://schemas.openxmlformats.org/officeDocument/2006/relationships" xmlns:w14="http://schemas.microsoft.com/office/word/2010/wordml">
               <w:rPr>
-                <w:rFonts w:ascii="Arial" w:hAnsi="Arial" w:eastAsia="Arial" w:cs="Arial"/>
+                <w:rFonts w:ascii="Arial" w:hAnsi="DejaVu Sans" w:eastAsia="DejaVu Sans" w:cs="DejaVu Sans"/>
                 <w:i w:val="false"/>
                 <w:b w:val="false"/>
                 <w:u w:val="none"/>
@@ -10964,7 +11072,7 @@
               <w:spacing w:after="100" w:before="100" w:line="240"/>
               <w:ind w:left="100" w:right="100" w:firstLine="0" w:firstLineChars="0"/>
               <w:rPr>
-                <w:rFonts w:ascii="Arial" w:hAnsi="Arial" w:eastAsia="Arial" w:cs="Arial"/>
+                <w:rFonts w:ascii="Arial" w:hAnsi="DejaVu Sans" w:eastAsia="DejaVu Sans" w:cs="DejaVu Sans"/>
                 <w:i w:val="false"/>
                 <w:b w:val="false"/>
                 <w:u w:val="none"/>
@@ -10976,7 +11084,7 @@
             </w:pPr>
             <w:r xmlns:w="http://schemas.openxmlformats.org/wordprocessingml/2006/main" xmlns:wp="http://schemas.openxmlformats.org/drawingml/2006/wordprocessingDrawing" xmlns:r="http://schemas.openxmlformats.org/officeDocument/2006/relationships" xmlns:w14="http://schemas.microsoft.com/office/word/2010/wordml">
               <w:rPr>
-                <w:rFonts w:ascii="Arial" w:hAnsi="Arial" w:eastAsia="Arial" w:cs="Arial"/>
+                <w:rFonts w:ascii="Arial" w:hAnsi="DejaVu Sans" w:eastAsia="DejaVu Sans" w:cs="DejaVu Sans"/>
                 <w:i w:val="false"/>
                 <w:b w:val="false"/>
                 <w:u w:val="none"/>
@@ -11018,7 +11126,7 @@
               <w:spacing w:after="100" w:before="100" w:line="240"/>
               <w:ind w:left="100" w:right="100" w:firstLine="0" w:firstLineChars="0"/>
               <w:rPr>
-                <w:rFonts w:ascii="Arial" w:hAnsi="Arial" w:eastAsia="Arial" w:cs="Arial"/>
+                <w:rFonts w:ascii="Arial" w:hAnsi="DejaVu Sans" w:eastAsia="DejaVu Sans" w:cs="DejaVu Sans"/>
                 <w:i w:val="false"/>
                 <w:b w:val="false"/>
                 <w:u w:val="none"/>
@@ -11030,7 +11138,7 @@
             </w:pPr>
             <w:r xmlns:w="http://schemas.openxmlformats.org/wordprocessingml/2006/main" xmlns:wp="http://schemas.openxmlformats.org/drawingml/2006/wordprocessingDrawing" xmlns:r="http://schemas.openxmlformats.org/officeDocument/2006/relationships" xmlns:w14="http://schemas.microsoft.com/office/word/2010/wordml">
               <w:rPr>
-                <w:rFonts w:ascii="Arial" w:hAnsi="Arial" w:eastAsia="Arial" w:cs="Arial"/>
+                <w:rFonts w:ascii="Arial" w:hAnsi="DejaVu Sans" w:eastAsia="DejaVu Sans" w:cs="DejaVu Sans"/>
                 <w:i w:val="false"/>
                 <w:b w:val="false"/>
                 <w:u w:val="none"/>
@@ -11072,7 +11180,7 @@
               <w:spacing w:after="100" w:before="100" w:line="240"/>
               <w:ind w:left="100" w:right="100" w:firstLine="0" w:firstLineChars="0"/>
               <w:rPr>
-                <w:rFonts w:ascii="Arial" w:hAnsi="Arial" w:eastAsia="Arial" w:cs="Arial"/>
+                <w:rFonts w:ascii="Arial" w:hAnsi="DejaVu Sans" w:eastAsia="DejaVu Sans" w:cs="DejaVu Sans"/>
                 <w:i w:val="false"/>
                 <w:b w:val="false"/>
                 <w:u w:val="none"/>
@@ -11084,7 +11192,7 @@
             </w:pPr>
             <w:r xmlns:w="http://schemas.openxmlformats.org/wordprocessingml/2006/main" xmlns:wp="http://schemas.openxmlformats.org/drawingml/2006/wordprocessingDrawing" xmlns:r="http://schemas.openxmlformats.org/officeDocument/2006/relationships" xmlns:w14="http://schemas.microsoft.com/office/word/2010/wordml">
               <w:rPr>
-                <w:rFonts w:ascii="Arial" w:hAnsi="Arial" w:eastAsia="Arial" w:cs="Arial"/>
+                <w:rFonts w:ascii="Arial" w:hAnsi="DejaVu Sans" w:eastAsia="DejaVu Sans" w:cs="DejaVu Sans"/>
                 <w:i w:val="false"/>
                 <w:b w:val="false"/>
                 <w:u w:val="none"/>
@@ -11126,7 +11234,7 @@
               <w:spacing w:after="100" w:before="100" w:line="240"/>
               <w:ind w:left="100" w:right="100" w:firstLine="0" w:firstLineChars="0"/>
               <w:rPr>
-                <w:rFonts w:ascii="Arial" w:hAnsi="Arial" w:eastAsia="Arial" w:cs="Arial"/>
+                <w:rFonts w:ascii="Arial" w:hAnsi="DejaVu Sans" w:eastAsia="DejaVu Sans" w:cs="DejaVu Sans"/>
                 <w:i w:val="false"/>
                 <w:b w:val="false"/>
                 <w:u w:val="none"/>
@@ -11138,7 +11246,7 @@
             </w:pPr>
             <w:r xmlns:w="http://schemas.openxmlformats.org/wordprocessingml/2006/main" xmlns:wp="http://schemas.openxmlformats.org/drawingml/2006/wordprocessingDrawing" xmlns:r="http://schemas.openxmlformats.org/officeDocument/2006/relationships" xmlns:w14="http://schemas.microsoft.com/office/word/2010/wordml">
               <w:rPr>
-                <w:rFonts w:ascii="Arial" w:hAnsi="Arial" w:eastAsia="Arial" w:cs="Arial"/>
+                <w:rFonts w:ascii="Arial" w:hAnsi="DejaVu Sans" w:eastAsia="DejaVu Sans" w:cs="DejaVu Sans"/>
                 <w:i w:val="false"/>
                 <w:b w:val="false"/>
                 <w:u w:val="none"/>
@@ -11180,7 +11288,7 @@
               <w:spacing w:after="100" w:before="100" w:line="240"/>
               <w:ind w:left="100" w:right="100" w:firstLine="0" w:firstLineChars="0"/>
               <w:rPr>
-                <w:rFonts w:ascii="Arial" w:hAnsi="Arial" w:eastAsia="Arial" w:cs="Arial"/>
+                <w:rFonts w:ascii="Arial" w:hAnsi="DejaVu Sans" w:eastAsia="DejaVu Sans" w:cs="DejaVu Sans"/>
                 <w:i w:val="false"/>
                 <w:b w:val="false"/>
                 <w:u w:val="none"/>
@@ -11192,7 +11300,7 @@
             </w:pPr>
             <w:r xmlns:w="http://schemas.openxmlformats.org/wordprocessingml/2006/main" xmlns:wp="http://schemas.openxmlformats.org/drawingml/2006/wordprocessingDrawing" xmlns:r="http://schemas.openxmlformats.org/officeDocument/2006/relationships" xmlns:w14="http://schemas.microsoft.com/office/word/2010/wordml">
               <w:rPr>
-                <w:rFonts w:ascii="Arial" w:hAnsi="Arial" w:eastAsia="Arial" w:cs="Arial"/>
+                <w:rFonts w:ascii="Arial" w:hAnsi="DejaVu Sans" w:eastAsia="DejaVu Sans" w:cs="DejaVu Sans"/>
                 <w:i w:val="false"/>
                 <w:b w:val="false"/>
                 <w:u w:val="none"/>
@@ -11208,7 +11316,7 @@
       </w:tr>
       <w:tr>
         <w:trPr>
-          <w:trHeight w:val="614" w:hRule="auto"/>
+          <w:trHeight w:val="616" w:hRule="auto"/>
         </w:trPr>
         <w:tc>
           <w:tcPr>
@@ -11239,7 +11347,7 @@
               <w:spacing w:after="100" w:before="100" w:line="240"/>
               <w:ind w:left="100" w:right="100" w:firstLine="0" w:firstLineChars="0"/>
               <w:rPr>
-                <w:rFonts w:ascii="Arial" w:hAnsi="Arial" w:eastAsia="Arial" w:cs="Arial"/>
+                <w:rFonts w:ascii="Arial" w:hAnsi="DejaVu Sans" w:eastAsia="DejaVu Sans" w:cs="DejaVu Sans"/>
                 <w:i w:val="false"/>
                 <w:b w:val="false"/>
                 <w:u w:val="none"/>
@@ -11251,7 +11359,7 @@
             </w:pPr>
             <w:r xmlns:w="http://schemas.openxmlformats.org/wordprocessingml/2006/main" xmlns:wp="http://schemas.openxmlformats.org/drawingml/2006/wordprocessingDrawing" xmlns:r="http://schemas.openxmlformats.org/officeDocument/2006/relationships" xmlns:w14="http://schemas.microsoft.com/office/word/2010/wordml">
               <w:rPr>
-                <w:rFonts w:ascii="Arial" w:hAnsi="Arial" w:eastAsia="Arial" w:cs="Arial"/>
+                <w:rFonts w:ascii="Arial" w:hAnsi="DejaVu Sans" w:eastAsia="DejaVu Sans" w:cs="DejaVu Sans"/>
                 <w:i w:val="false"/>
                 <w:b w:val="false"/>
                 <w:u w:val="none"/>
@@ -11293,7 +11401,7 @@
               <w:spacing w:after="100" w:before="100" w:line="240"/>
               <w:ind w:left="100" w:right="100" w:firstLine="0" w:firstLineChars="0"/>
               <w:rPr>
-                <w:rFonts w:ascii="Arial" w:hAnsi="Arial" w:eastAsia="Arial" w:cs="Arial"/>
+                <w:rFonts w:ascii="Arial" w:hAnsi="DejaVu Sans" w:eastAsia="DejaVu Sans" w:cs="DejaVu Sans"/>
                 <w:i w:val="false"/>
                 <w:b w:val="false"/>
                 <w:u w:val="none"/>
@@ -11305,7 +11413,7 @@
             </w:pPr>
             <w:r xmlns:w="http://schemas.openxmlformats.org/wordprocessingml/2006/main" xmlns:wp="http://schemas.openxmlformats.org/drawingml/2006/wordprocessingDrawing" xmlns:r="http://schemas.openxmlformats.org/officeDocument/2006/relationships" xmlns:w14="http://schemas.microsoft.com/office/word/2010/wordml">
               <w:rPr>
-                <w:rFonts w:ascii="Arial" w:hAnsi="Arial" w:eastAsia="Arial" w:cs="Arial"/>
+                <w:rFonts w:ascii="Arial" w:hAnsi="DejaVu Sans" w:eastAsia="DejaVu Sans" w:cs="DejaVu Sans"/>
                 <w:i w:val="false"/>
                 <w:b w:val="false"/>
                 <w:u w:val="none"/>
@@ -11347,7 +11455,7 @@
               <w:spacing w:after="100" w:before="100" w:line="240"/>
               <w:ind w:left="100" w:right="100" w:firstLine="0" w:firstLineChars="0"/>
               <w:rPr>
-                <w:rFonts w:ascii="Arial" w:hAnsi="Arial" w:eastAsia="Arial" w:cs="Arial"/>
+                <w:rFonts w:ascii="Arial" w:hAnsi="DejaVu Sans" w:eastAsia="DejaVu Sans" w:cs="DejaVu Sans"/>
                 <w:i w:val="false"/>
                 <w:b w:val="false"/>
                 <w:u w:val="none"/>
@@ -11359,7 +11467,7 @@
             </w:pPr>
             <w:r xmlns:w="http://schemas.openxmlformats.org/wordprocessingml/2006/main" xmlns:wp="http://schemas.openxmlformats.org/drawingml/2006/wordprocessingDrawing" xmlns:r="http://schemas.openxmlformats.org/officeDocument/2006/relationships" xmlns:w14="http://schemas.microsoft.com/office/word/2010/wordml">
               <w:rPr>
-                <w:rFonts w:ascii="Arial" w:hAnsi="Arial" w:eastAsia="Arial" w:cs="Arial"/>
+                <w:rFonts w:ascii="Arial" w:hAnsi="DejaVu Sans" w:eastAsia="DejaVu Sans" w:cs="DejaVu Sans"/>
                 <w:i w:val="false"/>
                 <w:b w:val="false"/>
                 <w:u w:val="none"/>
@@ -11401,7 +11509,7 @@
               <w:spacing w:after="100" w:before="100" w:line="240"/>
               <w:ind w:left="100" w:right="100" w:firstLine="0" w:firstLineChars="0"/>
               <w:rPr>
-                <w:rFonts w:ascii="Arial" w:hAnsi="Arial" w:eastAsia="Arial" w:cs="Arial"/>
+                <w:rFonts w:ascii="Arial" w:hAnsi="DejaVu Sans" w:eastAsia="DejaVu Sans" w:cs="DejaVu Sans"/>
                 <w:i w:val="false"/>
                 <w:b w:val="false"/>
                 <w:u w:val="none"/>
@@ -11413,7 +11521,7 @@
             </w:pPr>
             <w:r xmlns:w="http://schemas.openxmlformats.org/wordprocessingml/2006/main" xmlns:wp="http://schemas.openxmlformats.org/drawingml/2006/wordprocessingDrawing" xmlns:r="http://schemas.openxmlformats.org/officeDocument/2006/relationships" xmlns:w14="http://schemas.microsoft.com/office/word/2010/wordml">
               <w:rPr>
-                <w:rFonts w:ascii="Arial" w:hAnsi="Arial" w:eastAsia="Arial" w:cs="Arial"/>
+                <w:rFonts w:ascii="Arial" w:hAnsi="DejaVu Sans" w:eastAsia="DejaVu Sans" w:cs="DejaVu Sans"/>
                 <w:i w:val="false"/>
                 <w:b w:val="false"/>
                 <w:u w:val="none"/>
@@ -11455,7 +11563,7 @@
               <w:spacing w:after="100" w:before="100" w:line="240"/>
               <w:ind w:left="100" w:right="100" w:firstLine="0" w:firstLineChars="0"/>
               <w:rPr>
-                <w:rFonts w:ascii="Arial" w:hAnsi="Arial" w:eastAsia="Arial" w:cs="Arial"/>
+                <w:rFonts w:ascii="Arial" w:hAnsi="DejaVu Sans" w:eastAsia="DejaVu Sans" w:cs="DejaVu Sans"/>
                 <w:i w:val="false"/>
                 <w:b w:val="false"/>
                 <w:u w:val="none"/>
@@ -11467,7 +11575,7 @@
             </w:pPr>
             <w:r xmlns:w="http://schemas.openxmlformats.org/wordprocessingml/2006/main" xmlns:wp="http://schemas.openxmlformats.org/drawingml/2006/wordprocessingDrawing" xmlns:r="http://schemas.openxmlformats.org/officeDocument/2006/relationships" xmlns:w14="http://schemas.microsoft.com/office/word/2010/wordml">
               <w:rPr>
-                <w:rFonts w:ascii="Arial" w:hAnsi="Arial" w:eastAsia="Arial" w:cs="Arial"/>
+                <w:rFonts w:ascii="Arial" w:hAnsi="DejaVu Sans" w:eastAsia="DejaVu Sans" w:cs="DejaVu Sans"/>
                 <w:i w:val="false"/>
                 <w:b w:val="false"/>
                 <w:u w:val="none"/>
@@ -11514,7 +11622,7 @@
               <w:spacing w:after="100" w:before="100" w:line="240"/>
               <w:ind w:left="100" w:right="100" w:firstLine="0" w:firstLineChars="0"/>
               <w:rPr>
-                <w:rFonts w:ascii="Arial" w:hAnsi="Arial" w:eastAsia="Arial" w:cs="Arial"/>
+                <w:rFonts w:ascii="Arial" w:hAnsi="DejaVu Sans" w:eastAsia="DejaVu Sans" w:cs="DejaVu Sans"/>
                 <w:i w:val="false"/>
                 <w:b w:val="false"/>
                 <w:u w:val="none"/>
@@ -11526,7 +11634,7 @@
             </w:pPr>
             <w:r xmlns:w="http://schemas.openxmlformats.org/wordprocessingml/2006/main" xmlns:wp="http://schemas.openxmlformats.org/drawingml/2006/wordprocessingDrawing" xmlns:r="http://schemas.openxmlformats.org/officeDocument/2006/relationships" xmlns:w14="http://schemas.microsoft.com/office/word/2010/wordml">
               <w:rPr>
-                <w:rFonts w:ascii="Arial" w:hAnsi="Arial" w:eastAsia="Arial" w:cs="Arial"/>
+                <w:rFonts w:ascii="Arial" w:hAnsi="DejaVu Sans" w:eastAsia="DejaVu Sans" w:cs="DejaVu Sans"/>
                 <w:i w:val="false"/>
                 <w:b w:val="false"/>
                 <w:u w:val="none"/>
@@ -11568,7 +11676,7 @@
               <w:spacing w:after="100" w:before="100" w:line="240"/>
               <w:ind w:left="100" w:right="100" w:firstLine="0" w:firstLineChars="0"/>
               <w:rPr>
-                <w:rFonts w:ascii="Arial" w:hAnsi="Arial" w:eastAsia="Arial" w:cs="Arial"/>
+                <w:rFonts w:ascii="Arial" w:hAnsi="DejaVu Sans" w:eastAsia="DejaVu Sans" w:cs="DejaVu Sans"/>
                 <w:i w:val="false"/>
                 <w:b w:val="false"/>
                 <w:u w:val="none"/>
@@ -11580,7 +11688,7 @@
             </w:pPr>
             <w:r xmlns:w="http://schemas.openxmlformats.org/wordprocessingml/2006/main" xmlns:wp="http://schemas.openxmlformats.org/drawingml/2006/wordprocessingDrawing" xmlns:r="http://schemas.openxmlformats.org/officeDocument/2006/relationships" xmlns:w14="http://schemas.microsoft.com/office/word/2010/wordml">
               <w:rPr>
-                <w:rFonts w:ascii="Arial" w:hAnsi="Arial" w:eastAsia="Arial" w:cs="Arial"/>
+                <w:rFonts w:ascii="Arial" w:hAnsi="DejaVu Sans" w:eastAsia="DejaVu Sans" w:cs="DejaVu Sans"/>
                 <w:i w:val="false"/>
                 <w:b w:val="false"/>
                 <w:u w:val="none"/>
@@ -11622,7 +11730,7 @@
               <w:spacing w:after="100" w:before="100" w:line="240"/>
               <w:ind w:left="100" w:right="100" w:firstLine="0" w:firstLineChars="0"/>
               <w:rPr>
-                <w:rFonts w:ascii="Arial" w:hAnsi="Arial" w:eastAsia="Arial" w:cs="Arial"/>
+                <w:rFonts w:ascii="Arial" w:hAnsi="DejaVu Sans" w:eastAsia="DejaVu Sans" w:cs="DejaVu Sans"/>
                 <w:i w:val="false"/>
                 <w:b w:val="false"/>
                 <w:u w:val="none"/>
@@ -11634,7 +11742,7 @@
             </w:pPr>
             <w:r xmlns:w="http://schemas.openxmlformats.org/wordprocessingml/2006/main" xmlns:wp="http://schemas.openxmlformats.org/drawingml/2006/wordprocessingDrawing" xmlns:r="http://schemas.openxmlformats.org/officeDocument/2006/relationships" xmlns:w14="http://schemas.microsoft.com/office/word/2010/wordml">
               <w:rPr>
-                <w:rFonts w:ascii="Arial" w:hAnsi="Arial" w:eastAsia="Arial" w:cs="Arial"/>
+                <w:rFonts w:ascii="Arial" w:hAnsi="DejaVu Sans" w:eastAsia="DejaVu Sans" w:cs="DejaVu Sans"/>
                 <w:i w:val="false"/>
                 <w:b w:val="false"/>
                 <w:u w:val="none"/>
@@ -11676,7 +11784,7 @@
               <w:spacing w:after="100" w:before="100" w:line="240"/>
               <w:ind w:left="100" w:right="100" w:firstLine="0" w:firstLineChars="0"/>
               <w:rPr>
-                <w:rFonts w:ascii="Arial" w:hAnsi="Arial" w:eastAsia="Arial" w:cs="Arial"/>
+                <w:rFonts w:ascii="Arial" w:hAnsi="DejaVu Sans" w:eastAsia="DejaVu Sans" w:cs="DejaVu Sans"/>
                 <w:i w:val="false"/>
                 <w:b w:val="false"/>
                 <w:u w:val="none"/>
@@ -11688,7 +11796,7 @@
             </w:pPr>
             <w:r xmlns:w="http://schemas.openxmlformats.org/wordprocessingml/2006/main" xmlns:wp="http://schemas.openxmlformats.org/drawingml/2006/wordprocessingDrawing" xmlns:r="http://schemas.openxmlformats.org/officeDocument/2006/relationships" xmlns:w14="http://schemas.microsoft.com/office/word/2010/wordml">
               <w:rPr>
-                <w:rFonts w:ascii="Arial" w:hAnsi="Arial" w:eastAsia="Arial" w:cs="Arial"/>
+                <w:rFonts w:ascii="Arial" w:hAnsi="DejaVu Sans" w:eastAsia="DejaVu Sans" w:cs="DejaVu Sans"/>
                 <w:i w:val="false"/>
                 <w:b w:val="false"/>
                 <w:u w:val="none"/>
@@ -11730,7 +11838,7 @@
               <w:spacing w:after="100" w:before="100" w:line="240"/>
               <w:ind w:left="100" w:right="100" w:firstLine="0" w:firstLineChars="0"/>
               <w:rPr>
-                <w:rFonts w:ascii="Arial" w:hAnsi="Arial" w:eastAsia="Arial" w:cs="Arial"/>
+                <w:rFonts w:ascii="Arial" w:hAnsi="DejaVu Sans" w:eastAsia="DejaVu Sans" w:cs="DejaVu Sans"/>
                 <w:i w:val="false"/>
                 <w:b w:val="false"/>
                 <w:u w:val="none"/>
@@ -11742,7 +11850,7 @@
             </w:pPr>
             <w:r xmlns:w="http://schemas.openxmlformats.org/wordprocessingml/2006/main" xmlns:wp="http://schemas.openxmlformats.org/drawingml/2006/wordprocessingDrawing" xmlns:r="http://schemas.openxmlformats.org/officeDocument/2006/relationships" xmlns:w14="http://schemas.microsoft.com/office/word/2010/wordml">
               <w:rPr>
-                <w:rFonts w:ascii="Arial" w:hAnsi="Arial" w:eastAsia="Arial" w:cs="Arial"/>
+                <w:rFonts w:ascii="Arial" w:hAnsi="DejaVu Sans" w:eastAsia="DejaVu Sans" w:cs="DejaVu Sans"/>
                 <w:i w:val="false"/>
                 <w:b w:val="false"/>
                 <w:u w:val="none"/>
@@ -11789,7 +11897,7 @@
               <w:spacing w:after="100" w:before="100" w:line="240"/>
               <w:ind w:left="100" w:right="100" w:firstLine="0" w:firstLineChars="0"/>
               <w:rPr>
-                <w:rFonts w:ascii="Arial" w:hAnsi="Arial" w:eastAsia="Arial" w:cs="Arial"/>
+                <w:rFonts w:ascii="Arial" w:hAnsi="DejaVu Sans" w:eastAsia="DejaVu Sans" w:cs="DejaVu Sans"/>
                 <w:i w:val="false"/>
                 <w:b w:val="false"/>
                 <w:u w:val="none"/>
@@ -11801,7 +11909,7 @@
             </w:pPr>
             <w:r xmlns:w="http://schemas.openxmlformats.org/wordprocessingml/2006/main" xmlns:wp="http://schemas.openxmlformats.org/drawingml/2006/wordprocessingDrawing" xmlns:r="http://schemas.openxmlformats.org/officeDocument/2006/relationships" xmlns:w14="http://schemas.microsoft.com/office/word/2010/wordml">
               <w:rPr>
-                <w:rFonts w:ascii="Arial" w:hAnsi="Arial" w:eastAsia="Arial" w:cs="Arial"/>
+                <w:rFonts w:ascii="Arial" w:hAnsi="DejaVu Sans" w:eastAsia="DejaVu Sans" w:cs="DejaVu Sans"/>
                 <w:i w:val="false"/>
                 <w:b w:val="false"/>
                 <w:u w:val="none"/>
@@ -11843,7 +11951,7 @@
               <w:spacing w:after="100" w:before="100" w:line="240"/>
               <w:ind w:left="100" w:right="100" w:firstLine="0" w:firstLineChars="0"/>
               <w:rPr>
-                <w:rFonts w:ascii="Arial" w:hAnsi="Arial" w:eastAsia="Arial" w:cs="Arial"/>
+                <w:rFonts w:ascii="Arial" w:hAnsi="DejaVu Sans" w:eastAsia="DejaVu Sans" w:cs="DejaVu Sans"/>
                 <w:i w:val="false"/>
                 <w:b w:val="false"/>
                 <w:u w:val="none"/>
@@ -11855,7 +11963,7 @@
             </w:pPr>
             <w:r xmlns:w="http://schemas.openxmlformats.org/wordprocessingml/2006/main" xmlns:wp="http://schemas.openxmlformats.org/drawingml/2006/wordprocessingDrawing" xmlns:r="http://schemas.openxmlformats.org/officeDocument/2006/relationships" xmlns:w14="http://schemas.microsoft.com/office/word/2010/wordml">
               <w:rPr>
-                <w:rFonts w:ascii="Arial" w:hAnsi="Arial" w:eastAsia="Arial" w:cs="Arial"/>
+                <w:rFonts w:ascii="Arial" w:hAnsi="DejaVu Sans" w:eastAsia="DejaVu Sans" w:cs="DejaVu Sans"/>
                 <w:i w:val="false"/>
                 <w:b w:val="false"/>
                 <w:u w:val="none"/>
@@ -11897,7 +12005,7 @@
               <w:spacing w:after="100" w:before="100" w:line="240"/>
               <w:ind w:left="100" w:right="100" w:firstLine="0" w:firstLineChars="0"/>
               <w:rPr>
-                <w:rFonts w:ascii="Arial" w:hAnsi="Arial" w:eastAsia="Arial" w:cs="Arial"/>
+                <w:rFonts w:ascii="Arial" w:hAnsi="DejaVu Sans" w:eastAsia="DejaVu Sans" w:cs="DejaVu Sans"/>
                 <w:i w:val="false"/>
                 <w:b w:val="false"/>
                 <w:u w:val="none"/>
@@ -11909,7 +12017,7 @@
             </w:pPr>
             <w:r xmlns:w="http://schemas.openxmlformats.org/wordprocessingml/2006/main" xmlns:wp="http://schemas.openxmlformats.org/drawingml/2006/wordprocessingDrawing" xmlns:r="http://schemas.openxmlformats.org/officeDocument/2006/relationships" xmlns:w14="http://schemas.microsoft.com/office/word/2010/wordml">
               <w:rPr>
-                <w:rFonts w:ascii="Arial" w:hAnsi="Arial" w:eastAsia="Arial" w:cs="Arial"/>
+                <w:rFonts w:ascii="Arial" w:hAnsi="DejaVu Sans" w:eastAsia="DejaVu Sans" w:cs="DejaVu Sans"/>
                 <w:i w:val="false"/>
                 <w:b w:val="false"/>
                 <w:u w:val="none"/>
@@ -11951,7 +12059,7 @@
               <w:spacing w:after="100" w:before="100" w:line="240"/>
               <w:ind w:left="100" w:right="100" w:firstLine="0" w:firstLineChars="0"/>
               <w:rPr>
-                <w:rFonts w:ascii="Arial" w:hAnsi="Arial" w:eastAsia="Arial" w:cs="Arial"/>
+                <w:rFonts w:ascii="Arial" w:hAnsi="DejaVu Sans" w:eastAsia="DejaVu Sans" w:cs="DejaVu Sans"/>
                 <w:i w:val="false"/>
                 <w:b w:val="false"/>
                 <w:u w:val="none"/>
@@ -11963,7 +12071,7 @@
             </w:pPr>
             <w:r xmlns:w="http://schemas.openxmlformats.org/wordprocessingml/2006/main" xmlns:wp="http://schemas.openxmlformats.org/drawingml/2006/wordprocessingDrawing" xmlns:r="http://schemas.openxmlformats.org/officeDocument/2006/relationships" xmlns:w14="http://schemas.microsoft.com/office/word/2010/wordml">
               <w:rPr>
-                <w:rFonts w:ascii="Arial" w:hAnsi="Arial" w:eastAsia="Arial" w:cs="Arial"/>
+                <w:rFonts w:ascii="Arial" w:hAnsi="DejaVu Sans" w:eastAsia="DejaVu Sans" w:cs="DejaVu Sans"/>
                 <w:i w:val="false"/>
                 <w:b w:val="false"/>
                 <w:u w:val="none"/>
@@ -12005,7 +12113,7 @@
               <w:spacing w:after="100" w:before="100" w:line="240"/>
               <w:ind w:left="100" w:right="100" w:firstLine="0" w:firstLineChars="0"/>
               <w:rPr>
-                <w:rFonts w:ascii="Arial" w:hAnsi="Arial" w:eastAsia="Arial" w:cs="Arial"/>
+                <w:rFonts w:ascii="Arial" w:hAnsi="DejaVu Sans" w:eastAsia="DejaVu Sans" w:cs="DejaVu Sans"/>
                 <w:i w:val="false"/>
                 <w:b w:val="false"/>
                 <w:u w:val="none"/>
@@ -12017,7 +12125,7 @@
             </w:pPr>
             <w:r xmlns:w="http://schemas.openxmlformats.org/wordprocessingml/2006/main" xmlns:wp="http://schemas.openxmlformats.org/drawingml/2006/wordprocessingDrawing" xmlns:r="http://schemas.openxmlformats.org/officeDocument/2006/relationships" xmlns:w14="http://schemas.microsoft.com/office/word/2010/wordml">
               <w:rPr>
-                <w:rFonts w:ascii="Arial" w:hAnsi="Arial" w:eastAsia="Arial" w:cs="Arial"/>
+                <w:rFonts w:ascii="Arial" w:hAnsi="DejaVu Sans" w:eastAsia="DejaVu Sans" w:cs="DejaVu Sans"/>
                 <w:i w:val="false"/>
                 <w:b w:val="false"/>
                 <w:u w:val="none"/>
@@ -12033,7 +12141,7 @@
       </w:tr>
       <w:tr>
         <w:trPr>
-          <w:trHeight w:val="572" w:hRule="auto"/>
+          <w:trHeight w:val="566" w:hRule="auto"/>
         </w:trPr>
         <w:tc>
           <w:tcPr>
@@ -12064,7 +12172,7 @@
               <w:spacing w:after="100" w:before="100" w:line="240"/>
               <w:ind w:left="100" w:right="100" w:firstLine="0" w:firstLineChars="0"/>
               <w:rPr>
-                <w:rFonts w:ascii="Arial" w:hAnsi="Arial" w:eastAsia="Arial" w:cs="Arial"/>
+                <w:rFonts w:ascii="Arial" w:hAnsi="DejaVu Sans" w:eastAsia="DejaVu Sans" w:cs="DejaVu Sans"/>
                 <w:i w:val="false"/>
                 <w:b w:val="false"/>
                 <w:u w:val="none"/>
@@ -12076,7 +12184,7 @@
             </w:pPr>
             <w:r xmlns:w="http://schemas.openxmlformats.org/wordprocessingml/2006/main" xmlns:wp="http://schemas.openxmlformats.org/drawingml/2006/wordprocessingDrawing" xmlns:r="http://schemas.openxmlformats.org/officeDocument/2006/relationships" xmlns:w14="http://schemas.microsoft.com/office/word/2010/wordml">
               <w:rPr>
-                <w:rFonts w:ascii="Arial" w:hAnsi="Arial" w:eastAsia="Arial" w:cs="Arial"/>
+                <w:rFonts w:ascii="Arial" w:hAnsi="DejaVu Sans" w:eastAsia="DejaVu Sans" w:cs="DejaVu Sans"/>
                 <w:i w:val="false"/>
                 <w:b w:val="false"/>
                 <w:u w:val="none"/>
@@ -12118,7 +12226,7 @@
               <w:spacing w:after="100" w:before="100" w:line="240"/>
               <w:ind w:left="100" w:right="100" w:firstLine="0" w:firstLineChars="0"/>
               <w:rPr>
-                <w:rFonts w:ascii="Arial" w:hAnsi="Arial" w:eastAsia="Arial" w:cs="Arial"/>
+                <w:rFonts w:ascii="Arial" w:hAnsi="DejaVu Sans" w:eastAsia="DejaVu Sans" w:cs="DejaVu Sans"/>
                 <w:i w:val="false"/>
                 <w:b w:val="false"/>
                 <w:u w:val="none"/>
@@ -12130,7 +12238,7 @@
             </w:pPr>
             <w:r xmlns:w="http://schemas.openxmlformats.org/wordprocessingml/2006/main" xmlns:wp="http://schemas.openxmlformats.org/drawingml/2006/wordprocessingDrawing" xmlns:r="http://schemas.openxmlformats.org/officeDocument/2006/relationships" xmlns:w14="http://schemas.microsoft.com/office/word/2010/wordml">
               <w:rPr>
-                <w:rFonts w:ascii="Arial" w:hAnsi="Arial" w:eastAsia="Arial" w:cs="Arial"/>
+                <w:rFonts w:ascii="Arial" w:hAnsi="DejaVu Sans" w:eastAsia="DejaVu Sans" w:cs="DejaVu Sans"/>
                 <w:i w:val="false"/>
                 <w:b w:val="false"/>
                 <w:u w:val="none"/>
@@ -12172,7 +12280,7 @@
               <w:spacing w:after="100" w:before="100" w:line="240"/>
               <w:ind w:left="100" w:right="100" w:firstLine="0" w:firstLineChars="0"/>
               <w:rPr>
-                <w:rFonts w:ascii="Arial" w:hAnsi="Arial" w:eastAsia="Arial" w:cs="Arial"/>
+                <w:rFonts w:ascii="Arial" w:hAnsi="DejaVu Sans" w:eastAsia="DejaVu Sans" w:cs="DejaVu Sans"/>
                 <w:i w:val="false"/>
                 <w:b w:val="false"/>
                 <w:u w:val="none"/>
@@ -12184,7 +12292,7 @@
             </w:pPr>
             <w:r xmlns:w="http://schemas.openxmlformats.org/wordprocessingml/2006/main" xmlns:wp="http://schemas.openxmlformats.org/drawingml/2006/wordprocessingDrawing" xmlns:r="http://schemas.openxmlformats.org/officeDocument/2006/relationships" xmlns:w14="http://schemas.microsoft.com/office/word/2010/wordml">
               <w:rPr>
-                <w:rFonts w:ascii="Arial" w:hAnsi="Arial" w:eastAsia="Arial" w:cs="Arial"/>
+                <w:rFonts w:ascii="Arial" w:hAnsi="DejaVu Sans" w:eastAsia="DejaVu Sans" w:cs="DejaVu Sans"/>
                 <w:i w:val="false"/>
                 <w:b w:val="false"/>
                 <w:u w:val="none"/>
@@ -12226,7 +12334,7 @@
               <w:spacing w:after="100" w:before="100" w:line="240"/>
               <w:ind w:left="100" w:right="100" w:firstLine="0" w:firstLineChars="0"/>
               <w:rPr>
-                <w:rFonts w:ascii="Arial" w:hAnsi="Arial" w:eastAsia="Arial" w:cs="Arial"/>
+                <w:rFonts w:ascii="Arial" w:hAnsi="DejaVu Sans" w:eastAsia="DejaVu Sans" w:cs="DejaVu Sans"/>
                 <w:i w:val="false"/>
                 <w:b w:val="false"/>
                 <w:u w:val="none"/>
@@ -12238,7 +12346,7 @@
             </w:pPr>
             <w:r xmlns:w="http://schemas.openxmlformats.org/wordprocessingml/2006/main" xmlns:wp="http://schemas.openxmlformats.org/drawingml/2006/wordprocessingDrawing" xmlns:r="http://schemas.openxmlformats.org/officeDocument/2006/relationships" xmlns:w14="http://schemas.microsoft.com/office/word/2010/wordml">
               <w:rPr>
-                <w:rFonts w:ascii="Arial" w:hAnsi="Arial" w:eastAsia="Arial" w:cs="Arial"/>
+                <w:rFonts w:ascii="Arial" w:hAnsi="DejaVu Sans" w:eastAsia="DejaVu Sans" w:cs="DejaVu Sans"/>
                 <w:i w:val="false"/>
                 <w:b w:val="false"/>
                 <w:u w:val="none"/>
@@ -12280,7 +12388,7 @@
               <w:spacing w:after="100" w:before="100" w:line="240"/>
               <w:ind w:left="100" w:right="100" w:firstLine="0" w:firstLineChars="0"/>
               <w:rPr>
-                <w:rFonts w:ascii="Arial" w:hAnsi="Arial" w:eastAsia="Arial" w:cs="Arial"/>
+                <w:rFonts w:ascii="Arial" w:hAnsi="DejaVu Sans" w:eastAsia="DejaVu Sans" w:cs="DejaVu Sans"/>
                 <w:i w:val="false"/>
                 <w:b w:val="false"/>
                 <w:u w:val="none"/>
@@ -12292,7 +12400,7 @@
             </w:pPr>
             <w:r xmlns:w="http://schemas.openxmlformats.org/wordprocessingml/2006/main" xmlns:wp="http://schemas.openxmlformats.org/drawingml/2006/wordprocessingDrawing" xmlns:r="http://schemas.openxmlformats.org/officeDocument/2006/relationships" xmlns:w14="http://schemas.microsoft.com/office/word/2010/wordml">
               <w:rPr>
-                <w:rFonts w:ascii="Arial" w:hAnsi="Arial" w:eastAsia="Arial" w:cs="Arial"/>
+                <w:rFonts w:ascii="Arial" w:hAnsi="DejaVu Sans" w:eastAsia="DejaVu Sans" w:cs="DejaVu Sans"/>
                 <w:i w:val="false"/>
                 <w:b w:val="false"/>
                 <w:u w:val="none"/>
@@ -12308,7 +12416,7 @@
       </w:tr>
       <w:tr>
         <w:trPr>
-          <w:trHeight w:val="574" w:hRule="auto"/>
+          <w:trHeight w:val="572" w:hRule="auto"/>
         </w:trPr>
         <w:tc>
           <w:tcPr>
@@ -12339,7 +12447,7 @@
               <w:spacing w:after="100" w:before="100" w:line="240"/>
               <w:ind w:left="100" w:right="100" w:firstLine="0" w:firstLineChars="0"/>
               <w:rPr>
-                <w:rFonts w:ascii="Arial" w:hAnsi="Arial" w:eastAsia="Arial" w:cs="Arial"/>
+                <w:rFonts w:ascii="Arial" w:hAnsi="DejaVu Sans" w:eastAsia="DejaVu Sans" w:cs="DejaVu Sans"/>
                 <w:i w:val="false"/>
                 <w:b w:val="false"/>
                 <w:u w:val="none"/>
@@ -12351,7 +12459,7 @@
             </w:pPr>
             <w:r xmlns:w="http://schemas.openxmlformats.org/wordprocessingml/2006/main" xmlns:wp="http://schemas.openxmlformats.org/drawingml/2006/wordprocessingDrawing" xmlns:r="http://schemas.openxmlformats.org/officeDocument/2006/relationships" xmlns:w14="http://schemas.microsoft.com/office/word/2010/wordml">
               <w:rPr>
-                <w:rFonts w:ascii="Arial" w:hAnsi="Arial" w:eastAsia="Arial" w:cs="Arial"/>
+                <w:rFonts w:ascii="Arial" w:hAnsi="DejaVu Sans" w:eastAsia="DejaVu Sans" w:cs="DejaVu Sans"/>
                 <w:i w:val="false"/>
                 <w:b w:val="false"/>
                 <w:u w:val="none"/>
@@ -12393,7 +12501,7 @@
               <w:spacing w:after="100" w:before="100" w:line="240"/>
               <w:ind w:left="100" w:right="100" w:firstLine="0" w:firstLineChars="0"/>
               <w:rPr>
-                <w:rFonts w:ascii="Arial" w:hAnsi="Arial" w:eastAsia="Arial" w:cs="Arial"/>
+                <w:rFonts w:ascii="Arial" w:hAnsi="DejaVu Sans" w:eastAsia="DejaVu Sans" w:cs="DejaVu Sans"/>
                 <w:i w:val="false"/>
                 <w:b w:val="false"/>
                 <w:u w:val="none"/>
@@ -12405,7 +12513,7 @@
             </w:pPr>
             <w:r xmlns:w="http://schemas.openxmlformats.org/wordprocessingml/2006/main" xmlns:wp="http://schemas.openxmlformats.org/drawingml/2006/wordprocessingDrawing" xmlns:r="http://schemas.openxmlformats.org/officeDocument/2006/relationships" xmlns:w14="http://schemas.microsoft.com/office/word/2010/wordml">
               <w:rPr>
-                <w:rFonts w:ascii="Arial" w:hAnsi="Arial" w:eastAsia="Arial" w:cs="Arial"/>
+                <w:rFonts w:ascii="Arial" w:hAnsi="DejaVu Sans" w:eastAsia="DejaVu Sans" w:cs="DejaVu Sans"/>
                 <w:i w:val="false"/>
                 <w:b w:val="false"/>
                 <w:u w:val="none"/>
@@ -12447,7 +12555,7 @@
               <w:spacing w:after="100" w:before="100" w:line="240"/>
               <w:ind w:left="100" w:right="100" w:firstLine="0" w:firstLineChars="0"/>
               <w:rPr>
-                <w:rFonts w:ascii="Arial" w:hAnsi="Arial" w:eastAsia="Arial" w:cs="Arial"/>
+                <w:rFonts w:ascii="Arial" w:hAnsi="DejaVu Sans" w:eastAsia="DejaVu Sans" w:cs="DejaVu Sans"/>
                 <w:i w:val="false"/>
                 <w:b w:val="false"/>
                 <w:u w:val="none"/>
@@ -12459,7 +12567,7 @@
             </w:pPr>
             <w:r xmlns:w="http://schemas.openxmlformats.org/wordprocessingml/2006/main" xmlns:wp="http://schemas.openxmlformats.org/drawingml/2006/wordprocessingDrawing" xmlns:r="http://schemas.openxmlformats.org/officeDocument/2006/relationships" xmlns:w14="http://schemas.microsoft.com/office/word/2010/wordml">
               <w:rPr>
-                <w:rFonts w:ascii="Arial" w:hAnsi="Arial" w:eastAsia="Arial" w:cs="Arial"/>
+                <w:rFonts w:ascii="Arial" w:hAnsi="DejaVu Sans" w:eastAsia="DejaVu Sans" w:cs="DejaVu Sans"/>
                 <w:i w:val="false"/>
                 <w:b w:val="false"/>
                 <w:u w:val="none"/>
@@ -12501,7 +12609,7 @@
               <w:spacing w:after="100" w:before="100" w:line="240"/>
               <w:ind w:left="100" w:right="100" w:firstLine="0" w:firstLineChars="0"/>
               <w:rPr>
-                <w:rFonts w:ascii="Arial" w:hAnsi="Arial" w:eastAsia="Arial" w:cs="Arial"/>
+                <w:rFonts w:ascii="Arial" w:hAnsi="DejaVu Sans" w:eastAsia="DejaVu Sans" w:cs="DejaVu Sans"/>
                 <w:i w:val="false"/>
                 <w:b w:val="false"/>
                 <w:u w:val="none"/>
@@ -12513,7 +12621,7 @@
             </w:pPr>
             <w:r xmlns:w="http://schemas.openxmlformats.org/wordprocessingml/2006/main" xmlns:wp="http://schemas.openxmlformats.org/drawingml/2006/wordprocessingDrawing" xmlns:r="http://schemas.openxmlformats.org/officeDocument/2006/relationships" xmlns:w14="http://schemas.microsoft.com/office/word/2010/wordml">
               <w:rPr>
-                <w:rFonts w:ascii="Arial" w:hAnsi="Arial" w:eastAsia="Arial" w:cs="Arial"/>
+                <w:rFonts w:ascii="Arial" w:hAnsi="DejaVu Sans" w:eastAsia="DejaVu Sans" w:cs="DejaVu Sans"/>
                 <w:i w:val="false"/>
                 <w:b w:val="false"/>
                 <w:u w:val="none"/>
@@ -12555,7 +12663,7 @@
               <w:spacing w:after="100" w:before="100" w:line="240"/>
               <w:ind w:left="100" w:right="100" w:firstLine="0" w:firstLineChars="0"/>
               <w:rPr>
-                <w:rFonts w:ascii="Arial" w:hAnsi="Arial" w:eastAsia="Arial" w:cs="Arial"/>
+                <w:rFonts w:ascii="Arial" w:hAnsi="DejaVu Sans" w:eastAsia="DejaVu Sans" w:cs="DejaVu Sans"/>
                 <w:i w:val="false"/>
                 <w:b w:val="false"/>
                 <w:u w:val="none"/>
@@ -12567,7 +12675,7 @@
             </w:pPr>
             <w:r xmlns:w="http://schemas.openxmlformats.org/wordprocessingml/2006/main" xmlns:wp="http://schemas.openxmlformats.org/drawingml/2006/wordprocessingDrawing" xmlns:r="http://schemas.openxmlformats.org/officeDocument/2006/relationships" xmlns:w14="http://schemas.microsoft.com/office/word/2010/wordml">
               <w:rPr>
-                <w:rFonts w:ascii="Arial" w:hAnsi="Arial" w:eastAsia="Arial" w:cs="Arial"/>
+                <w:rFonts w:ascii="Arial" w:hAnsi="DejaVu Sans" w:eastAsia="DejaVu Sans" w:cs="DejaVu Sans"/>
                 <w:i w:val="false"/>
                 <w:b w:val="false"/>
                 <w:u w:val="none"/>
@@ -12614,7 +12722,7 @@
               <w:spacing w:after="100" w:before="100" w:line="240"/>
               <w:ind w:left="100" w:right="100" w:firstLine="0" w:firstLineChars="0"/>
               <w:rPr>
-                <w:rFonts w:ascii="Arial" w:hAnsi="Arial" w:eastAsia="Arial" w:cs="Arial"/>
+                <w:rFonts w:ascii="Arial" w:hAnsi="DejaVu Sans" w:eastAsia="DejaVu Sans" w:cs="DejaVu Sans"/>
                 <w:i w:val="false"/>
                 <w:b w:val="false"/>
                 <w:u w:val="none"/>
@@ -12626,7 +12734,7 @@
             </w:pPr>
             <w:r xmlns:w="http://schemas.openxmlformats.org/wordprocessingml/2006/main" xmlns:wp="http://schemas.openxmlformats.org/drawingml/2006/wordprocessingDrawing" xmlns:r="http://schemas.openxmlformats.org/officeDocument/2006/relationships" xmlns:w14="http://schemas.microsoft.com/office/word/2010/wordml">
               <w:rPr>
-                <w:rFonts w:ascii="Arial" w:hAnsi="Arial" w:eastAsia="Arial" w:cs="Arial"/>
+                <w:rFonts w:ascii="Arial" w:hAnsi="DejaVu Sans" w:eastAsia="DejaVu Sans" w:cs="DejaVu Sans"/>
                 <w:i w:val="false"/>
                 <w:b w:val="false"/>
                 <w:u w:val="none"/>
@@ -12668,7 +12776,7 @@
               <w:spacing w:after="100" w:before="100" w:line="240"/>
               <w:ind w:left="100" w:right="100" w:firstLine="0" w:firstLineChars="0"/>
               <w:rPr>
-                <w:rFonts w:ascii="Arial" w:hAnsi="Arial" w:eastAsia="Arial" w:cs="Arial"/>
+                <w:rFonts w:ascii="Arial" w:hAnsi="DejaVu Sans" w:eastAsia="DejaVu Sans" w:cs="DejaVu Sans"/>
                 <w:i w:val="false"/>
                 <w:b w:val="false"/>
                 <w:u w:val="none"/>
@@ -12680,7 +12788,7 @@
             </w:pPr>
             <w:r xmlns:w="http://schemas.openxmlformats.org/wordprocessingml/2006/main" xmlns:wp="http://schemas.openxmlformats.org/drawingml/2006/wordprocessingDrawing" xmlns:r="http://schemas.openxmlformats.org/officeDocument/2006/relationships" xmlns:w14="http://schemas.microsoft.com/office/word/2010/wordml">
               <w:rPr>
-                <w:rFonts w:ascii="Arial" w:hAnsi="Arial" w:eastAsia="Arial" w:cs="Arial"/>
+                <w:rFonts w:ascii="Arial" w:hAnsi="DejaVu Sans" w:eastAsia="DejaVu Sans" w:cs="DejaVu Sans"/>
                 <w:i w:val="false"/>
                 <w:b w:val="false"/>
                 <w:u w:val="none"/>
@@ -12722,7 +12830,7 @@
               <w:spacing w:after="100" w:before="100" w:line="240"/>
               <w:ind w:left="100" w:right="100" w:firstLine="0" w:firstLineChars="0"/>
               <w:rPr>
-                <w:rFonts w:ascii="Arial" w:hAnsi="Arial" w:eastAsia="Arial" w:cs="Arial"/>
+                <w:rFonts w:ascii="Arial" w:hAnsi="DejaVu Sans" w:eastAsia="DejaVu Sans" w:cs="DejaVu Sans"/>
                 <w:i w:val="false"/>
                 <w:b w:val="false"/>
                 <w:u w:val="none"/>
@@ -12734,7 +12842,7 @@
             </w:pPr>
             <w:r xmlns:w="http://schemas.openxmlformats.org/wordprocessingml/2006/main" xmlns:wp="http://schemas.openxmlformats.org/drawingml/2006/wordprocessingDrawing" xmlns:r="http://schemas.openxmlformats.org/officeDocument/2006/relationships" xmlns:w14="http://schemas.microsoft.com/office/word/2010/wordml">
               <w:rPr>
-                <w:rFonts w:ascii="Arial" w:hAnsi="Arial" w:eastAsia="Arial" w:cs="Arial"/>
+                <w:rFonts w:ascii="Arial" w:hAnsi="DejaVu Sans" w:eastAsia="DejaVu Sans" w:cs="DejaVu Sans"/>
                 <w:i w:val="false"/>
                 <w:b w:val="false"/>
                 <w:u w:val="none"/>
@@ -12776,7 +12884,7 @@
               <w:spacing w:after="100" w:before="100" w:line="240"/>
               <w:ind w:left="100" w:right="100" w:firstLine="0" w:firstLineChars="0"/>
               <w:rPr>
-                <w:rFonts w:ascii="Arial" w:hAnsi="Arial" w:eastAsia="Arial" w:cs="Arial"/>
+                <w:rFonts w:ascii="Arial" w:hAnsi="DejaVu Sans" w:eastAsia="DejaVu Sans" w:cs="DejaVu Sans"/>
                 <w:i w:val="false"/>
                 <w:b w:val="false"/>
                 <w:u w:val="none"/>
@@ -12788,7 +12896,7 @@
             </w:pPr>
             <w:r xmlns:w="http://schemas.openxmlformats.org/wordprocessingml/2006/main" xmlns:wp="http://schemas.openxmlformats.org/drawingml/2006/wordprocessingDrawing" xmlns:r="http://schemas.openxmlformats.org/officeDocument/2006/relationships" xmlns:w14="http://schemas.microsoft.com/office/word/2010/wordml">
               <w:rPr>
-                <w:rFonts w:ascii="Arial" w:hAnsi="Arial" w:eastAsia="Arial" w:cs="Arial"/>
+                <w:rFonts w:ascii="Arial" w:hAnsi="DejaVu Sans" w:eastAsia="DejaVu Sans" w:cs="DejaVu Sans"/>
                 <w:i w:val="false"/>
                 <w:b w:val="false"/>
                 <w:u w:val="none"/>
@@ -12830,7 +12938,7 @@
               <w:spacing w:after="100" w:before="100" w:line="240"/>
               <w:ind w:left="100" w:right="100" w:firstLine="0" w:firstLineChars="0"/>
               <w:rPr>
-                <w:rFonts w:ascii="Arial" w:hAnsi="Arial" w:eastAsia="Arial" w:cs="Arial"/>
+                <w:rFonts w:ascii="Arial" w:hAnsi="DejaVu Sans" w:eastAsia="DejaVu Sans" w:cs="DejaVu Sans"/>
                 <w:i w:val="false"/>
                 <w:b w:val="false"/>
                 <w:u w:val="none"/>
@@ -12842,7 +12950,7 @@
             </w:pPr>
             <w:r xmlns:w="http://schemas.openxmlformats.org/wordprocessingml/2006/main" xmlns:wp="http://schemas.openxmlformats.org/drawingml/2006/wordprocessingDrawing" xmlns:r="http://schemas.openxmlformats.org/officeDocument/2006/relationships" xmlns:w14="http://schemas.microsoft.com/office/word/2010/wordml">
               <w:rPr>
-                <w:rFonts w:ascii="Arial" w:hAnsi="Arial" w:eastAsia="Arial" w:cs="Arial"/>
+                <w:rFonts w:ascii="Arial" w:hAnsi="DejaVu Sans" w:eastAsia="DejaVu Sans" w:cs="DejaVu Sans"/>
                 <w:i w:val="false"/>
                 <w:b w:val="false"/>
                 <w:u w:val="none"/>
@@ -12889,7 +12997,7 @@
               <w:spacing w:after="100" w:before="100" w:line="240"/>
               <w:ind w:left="100" w:right="100" w:firstLine="0" w:firstLineChars="0"/>
               <w:rPr>
-                <w:rFonts w:ascii="Arial" w:hAnsi="Arial" w:eastAsia="Arial" w:cs="Arial"/>
+                <w:rFonts w:ascii="Arial" w:hAnsi="DejaVu Sans" w:eastAsia="DejaVu Sans" w:cs="DejaVu Sans"/>
                 <w:i w:val="false"/>
                 <w:b w:val="false"/>
                 <w:u w:val="none"/>
@@ -12901,7 +13009,7 @@
             </w:pPr>
             <w:r xmlns:w="http://schemas.openxmlformats.org/wordprocessingml/2006/main" xmlns:wp="http://schemas.openxmlformats.org/drawingml/2006/wordprocessingDrawing" xmlns:r="http://schemas.openxmlformats.org/officeDocument/2006/relationships" xmlns:w14="http://schemas.microsoft.com/office/word/2010/wordml">
               <w:rPr>
-                <w:rFonts w:ascii="Arial" w:hAnsi="Arial" w:eastAsia="Arial" w:cs="Arial"/>
+                <w:rFonts w:ascii="Arial" w:hAnsi="DejaVu Sans" w:eastAsia="DejaVu Sans" w:cs="DejaVu Sans"/>
                 <w:i w:val="false"/>
                 <w:b w:val="false"/>
                 <w:u w:val="none"/>
@@ -12943,7 +13051,7 @@
               <w:spacing w:after="100" w:before="100" w:line="240"/>
               <w:ind w:left="100" w:right="100" w:firstLine="0" w:firstLineChars="0"/>
               <w:rPr>
-                <w:rFonts w:ascii="Arial" w:hAnsi="Arial" w:eastAsia="Arial" w:cs="Arial"/>
+                <w:rFonts w:ascii="Arial" w:hAnsi="DejaVu Sans" w:eastAsia="DejaVu Sans" w:cs="DejaVu Sans"/>
                 <w:i w:val="false"/>
                 <w:b w:val="false"/>
                 <w:u w:val="none"/>
@@ -12955,7 +13063,7 @@
             </w:pPr>
             <w:r xmlns:w="http://schemas.openxmlformats.org/wordprocessingml/2006/main" xmlns:wp="http://schemas.openxmlformats.org/drawingml/2006/wordprocessingDrawing" xmlns:r="http://schemas.openxmlformats.org/officeDocument/2006/relationships" xmlns:w14="http://schemas.microsoft.com/office/word/2010/wordml">
               <w:rPr>
-                <w:rFonts w:ascii="Arial" w:hAnsi="Arial" w:eastAsia="Arial" w:cs="Arial"/>
+                <w:rFonts w:ascii="Arial" w:hAnsi="DejaVu Sans" w:eastAsia="DejaVu Sans" w:cs="DejaVu Sans"/>
                 <w:i w:val="false"/>
                 <w:b w:val="false"/>
                 <w:u w:val="none"/>
@@ -12997,7 +13105,7 @@
               <w:spacing w:after="100" w:before="100" w:line="240"/>
               <w:ind w:left="100" w:right="100" w:firstLine="0" w:firstLineChars="0"/>
               <w:rPr>
-                <w:rFonts w:ascii="Arial" w:hAnsi="Arial" w:eastAsia="Arial" w:cs="Arial"/>
+                <w:rFonts w:ascii="Arial" w:hAnsi="DejaVu Sans" w:eastAsia="DejaVu Sans" w:cs="DejaVu Sans"/>
                 <w:i w:val="false"/>
                 <w:b w:val="false"/>
                 <w:u w:val="none"/>
@@ -13009,7 +13117,7 @@
             </w:pPr>
             <w:r xmlns:w="http://schemas.openxmlformats.org/wordprocessingml/2006/main" xmlns:wp="http://schemas.openxmlformats.org/drawingml/2006/wordprocessingDrawing" xmlns:r="http://schemas.openxmlformats.org/officeDocument/2006/relationships" xmlns:w14="http://schemas.microsoft.com/office/word/2010/wordml">
               <w:rPr>
-                <w:rFonts w:ascii="Arial" w:hAnsi="Arial" w:eastAsia="Arial" w:cs="Arial"/>
+                <w:rFonts w:ascii="Arial" w:hAnsi="DejaVu Sans" w:eastAsia="DejaVu Sans" w:cs="DejaVu Sans"/>
                 <w:i w:val="false"/>
                 <w:b w:val="false"/>
                 <w:u w:val="none"/>
@@ -13051,7 +13159,7 @@
               <w:spacing w:after="100" w:before="100" w:line="240"/>
               <w:ind w:left="100" w:right="100" w:firstLine="0" w:firstLineChars="0"/>
               <w:rPr>
-                <w:rFonts w:ascii="Arial" w:hAnsi="Arial" w:eastAsia="Arial" w:cs="Arial"/>
+                <w:rFonts w:ascii="Arial" w:hAnsi="DejaVu Sans" w:eastAsia="DejaVu Sans" w:cs="DejaVu Sans"/>
                 <w:i w:val="false"/>
                 <w:b w:val="false"/>
                 <w:u w:val="none"/>
@@ -13063,7 +13171,7 @@
             </w:pPr>
             <w:r xmlns:w="http://schemas.openxmlformats.org/wordprocessingml/2006/main" xmlns:wp="http://schemas.openxmlformats.org/drawingml/2006/wordprocessingDrawing" xmlns:r="http://schemas.openxmlformats.org/officeDocument/2006/relationships" xmlns:w14="http://schemas.microsoft.com/office/word/2010/wordml">
               <w:rPr>
-                <w:rFonts w:ascii="Arial" w:hAnsi="Arial" w:eastAsia="Arial" w:cs="Arial"/>
+                <w:rFonts w:ascii="Arial" w:hAnsi="DejaVu Sans" w:eastAsia="DejaVu Sans" w:cs="DejaVu Sans"/>
                 <w:i w:val="false"/>
                 <w:b w:val="false"/>
                 <w:u w:val="none"/>
@@ -13105,7 +13213,7 @@
               <w:spacing w:after="100" w:before="100" w:line="240"/>
               <w:ind w:left="100" w:right="100" w:firstLine="0" w:firstLineChars="0"/>
               <w:rPr>
-                <w:rFonts w:ascii="Arial" w:hAnsi="Arial" w:eastAsia="Arial" w:cs="Arial"/>
+                <w:rFonts w:ascii="Arial" w:hAnsi="DejaVu Sans" w:eastAsia="DejaVu Sans" w:cs="DejaVu Sans"/>
                 <w:i w:val="false"/>
                 <w:b w:val="false"/>
                 <w:u w:val="none"/>
@@ -13117,7 +13225,7 @@
             </w:pPr>
             <w:r xmlns:w="http://schemas.openxmlformats.org/wordprocessingml/2006/main" xmlns:wp="http://schemas.openxmlformats.org/drawingml/2006/wordprocessingDrawing" xmlns:r="http://schemas.openxmlformats.org/officeDocument/2006/relationships" xmlns:w14="http://schemas.microsoft.com/office/word/2010/wordml">
               <w:rPr>
-                <w:rFonts w:ascii="Arial" w:hAnsi="Arial" w:eastAsia="Arial" w:cs="Arial"/>
+                <w:rFonts w:ascii="Arial" w:hAnsi="DejaVu Sans" w:eastAsia="DejaVu Sans" w:cs="DejaVu Sans"/>
                 <w:i w:val="false"/>
                 <w:b w:val="false"/>
                 <w:u w:val="none"/>
@@ -13948,7 +14056,7 @@
       </w:tblGrid>
       <w:tr>
         <w:trPr>
-          <w:trHeight w:val="614" w:hRule="auto"/>
+          <w:trHeight w:val="617" w:hRule="auto"/>
           <w:tblHeader/>
         </w:trPr>
         <w:tc>
@@ -13980,7 +14088,7 @@
               <w:spacing w:after="100" w:before="100" w:line="240"/>
               <w:ind w:left="100" w:right="100" w:firstLine="0" w:firstLineChars="0"/>
               <w:rPr>
-                <w:rFonts w:ascii="Arial" w:hAnsi="Arial" w:eastAsia="Arial" w:cs="Arial"/>
+                <w:rFonts w:ascii="Arial" w:hAnsi="DejaVu Sans" w:eastAsia="DejaVu Sans" w:cs="DejaVu Sans"/>
                 <w:i w:val="false"/>
                 <w:b w:val="true"/>
                 <w:u w:val="none"/>
@@ -13992,7 +14100,7 @@
             </w:pPr>
             <w:r xmlns:w="http://schemas.openxmlformats.org/wordprocessingml/2006/main" xmlns:wp="http://schemas.openxmlformats.org/drawingml/2006/wordprocessingDrawing" xmlns:r="http://schemas.openxmlformats.org/officeDocument/2006/relationships" xmlns:w14="http://schemas.microsoft.com/office/word/2010/wordml">
               <w:rPr>
-                <w:rFonts w:ascii="Arial" w:hAnsi="Arial" w:eastAsia="Arial" w:cs="Arial"/>
+                <w:rFonts w:ascii="Arial" w:hAnsi="DejaVu Sans" w:eastAsia="DejaVu Sans" w:cs="DejaVu Sans"/>
                 <w:i w:val="false"/>
                 <w:b w:val="true"/>
                 <w:u w:val="none"/>
@@ -14034,7 +14142,7 @@
               <w:spacing w:after="100" w:before="100" w:line="240"/>
               <w:ind w:left="100" w:right="100" w:firstLine="0" w:firstLineChars="0"/>
               <w:rPr>
-                <w:rFonts w:ascii="Arial" w:hAnsi="Arial" w:eastAsia="Arial" w:cs="Arial"/>
+                <w:rFonts w:ascii="Arial" w:hAnsi="DejaVu Sans" w:eastAsia="DejaVu Sans" w:cs="DejaVu Sans"/>
                 <w:i w:val="false"/>
                 <w:b w:val="true"/>
                 <w:u w:val="none"/>
@@ -14046,7 +14154,7 @@
             </w:pPr>
             <w:r xmlns:w="http://schemas.openxmlformats.org/wordprocessingml/2006/main" xmlns:wp="http://schemas.openxmlformats.org/drawingml/2006/wordprocessingDrawing" xmlns:r="http://schemas.openxmlformats.org/officeDocument/2006/relationships" xmlns:w14="http://schemas.microsoft.com/office/word/2010/wordml">
               <w:rPr>
-                <w:rFonts w:ascii="Arial" w:hAnsi="Arial" w:eastAsia="Arial" w:cs="Arial"/>
+                <w:rFonts w:ascii="Arial" w:hAnsi="DejaVu Sans" w:eastAsia="DejaVu Sans" w:cs="DejaVu Sans"/>
                 <w:i w:val="false"/>
                 <w:b w:val="true"/>
                 <w:u w:val="none"/>
@@ -14088,7 +14196,7 @@
               <w:spacing w:after="100" w:before="100" w:line="240"/>
               <w:ind w:left="100" w:right="100" w:firstLine="0" w:firstLineChars="0"/>
               <w:rPr>
-                <w:rFonts w:ascii="Arial" w:hAnsi="Arial" w:eastAsia="Arial" w:cs="Arial"/>
+                <w:rFonts w:ascii="Arial" w:hAnsi="DejaVu Sans" w:eastAsia="DejaVu Sans" w:cs="DejaVu Sans"/>
                 <w:i w:val="false"/>
                 <w:b w:val="true"/>
                 <w:u w:val="none"/>
@@ -14100,7 +14208,7 @@
             </w:pPr>
             <w:r xmlns:w="http://schemas.openxmlformats.org/wordprocessingml/2006/main" xmlns:wp="http://schemas.openxmlformats.org/drawingml/2006/wordprocessingDrawing" xmlns:r="http://schemas.openxmlformats.org/officeDocument/2006/relationships" xmlns:w14="http://schemas.microsoft.com/office/word/2010/wordml">
               <w:rPr>
-                <w:rFonts w:ascii="Arial" w:hAnsi="Arial" w:eastAsia="Arial" w:cs="Arial"/>
+                <w:rFonts w:ascii="Arial" w:hAnsi="DejaVu Sans" w:eastAsia="DejaVu Sans" w:cs="DejaVu Sans"/>
                 <w:i w:val="false"/>
                 <w:b w:val="true"/>
                 <w:u w:val="none"/>
@@ -14142,7 +14250,7 @@
               <w:spacing w:after="100" w:before="100" w:line="240"/>
               <w:ind w:left="100" w:right="100" w:firstLine="0" w:firstLineChars="0"/>
               <w:rPr>
-                <w:rFonts w:ascii="Arial" w:hAnsi="Arial" w:eastAsia="Arial" w:cs="Arial"/>
+                <w:rFonts w:ascii="Arial" w:hAnsi="DejaVu Sans" w:eastAsia="DejaVu Sans" w:cs="DejaVu Sans"/>
                 <w:i w:val="false"/>
                 <w:b w:val="true"/>
                 <w:u w:val="none"/>
@@ -14154,7 +14262,7 @@
             </w:pPr>
             <w:r xmlns:w="http://schemas.openxmlformats.org/wordprocessingml/2006/main" xmlns:wp="http://schemas.openxmlformats.org/drawingml/2006/wordprocessingDrawing" xmlns:r="http://schemas.openxmlformats.org/officeDocument/2006/relationships" xmlns:w14="http://schemas.microsoft.com/office/word/2010/wordml">
               <w:rPr>
-                <w:rFonts w:ascii="Arial" w:hAnsi="Arial" w:eastAsia="Arial" w:cs="Arial"/>
+                <w:rFonts w:ascii="Arial" w:hAnsi="DejaVu Sans" w:eastAsia="DejaVu Sans" w:cs="DejaVu Sans"/>
                 <w:i w:val="false"/>
                 <w:b w:val="true"/>
                 <w:u w:val="none"/>
@@ -14196,7 +14304,7 @@
               <w:spacing w:after="100" w:before="100" w:line="240"/>
               <w:ind w:left="100" w:right="100" w:firstLine="0" w:firstLineChars="0"/>
               <w:rPr>
-                <w:rFonts w:ascii="Arial" w:hAnsi="Arial" w:eastAsia="Arial" w:cs="Arial"/>
+                <w:rFonts w:ascii="Arial" w:hAnsi="DejaVu Sans" w:eastAsia="DejaVu Sans" w:cs="DejaVu Sans"/>
                 <w:i w:val="false"/>
                 <w:b w:val="true"/>
                 <w:u w:val="none"/>
@@ -14208,7 +14316,7 @@
             </w:pPr>
             <w:r xmlns:w="http://schemas.openxmlformats.org/wordprocessingml/2006/main" xmlns:wp="http://schemas.openxmlformats.org/drawingml/2006/wordprocessingDrawing" xmlns:r="http://schemas.openxmlformats.org/officeDocument/2006/relationships" xmlns:w14="http://schemas.microsoft.com/office/word/2010/wordml">
               <w:rPr>
-                <w:rFonts w:ascii="Arial" w:hAnsi="Arial" w:eastAsia="Arial" w:cs="Arial"/>
+                <w:rFonts w:ascii="Arial" w:hAnsi="DejaVu Sans" w:eastAsia="DejaVu Sans" w:cs="DejaVu Sans"/>
                 <w:i w:val="false"/>
                 <w:b w:val="true"/>
                 <w:u w:val="none"/>
@@ -14250,7 +14358,7 @@
               <w:spacing w:after="100" w:before="100" w:line="240"/>
               <w:ind w:left="100" w:right="100" w:firstLine="0" w:firstLineChars="0"/>
               <w:rPr>
-                <w:rFonts w:ascii="Arial" w:hAnsi="Arial" w:eastAsia="Arial" w:cs="Arial"/>
+                <w:rFonts w:ascii="Arial" w:hAnsi="DejaVu Sans" w:eastAsia="DejaVu Sans" w:cs="DejaVu Sans"/>
                 <w:i w:val="false"/>
                 <w:b w:val="true"/>
                 <w:u w:val="none"/>
@@ -14262,7 +14370,7 @@
             </w:pPr>
             <w:r xmlns:w="http://schemas.openxmlformats.org/wordprocessingml/2006/main" xmlns:wp="http://schemas.openxmlformats.org/drawingml/2006/wordprocessingDrawing" xmlns:r="http://schemas.openxmlformats.org/officeDocument/2006/relationships" xmlns:w14="http://schemas.microsoft.com/office/word/2010/wordml">
               <w:rPr>
-                <w:rFonts w:ascii="Arial" w:hAnsi="Arial" w:eastAsia="Arial" w:cs="Arial"/>
+                <w:rFonts w:ascii="Arial" w:hAnsi="DejaVu Sans" w:eastAsia="DejaVu Sans" w:cs="DejaVu Sans"/>
                 <w:i w:val="false"/>
                 <w:b w:val="true"/>
                 <w:u w:val="none"/>
@@ -14278,7 +14386,7 @@
       </w:tr>
       <w:tr>
         <w:trPr>
-          <w:trHeight w:val="617" w:hRule="auto"/>
+          <w:trHeight w:val="616" w:hRule="auto"/>
         </w:trPr>
         <w:tc>
           <w:tcPr>
@@ -14309,7 +14417,7 @@
               <w:spacing w:after="100" w:before="100" w:line="240"/>
               <w:ind w:left="100" w:right="100" w:firstLine="0" w:firstLineChars="0"/>
               <w:rPr>
-                <w:rFonts w:ascii="Arial" w:hAnsi="Arial" w:eastAsia="Arial" w:cs="Arial"/>
+                <w:rFonts w:ascii="Arial" w:hAnsi="DejaVu Sans" w:eastAsia="DejaVu Sans" w:cs="DejaVu Sans"/>
                 <w:i w:val="false"/>
                 <w:b w:val="false"/>
                 <w:u w:val="none"/>
@@ -14321,7 +14429,7 @@
             </w:pPr>
             <w:r xmlns:w="http://schemas.openxmlformats.org/wordprocessingml/2006/main" xmlns:wp="http://schemas.openxmlformats.org/drawingml/2006/wordprocessingDrawing" xmlns:r="http://schemas.openxmlformats.org/officeDocument/2006/relationships" xmlns:w14="http://schemas.microsoft.com/office/word/2010/wordml">
               <w:rPr>
-                <w:rFonts w:ascii="Arial" w:hAnsi="Arial" w:eastAsia="Arial" w:cs="Arial"/>
+                <w:rFonts w:ascii="Arial" w:hAnsi="DejaVu Sans" w:eastAsia="DejaVu Sans" w:cs="DejaVu Sans"/>
                 <w:i w:val="false"/>
                 <w:b w:val="false"/>
                 <w:u w:val="none"/>
@@ -14363,7 +14471,7 @@
               <w:spacing w:after="100" w:before="100" w:line="240"/>
               <w:ind w:left="100" w:right="100" w:firstLine="0" w:firstLineChars="0"/>
               <w:rPr>
-                <w:rFonts w:ascii="Arial" w:hAnsi="Arial" w:eastAsia="Arial" w:cs="Arial"/>
+                <w:rFonts w:ascii="Arial" w:hAnsi="DejaVu Sans" w:eastAsia="DejaVu Sans" w:cs="DejaVu Sans"/>
                 <w:i w:val="false"/>
                 <w:b w:val="false"/>
                 <w:u w:val="none"/>
@@ -14375,7 +14483,7 @@
             </w:pPr>
             <w:r xmlns:w="http://schemas.openxmlformats.org/wordprocessingml/2006/main" xmlns:wp="http://schemas.openxmlformats.org/drawingml/2006/wordprocessingDrawing" xmlns:r="http://schemas.openxmlformats.org/officeDocument/2006/relationships" xmlns:w14="http://schemas.microsoft.com/office/word/2010/wordml">
               <w:rPr>
-                <w:rFonts w:ascii="Arial" w:hAnsi="Arial" w:eastAsia="Arial" w:cs="Arial"/>
+                <w:rFonts w:ascii="Arial" w:hAnsi="DejaVu Sans" w:eastAsia="DejaVu Sans" w:cs="DejaVu Sans"/>
                 <w:i w:val="false"/>
                 <w:b w:val="false"/>
                 <w:u w:val="none"/>
@@ -14417,7 +14525,7 @@
               <w:spacing w:after="100" w:before="100" w:line="240"/>
               <w:ind w:left="100" w:right="100" w:firstLine="0" w:firstLineChars="0"/>
               <w:rPr>
-                <w:rFonts w:ascii="Arial" w:hAnsi="Arial" w:eastAsia="Arial" w:cs="Arial"/>
+                <w:rFonts w:ascii="Arial" w:hAnsi="DejaVu Sans" w:eastAsia="DejaVu Sans" w:cs="DejaVu Sans"/>
                 <w:i w:val="false"/>
                 <w:b w:val="false"/>
                 <w:u w:val="none"/>
@@ -14429,7 +14537,7 @@
             </w:pPr>
             <w:r xmlns:w="http://schemas.openxmlformats.org/wordprocessingml/2006/main" xmlns:wp="http://schemas.openxmlformats.org/drawingml/2006/wordprocessingDrawing" xmlns:r="http://schemas.openxmlformats.org/officeDocument/2006/relationships" xmlns:w14="http://schemas.microsoft.com/office/word/2010/wordml">
               <w:rPr>
-                <w:rFonts w:ascii="Arial" w:hAnsi="Arial" w:eastAsia="Arial" w:cs="Arial"/>
+                <w:rFonts w:ascii="Arial" w:hAnsi="DejaVu Sans" w:eastAsia="DejaVu Sans" w:cs="DejaVu Sans"/>
                 <w:i w:val="false"/>
                 <w:b w:val="false"/>
                 <w:u w:val="none"/>
@@ -14471,7 +14579,7 @@
               <w:spacing w:after="100" w:before="100" w:line="240"/>
               <w:ind w:left="100" w:right="100" w:firstLine="0" w:firstLineChars="0"/>
               <w:rPr>
-                <w:rFonts w:ascii="Arial" w:hAnsi="Arial" w:eastAsia="Arial" w:cs="Arial"/>
+                <w:rFonts w:ascii="Arial" w:hAnsi="DejaVu Sans" w:eastAsia="DejaVu Sans" w:cs="DejaVu Sans"/>
                 <w:i w:val="false"/>
                 <w:b w:val="false"/>
                 <w:u w:val="none"/>
@@ -14483,7 +14591,7 @@
             </w:pPr>
             <w:r xmlns:w="http://schemas.openxmlformats.org/wordprocessingml/2006/main" xmlns:wp="http://schemas.openxmlformats.org/drawingml/2006/wordprocessingDrawing" xmlns:r="http://schemas.openxmlformats.org/officeDocument/2006/relationships" xmlns:w14="http://schemas.microsoft.com/office/word/2010/wordml">
               <w:rPr>
-                <w:rFonts w:ascii="Arial" w:hAnsi="Arial" w:eastAsia="Arial" w:cs="Arial"/>
+                <w:rFonts w:ascii="Arial" w:hAnsi="DejaVu Sans" w:eastAsia="DejaVu Sans" w:cs="DejaVu Sans"/>
                 <w:i w:val="false"/>
                 <w:b w:val="false"/>
                 <w:u w:val="none"/>
@@ -14525,7 +14633,7 @@
               <w:spacing w:after="100" w:before="100" w:line="240"/>
               <w:ind w:left="100" w:right="100" w:firstLine="0" w:firstLineChars="0"/>
               <w:rPr>
-                <w:rFonts w:ascii="Arial" w:hAnsi="Arial" w:eastAsia="Arial" w:cs="Arial"/>
+                <w:rFonts w:ascii="Arial" w:hAnsi="DejaVu Sans" w:eastAsia="DejaVu Sans" w:cs="DejaVu Sans"/>
                 <w:i w:val="false"/>
                 <w:b w:val="false"/>
                 <w:u w:val="none"/>
@@ -14537,7 +14645,7 @@
             </w:pPr>
             <w:r xmlns:w="http://schemas.openxmlformats.org/wordprocessingml/2006/main" xmlns:wp="http://schemas.openxmlformats.org/drawingml/2006/wordprocessingDrawing" xmlns:r="http://schemas.openxmlformats.org/officeDocument/2006/relationships" xmlns:w14="http://schemas.microsoft.com/office/word/2010/wordml">
               <w:rPr>
-                <w:rFonts w:ascii="Arial" w:hAnsi="Arial" w:eastAsia="Arial" w:cs="Arial"/>
+                <w:rFonts w:ascii="Arial" w:hAnsi="DejaVu Sans" w:eastAsia="DejaVu Sans" w:cs="DejaVu Sans"/>
                 <w:i w:val="false"/>
                 <w:b w:val="false"/>
                 <w:u w:val="none"/>
@@ -14579,7 +14687,7 @@
               <w:spacing w:after="100" w:before="100" w:line="240"/>
               <w:ind w:left="100" w:right="100" w:firstLine="0" w:firstLineChars="0"/>
               <w:rPr>
-                <w:rFonts w:ascii="Arial" w:hAnsi="Arial" w:eastAsia="Arial" w:cs="Arial"/>
+                <w:rFonts w:ascii="Arial" w:hAnsi="DejaVu Sans" w:eastAsia="DejaVu Sans" w:cs="DejaVu Sans"/>
                 <w:i w:val="false"/>
                 <w:b w:val="false"/>
                 <w:u w:val="none"/>
@@ -14591,7 +14699,7 @@
             </w:pPr>
             <w:r xmlns:w="http://schemas.openxmlformats.org/wordprocessingml/2006/main" xmlns:wp="http://schemas.openxmlformats.org/drawingml/2006/wordprocessingDrawing" xmlns:r="http://schemas.openxmlformats.org/officeDocument/2006/relationships" xmlns:w14="http://schemas.microsoft.com/office/word/2010/wordml">
               <w:rPr>
-                <w:rFonts w:ascii="Arial" w:hAnsi="Arial" w:eastAsia="Arial" w:cs="Arial"/>
+                <w:rFonts w:ascii="Arial" w:hAnsi="DejaVu Sans" w:eastAsia="DejaVu Sans" w:cs="DejaVu Sans"/>
                 <w:i w:val="false"/>
                 <w:b w:val="false"/>
                 <w:u w:val="none"/>
@@ -14607,7 +14715,7 @@
       </w:tr>
       <w:tr>
         <w:trPr>
-          <w:trHeight w:val="617" w:hRule="auto"/>
+          <w:trHeight w:val="616" w:hRule="auto"/>
         </w:trPr>
         <w:tc>
           <w:tcPr>
@@ -14638,7 +14746,7 @@
               <w:spacing w:after="100" w:before="100" w:line="240"/>
               <w:ind w:left="100" w:right="100" w:firstLine="0" w:firstLineChars="0"/>
               <w:rPr>
-                <w:rFonts w:ascii="Arial" w:hAnsi="Arial" w:eastAsia="Arial" w:cs="Arial"/>
+                <w:rFonts w:ascii="Arial" w:hAnsi="DejaVu Sans" w:eastAsia="DejaVu Sans" w:cs="DejaVu Sans"/>
                 <w:i w:val="false"/>
                 <w:b w:val="false"/>
                 <w:u w:val="none"/>
@@ -14650,7 +14758,7 @@
             </w:pPr>
             <w:r xmlns:w="http://schemas.openxmlformats.org/wordprocessingml/2006/main" xmlns:wp="http://schemas.openxmlformats.org/drawingml/2006/wordprocessingDrawing" xmlns:r="http://schemas.openxmlformats.org/officeDocument/2006/relationships" xmlns:w14="http://schemas.microsoft.com/office/word/2010/wordml">
               <w:rPr>
-                <w:rFonts w:ascii="Arial" w:hAnsi="Arial" w:eastAsia="Arial" w:cs="Arial"/>
+                <w:rFonts w:ascii="Arial" w:hAnsi="DejaVu Sans" w:eastAsia="DejaVu Sans" w:cs="DejaVu Sans"/>
                 <w:i w:val="false"/>
                 <w:b w:val="false"/>
                 <w:u w:val="none"/>
@@ -14692,7 +14800,7 @@
               <w:spacing w:after="100" w:before="100" w:line="240"/>
               <w:ind w:left="100" w:right="100" w:firstLine="0" w:firstLineChars="0"/>
               <w:rPr>
-                <w:rFonts w:ascii="Arial" w:hAnsi="Arial" w:eastAsia="Arial" w:cs="Arial"/>
+                <w:rFonts w:ascii="Arial" w:hAnsi="DejaVu Sans" w:eastAsia="DejaVu Sans" w:cs="DejaVu Sans"/>
                 <w:i w:val="false"/>
                 <w:b w:val="false"/>
                 <w:u w:val="none"/>
@@ -14704,7 +14812,7 @@
             </w:pPr>
             <w:r xmlns:w="http://schemas.openxmlformats.org/wordprocessingml/2006/main" xmlns:wp="http://schemas.openxmlformats.org/drawingml/2006/wordprocessingDrawing" xmlns:r="http://schemas.openxmlformats.org/officeDocument/2006/relationships" xmlns:w14="http://schemas.microsoft.com/office/word/2010/wordml">
               <w:rPr>
-                <w:rFonts w:ascii="Arial" w:hAnsi="Arial" w:eastAsia="Arial" w:cs="Arial"/>
+                <w:rFonts w:ascii="Arial" w:hAnsi="DejaVu Sans" w:eastAsia="DejaVu Sans" w:cs="DejaVu Sans"/>
                 <w:i w:val="false"/>
                 <w:b w:val="false"/>
                 <w:u w:val="none"/>
@@ -14746,7 +14854,7 @@
               <w:spacing w:after="100" w:before="100" w:line="240"/>
               <w:ind w:left="100" w:right="100" w:firstLine="0" w:firstLineChars="0"/>
               <w:rPr>
-                <w:rFonts w:ascii="Arial" w:hAnsi="Arial" w:eastAsia="Arial" w:cs="Arial"/>
+                <w:rFonts w:ascii="Arial" w:hAnsi="DejaVu Sans" w:eastAsia="DejaVu Sans" w:cs="DejaVu Sans"/>
                 <w:i w:val="false"/>
                 <w:b w:val="false"/>
                 <w:u w:val="none"/>
@@ -14758,7 +14866,7 @@
             </w:pPr>
             <w:r xmlns:w="http://schemas.openxmlformats.org/wordprocessingml/2006/main" xmlns:wp="http://schemas.openxmlformats.org/drawingml/2006/wordprocessingDrawing" xmlns:r="http://schemas.openxmlformats.org/officeDocument/2006/relationships" xmlns:w14="http://schemas.microsoft.com/office/word/2010/wordml">
               <w:rPr>
-                <w:rFonts w:ascii="Arial" w:hAnsi="Arial" w:eastAsia="Arial" w:cs="Arial"/>
+                <w:rFonts w:ascii="Arial" w:hAnsi="DejaVu Sans" w:eastAsia="DejaVu Sans" w:cs="DejaVu Sans"/>
                 <w:i w:val="false"/>
                 <w:b w:val="false"/>
                 <w:u w:val="none"/>
@@ -14800,7 +14908,7 @@
               <w:spacing w:after="100" w:before="100" w:line="240"/>
               <w:ind w:left="100" w:right="100" w:firstLine="0" w:firstLineChars="0"/>
               <w:rPr>
-                <w:rFonts w:ascii="Arial" w:hAnsi="Arial" w:eastAsia="Arial" w:cs="Arial"/>
+                <w:rFonts w:ascii="Arial" w:hAnsi="DejaVu Sans" w:eastAsia="DejaVu Sans" w:cs="DejaVu Sans"/>
                 <w:i w:val="false"/>
                 <w:b w:val="false"/>
                 <w:u w:val="none"/>
@@ -14812,7 +14920,7 @@
             </w:pPr>
             <w:r xmlns:w="http://schemas.openxmlformats.org/wordprocessingml/2006/main" xmlns:wp="http://schemas.openxmlformats.org/drawingml/2006/wordprocessingDrawing" xmlns:r="http://schemas.openxmlformats.org/officeDocument/2006/relationships" xmlns:w14="http://schemas.microsoft.com/office/word/2010/wordml">
               <w:rPr>
-                <w:rFonts w:ascii="Arial" w:hAnsi="Arial" w:eastAsia="Arial" w:cs="Arial"/>
+                <w:rFonts w:ascii="Arial" w:hAnsi="DejaVu Sans" w:eastAsia="DejaVu Sans" w:cs="DejaVu Sans"/>
                 <w:i w:val="false"/>
                 <w:b w:val="false"/>
                 <w:u w:val="none"/>
@@ -14854,7 +14962,7 @@
               <w:spacing w:after="100" w:before="100" w:line="240"/>
               <w:ind w:left="100" w:right="100" w:firstLine="0" w:firstLineChars="0"/>
               <w:rPr>
-                <w:rFonts w:ascii="Arial" w:hAnsi="Arial" w:eastAsia="Arial" w:cs="Arial"/>
+                <w:rFonts w:ascii="Arial" w:hAnsi="DejaVu Sans" w:eastAsia="DejaVu Sans" w:cs="DejaVu Sans"/>
                 <w:i w:val="false"/>
                 <w:b w:val="false"/>
                 <w:u w:val="none"/>
@@ -14866,7 +14974,7 @@
             </w:pPr>
             <w:r xmlns:w="http://schemas.openxmlformats.org/wordprocessingml/2006/main" xmlns:wp="http://schemas.openxmlformats.org/drawingml/2006/wordprocessingDrawing" xmlns:r="http://schemas.openxmlformats.org/officeDocument/2006/relationships" xmlns:w14="http://schemas.microsoft.com/office/word/2010/wordml">
               <w:rPr>
-                <w:rFonts w:ascii="Arial" w:hAnsi="Arial" w:eastAsia="Arial" w:cs="Arial"/>
+                <w:rFonts w:ascii="Arial" w:hAnsi="DejaVu Sans" w:eastAsia="DejaVu Sans" w:cs="DejaVu Sans"/>
                 <w:i w:val="false"/>
                 <w:b w:val="false"/>
                 <w:u w:val="none"/>
@@ -14908,7 +15016,7 @@
               <w:spacing w:after="100" w:before="100" w:line="240"/>
               <w:ind w:left="100" w:right="100" w:firstLine="0" w:firstLineChars="0"/>
               <w:rPr>
-                <w:rFonts w:ascii="Arial" w:hAnsi="Arial" w:eastAsia="Arial" w:cs="Arial"/>
+                <w:rFonts w:ascii="Arial" w:hAnsi="DejaVu Sans" w:eastAsia="DejaVu Sans" w:cs="DejaVu Sans"/>
                 <w:i w:val="false"/>
                 <w:b w:val="false"/>
                 <w:u w:val="none"/>
@@ -14920,7 +15028,7 @@
             </w:pPr>
             <w:r xmlns:w="http://schemas.openxmlformats.org/wordprocessingml/2006/main" xmlns:wp="http://schemas.openxmlformats.org/drawingml/2006/wordprocessingDrawing" xmlns:r="http://schemas.openxmlformats.org/officeDocument/2006/relationships" xmlns:w14="http://schemas.microsoft.com/office/word/2010/wordml">
               <w:rPr>
-                <w:rFonts w:ascii="Arial" w:hAnsi="Arial" w:eastAsia="Arial" w:cs="Arial"/>
+                <w:rFonts w:ascii="Arial" w:hAnsi="DejaVu Sans" w:eastAsia="DejaVu Sans" w:cs="DejaVu Sans"/>
                 <w:i w:val="false"/>
                 <w:b w:val="false"/>
                 <w:u w:val="none"/>
@@ -14936,7 +15044,7 @@
       </w:tr>
       <w:tr>
         <w:trPr>
-          <w:trHeight w:val="574" w:hRule="auto"/>
+          <w:trHeight w:val="572" w:hRule="auto"/>
         </w:trPr>
         <w:tc>
           <w:tcPr>
@@ -14967,7 +15075,7 @@
               <w:spacing w:after="100" w:before="100" w:line="240"/>
               <w:ind w:left="100" w:right="100" w:firstLine="0" w:firstLineChars="0"/>
               <w:rPr>
-                <w:rFonts w:ascii="Arial" w:hAnsi="Arial" w:eastAsia="Arial" w:cs="Arial"/>
+                <w:rFonts w:ascii="Arial" w:hAnsi="DejaVu Sans" w:eastAsia="DejaVu Sans" w:cs="DejaVu Sans"/>
                 <w:i w:val="false"/>
                 <w:b w:val="false"/>
                 <w:u w:val="none"/>
@@ -14979,7 +15087,7 @@
             </w:pPr>
             <w:r xmlns:w="http://schemas.openxmlformats.org/wordprocessingml/2006/main" xmlns:wp="http://schemas.openxmlformats.org/drawingml/2006/wordprocessingDrawing" xmlns:r="http://schemas.openxmlformats.org/officeDocument/2006/relationships" xmlns:w14="http://schemas.microsoft.com/office/word/2010/wordml">
               <w:rPr>
-                <w:rFonts w:ascii="Arial" w:hAnsi="Arial" w:eastAsia="Arial" w:cs="Arial"/>
+                <w:rFonts w:ascii="Arial" w:hAnsi="DejaVu Sans" w:eastAsia="DejaVu Sans" w:cs="DejaVu Sans"/>
                 <w:i w:val="false"/>
                 <w:b w:val="false"/>
                 <w:u w:val="none"/>
@@ -15021,7 +15129,7 @@
               <w:spacing w:after="100" w:before="100" w:line="240"/>
               <w:ind w:left="100" w:right="100" w:firstLine="0" w:firstLineChars="0"/>
               <w:rPr>
-                <w:rFonts w:ascii="Arial" w:hAnsi="Arial" w:eastAsia="Arial" w:cs="Arial"/>
+                <w:rFonts w:ascii="Arial" w:hAnsi="DejaVu Sans" w:eastAsia="DejaVu Sans" w:cs="DejaVu Sans"/>
                 <w:i w:val="false"/>
                 <w:b w:val="false"/>
                 <w:u w:val="none"/>
@@ -15033,7 +15141,7 @@
             </w:pPr>
             <w:r xmlns:w="http://schemas.openxmlformats.org/wordprocessingml/2006/main" xmlns:wp="http://schemas.openxmlformats.org/drawingml/2006/wordprocessingDrawing" xmlns:r="http://schemas.openxmlformats.org/officeDocument/2006/relationships" xmlns:w14="http://schemas.microsoft.com/office/word/2010/wordml">
               <w:rPr>
-                <w:rFonts w:ascii="Arial" w:hAnsi="Arial" w:eastAsia="Arial" w:cs="Arial"/>
+                <w:rFonts w:ascii="Arial" w:hAnsi="DejaVu Sans" w:eastAsia="DejaVu Sans" w:cs="DejaVu Sans"/>
                 <w:i w:val="false"/>
                 <w:b w:val="false"/>
                 <w:u w:val="none"/>
@@ -15075,7 +15183,7 @@
               <w:spacing w:after="100" w:before="100" w:line="240"/>
               <w:ind w:left="100" w:right="100" w:firstLine="0" w:firstLineChars="0"/>
               <w:rPr>
-                <w:rFonts w:ascii="Arial" w:hAnsi="Arial" w:eastAsia="Arial" w:cs="Arial"/>
+                <w:rFonts w:ascii="Arial" w:hAnsi="DejaVu Sans" w:eastAsia="DejaVu Sans" w:cs="DejaVu Sans"/>
                 <w:i w:val="false"/>
                 <w:b w:val="false"/>
                 <w:u w:val="none"/>
@@ -15087,7 +15195,7 @@
             </w:pPr>
             <w:r xmlns:w="http://schemas.openxmlformats.org/wordprocessingml/2006/main" xmlns:wp="http://schemas.openxmlformats.org/drawingml/2006/wordprocessingDrawing" xmlns:r="http://schemas.openxmlformats.org/officeDocument/2006/relationships" xmlns:w14="http://schemas.microsoft.com/office/word/2010/wordml">
               <w:rPr>
-                <w:rFonts w:ascii="Arial" w:hAnsi="Arial" w:eastAsia="Arial" w:cs="Arial"/>
+                <w:rFonts w:ascii="Arial" w:hAnsi="DejaVu Sans" w:eastAsia="DejaVu Sans" w:cs="DejaVu Sans"/>
                 <w:i w:val="false"/>
                 <w:b w:val="false"/>
                 <w:u w:val="none"/>
@@ -15129,7 +15237,7 @@
               <w:spacing w:after="100" w:before="100" w:line="240"/>
               <w:ind w:left="100" w:right="100" w:firstLine="0" w:firstLineChars="0"/>
               <w:rPr>
-                <w:rFonts w:ascii="Arial" w:hAnsi="Arial" w:eastAsia="Arial" w:cs="Arial"/>
+                <w:rFonts w:ascii="Arial" w:hAnsi="DejaVu Sans" w:eastAsia="DejaVu Sans" w:cs="DejaVu Sans"/>
                 <w:i w:val="false"/>
                 <w:b w:val="false"/>
                 <w:u w:val="none"/>
@@ -15141,7 +15249,7 @@
             </w:pPr>
             <w:r xmlns:w="http://schemas.openxmlformats.org/wordprocessingml/2006/main" xmlns:wp="http://schemas.openxmlformats.org/drawingml/2006/wordprocessingDrawing" xmlns:r="http://schemas.openxmlformats.org/officeDocument/2006/relationships" xmlns:w14="http://schemas.microsoft.com/office/word/2010/wordml">
               <w:rPr>
-                <w:rFonts w:ascii="Arial" w:hAnsi="Arial" w:eastAsia="Arial" w:cs="Arial"/>
+                <w:rFonts w:ascii="Arial" w:hAnsi="DejaVu Sans" w:eastAsia="DejaVu Sans" w:cs="DejaVu Sans"/>
                 <w:i w:val="false"/>
                 <w:b w:val="false"/>
                 <w:u w:val="none"/>
@@ -15183,7 +15291,7 @@
               <w:spacing w:after="100" w:before="100" w:line="240"/>
               <w:ind w:left="100" w:right="100" w:firstLine="0" w:firstLineChars="0"/>
               <w:rPr>
-                <w:rFonts w:ascii="Arial" w:hAnsi="Arial" w:eastAsia="Arial" w:cs="Arial"/>
+                <w:rFonts w:ascii="Arial" w:hAnsi="DejaVu Sans" w:eastAsia="DejaVu Sans" w:cs="DejaVu Sans"/>
                 <w:i w:val="false"/>
                 <w:b w:val="false"/>
                 <w:u w:val="none"/>
@@ -15195,7 +15303,7 @@
             </w:pPr>
             <w:r xmlns:w="http://schemas.openxmlformats.org/wordprocessingml/2006/main" xmlns:wp="http://schemas.openxmlformats.org/drawingml/2006/wordprocessingDrawing" xmlns:r="http://schemas.openxmlformats.org/officeDocument/2006/relationships" xmlns:w14="http://schemas.microsoft.com/office/word/2010/wordml">
               <w:rPr>
-                <w:rFonts w:ascii="Arial" w:hAnsi="Arial" w:eastAsia="Arial" w:cs="Arial"/>
+                <w:rFonts w:ascii="Arial" w:hAnsi="DejaVu Sans" w:eastAsia="DejaVu Sans" w:cs="DejaVu Sans"/>
                 <w:i w:val="false"/>
                 <w:b w:val="false"/>
                 <w:u w:val="none"/>
@@ -15237,7 +15345,7 @@
               <w:spacing w:after="100" w:before="100" w:line="240"/>
               <w:ind w:left="100" w:right="100" w:firstLine="0" w:firstLineChars="0"/>
               <w:rPr>
-                <w:rFonts w:ascii="Arial" w:hAnsi="Arial" w:eastAsia="Arial" w:cs="Arial"/>
+                <w:rFonts w:ascii="Arial" w:hAnsi="DejaVu Sans" w:eastAsia="DejaVu Sans" w:cs="DejaVu Sans"/>
                 <w:i w:val="false"/>
                 <w:b w:val="false"/>
                 <w:u w:val="none"/>
@@ -15249,7 +15357,7 @@
             </w:pPr>
             <w:r xmlns:w="http://schemas.openxmlformats.org/wordprocessingml/2006/main" xmlns:wp="http://schemas.openxmlformats.org/drawingml/2006/wordprocessingDrawing" xmlns:r="http://schemas.openxmlformats.org/officeDocument/2006/relationships" xmlns:w14="http://schemas.microsoft.com/office/word/2010/wordml">
               <w:rPr>
-                <w:rFonts w:ascii="Arial" w:hAnsi="Arial" w:eastAsia="Arial" w:cs="Arial"/>
+                <w:rFonts w:ascii="Arial" w:hAnsi="DejaVu Sans" w:eastAsia="DejaVu Sans" w:cs="DejaVu Sans"/>
                 <w:i w:val="false"/>
                 <w:b w:val="false"/>
                 <w:u w:val="none"/>
@@ -15265,7 +15373,7 @@
       </w:tr>
       <w:tr>
         <w:trPr>
-          <w:trHeight w:val="617" w:hRule="auto"/>
+          <w:trHeight w:val="616" w:hRule="auto"/>
         </w:trPr>
         <w:tc>
           <w:tcPr>
@@ -15296,7 +15404,7 @@
               <w:spacing w:after="100" w:before="100" w:line="240"/>
               <w:ind w:left="100" w:right="100" w:firstLine="0" w:firstLineChars="0"/>
               <w:rPr>
-                <w:rFonts w:ascii="Arial" w:hAnsi="Arial" w:eastAsia="Arial" w:cs="Arial"/>
+                <w:rFonts w:ascii="Arial" w:hAnsi="DejaVu Sans" w:eastAsia="DejaVu Sans" w:cs="DejaVu Sans"/>
                 <w:i w:val="false"/>
                 <w:b w:val="false"/>
                 <w:u w:val="none"/>
@@ -15308,7 +15416,7 @@
             </w:pPr>
             <w:r xmlns:w="http://schemas.openxmlformats.org/wordprocessingml/2006/main" xmlns:wp="http://schemas.openxmlformats.org/drawingml/2006/wordprocessingDrawing" xmlns:r="http://schemas.openxmlformats.org/officeDocument/2006/relationships" xmlns:w14="http://schemas.microsoft.com/office/word/2010/wordml">
               <w:rPr>
-                <w:rFonts w:ascii="Arial" w:hAnsi="Arial" w:eastAsia="Arial" w:cs="Arial"/>
+                <w:rFonts w:ascii="Arial" w:hAnsi="DejaVu Sans" w:eastAsia="DejaVu Sans" w:cs="DejaVu Sans"/>
                 <w:i w:val="false"/>
                 <w:b w:val="false"/>
                 <w:u w:val="none"/>
@@ -15350,7 +15458,7 @@
               <w:spacing w:after="100" w:before="100" w:line="240"/>
               <w:ind w:left="100" w:right="100" w:firstLine="0" w:firstLineChars="0"/>
               <w:rPr>
-                <w:rFonts w:ascii="Arial" w:hAnsi="Arial" w:eastAsia="Arial" w:cs="Arial"/>
+                <w:rFonts w:ascii="Arial" w:hAnsi="DejaVu Sans" w:eastAsia="DejaVu Sans" w:cs="DejaVu Sans"/>
                 <w:i w:val="false"/>
                 <w:b w:val="false"/>
                 <w:u w:val="none"/>
@@ -15362,7 +15470,7 @@
             </w:pPr>
             <w:r xmlns:w="http://schemas.openxmlformats.org/wordprocessingml/2006/main" xmlns:wp="http://schemas.openxmlformats.org/drawingml/2006/wordprocessingDrawing" xmlns:r="http://schemas.openxmlformats.org/officeDocument/2006/relationships" xmlns:w14="http://schemas.microsoft.com/office/word/2010/wordml">
               <w:rPr>
-                <w:rFonts w:ascii="Arial" w:hAnsi="Arial" w:eastAsia="Arial" w:cs="Arial"/>
+                <w:rFonts w:ascii="Arial" w:hAnsi="DejaVu Sans" w:eastAsia="DejaVu Sans" w:cs="DejaVu Sans"/>
                 <w:i w:val="false"/>
                 <w:b w:val="false"/>
                 <w:u w:val="none"/>
@@ -15404,7 +15512,7 @@
               <w:spacing w:after="100" w:before="100" w:line="240"/>
               <w:ind w:left="100" w:right="100" w:firstLine="0" w:firstLineChars="0"/>
               <w:rPr>
-                <w:rFonts w:ascii="Arial" w:hAnsi="Arial" w:eastAsia="Arial" w:cs="Arial"/>
+                <w:rFonts w:ascii="Arial" w:hAnsi="DejaVu Sans" w:eastAsia="DejaVu Sans" w:cs="DejaVu Sans"/>
                 <w:i w:val="false"/>
                 <w:b w:val="false"/>
                 <w:u w:val="none"/>
@@ -15416,7 +15524,7 @@
             </w:pPr>
             <w:r xmlns:w="http://schemas.openxmlformats.org/wordprocessingml/2006/main" xmlns:wp="http://schemas.openxmlformats.org/drawingml/2006/wordprocessingDrawing" xmlns:r="http://schemas.openxmlformats.org/officeDocument/2006/relationships" xmlns:w14="http://schemas.microsoft.com/office/word/2010/wordml">
               <w:rPr>
-                <w:rFonts w:ascii="Arial" w:hAnsi="Arial" w:eastAsia="Arial" w:cs="Arial"/>
+                <w:rFonts w:ascii="Arial" w:hAnsi="DejaVu Sans" w:eastAsia="DejaVu Sans" w:cs="DejaVu Sans"/>
                 <w:i w:val="false"/>
                 <w:b w:val="false"/>
                 <w:u w:val="none"/>
@@ -15458,7 +15566,7 @@
               <w:spacing w:after="100" w:before="100" w:line="240"/>
               <w:ind w:left="100" w:right="100" w:firstLine="0" w:firstLineChars="0"/>
               <w:rPr>
-                <w:rFonts w:ascii="Arial" w:hAnsi="Arial" w:eastAsia="Arial" w:cs="Arial"/>
+                <w:rFonts w:ascii="Arial" w:hAnsi="DejaVu Sans" w:eastAsia="DejaVu Sans" w:cs="DejaVu Sans"/>
                 <w:i w:val="false"/>
                 <w:b w:val="false"/>
                 <w:u w:val="none"/>
@@ -15470,7 +15578,7 @@
             </w:pPr>
             <w:r xmlns:w="http://schemas.openxmlformats.org/wordprocessingml/2006/main" xmlns:wp="http://schemas.openxmlformats.org/drawingml/2006/wordprocessingDrawing" xmlns:r="http://schemas.openxmlformats.org/officeDocument/2006/relationships" xmlns:w14="http://schemas.microsoft.com/office/word/2010/wordml">
               <w:rPr>
-                <w:rFonts w:ascii="Arial" w:hAnsi="Arial" w:eastAsia="Arial" w:cs="Arial"/>
+                <w:rFonts w:ascii="Arial" w:hAnsi="DejaVu Sans" w:eastAsia="DejaVu Sans" w:cs="DejaVu Sans"/>
                 <w:i w:val="false"/>
                 <w:b w:val="false"/>
                 <w:u w:val="none"/>
@@ -15512,7 +15620,7 @@
               <w:spacing w:after="100" w:before="100" w:line="240"/>
               <w:ind w:left="100" w:right="100" w:firstLine="0" w:firstLineChars="0"/>
               <w:rPr>
-                <w:rFonts w:ascii="Arial" w:hAnsi="Arial" w:eastAsia="Arial" w:cs="Arial"/>
+                <w:rFonts w:ascii="Arial" w:hAnsi="DejaVu Sans" w:eastAsia="DejaVu Sans" w:cs="DejaVu Sans"/>
                 <w:i w:val="false"/>
                 <w:b w:val="false"/>
                 <w:u w:val="none"/>
@@ -15524,7 +15632,7 @@
             </w:pPr>
             <w:r xmlns:w="http://schemas.openxmlformats.org/wordprocessingml/2006/main" xmlns:wp="http://schemas.openxmlformats.org/drawingml/2006/wordprocessingDrawing" xmlns:r="http://schemas.openxmlformats.org/officeDocument/2006/relationships" xmlns:w14="http://schemas.microsoft.com/office/word/2010/wordml">
               <w:rPr>
-                <w:rFonts w:ascii="Arial" w:hAnsi="Arial" w:eastAsia="Arial" w:cs="Arial"/>
+                <w:rFonts w:ascii="Arial" w:hAnsi="DejaVu Sans" w:eastAsia="DejaVu Sans" w:cs="DejaVu Sans"/>
                 <w:i w:val="false"/>
                 <w:b w:val="false"/>
                 <w:u w:val="none"/>
@@ -15566,7 +15674,7 @@
               <w:spacing w:after="100" w:before="100" w:line="240"/>
               <w:ind w:left="100" w:right="100" w:firstLine="0" w:firstLineChars="0"/>
               <w:rPr>
-                <w:rFonts w:ascii="Arial" w:hAnsi="Arial" w:eastAsia="Arial" w:cs="Arial"/>
+                <w:rFonts w:ascii="Arial" w:hAnsi="DejaVu Sans" w:eastAsia="DejaVu Sans" w:cs="DejaVu Sans"/>
                 <w:i w:val="false"/>
                 <w:b w:val="false"/>
                 <w:u w:val="none"/>
@@ -15578,7 +15686,7 @@
             </w:pPr>
             <w:r xmlns:w="http://schemas.openxmlformats.org/wordprocessingml/2006/main" xmlns:wp="http://schemas.openxmlformats.org/drawingml/2006/wordprocessingDrawing" xmlns:r="http://schemas.openxmlformats.org/officeDocument/2006/relationships" xmlns:w14="http://schemas.microsoft.com/office/word/2010/wordml">
               <w:rPr>
-                <w:rFonts w:ascii="Arial" w:hAnsi="Arial" w:eastAsia="Arial" w:cs="Arial"/>
+                <w:rFonts w:ascii="Arial" w:hAnsi="DejaVu Sans" w:eastAsia="DejaVu Sans" w:cs="DejaVu Sans"/>
                 <w:i w:val="false"/>
                 <w:b w:val="false"/>
                 <w:u w:val="none"/>
@@ -15594,7 +15702,7 @@
       </w:tr>
       <w:tr>
         <w:trPr>
-          <w:trHeight w:val="617" w:hRule="auto"/>
+          <w:trHeight w:val="616" w:hRule="auto"/>
         </w:trPr>
         <w:tc>
           <w:tcPr>
@@ -15625,7 +15733,7 @@
               <w:spacing w:after="100" w:before="100" w:line="240"/>
               <w:ind w:left="100" w:right="100" w:firstLine="0" w:firstLineChars="0"/>
               <w:rPr>
-                <w:rFonts w:ascii="Arial" w:hAnsi="Arial" w:eastAsia="Arial" w:cs="Arial"/>
+                <w:rFonts w:ascii="Arial" w:hAnsi="DejaVu Sans" w:eastAsia="DejaVu Sans" w:cs="DejaVu Sans"/>
                 <w:i w:val="false"/>
                 <w:b w:val="false"/>
                 <w:u w:val="none"/>
@@ -15637,7 +15745,7 @@
             </w:pPr>
             <w:r xmlns:w="http://schemas.openxmlformats.org/wordprocessingml/2006/main" xmlns:wp="http://schemas.openxmlformats.org/drawingml/2006/wordprocessingDrawing" xmlns:r="http://schemas.openxmlformats.org/officeDocument/2006/relationships" xmlns:w14="http://schemas.microsoft.com/office/word/2010/wordml">
               <w:rPr>
-                <w:rFonts w:ascii="Arial" w:hAnsi="Arial" w:eastAsia="Arial" w:cs="Arial"/>
+                <w:rFonts w:ascii="Arial" w:hAnsi="DejaVu Sans" w:eastAsia="DejaVu Sans" w:cs="DejaVu Sans"/>
                 <w:i w:val="false"/>
                 <w:b w:val="false"/>
                 <w:u w:val="none"/>
@@ -15679,7 +15787,7 @@
               <w:spacing w:after="100" w:before="100" w:line="240"/>
               <w:ind w:left="100" w:right="100" w:firstLine="0" w:firstLineChars="0"/>
               <w:rPr>
-                <w:rFonts w:ascii="Arial" w:hAnsi="Arial" w:eastAsia="Arial" w:cs="Arial"/>
+                <w:rFonts w:ascii="Arial" w:hAnsi="DejaVu Sans" w:eastAsia="DejaVu Sans" w:cs="DejaVu Sans"/>
                 <w:i w:val="false"/>
                 <w:b w:val="false"/>
                 <w:u w:val="none"/>
@@ -15691,7 +15799,7 @@
             </w:pPr>
             <w:r xmlns:w="http://schemas.openxmlformats.org/wordprocessingml/2006/main" xmlns:wp="http://schemas.openxmlformats.org/drawingml/2006/wordprocessingDrawing" xmlns:r="http://schemas.openxmlformats.org/officeDocument/2006/relationships" xmlns:w14="http://schemas.microsoft.com/office/word/2010/wordml">
               <w:rPr>
-                <w:rFonts w:ascii="Arial" w:hAnsi="Arial" w:eastAsia="Arial" w:cs="Arial"/>
+                <w:rFonts w:ascii="Arial" w:hAnsi="DejaVu Sans" w:eastAsia="DejaVu Sans" w:cs="DejaVu Sans"/>
                 <w:i w:val="false"/>
                 <w:b w:val="false"/>
                 <w:u w:val="none"/>
@@ -15733,7 +15841,7 @@
               <w:spacing w:after="100" w:before="100" w:line="240"/>
               <w:ind w:left="100" w:right="100" w:firstLine="0" w:firstLineChars="0"/>
               <w:rPr>
-                <w:rFonts w:ascii="Arial" w:hAnsi="Arial" w:eastAsia="Arial" w:cs="Arial"/>
+                <w:rFonts w:ascii="Arial" w:hAnsi="DejaVu Sans" w:eastAsia="DejaVu Sans" w:cs="DejaVu Sans"/>
                 <w:i w:val="false"/>
                 <w:b w:val="false"/>
                 <w:u w:val="none"/>
@@ -15745,7 +15853,7 @@
             </w:pPr>
             <w:r xmlns:w="http://schemas.openxmlformats.org/wordprocessingml/2006/main" xmlns:wp="http://schemas.openxmlformats.org/drawingml/2006/wordprocessingDrawing" xmlns:r="http://schemas.openxmlformats.org/officeDocument/2006/relationships" xmlns:w14="http://schemas.microsoft.com/office/word/2010/wordml">
               <w:rPr>
-                <w:rFonts w:ascii="Arial" w:hAnsi="Arial" w:eastAsia="Arial" w:cs="Arial"/>
+                <w:rFonts w:ascii="Arial" w:hAnsi="DejaVu Sans" w:eastAsia="DejaVu Sans" w:cs="DejaVu Sans"/>
                 <w:i w:val="false"/>
                 <w:b w:val="false"/>
                 <w:u w:val="none"/>
@@ -15787,7 +15895,7 @@
               <w:spacing w:after="100" w:before="100" w:line="240"/>
               <w:ind w:left="100" w:right="100" w:firstLine="0" w:firstLineChars="0"/>
               <w:rPr>
-                <w:rFonts w:ascii="Arial" w:hAnsi="Arial" w:eastAsia="Arial" w:cs="Arial"/>
+                <w:rFonts w:ascii="Arial" w:hAnsi="DejaVu Sans" w:eastAsia="DejaVu Sans" w:cs="DejaVu Sans"/>
                 <w:i w:val="false"/>
                 <w:b w:val="false"/>
                 <w:u w:val="none"/>
@@ -15799,7 +15907,7 @@
             </w:pPr>
             <w:r xmlns:w="http://schemas.openxmlformats.org/wordprocessingml/2006/main" xmlns:wp="http://schemas.openxmlformats.org/drawingml/2006/wordprocessingDrawing" xmlns:r="http://schemas.openxmlformats.org/officeDocument/2006/relationships" xmlns:w14="http://schemas.microsoft.com/office/word/2010/wordml">
               <w:rPr>
-                <w:rFonts w:ascii="Arial" w:hAnsi="Arial" w:eastAsia="Arial" w:cs="Arial"/>
+                <w:rFonts w:ascii="Arial" w:hAnsi="DejaVu Sans" w:eastAsia="DejaVu Sans" w:cs="DejaVu Sans"/>
                 <w:i w:val="false"/>
                 <w:b w:val="false"/>
                 <w:u w:val="none"/>
@@ -15841,7 +15949,7 @@
               <w:spacing w:after="100" w:before="100" w:line="240"/>
               <w:ind w:left="100" w:right="100" w:firstLine="0" w:firstLineChars="0"/>
               <w:rPr>
-                <w:rFonts w:ascii="Arial" w:hAnsi="Arial" w:eastAsia="Arial" w:cs="Arial"/>
+                <w:rFonts w:ascii="Arial" w:hAnsi="DejaVu Sans" w:eastAsia="DejaVu Sans" w:cs="DejaVu Sans"/>
                 <w:i w:val="false"/>
                 <w:b w:val="false"/>
                 <w:u w:val="none"/>
@@ -15853,7 +15961,7 @@
             </w:pPr>
             <w:r xmlns:w="http://schemas.openxmlformats.org/wordprocessingml/2006/main" xmlns:wp="http://schemas.openxmlformats.org/drawingml/2006/wordprocessingDrawing" xmlns:r="http://schemas.openxmlformats.org/officeDocument/2006/relationships" xmlns:w14="http://schemas.microsoft.com/office/word/2010/wordml">
               <w:rPr>
-                <w:rFonts w:ascii="Arial" w:hAnsi="Arial" w:eastAsia="Arial" w:cs="Arial"/>
+                <w:rFonts w:ascii="Arial" w:hAnsi="DejaVu Sans" w:eastAsia="DejaVu Sans" w:cs="DejaVu Sans"/>
                 <w:i w:val="false"/>
                 <w:b w:val="false"/>
                 <w:u w:val="none"/>
@@ -15895,7 +16003,7 @@
               <w:spacing w:after="100" w:before="100" w:line="240"/>
               <w:ind w:left="100" w:right="100" w:firstLine="0" w:firstLineChars="0"/>
               <w:rPr>
-                <w:rFonts w:ascii="Arial" w:hAnsi="Arial" w:eastAsia="Arial" w:cs="Arial"/>
+                <w:rFonts w:ascii="Arial" w:hAnsi="DejaVu Sans" w:eastAsia="DejaVu Sans" w:cs="DejaVu Sans"/>
                 <w:i w:val="false"/>
                 <w:b w:val="false"/>
                 <w:u w:val="none"/>
@@ -15907,7 +16015,7 @@
             </w:pPr>
             <w:r xmlns:w="http://schemas.openxmlformats.org/wordprocessingml/2006/main" xmlns:wp="http://schemas.openxmlformats.org/drawingml/2006/wordprocessingDrawing" xmlns:r="http://schemas.openxmlformats.org/officeDocument/2006/relationships" xmlns:w14="http://schemas.microsoft.com/office/word/2010/wordml">
               <w:rPr>
-                <w:rFonts w:ascii="Arial" w:hAnsi="Arial" w:eastAsia="Arial" w:cs="Arial"/>
+                <w:rFonts w:ascii="Arial" w:hAnsi="DejaVu Sans" w:eastAsia="DejaVu Sans" w:cs="DejaVu Sans"/>
                 <w:i w:val="false"/>
                 <w:b w:val="false"/>
                 <w:u w:val="none"/>
@@ -15923,7 +16031,7 @@
       </w:tr>
       <w:tr>
         <w:trPr>
-          <w:trHeight w:val="617" w:hRule="auto"/>
+          <w:trHeight w:val="616" w:hRule="auto"/>
         </w:trPr>
         <w:tc>
           <w:tcPr>
@@ -15954,7 +16062,7 @@
               <w:spacing w:after="100" w:before="100" w:line="240"/>
               <w:ind w:left="100" w:right="100" w:firstLine="0" w:firstLineChars="0"/>
               <w:rPr>
-                <w:rFonts w:ascii="Arial" w:hAnsi="Arial" w:eastAsia="Arial" w:cs="Arial"/>
+                <w:rFonts w:ascii="Arial" w:hAnsi="DejaVu Sans" w:eastAsia="DejaVu Sans" w:cs="DejaVu Sans"/>
                 <w:i w:val="false"/>
                 <w:b w:val="false"/>
                 <w:u w:val="none"/>
@@ -15966,7 +16074,7 @@
             </w:pPr>
             <w:r xmlns:w="http://schemas.openxmlformats.org/wordprocessingml/2006/main" xmlns:wp="http://schemas.openxmlformats.org/drawingml/2006/wordprocessingDrawing" xmlns:r="http://schemas.openxmlformats.org/officeDocument/2006/relationships" xmlns:w14="http://schemas.microsoft.com/office/word/2010/wordml">
               <w:rPr>
-                <w:rFonts w:ascii="Arial" w:hAnsi="Arial" w:eastAsia="Arial" w:cs="Arial"/>
+                <w:rFonts w:ascii="Arial" w:hAnsi="DejaVu Sans" w:eastAsia="DejaVu Sans" w:cs="DejaVu Sans"/>
                 <w:i w:val="false"/>
                 <w:b w:val="false"/>
                 <w:u w:val="none"/>
@@ -16008,7 +16116,7 @@
               <w:spacing w:after="100" w:before="100" w:line="240"/>
               <w:ind w:left="100" w:right="100" w:firstLine="0" w:firstLineChars="0"/>
               <w:rPr>
-                <w:rFonts w:ascii="Arial" w:hAnsi="Arial" w:eastAsia="Arial" w:cs="Arial"/>
+                <w:rFonts w:ascii="Arial" w:hAnsi="DejaVu Sans" w:eastAsia="DejaVu Sans" w:cs="DejaVu Sans"/>
                 <w:i w:val="false"/>
                 <w:b w:val="false"/>
                 <w:u w:val="none"/>
@@ -16020,7 +16128,7 @@
             </w:pPr>
             <w:r xmlns:w="http://schemas.openxmlformats.org/wordprocessingml/2006/main" xmlns:wp="http://schemas.openxmlformats.org/drawingml/2006/wordprocessingDrawing" xmlns:r="http://schemas.openxmlformats.org/officeDocument/2006/relationships" xmlns:w14="http://schemas.microsoft.com/office/word/2010/wordml">
               <w:rPr>
-                <w:rFonts w:ascii="Arial" w:hAnsi="Arial" w:eastAsia="Arial" w:cs="Arial"/>
+                <w:rFonts w:ascii="Arial" w:hAnsi="DejaVu Sans" w:eastAsia="DejaVu Sans" w:cs="DejaVu Sans"/>
                 <w:i w:val="false"/>
                 <w:b w:val="false"/>
                 <w:u w:val="none"/>
@@ -16062,7 +16170,7 @@
               <w:spacing w:after="100" w:before="100" w:line="240"/>
               <w:ind w:left="100" w:right="100" w:firstLine="0" w:firstLineChars="0"/>
               <w:rPr>
-                <w:rFonts w:ascii="Arial" w:hAnsi="Arial" w:eastAsia="Arial" w:cs="Arial"/>
+                <w:rFonts w:ascii="Arial" w:hAnsi="DejaVu Sans" w:eastAsia="DejaVu Sans" w:cs="DejaVu Sans"/>
                 <w:i w:val="false"/>
                 <w:b w:val="false"/>
                 <w:u w:val="none"/>
@@ -16074,7 +16182,7 @@
             </w:pPr>
             <w:r xmlns:w="http://schemas.openxmlformats.org/wordprocessingml/2006/main" xmlns:wp="http://schemas.openxmlformats.org/drawingml/2006/wordprocessingDrawing" xmlns:r="http://schemas.openxmlformats.org/officeDocument/2006/relationships" xmlns:w14="http://schemas.microsoft.com/office/word/2010/wordml">
               <w:rPr>
-                <w:rFonts w:ascii="Arial" w:hAnsi="Arial" w:eastAsia="Arial" w:cs="Arial"/>
+                <w:rFonts w:ascii="Arial" w:hAnsi="DejaVu Sans" w:eastAsia="DejaVu Sans" w:cs="DejaVu Sans"/>
                 <w:i w:val="false"/>
                 <w:b w:val="false"/>
                 <w:u w:val="none"/>
@@ -16116,7 +16224,7 @@
               <w:spacing w:after="100" w:before="100" w:line="240"/>
               <w:ind w:left="100" w:right="100" w:firstLine="0" w:firstLineChars="0"/>
               <w:rPr>
-                <w:rFonts w:ascii="Arial" w:hAnsi="Arial" w:eastAsia="Arial" w:cs="Arial"/>
+                <w:rFonts w:ascii="Arial" w:hAnsi="DejaVu Sans" w:eastAsia="DejaVu Sans" w:cs="DejaVu Sans"/>
                 <w:i w:val="false"/>
                 <w:b w:val="false"/>
                 <w:u w:val="none"/>
@@ -16128,7 +16236,7 @@
             </w:pPr>
             <w:r xmlns:w="http://schemas.openxmlformats.org/wordprocessingml/2006/main" xmlns:wp="http://schemas.openxmlformats.org/drawingml/2006/wordprocessingDrawing" xmlns:r="http://schemas.openxmlformats.org/officeDocument/2006/relationships" xmlns:w14="http://schemas.microsoft.com/office/word/2010/wordml">
               <w:rPr>
-                <w:rFonts w:ascii="Arial" w:hAnsi="Arial" w:eastAsia="Arial" w:cs="Arial"/>
+                <w:rFonts w:ascii="Arial" w:hAnsi="DejaVu Sans" w:eastAsia="DejaVu Sans" w:cs="DejaVu Sans"/>
                 <w:i w:val="false"/>
                 <w:b w:val="false"/>
                 <w:u w:val="none"/>
@@ -16170,7 +16278,7 @@
               <w:spacing w:after="100" w:before="100" w:line="240"/>
               <w:ind w:left="100" w:right="100" w:firstLine="0" w:firstLineChars="0"/>
               <w:rPr>
-                <w:rFonts w:ascii="Arial" w:hAnsi="Arial" w:eastAsia="Arial" w:cs="Arial"/>
+                <w:rFonts w:ascii="Arial" w:hAnsi="DejaVu Sans" w:eastAsia="DejaVu Sans" w:cs="DejaVu Sans"/>
                 <w:i w:val="false"/>
                 <w:b w:val="false"/>
                 <w:u w:val="none"/>
@@ -16182,7 +16290,7 @@
             </w:pPr>
             <w:r xmlns:w="http://schemas.openxmlformats.org/wordprocessingml/2006/main" xmlns:wp="http://schemas.openxmlformats.org/drawingml/2006/wordprocessingDrawing" xmlns:r="http://schemas.openxmlformats.org/officeDocument/2006/relationships" xmlns:w14="http://schemas.microsoft.com/office/word/2010/wordml">
               <w:rPr>
-                <w:rFonts w:ascii="Arial" w:hAnsi="Arial" w:eastAsia="Arial" w:cs="Arial"/>
+                <w:rFonts w:ascii="Arial" w:hAnsi="DejaVu Sans" w:eastAsia="DejaVu Sans" w:cs="DejaVu Sans"/>
                 <w:i w:val="false"/>
                 <w:b w:val="false"/>
                 <w:u w:val="none"/>
@@ -16224,7 +16332,7 @@
               <w:spacing w:after="100" w:before="100" w:line="240"/>
               <w:ind w:left="100" w:right="100" w:firstLine="0" w:firstLineChars="0"/>
               <w:rPr>
-                <w:rFonts w:ascii="Arial" w:hAnsi="Arial" w:eastAsia="Arial" w:cs="Arial"/>
+                <w:rFonts w:ascii="Arial" w:hAnsi="DejaVu Sans" w:eastAsia="DejaVu Sans" w:cs="DejaVu Sans"/>
                 <w:i w:val="false"/>
                 <w:b w:val="false"/>
                 <w:u w:val="none"/>
@@ -16236,7 +16344,7 @@
             </w:pPr>
             <w:r xmlns:w="http://schemas.openxmlformats.org/wordprocessingml/2006/main" xmlns:wp="http://schemas.openxmlformats.org/drawingml/2006/wordprocessingDrawing" xmlns:r="http://schemas.openxmlformats.org/officeDocument/2006/relationships" xmlns:w14="http://schemas.microsoft.com/office/word/2010/wordml">
               <w:rPr>
-                <w:rFonts w:ascii="Arial" w:hAnsi="Arial" w:eastAsia="Arial" w:cs="Arial"/>
+                <w:rFonts w:ascii="Arial" w:hAnsi="DejaVu Sans" w:eastAsia="DejaVu Sans" w:cs="DejaVu Sans"/>
                 <w:i w:val="false"/>
                 <w:b w:val="false"/>
                 <w:u w:val="none"/>
@@ -16252,7 +16360,7 @@
       </w:tr>
       <w:tr>
         <w:trPr>
-          <w:trHeight w:val="617" w:hRule="auto"/>
+          <w:trHeight w:val="616" w:hRule="auto"/>
         </w:trPr>
         <w:tc>
           <w:tcPr>
@@ -16283,7 +16391,7 @@
               <w:spacing w:after="100" w:before="100" w:line="240"/>
               <w:ind w:left="100" w:right="100" w:firstLine="0" w:firstLineChars="0"/>
               <w:rPr>
-                <w:rFonts w:ascii="Arial" w:hAnsi="Arial" w:eastAsia="Arial" w:cs="Arial"/>
+                <w:rFonts w:ascii="Arial" w:hAnsi="DejaVu Sans" w:eastAsia="DejaVu Sans" w:cs="DejaVu Sans"/>
                 <w:i w:val="false"/>
                 <w:b w:val="false"/>
                 <w:u w:val="none"/>
@@ -16295,7 +16403,7 @@
             </w:pPr>
             <w:r xmlns:w="http://schemas.openxmlformats.org/wordprocessingml/2006/main" xmlns:wp="http://schemas.openxmlformats.org/drawingml/2006/wordprocessingDrawing" xmlns:r="http://schemas.openxmlformats.org/officeDocument/2006/relationships" xmlns:w14="http://schemas.microsoft.com/office/word/2010/wordml">
               <w:rPr>
-                <w:rFonts w:ascii="Arial" w:hAnsi="Arial" w:eastAsia="Arial" w:cs="Arial"/>
+                <w:rFonts w:ascii="Arial" w:hAnsi="DejaVu Sans" w:eastAsia="DejaVu Sans" w:cs="DejaVu Sans"/>
                 <w:i w:val="false"/>
                 <w:b w:val="false"/>
                 <w:u w:val="none"/>
@@ -16337,7 +16445,7 @@
               <w:spacing w:after="100" w:before="100" w:line="240"/>
               <w:ind w:left="100" w:right="100" w:firstLine="0" w:firstLineChars="0"/>
               <w:rPr>
-                <w:rFonts w:ascii="Arial" w:hAnsi="Arial" w:eastAsia="Arial" w:cs="Arial"/>
+                <w:rFonts w:ascii="Arial" w:hAnsi="DejaVu Sans" w:eastAsia="DejaVu Sans" w:cs="DejaVu Sans"/>
                 <w:i w:val="false"/>
                 <w:b w:val="false"/>
                 <w:u w:val="none"/>
@@ -16349,7 +16457,7 @@
             </w:pPr>
             <w:r xmlns:w="http://schemas.openxmlformats.org/wordprocessingml/2006/main" xmlns:wp="http://schemas.openxmlformats.org/drawingml/2006/wordprocessingDrawing" xmlns:r="http://schemas.openxmlformats.org/officeDocument/2006/relationships" xmlns:w14="http://schemas.microsoft.com/office/word/2010/wordml">
               <w:rPr>
-                <w:rFonts w:ascii="Arial" w:hAnsi="Arial" w:eastAsia="Arial" w:cs="Arial"/>
+                <w:rFonts w:ascii="Arial" w:hAnsi="DejaVu Sans" w:eastAsia="DejaVu Sans" w:cs="DejaVu Sans"/>
                 <w:i w:val="false"/>
                 <w:b w:val="false"/>
                 <w:u w:val="none"/>
@@ -16391,7 +16499,7 @@
               <w:spacing w:after="100" w:before="100" w:line="240"/>
               <w:ind w:left="100" w:right="100" w:firstLine="0" w:firstLineChars="0"/>
               <w:rPr>
-                <w:rFonts w:ascii="Arial" w:hAnsi="Arial" w:eastAsia="Arial" w:cs="Arial"/>
+                <w:rFonts w:ascii="Arial" w:hAnsi="DejaVu Sans" w:eastAsia="DejaVu Sans" w:cs="DejaVu Sans"/>
                 <w:i w:val="false"/>
                 <w:b w:val="false"/>
                 <w:u w:val="none"/>
@@ -16403,7 +16511,7 @@
             </w:pPr>
             <w:r xmlns:w="http://schemas.openxmlformats.org/wordprocessingml/2006/main" xmlns:wp="http://schemas.openxmlformats.org/drawingml/2006/wordprocessingDrawing" xmlns:r="http://schemas.openxmlformats.org/officeDocument/2006/relationships" xmlns:w14="http://schemas.microsoft.com/office/word/2010/wordml">
               <w:rPr>
-                <w:rFonts w:ascii="Arial" w:hAnsi="Arial" w:eastAsia="Arial" w:cs="Arial"/>
+                <w:rFonts w:ascii="Arial" w:hAnsi="DejaVu Sans" w:eastAsia="DejaVu Sans" w:cs="DejaVu Sans"/>
                 <w:i w:val="false"/>
                 <w:b w:val="false"/>
                 <w:u w:val="none"/>
@@ -16445,7 +16553,7 @@
               <w:spacing w:after="100" w:before="100" w:line="240"/>
               <w:ind w:left="100" w:right="100" w:firstLine="0" w:firstLineChars="0"/>
               <w:rPr>
-                <w:rFonts w:ascii="Arial" w:hAnsi="Arial" w:eastAsia="Arial" w:cs="Arial"/>
+                <w:rFonts w:ascii="Arial" w:hAnsi="DejaVu Sans" w:eastAsia="DejaVu Sans" w:cs="DejaVu Sans"/>
                 <w:i w:val="false"/>
                 <w:b w:val="false"/>
                 <w:u w:val="none"/>
@@ -16457,7 +16565,7 @@
             </w:pPr>
             <w:r xmlns:w="http://schemas.openxmlformats.org/wordprocessingml/2006/main" xmlns:wp="http://schemas.openxmlformats.org/drawingml/2006/wordprocessingDrawing" xmlns:r="http://schemas.openxmlformats.org/officeDocument/2006/relationships" xmlns:w14="http://schemas.microsoft.com/office/word/2010/wordml">
               <w:rPr>
-                <w:rFonts w:ascii="Arial" w:hAnsi="Arial" w:eastAsia="Arial" w:cs="Arial"/>
+                <w:rFonts w:ascii="Arial" w:hAnsi="DejaVu Sans" w:eastAsia="DejaVu Sans" w:cs="DejaVu Sans"/>
                 <w:i w:val="false"/>
                 <w:b w:val="false"/>
                 <w:u w:val="none"/>
@@ -16499,7 +16607,7 @@
               <w:spacing w:after="100" w:before="100" w:line="240"/>
               <w:ind w:left="100" w:right="100" w:firstLine="0" w:firstLineChars="0"/>
               <w:rPr>
-                <w:rFonts w:ascii="Arial" w:hAnsi="Arial" w:eastAsia="Arial" w:cs="Arial"/>
+                <w:rFonts w:ascii="Arial" w:hAnsi="DejaVu Sans" w:eastAsia="DejaVu Sans" w:cs="DejaVu Sans"/>
                 <w:i w:val="false"/>
                 <w:b w:val="false"/>
                 <w:u w:val="none"/>
@@ -16511,7 +16619,7 @@
             </w:pPr>
             <w:r xmlns:w="http://schemas.openxmlformats.org/wordprocessingml/2006/main" xmlns:wp="http://schemas.openxmlformats.org/drawingml/2006/wordprocessingDrawing" xmlns:r="http://schemas.openxmlformats.org/officeDocument/2006/relationships" xmlns:w14="http://schemas.microsoft.com/office/word/2010/wordml">
               <w:rPr>
-                <w:rFonts w:ascii="Arial" w:hAnsi="Arial" w:eastAsia="Arial" w:cs="Arial"/>
+                <w:rFonts w:ascii="Arial" w:hAnsi="DejaVu Sans" w:eastAsia="DejaVu Sans" w:cs="DejaVu Sans"/>
                 <w:i w:val="false"/>
                 <w:b w:val="false"/>
                 <w:u w:val="none"/>
@@ -16553,7 +16661,7 @@
               <w:spacing w:after="100" w:before="100" w:line="240"/>
               <w:ind w:left="100" w:right="100" w:firstLine="0" w:firstLineChars="0"/>
               <w:rPr>
-                <w:rFonts w:ascii="Arial" w:hAnsi="Arial" w:eastAsia="Arial" w:cs="Arial"/>
+                <w:rFonts w:ascii="Arial" w:hAnsi="DejaVu Sans" w:eastAsia="DejaVu Sans" w:cs="DejaVu Sans"/>
                 <w:i w:val="false"/>
                 <w:b w:val="false"/>
                 <w:u w:val="none"/>
@@ -16565,7 +16673,7 @@
             </w:pPr>
             <w:r xmlns:w="http://schemas.openxmlformats.org/wordprocessingml/2006/main" xmlns:wp="http://schemas.openxmlformats.org/drawingml/2006/wordprocessingDrawing" xmlns:r="http://schemas.openxmlformats.org/officeDocument/2006/relationships" xmlns:w14="http://schemas.microsoft.com/office/word/2010/wordml">
               <w:rPr>
-                <w:rFonts w:ascii="Arial" w:hAnsi="Arial" w:eastAsia="Arial" w:cs="Arial"/>
+                <w:rFonts w:ascii="Arial" w:hAnsi="DejaVu Sans" w:eastAsia="DejaVu Sans" w:cs="DejaVu Sans"/>
                 <w:i w:val="false"/>
                 <w:b w:val="false"/>
                 <w:u w:val="none"/>
@@ -16581,7 +16689,7 @@
       </w:tr>
       <w:tr>
         <w:trPr>
-          <w:trHeight w:val="617" w:hRule="auto"/>
+          <w:trHeight w:val="616" w:hRule="auto"/>
         </w:trPr>
         <w:tc>
           <w:tcPr>
@@ -16612,7 +16720,7 @@
               <w:spacing w:after="100" w:before="100" w:line="240"/>
               <w:ind w:left="100" w:right="100" w:firstLine="0" w:firstLineChars="0"/>
               <w:rPr>
-                <w:rFonts w:ascii="Arial" w:hAnsi="Arial" w:eastAsia="Arial" w:cs="Arial"/>
+                <w:rFonts w:ascii="Arial" w:hAnsi="DejaVu Sans" w:eastAsia="DejaVu Sans" w:cs="DejaVu Sans"/>
                 <w:i w:val="false"/>
                 <w:b w:val="false"/>
                 <w:u w:val="none"/>
@@ -16624,7 +16732,7 @@
             </w:pPr>
             <w:r xmlns:w="http://schemas.openxmlformats.org/wordprocessingml/2006/main" xmlns:wp="http://schemas.openxmlformats.org/drawingml/2006/wordprocessingDrawing" xmlns:r="http://schemas.openxmlformats.org/officeDocument/2006/relationships" xmlns:w14="http://schemas.microsoft.com/office/word/2010/wordml">
               <w:rPr>
-                <w:rFonts w:ascii="Arial" w:hAnsi="Arial" w:eastAsia="Arial" w:cs="Arial"/>
+                <w:rFonts w:ascii="Arial" w:hAnsi="DejaVu Sans" w:eastAsia="DejaVu Sans" w:cs="DejaVu Sans"/>
                 <w:i w:val="false"/>
                 <w:b w:val="false"/>
                 <w:u w:val="none"/>
@@ -16666,7 +16774,7 @@
               <w:spacing w:after="100" w:before="100" w:line="240"/>
               <w:ind w:left="100" w:right="100" w:firstLine="0" w:firstLineChars="0"/>
               <w:rPr>
-                <w:rFonts w:ascii="Arial" w:hAnsi="Arial" w:eastAsia="Arial" w:cs="Arial"/>
+                <w:rFonts w:ascii="Arial" w:hAnsi="DejaVu Sans" w:eastAsia="DejaVu Sans" w:cs="DejaVu Sans"/>
                 <w:i w:val="false"/>
                 <w:b w:val="false"/>
                 <w:u w:val="none"/>
@@ -16678,7 +16786,7 @@
             </w:pPr>
             <w:r xmlns:w="http://schemas.openxmlformats.org/wordprocessingml/2006/main" xmlns:wp="http://schemas.openxmlformats.org/drawingml/2006/wordprocessingDrawing" xmlns:r="http://schemas.openxmlformats.org/officeDocument/2006/relationships" xmlns:w14="http://schemas.microsoft.com/office/word/2010/wordml">
               <w:rPr>
-                <w:rFonts w:ascii="Arial" w:hAnsi="Arial" w:eastAsia="Arial" w:cs="Arial"/>
+                <w:rFonts w:ascii="Arial" w:hAnsi="DejaVu Sans" w:eastAsia="DejaVu Sans" w:cs="DejaVu Sans"/>
                 <w:i w:val="false"/>
                 <w:b w:val="false"/>
                 <w:u w:val="none"/>
@@ -16720,7 +16828,7 @@
               <w:spacing w:after="100" w:before="100" w:line="240"/>
               <w:ind w:left="100" w:right="100" w:firstLine="0" w:firstLineChars="0"/>
               <w:rPr>
-                <w:rFonts w:ascii="Arial" w:hAnsi="Arial" w:eastAsia="Arial" w:cs="Arial"/>
+                <w:rFonts w:ascii="Arial" w:hAnsi="DejaVu Sans" w:eastAsia="DejaVu Sans" w:cs="DejaVu Sans"/>
                 <w:i w:val="false"/>
                 <w:b w:val="false"/>
                 <w:u w:val="none"/>
@@ -16732,7 +16840,7 @@
             </w:pPr>
             <w:r xmlns:w="http://schemas.openxmlformats.org/wordprocessingml/2006/main" xmlns:wp="http://schemas.openxmlformats.org/drawingml/2006/wordprocessingDrawing" xmlns:r="http://schemas.openxmlformats.org/officeDocument/2006/relationships" xmlns:w14="http://schemas.microsoft.com/office/word/2010/wordml">
               <w:rPr>
-                <w:rFonts w:ascii="Arial" w:hAnsi="Arial" w:eastAsia="Arial" w:cs="Arial"/>
+                <w:rFonts w:ascii="Arial" w:hAnsi="DejaVu Sans" w:eastAsia="DejaVu Sans" w:cs="DejaVu Sans"/>
                 <w:i w:val="false"/>
                 <w:b w:val="false"/>
                 <w:u w:val="none"/>
@@ -16774,7 +16882,7 @@
               <w:spacing w:after="100" w:before="100" w:line="240"/>
               <w:ind w:left="100" w:right="100" w:firstLine="0" w:firstLineChars="0"/>
               <w:rPr>
-                <w:rFonts w:ascii="Arial" w:hAnsi="Arial" w:eastAsia="Arial" w:cs="Arial"/>
+                <w:rFonts w:ascii="Arial" w:hAnsi="DejaVu Sans" w:eastAsia="DejaVu Sans" w:cs="DejaVu Sans"/>
                 <w:i w:val="false"/>
                 <w:b w:val="false"/>
                 <w:u w:val="none"/>
@@ -16786,7 +16894,7 @@
             </w:pPr>
             <w:r xmlns:w="http://schemas.openxmlformats.org/wordprocessingml/2006/main" xmlns:wp="http://schemas.openxmlformats.org/drawingml/2006/wordprocessingDrawing" xmlns:r="http://schemas.openxmlformats.org/officeDocument/2006/relationships" xmlns:w14="http://schemas.microsoft.com/office/word/2010/wordml">
               <w:rPr>
-                <w:rFonts w:ascii="Arial" w:hAnsi="Arial" w:eastAsia="Arial" w:cs="Arial"/>
+                <w:rFonts w:ascii="Arial" w:hAnsi="DejaVu Sans" w:eastAsia="DejaVu Sans" w:cs="DejaVu Sans"/>
                 <w:i w:val="false"/>
                 <w:b w:val="false"/>
                 <w:u w:val="none"/>
@@ -16828,7 +16936,7 @@
               <w:spacing w:after="100" w:before="100" w:line="240"/>
               <w:ind w:left="100" w:right="100" w:firstLine="0" w:firstLineChars="0"/>
               <w:rPr>
-                <w:rFonts w:ascii="Arial" w:hAnsi="Arial" w:eastAsia="Arial" w:cs="Arial"/>
+                <w:rFonts w:ascii="Arial" w:hAnsi="DejaVu Sans" w:eastAsia="DejaVu Sans" w:cs="DejaVu Sans"/>
                 <w:i w:val="false"/>
                 <w:b w:val="false"/>
                 <w:u w:val="none"/>
@@ -16840,7 +16948,7 @@
             </w:pPr>
             <w:r xmlns:w="http://schemas.openxmlformats.org/wordprocessingml/2006/main" xmlns:wp="http://schemas.openxmlformats.org/drawingml/2006/wordprocessingDrawing" xmlns:r="http://schemas.openxmlformats.org/officeDocument/2006/relationships" xmlns:w14="http://schemas.microsoft.com/office/word/2010/wordml">
               <w:rPr>
-                <w:rFonts w:ascii="Arial" w:hAnsi="Arial" w:eastAsia="Arial" w:cs="Arial"/>
+                <w:rFonts w:ascii="Arial" w:hAnsi="DejaVu Sans" w:eastAsia="DejaVu Sans" w:cs="DejaVu Sans"/>
                 <w:i w:val="false"/>
                 <w:b w:val="false"/>
                 <w:u w:val="none"/>
@@ -16882,7 +16990,7 @@
               <w:spacing w:after="100" w:before="100" w:line="240"/>
               <w:ind w:left="100" w:right="100" w:firstLine="0" w:firstLineChars="0"/>
               <w:rPr>
-                <w:rFonts w:ascii="Arial" w:hAnsi="Arial" w:eastAsia="Arial" w:cs="Arial"/>
+                <w:rFonts w:ascii="Arial" w:hAnsi="DejaVu Sans" w:eastAsia="DejaVu Sans" w:cs="DejaVu Sans"/>
                 <w:i w:val="false"/>
                 <w:b w:val="false"/>
                 <w:u w:val="none"/>
@@ -16894,7 +17002,7 @@
             </w:pPr>
             <w:r xmlns:w="http://schemas.openxmlformats.org/wordprocessingml/2006/main" xmlns:wp="http://schemas.openxmlformats.org/drawingml/2006/wordprocessingDrawing" xmlns:r="http://schemas.openxmlformats.org/officeDocument/2006/relationships" xmlns:w14="http://schemas.microsoft.com/office/word/2010/wordml">
               <w:rPr>
-                <w:rFonts w:ascii="Arial" w:hAnsi="Arial" w:eastAsia="Arial" w:cs="Arial"/>
+                <w:rFonts w:ascii="Arial" w:hAnsi="DejaVu Sans" w:eastAsia="DejaVu Sans" w:cs="DejaVu Sans"/>
                 <w:i w:val="false"/>
                 <w:b w:val="false"/>
                 <w:u w:val="none"/>
@@ -16910,7 +17018,7 @@
       </w:tr>
       <w:tr>
         <w:trPr>
-          <w:trHeight w:val="614" w:hRule="auto"/>
+          <w:trHeight w:val="616" w:hRule="auto"/>
         </w:trPr>
         <w:tc>
           <w:tcPr>
@@ -16941,7 +17049,7 @@
               <w:spacing w:after="100" w:before="100" w:line="240"/>
               <w:ind w:left="100" w:right="100" w:firstLine="0" w:firstLineChars="0"/>
               <w:rPr>
-                <w:rFonts w:ascii="Arial" w:hAnsi="Arial" w:eastAsia="Arial" w:cs="Arial"/>
+                <w:rFonts w:ascii="Arial" w:hAnsi="DejaVu Sans" w:eastAsia="DejaVu Sans" w:cs="DejaVu Sans"/>
                 <w:i w:val="false"/>
                 <w:b w:val="false"/>
                 <w:u w:val="none"/>
@@ -16953,7 +17061,7 @@
             </w:pPr>
             <w:r xmlns:w="http://schemas.openxmlformats.org/wordprocessingml/2006/main" xmlns:wp="http://schemas.openxmlformats.org/drawingml/2006/wordprocessingDrawing" xmlns:r="http://schemas.openxmlformats.org/officeDocument/2006/relationships" xmlns:w14="http://schemas.microsoft.com/office/word/2010/wordml">
               <w:rPr>
-                <w:rFonts w:ascii="Arial" w:hAnsi="Arial" w:eastAsia="Arial" w:cs="Arial"/>
+                <w:rFonts w:ascii="Arial" w:hAnsi="DejaVu Sans" w:eastAsia="DejaVu Sans" w:cs="DejaVu Sans"/>
                 <w:i w:val="false"/>
                 <w:b w:val="false"/>
                 <w:u w:val="none"/>
@@ -16995,7 +17103,7 @@
               <w:spacing w:after="100" w:before="100" w:line="240"/>
               <w:ind w:left="100" w:right="100" w:firstLine="0" w:firstLineChars="0"/>
               <w:rPr>
-                <w:rFonts w:ascii="Arial" w:hAnsi="Arial" w:eastAsia="Arial" w:cs="Arial"/>
+                <w:rFonts w:ascii="Arial" w:hAnsi="DejaVu Sans" w:eastAsia="DejaVu Sans" w:cs="DejaVu Sans"/>
                 <w:i w:val="false"/>
                 <w:b w:val="false"/>
                 <w:u w:val="none"/>
@@ -17007,7 +17115,7 @@
             </w:pPr>
             <w:r xmlns:w="http://schemas.openxmlformats.org/wordprocessingml/2006/main" xmlns:wp="http://schemas.openxmlformats.org/drawingml/2006/wordprocessingDrawing" xmlns:r="http://schemas.openxmlformats.org/officeDocument/2006/relationships" xmlns:w14="http://schemas.microsoft.com/office/word/2010/wordml">
               <w:rPr>
-                <w:rFonts w:ascii="Arial" w:hAnsi="Arial" w:eastAsia="Arial" w:cs="Arial"/>
+                <w:rFonts w:ascii="Arial" w:hAnsi="DejaVu Sans" w:eastAsia="DejaVu Sans" w:cs="DejaVu Sans"/>
                 <w:i w:val="false"/>
                 <w:b w:val="false"/>
                 <w:u w:val="none"/>
@@ -17049,7 +17157,7 @@
               <w:spacing w:after="100" w:before="100" w:line="240"/>
               <w:ind w:left="100" w:right="100" w:firstLine="0" w:firstLineChars="0"/>
               <w:rPr>
-                <w:rFonts w:ascii="Arial" w:hAnsi="Arial" w:eastAsia="Arial" w:cs="Arial"/>
+                <w:rFonts w:ascii="Arial" w:hAnsi="DejaVu Sans" w:eastAsia="DejaVu Sans" w:cs="DejaVu Sans"/>
                 <w:i w:val="false"/>
                 <w:b w:val="false"/>
                 <w:u w:val="none"/>
@@ -17061,7 +17169,7 @@
             </w:pPr>
             <w:r xmlns:w="http://schemas.openxmlformats.org/wordprocessingml/2006/main" xmlns:wp="http://schemas.openxmlformats.org/drawingml/2006/wordprocessingDrawing" xmlns:r="http://schemas.openxmlformats.org/officeDocument/2006/relationships" xmlns:w14="http://schemas.microsoft.com/office/word/2010/wordml">
               <w:rPr>
-                <w:rFonts w:ascii="Arial" w:hAnsi="Arial" w:eastAsia="Arial" w:cs="Arial"/>
+                <w:rFonts w:ascii="Arial" w:hAnsi="DejaVu Sans" w:eastAsia="DejaVu Sans" w:cs="DejaVu Sans"/>
                 <w:i w:val="false"/>
                 <w:b w:val="false"/>
                 <w:u w:val="none"/>
@@ -17103,7 +17211,7 @@
               <w:spacing w:after="100" w:before="100" w:line="240"/>
               <w:ind w:left="100" w:right="100" w:firstLine="0" w:firstLineChars="0"/>
               <w:rPr>
-                <w:rFonts w:ascii="Arial" w:hAnsi="Arial" w:eastAsia="Arial" w:cs="Arial"/>
+                <w:rFonts w:ascii="Arial" w:hAnsi="DejaVu Sans" w:eastAsia="DejaVu Sans" w:cs="DejaVu Sans"/>
                 <w:i w:val="false"/>
                 <w:b w:val="false"/>
                 <w:u w:val="none"/>
@@ -17115,7 +17223,7 @@
             </w:pPr>
             <w:r xmlns:w="http://schemas.openxmlformats.org/wordprocessingml/2006/main" xmlns:wp="http://schemas.openxmlformats.org/drawingml/2006/wordprocessingDrawing" xmlns:r="http://schemas.openxmlformats.org/officeDocument/2006/relationships" xmlns:w14="http://schemas.microsoft.com/office/word/2010/wordml">
               <w:rPr>
-                <w:rFonts w:ascii="Arial" w:hAnsi="Arial" w:eastAsia="Arial" w:cs="Arial"/>
+                <w:rFonts w:ascii="Arial" w:hAnsi="DejaVu Sans" w:eastAsia="DejaVu Sans" w:cs="DejaVu Sans"/>
                 <w:i w:val="false"/>
                 <w:b w:val="false"/>
                 <w:u w:val="none"/>
@@ -17157,7 +17265,7 @@
               <w:spacing w:after="100" w:before="100" w:line="240"/>
               <w:ind w:left="100" w:right="100" w:firstLine="0" w:firstLineChars="0"/>
               <w:rPr>
-                <w:rFonts w:ascii="Arial" w:hAnsi="Arial" w:eastAsia="Arial" w:cs="Arial"/>
+                <w:rFonts w:ascii="Arial" w:hAnsi="DejaVu Sans" w:eastAsia="DejaVu Sans" w:cs="DejaVu Sans"/>
                 <w:i w:val="false"/>
                 <w:b w:val="false"/>
                 <w:u w:val="none"/>
@@ -17169,7 +17277,7 @@
             </w:pPr>
             <w:r xmlns:w="http://schemas.openxmlformats.org/wordprocessingml/2006/main" xmlns:wp="http://schemas.openxmlformats.org/drawingml/2006/wordprocessingDrawing" xmlns:r="http://schemas.openxmlformats.org/officeDocument/2006/relationships" xmlns:w14="http://schemas.microsoft.com/office/word/2010/wordml">
               <w:rPr>
-                <w:rFonts w:ascii="Arial" w:hAnsi="Arial" w:eastAsia="Arial" w:cs="Arial"/>
+                <w:rFonts w:ascii="Arial" w:hAnsi="DejaVu Sans" w:eastAsia="DejaVu Sans" w:cs="DejaVu Sans"/>
                 <w:i w:val="false"/>
                 <w:b w:val="false"/>
                 <w:u w:val="none"/>
@@ -17211,7 +17319,7 @@
               <w:spacing w:after="100" w:before="100" w:line="240"/>
               <w:ind w:left="100" w:right="100" w:firstLine="0" w:firstLineChars="0"/>
               <w:rPr>
-                <w:rFonts w:ascii="Arial" w:hAnsi="Arial" w:eastAsia="Arial" w:cs="Arial"/>
+                <w:rFonts w:ascii="Arial" w:hAnsi="DejaVu Sans" w:eastAsia="DejaVu Sans" w:cs="DejaVu Sans"/>
                 <w:i w:val="false"/>
                 <w:b w:val="false"/>
                 <w:u w:val="none"/>
@@ -17223,7 +17331,7 @@
             </w:pPr>
             <w:r xmlns:w="http://schemas.openxmlformats.org/wordprocessingml/2006/main" xmlns:wp="http://schemas.openxmlformats.org/drawingml/2006/wordprocessingDrawing" xmlns:r="http://schemas.openxmlformats.org/officeDocument/2006/relationships" xmlns:w14="http://schemas.microsoft.com/office/word/2010/wordml">
               <w:rPr>
-                <w:rFonts w:ascii="Arial" w:hAnsi="Arial" w:eastAsia="Arial" w:cs="Arial"/>
+                <w:rFonts w:ascii="Arial" w:hAnsi="DejaVu Sans" w:eastAsia="DejaVu Sans" w:cs="DejaVu Sans"/>
                 <w:i w:val="false"/>
                 <w:b w:val="false"/>
                 <w:u w:val="none"/>
@@ -17239,7 +17347,7 @@
       </w:tr>
       <w:tr>
         <w:trPr>
-          <w:trHeight w:val="617" w:hRule="auto"/>
+          <w:trHeight w:val="616" w:hRule="auto"/>
         </w:trPr>
         <w:tc>
           <w:tcPr>
@@ -17270,7 +17378,7 @@
               <w:spacing w:after="100" w:before="100" w:line="240"/>
               <w:ind w:left="100" w:right="100" w:firstLine="0" w:firstLineChars="0"/>
               <w:rPr>
-                <w:rFonts w:ascii="Arial" w:hAnsi="Arial" w:eastAsia="Arial" w:cs="Arial"/>
+                <w:rFonts w:ascii="Arial" w:hAnsi="DejaVu Sans" w:eastAsia="DejaVu Sans" w:cs="DejaVu Sans"/>
                 <w:i w:val="false"/>
                 <w:b w:val="false"/>
                 <w:u w:val="none"/>
@@ -17282,7 +17390,7 @@
             </w:pPr>
             <w:r xmlns:w="http://schemas.openxmlformats.org/wordprocessingml/2006/main" xmlns:wp="http://schemas.openxmlformats.org/drawingml/2006/wordprocessingDrawing" xmlns:r="http://schemas.openxmlformats.org/officeDocument/2006/relationships" xmlns:w14="http://schemas.microsoft.com/office/word/2010/wordml">
               <w:rPr>
-                <w:rFonts w:ascii="Arial" w:hAnsi="Arial" w:eastAsia="Arial" w:cs="Arial"/>
+                <w:rFonts w:ascii="Arial" w:hAnsi="DejaVu Sans" w:eastAsia="DejaVu Sans" w:cs="DejaVu Sans"/>
                 <w:i w:val="false"/>
                 <w:b w:val="false"/>
                 <w:u w:val="none"/>
@@ -17324,7 +17432,7 @@
               <w:spacing w:after="100" w:before="100" w:line="240"/>
               <w:ind w:left="100" w:right="100" w:firstLine="0" w:firstLineChars="0"/>
               <w:rPr>
-                <w:rFonts w:ascii="Arial" w:hAnsi="Arial" w:eastAsia="Arial" w:cs="Arial"/>
+                <w:rFonts w:ascii="Arial" w:hAnsi="DejaVu Sans" w:eastAsia="DejaVu Sans" w:cs="DejaVu Sans"/>
                 <w:i w:val="false"/>
                 <w:b w:val="false"/>
                 <w:u w:val="none"/>
@@ -17336,7 +17444,7 @@
             </w:pPr>
             <w:r xmlns:w="http://schemas.openxmlformats.org/wordprocessingml/2006/main" xmlns:wp="http://schemas.openxmlformats.org/drawingml/2006/wordprocessingDrawing" xmlns:r="http://schemas.openxmlformats.org/officeDocument/2006/relationships" xmlns:w14="http://schemas.microsoft.com/office/word/2010/wordml">
               <w:rPr>
-                <w:rFonts w:ascii="Arial" w:hAnsi="Arial" w:eastAsia="Arial" w:cs="Arial"/>
+                <w:rFonts w:ascii="Arial" w:hAnsi="DejaVu Sans" w:eastAsia="DejaVu Sans" w:cs="DejaVu Sans"/>
                 <w:i w:val="false"/>
                 <w:b w:val="false"/>
                 <w:u w:val="none"/>
@@ -17378,7 +17486,7 @@
               <w:spacing w:after="100" w:before="100" w:line="240"/>
               <w:ind w:left="100" w:right="100" w:firstLine="0" w:firstLineChars="0"/>
               <w:rPr>
-                <w:rFonts w:ascii="Arial" w:hAnsi="Arial" w:eastAsia="Arial" w:cs="Arial"/>
+                <w:rFonts w:ascii="Arial" w:hAnsi="DejaVu Sans" w:eastAsia="DejaVu Sans" w:cs="DejaVu Sans"/>
                 <w:i w:val="false"/>
                 <w:b w:val="false"/>
                 <w:u w:val="none"/>
@@ -17390,7 +17498,7 @@
             </w:pPr>
             <w:r xmlns:w="http://schemas.openxmlformats.org/wordprocessingml/2006/main" xmlns:wp="http://schemas.openxmlformats.org/drawingml/2006/wordprocessingDrawing" xmlns:r="http://schemas.openxmlformats.org/officeDocument/2006/relationships" xmlns:w14="http://schemas.microsoft.com/office/word/2010/wordml">
               <w:rPr>
-                <w:rFonts w:ascii="Arial" w:hAnsi="Arial" w:eastAsia="Arial" w:cs="Arial"/>
+                <w:rFonts w:ascii="Arial" w:hAnsi="DejaVu Sans" w:eastAsia="DejaVu Sans" w:cs="DejaVu Sans"/>
                 <w:i w:val="false"/>
                 <w:b w:val="false"/>
                 <w:u w:val="none"/>
@@ -17432,7 +17540,7 @@
               <w:spacing w:after="100" w:before="100" w:line="240"/>
               <w:ind w:left="100" w:right="100" w:firstLine="0" w:firstLineChars="0"/>
               <w:rPr>
-                <w:rFonts w:ascii="Arial" w:hAnsi="Arial" w:eastAsia="Arial" w:cs="Arial"/>
+                <w:rFonts w:ascii="Arial" w:hAnsi="DejaVu Sans" w:eastAsia="DejaVu Sans" w:cs="DejaVu Sans"/>
                 <w:i w:val="false"/>
                 <w:b w:val="false"/>
                 <w:u w:val="none"/>
@@ -17444,7 +17552,7 @@
             </w:pPr>
             <w:r xmlns:w="http://schemas.openxmlformats.org/wordprocessingml/2006/main" xmlns:wp="http://schemas.openxmlformats.org/drawingml/2006/wordprocessingDrawing" xmlns:r="http://schemas.openxmlformats.org/officeDocument/2006/relationships" xmlns:w14="http://schemas.microsoft.com/office/word/2010/wordml">
               <w:rPr>
-                <w:rFonts w:ascii="Arial" w:hAnsi="Arial" w:eastAsia="Arial" w:cs="Arial"/>
+                <w:rFonts w:ascii="Arial" w:hAnsi="DejaVu Sans" w:eastAsia="DejaVu Sans" w:cs="DejaVu Sans"/>
                 <w:i w:val="false"/>
                 <w:b w:val="false"/>
                 <w:u w:val="none"/>
@@ -17486,7 +17594,7 @@
               <w:spacing w:after="100" w:before="100" w:line="240"/>
               <w:ind w:left="100" w:right="100" w:firstLine="0" w:firstLineChars="0"/>
               <w:rPr>
-                <w:rFonts w:ascii="Arial" w:hAnsi="Arial" w:eastAsia="Arial" w:cs="Arial"/>
+                <w:rFonts w:ascii="Arial" w:hAnsi="DejaVu Sans" w:eastAsia="DejaVu Sans" w:cs="DejaVu Sans"/>
                 <w:i w:val="false"/>
                 <w:b w:val="false"/>
                 <w:u w:val="none"/>
@@ -17498,7 +17606,7 @@
             </w:pPr>
             <w:r xmlns:w="http://schemas.openxmlformats.org/wordprocessingml/2006/main" xmlns:wp="http://schemas.openxmlformats.org/drawingml/2006/wordprocessingDrawing" xmlns:r="http://schemas.openxmlformats.org/officeDocument/2006/relationships" xmlns:w14="http://schemas.microsoft.com/office/word/2010/wordml">
               <w:rPr>
-                <w:rFonts w:ascii="Arial" w:hAnsi="Arial" w:eastAsia="Arial" w:cs="Arial"/>
+                <w:rFonts w:ascii="Arial" w:hAnsi="DejaVu Sans" w:eastAsia="DejaVu Sans" w:cs="DejaVu Sans"/>
                 <w:i w:val="false"/>
                 <w:b w:val="false"/>
                 <w:u w:val="none"/>
@@ -17540,7 +17648,7 @@
               <w:spacing w:after="100" w:before="100" w:line="240"/>
               <w:ind w:left="100" w:right="100" w:firstLine="0" w:firstLineChars="0"/>
               <w:rPr>
-                <w:rFonts w:ascii="Arial" w:hAnsi="Arial" w:eastAsia="Arial" w:cs="Arial"/>
+                <w:rFonts w:ascii="Arial" w:hAnsi="DejaVu Sans" w:eastAsia="DejaVu Sans" w:cs="DejaVu Sans"/>
                 <w:i w:val="false"/>
                 <w:b w:val="false"/>
                 <w:u w:val="none"/>
@@ -17552,7 +17660,7 @@
             </w:pPr>
             <w:r xmlns:w="http://schemas.openxmlformats.org/wordprocessingml/2006/main" xmlns:wp="http://schemas.openxmlformats.org/drawingml/2006/wordprocessingDrawing" xmlns:r="http://schemas.openxmlformats.org/officeDocument/2006/relationships" xmlns:w14="http://schemas.microsoft.com/office/word/2010/wordml">
               <w:rPr>
-                <w:rFonts w:ascii="Arial" w:hAnsi="Arial" w:eastAsia="Arial" w:cs="Arial"/>
+                <w:rFonts w:ascii="Arial" w:hAnsi="DejaVu Sans" w:eastAsia="DejaVu Sans" w:cs="DejaVu Sans"/>
                 <w:i w:val="false"/>
                 <w:b w:val="false"/>
                 <w:u w:val="none"/>
@@ -17568,7 +17676,7 @@
       </w:tr>
       <w:tr>
         <w:trPr>
-          <w:trHeight w:val="617" w:hRule="auto"/>
+          <w:trHeight w:val="616" w:hRule="auto"/>
         </w:trPr>
         <w:tc>
           <w:tcPr>
@@ -17599,7 +17707,7 @@
               <w:spacing w:after="100" w:before="100" w:line="240"/>
               <w:ind w:left="100" w:right="100" w:firstLine="0" w:firstLineChars="0"/>
               <w:rPr>
-                <w:rFonts w:ascii="Arial" w:hAnsi="Arial" w:eastAsia="Arial" w:cs="Arial"/>
+                <w:rFonts w:ascii="Arial" w:hAnsi="DejaVu Sans" w:eastAsia="DejaVu Sans" w:cs="DejaVu Sans"/>
                 <w:i w:val="false"/>
                 <w:b w:val="false"/>
                 <w:u w:val="none"/>
@@ -17611,7 +17719,7 @@
             </w:pPr>
             <w:r xmlns:w="http://schemas.openxmlformats.org/wordprocessingml/2006/main" xmlns:wp="http://schemas.openxmlformats.org/drawingml/2006/wordprocessingDrawing" xmlns:r="http://schemas.openxmlformats.org/officeDocument/2006/relationships" xmlns:w14="http://schemas.microsoft.com/office/word/2010/wordml">
               <w:rPr>
-                <w:rFonts w:ascii="Arial" w:hAnsi="Arial" w:eastAsia="Arial" w:cs="Arial"/>
+                <w:rFonts w:ascii="Arial" w:hAnsi="DejaVu Sans" w:eastAsia="DejaVu Sans" w:cs="DejaVu Sans"/>
                 <w:i w:val="false"/>
                 <w:b w:val="false"/>
                 <w:u w:val="none"/>
@@ -17653,7 +17761,7 @@
               <w:spacing w:after="100" w:before="100" w:line="240"/>
               <w:ind w:left="100" w:right="100" w:firstLine="0" w:firstLineChars="0"/>
               <w:rPr>
-                <w:rFonts w:ascii="Arial" w:hAnsi="Arial" w:eastAsia="Arial" w:cs="Arial"/>
+                <w:rFonts w:ascii="Arial" w:hAnsi="DejaVu Sans" w:eastAsia="DejaVu Sans" w:cs="DejaVu Sans"/>
                 <w:i w:val="false"/>
                 <w:b w:val="false"/>
                 <w:u w:val="none"/>
@@ -17665,7 +17773,7 @@
             </w:pPr>
             <w:r xmlns:w="http://schemas.openxmlformats.org/wordprocessingml/2006/main" xmlns:wp="http://schemas.openxmlformats.org/drawingml/2006/wordprocessingDrawing" xmlns:r="http://schemas.openxmlformats.org/officeDocument/2006/relationships" xmlns:w14="http://schemas.microsoft.com/office/word/2010/wordml">
               <w:rPr>
-                <w:rFonts w:ascii="Arial" w:hAnsi="Arial" w:eastAsia="Arial" w:cs="Arial"/>
+                <w:rFonts w:ascii="Arial" w:hAnsi="DejaVu Sans" w:eastAsia="DejaVu Sans" w:cs="DejaVu Sans"/>
                 <w:i w:val="false"/>
                 <w:b w:val="false"/>
                 <w:u w:val="none"/>
@@ -17707,7 +17815,7 @@
               <w:spacing w:after="100" w:before="100" w:line="240"/>
               <w:ind w:left="100" w:right="100" w:firstLine="0" w:firstLineChars="0"/>
               <w:rPr>
-                <w:rFonts w:ascii="Arial" w:hAnsi="Arial" w:eastAsia="Arial" w:cs="Arial"/>
+                <w:rFonts w:ascii="Arial" w:hAnsi="DejaVu Sans" w:eastAsia="DejaVu Sans" w:cs="DejaVu Sans"/>
                 <w:i w:val="false"/>
                 <w:b w:val="false"/>
                 <w:u w:val="none"/>
@@ -17719,7 +17827,7 @@
             </w:pPr>
             <w:r xmlns:w="http://schemas.openxmlformats.org/wordprocessingml/2006/main" xmlns:wp="http://schemas.openxmlformats.org/drawingml/2006/wordprocessingDrawing" xmlns:r="http://schemas.openxmlformats.org/officeDocument/2006/relationships" xmlns:w14="http://schemas.microsoft.com/office/word/2010/wordml">
               <w:rPr>
-                <w:rFonts w:ascii="Arial" w:hAnsi="Arial" w:eastAsia="Arial" w:cs="Arial"/>
+                <w:rFonts w:ascii="Arial" w:hAnsi="DejaVu Sans" w:eastAsia="DejaVu Sans" w:cs="DejaVu Sans"/>
                 <w:i w:val="false"/>
                 <w:b w:val="false"/>
                 <w:u w:val="none"/>
@@ -17761,7 +17869,7 @@
               <w:spacing w:after="100" w:before="100" w:line="240"/>
               <w:ind w:left="100" w:right="100" w:firstLine="0" w:firstLineChars="0"/>
               <w:rPr>
-                <w:rFonts w:ascii="Arial" w:hAnsi="Arial" w:eastAsia="Arial" w:cs="Arial"/>
+                <w:rFonts w:ascii="Arial" w:hAnsi="DejaVu Sans" w:eastAsia="DejaVu Sans" w:cs="DejaVu Sans"/>
                 <w:i w:val="false"/>
                 <w:b w:val="false"/>
                 <w:u w:val="none"/>
@@ -17773,7 +17881,7 @@
             </w:pPr>
             <w:r xmlns:w="http://schemas.openxmlformats.org/wordprocessingml/2006/main" xmlns:wp="http://schemas.openxmlformats.org/drawingml/2006/wordprocessingDrawing" xmlns:r="http://schemas.openxmlformats.org/officeDocument/2006/relationships" xmlns:w14="http://schemas.microsoft.com/office/word/2010/wordml">
               <w:rPr>
-                <w:rFonts w:ascii="Arial" w:hAnsi="Arial" w:eastAsia="Arial" w:cs="Arial"/>
+                <w:rFonts w:ascii="Arial" w:hAnsi="DejaVu Sans" w:eastAsia="DejaVu Sans" w:cs="DejaVu Sans"/>
                 <w:i w:val="false"/>
                 <w:b w:val="false"/>
                 <w:u w:val="none"/>
@@ -17815,7 +17923,7 @@
               <w:spacing w:after="100" w:before="100" w:line="240"/>
               <w:ind w:left="100" w:right="100" w:firstLine="0" w:firstLineChars="0"/>
               <w:rPr>
-                <w:rFonts w:ascii="Arial" w:hAnsi="Arial" w:eastAsia="Arial" w:cs="Arial"/>
+                <w:rFonts w:ascii="Arial" w:hAnsi="DejaVu Sans" w:eastAsia="DejaVu Sans" w:cs="DejaVu Sans"/>
                 <w:i w:val="false"/>
                 <w:b w:val="false"/>
                 <w:u w:val="none"/>
@@ -17827,7 +17935,7 @@
             </w:pPr>
             <w:r xmlns:w="http://schemas.openxmlformats.org/wordprocessingml/2006/main" xmlns:wp="http://schemas.openxmlformats.org/drawingml/2006/wordprocessingDrawing" xmlns:r="http://schemas.openxmlformats.org/officeDocument/2006/relationships" xmlns:w14="http://schemas.microsoft.com/office/word/2010/wordml">
               <w:rPr>
-                <w:rFonts w:ascii="Arial" w:hAnsi="Arial" w:eastAsia="Arial" w:cs="Arial"/>
+                <w:rFonts w:ascii="Arial" w:hAnsi="DejaVu Sans" w:eastAsia="DejaVu Sans" w:cs="DejaVu Sans"/>
                 <w:i w:val="false"/>
                 <w:b w:val="false"/>
                 <w:u w:val="none"/>
@@ -17869,7 +17977,7 @@
               <w:spacing w:after="100" w:before="100" w:line="240"/>
               <w:ind w:left="100" w:right="100" w:firstLine="0" w:firstLineChars="0"/>
               <w:rPr>
-                <w:rFonts w:ascii="Arial" w:hAnsi="Arial" w:eastAsia="Arial" w:cs="Arial"/>
+                <w:rFonts w:ascii="Arial" w:hAnsi="DejaVu Sans" w:eastAsia="DejaVu Sans" w:cs="DejaVu Sans"/>
                 <w:i w:val="false"/>
                 <w:b w:val="false"/>
                 <w:u w:val="none"/>
@@ -17881,7 +17989,7 @@
             </w:pPr>
             <w:r xmlns:w="http://schemas.openxmlformats.org/wordprocessingml/2006/main" xmlns:wp="http://schemas.openxmlformats.org/drawingml/2006/wordprocessingDrawing" xmlns:r="http://schemas.openxmlformats.org/officeDocument/2006/relationships" xmlns:w14="http://schemas.microsoft.com/office/word/2010/wordml">
               <w:rPr>
-                <w:rFonts w:ascii="Arial" w:hAnsi="Arial" w:eastAsia="Arial" w:cs="Arial"/>
+                <w:rFonts w:ascii="Arial" w:hAnsi="DejaVu Sans" w:eastAsia="DejaVu Sans" w:cs="DejaVu Sans"/>
                 <w:i w:val="false"/>
                 <w:b w:val="false"/>
                 <w:u w:val="none"/>
@@ -17897,7 +18005,7 @@
       </w:tr>
       <w:tr>
         <w:trPr>
-          <w:trHeight w:val="617" w:hRule="auto"/>
+          <w:trHeight w:val="616" w:hRule="auto"/>
         </w:trPr>
         <w:tc>
           <w:tcPr>
@@ -17928,7 +18036,7 @@
               <w:spacing w:after="100" w:before="100" w:line="240"/>
               <w:ind w:left="100" w:right="100" w:firstLine="0" w:firstLineChars="0"/>
               <w:rPr>
-                <w:rFonts w:ascii="Arial" w:hAnsi="Arial" w:eastAsia="Arial" w:cs="Arial"/>
+                <w:rFonts w:ascii="Arial" w:hAnsi="DejaVu Sans" w:eastAsia="DejaVu Sans" w:cs="DejaVu Sans"/>
                 <w:i w:val="false"/>
                 <w:b w:val="false"/>
                 <w:u w:val="none"/>
@@ -17940,7 +18048,7 @@
             </w:pPr>
             <w:r xmlns:w="http://schemas.openxmlformats.org/wordprocessingml/2006/main" xmlns:wp="http://schemas.openxmlformats.org/drawingml/2006/wordprocessingDrawing" xmlns:r="http://schemas.openxmlformats.org/officeDocument/2006/relationships" xmlns:w14="http://schemas.microsoft.com/office/word/2010/wordml">
               <w:rPr>
-                <w:rFonts w:ascii="Arial" w:hAnsi="Arial" w:eastAsia="Arial" w:cs="Arial"/>
+                <w:rFonts w:ascii="Arial" w:hAnsi="DejaVu Sans" w:eastAsia="DejaVu Sans" w:cs="DejaVu Sans"/>
                 <w:i w:val="false"/>
                 <w:b w:val="false"/>
                 <w:u w:val="none"/>
@@ -17982,7 +18090,7 @@
               <w:spacing w:after="100" w:before="100" w:line="240"/>
               <w:ind w:left="100" w:right="100" w:firstLine="0" w:firstLineChars="0"/>
               <w:rPr>
-                <w:rFonts w:ascii="Arial" w:hAnsi="Arial" w:eastAsia="Arial" w:cs="Arial"/>
+                <w:rFonts w:ascii="Arial" w:hAnsi="DejaVu Sans" w:eastAsia="DejaVu Sans" w:cs="DejaVu Sans"/>
                 <w:i w:val="false"/>
                 <w:b w:val="false"/>
                 <w:u w:val="none"/>
@@ -17994,7 +18102,7 @@
             </w:pPr>
             <w:r xmlns:w="http://schemas.openxmlformats.org/wordprocessingml/2006/main" xmlns:wp="http://schemas.openxmlformats.org/drawingml/2006/wordprocessingDrawing" xmlns:r="http://schemas.openxmlformats.org/officeDocument/2006/relationships" xmlns:w14="http://schemas.microsoft.com/office/word/2010/wordml">
               <w:rPr>
-                <w:rFonts w:ascii="Arial" w:hAnsi="Arial" w:eastAsia="Arial" w:cs="Arial"/>
+                <w:rFonts w:ascii="Arial" w:hAnsi="DejaVu Sans" w:eastAsia="DejaVu Sans" w:cs="DejaVu Sans"/>
                 <w:i w:val="false"/>
                 <w:b w:val="false"/>
                 <w:u w:val="none"/>
@@ -18036,7 +18144,7 @@
               <w:spacing w:after="100" w:before="100" w:line="240"/>
               <w:ind w:left="100" w:right="100" w:firstLine="0" w:firstLineChars="0"/>
               <w:rPr>
-                <w:rFonts w:ascii="Arial" w:hAnsi="Arial" w:eastAsia="Arial" w:cs="Arial"/>
+                <w:rFonts w:ascii="Arial" w:hAnsi="DejaVu Sans" w:eastAsia="DejaVu Sans" w:cs="DejaVu Sans"/>
                 <w:i w:val="false"/>
                 <w:b w:val="false"/>
                 <w:u w:val="none"/>
@@ -18048,7 +18156,7 @@
             </w:pPr>
             <w:r xmlns:w="http://schemas.openxmlformats.org/wordprocessingml/2006/main" xmlns:wp="http://schemas.openxmlformats.org/drawingml/2006/wordprocessingDrawing" xmlns:r="http://schemas.openxmlformats.org/officeDocument/2006/relationships" xmlns:w14="http://schemas.microsoft.com/office/word/2010/wordml">
               <w:rPr>
-                <w:rFonts w:ascii="Arial" w:hAnsi="Arial" w:eastAsia="Arial" w:cs="Arial"/>
+                <w:rFonts w:ascii="Arial" w:hAnsi="DejaVu Sans" w:eastAsia="DejaVu Sans" w:cs="DejaVu Sans"/>
                 <w:i w:val="false"/>
                 <w:b w:val="false"/>
                 <w:u w:val="none"/>
@@ -18090,7 +18198,7 @@
               <w:spacing w:after="100" w:before="100" w:line="240"/>
               <w:ind w:left="100" w:right="100" w:firstLine="0" w:firstLineChars="0"/>
               <w:rPr>
-                <w:rFonts w:ascii="Arial" w:hAnsi="Arial" w:eastAsia="Arial" w:cs="Arial"/>
+                <w:rFonts w:ascii="Arial" w:hAnsi="DejaVu Sans" w:eastAsia="DejaVu Sans" w:cs="DejaVu Sans"/>
                 <w:i w:val="false"/>
                 <w:b w:val="false"/>
                 <w:u w:val="none"/>
@@ -18102,7 +18210,7 @@
             </w:pPr>
             <w:r xmlns:w="http://schemas.openxmlformats.org/wordprocessingml/2006/main" xmlns:wp="http://schemas.openxmlformats.org/drawingml/2006/wordprocessingDrawing" xmlns:r="http://schemas.openxmlformats.org/officeDocument/2006/relationships" xmlns:w14="http://schemas.microsoft.com/office/word/2010/wordml">
               <w:rPr>
-                <w:rFonts w:ascii="Arial" w:hAnsi="Arial" w:eastAsia="Arial" w:cs="Arial"/>
+                <w:rFonts w:ascii="Arial" w:hAnsi="DejaVu Sans" w:eastAsia="DejaVu Sans" w:cs="DejaVu Sans"/>
                 <w:i w:val="false"/>
                 <w:b w:val="false"/>
                 <w:u w:val="none"/>
@@ -18144,7 +18252,7 @@
               <w:spacing w:after="100" w:before="100" w:line="240"/>
               <w:ind w:left="100" w:right="100" w:firstLine="0" w:firstLineChars="0"/>
               <w:rPr>
-                <w:rFonts w:ascii="Arial" w:hAnsi="Arial" w:eastAsia="Arial" w:cs="Arial"/>
+                <w:rFonts w:ascii="Arial" w:hAnsi="DejaVu Sans" w:eastAsia="DejaVu Sans" w:cs="DejaVu Sans"/>
                 <w:i w:val="false"/>
                 <w:b w:val="false"/>
                 <w:u w:val="none"/>
@@ -18156,7 +18264,7 @@
             </w:pPr>
             <w:r xmlns:w="http://schemas.openxmlformats.org/wordprocessingml/2006/main" xmlns:wp="http://schemas.openxmlformats.org/drawingml/2006/wordprocessingDrawing" xmlns:r="http://schemas.openxmlformats.org/officeDocument/2006/relationships" xmlns:w14="http://schemas.microsoft.com/office/word/2010/wordml">
               <w:rPr>
-                <w:rFonts w:ascii="Arial" w:hAnsi="Arial" w:eastAsia="Arial" w:cs="Arial"/>
+                <w:rFonts w:ascii="Arial" w:hAnsi="DejaVu Sans" w:eastAsia="DejaVu Sans" w:cs="DejaVu Sans"/>
                 <w:i w:val="false"/>
                 <w:b w:val="false"/>
                 <w:u w:val="none"/>
@@ -18198,7 +18306,7 @@
               <w:spacing w:after="100" w:before="100" w:line="240"/>
               <w:ind w:left="100" w:right="100" w:firstLine="0" w:firstLineChars="0"/>
               <w:rPr>
-                <w:rFonts w:ascii="Arial" w:hAnsi="Arial" w:eastAsia="Arial" w:cs="Arial"/>
+                <w:rFonts w:ascii="Arial" w:hAnsi="DejaVu Sans" w:eastAsia="DejaVu Sans" w:cs="DejaVu Sans"/>
                 <w:i w:val="false"/>
                 <w:b w:val="false"/>
                 <w:u w:val="none"/>
@@ -18210,7 +18318,7 @@
             </w:pPr>
             <w:r xmlns:w="http://schemas.openxmlformats.org/wordprocessingml/2006/main" xmlns:wp="http://schemas.openxmlformats.org/drawingml/2006/wordprocessingDrawing" xmlns:r="http://schemas.openxmlformats.org/officeDocument/2006/relationships" xmlns:w14="http://schemas.microsoft.com/office/word/2010/wordml">
               <w:rPr>
-                <w:rFonts w:ascii="Arial" w:hAnsi="Arial" w:eastAsia="Arial" w:cs="Arial"/>
+                <w:rFonts w:ascii="Arial" w:hAnsi="DejaVu Sans" w:eastAsia="DejaVu Sans" w:cs="DejaVu Sans"/>
                 <w:i w:val="false"/>
                 <w:b w:val="false"/>
                 <w:u w:val="none"/>
@@ -18226,7 +18334,7 @@
       </w:tr>
       <w:tr>
         <w:trPr>
-          <w:trHeight w:val="617" w:hRule="auto"/>
+          <w:trHeight w:val="616" w:hRule="auto"/>
         </w:trPr>
         <w:tc>
           <w:tcPr>
@@ -18257,7 +18365,7 @@
               <w:spacing w:after="100" w:before="100" w:line="240"/>
               <w:ind w:left="100" w:right="100" w:firstLine="0" w:firstLineChars="0"/>
               <w:rPr>
-                <w:rFonts w:ascii="Arial" w:hAnsi="Arial" w:eastAsia="Arial" w:cs="Arial"/>
+                <w:rFonts w:ascii="Arial" w:hAnsi="DejaVu Sans" w:eastAsia="DejaVu Sans" w:cs="DejaVu Sans"/>
                 <w:i w:val="false"/>
                 <w:b w:val="false"/>
                 <w:u w:val="none"/>
@@ -18269,7 +18377,7 @@
             </w:pPr>
             <w:r xmlns:w="http://schemas.openxmlformats.org/wordprocessingml/2006/main" xmlns:wp="http://schemas.openxmlformats.org/drawingml/2006/wordprocessingDrawing" xmlns:r="http://schemas.openxmlformats.org/officeDocument/2006/relationships" xmlns:w14="http://schemas.microsoft.com/office/word/2010/wordml">
               <w:rPr>
-                <w:rFonts w:ascii="Arial" w:hAnsi="Arial" w:eastAsia="Arial" w:cs="Arial"/>
+                <w:rFonts w:ascii="Arial" w:hAnsi="DejaVu Sans" w:eastAsia="DejaVu Sans" w:cs="DejaVu Sans"/>
                 <w:i w:val="false"/>
                 <w:b w:val="false"/>
                 <w:u w:val="none"/>
@@ -18311,7 +18419,7 @@
               <w:spacing w:after="100" w:before="100" w:line="240"/>
               <w:ind w:left="100" w:right="100" w:firstLine="0" w:firstLineChars="0"/>
               <w:rPr>
-                <w:rFonts w:ascii="Arial" w:hAnsi="Arial" w:eastAsia="Arial" w:cs="Arial"/>
+                <w:rFonts w:ascii="Arial" w:hAnsi="DejaVu Sans" w:eastAsia="DejaVu Sans" w:cs="DejaVu Sans"/>
                 <w:i w:val="false"/>
                 <w:b w:val="false"/>
                 <w:u w:val="none"/>
@@ -18323,7 +18431,7 @@
             </w:pPr>
             <w:r xmlns:w="http://schemas.openxmlformats.org/wordprocessingml/2006/main" xmlns:wp="http://schemas.openxmlformats.org/drawingml/2006/wordprocessingDrawing" xmlns:r="http://schemas.openxmlformats.org/officeDocument/2006/relationships" xmlns:w14="http://schemas.microsoft.com/office/word/2010/wordml">
               <w:rPr>
-                <w:rFonts w:ascii="Arial" w:hAnsi="Arial" w:eastAsia="Arial" w:cs="Arial"/>
+                <w:rFonts w:ascii="Arial" w:hAnsi="DejaVu Sans" w:eastAsia="DejaVu Sans" w:cs="DejaVu Sans"/>
                 <w:i w:val="false"/>
                 <w:b w:val="false"/>
                 <w:u w:val="none"/>
@@ -18365,7 +18473,7 @@
               <w:spacing w:after="100" w:before="100" w:line="240"/>
               <w:ind w:left="100" w:right="100" w:firstLine="0" w:firstLineChars="0"/>
               <w:rPr>
-                <w:rFonts w:ascii="Arial" w:hAnsi="Arial" w:eastAsia="Arial" w:cs="Arial"/>
+                <w:rFonts w:ascii="Arial" w:hAnsi="DejaVu Sans" w:eastAsia="DejaVu Sans" w:cs="DejaVu Sans"/>
                 <w:i w:val="false"/>
                 <w:b w:val="false"/>
                 <w:u w:val="none"/>
@@ -18377,7 +18485,7 @@
             </w:pPr>
             <w:r xmlns:w="http://schemas.openxmlformats.org/wordprocessingml/2006/main" xmlns:wp="http://schemas.openxmlformats.org/drawingml/2006/wordprocessingDrawing" xmlns:r="http://schemas.openxmlformats.org/officeDocument/2006/relationships" xmlns:w14="http://schemas.microsoft.com/office/word/2010/wordml">
               <w:rPr>
-                <w:rFonts w:ascii="Arial" w:hAnsi="Arial" w:eastAsia="Arial" w:cs="Arial"/>
+                <w:rFonts w:ascii="Arial" w:hAnsi="DejaVu Sans" w:eastAsia="DejaVu Sans" w:cs="DejaVu Sans"/>
                 <w:i w:val="false"/>
                 <w:b w:val="false"/>
                 <w:u w:val="none"/>
@@ -18419,7 +18527,7 @@
               <w:spacing w:after="100" w:before="100" w:line="240"/>
               <w:ind w:left="100" w:right="100" w:firstLine="0" w:firstLineChars="0"/>
               <w:rPr>
-                <w:rFonts w:ascii="Arial" w:hAnsi="Arial" w:eastAsia="Arial" w:cs="Arial"/>
+                <w:rFonts w:ascii="Arial" w:hAnsi="DejaVu Sans" w:eastAsia="DejaVu Sans" w:cs="DejaVu Sans"/>
                 <w:i w:val="false"/>
                 <w:b w:val="false"/>
                 <w:u w:val="none"/>
@@ -18431,7 +18539,7 @@
             </w:pPr>
             <w:r xmlns:w="http://schemas.openxmlformats.org/wordprocessingml/2006/main" xmlns:wp="http://schemas.openxmlformats.org/drawingml/2006/wordprocessingDrawing" xmlns:r="http://schemas.openxmlformats.org/officeDocument/2006/relationships" xmlns:w14="http://schemas.microsoft.com/office/word/2010/wordml">
               <w:rPr>
-                <w:rFonts w:ascii="Arial" w:hAnsi="Arial" w:eastAsia="Arial" w:cs="Arial"/>
+                <w:rFonts w:ascii="Arial" w:hAnsi="DejaVu Sans" w:eastAsia="DejaVu Sans" w:cs="DejaVu Sans"/>
                 <w:i w:val="false"/>
                 <w:b w:val="false"/>
                 <w:u w:val="none"/>
@@ -18473,7 +18581,7 @@
               <w:spacing w:after="100" w:before="100" w:line="240"/>
               <w:ind w:left="100" w:right="100" w:firstLine="0" w:firstLineChars="0"/>
               <w:rPr>
-                <w:rFonts w:ascii="Arial" w:hAnsi="Arial" w:eastAsia="Arial" w:cs="Arial"/>
+                <w:rFonts w:ascii="Arial" w:hAnsi="DejaVu Sans" w:eastAsia="DejaVu Sans" w:cs="DejaVu Sans"/>
                 <w:i w:val="false"/>
                 <w:b w:val="false"/>
                 <w:u w:val="none"/>
@@ -18485,7 +18593,7 @@
             </w:pPr>
             <w:r xmlns:w="http://schemas.openxmlformats.org/wordprocessingml/2006/main" xmlns:wp="http://schemas.openxmlformats.org/drawingml/2006/wordprocessingDrawing" xmlns:r="http://schemas.openxmlformats.org/officeDocument/2006/relationships" xmlns:w14="http://schemas.microsoft.com/office/word/2010/wordml">
               <w:rPr>
-                <w:rFonts w:ascii="Arial" w:hAnsi="Arial" w:eastAsia="Arial" w:cs="Arial"/>
+                <w:rFonts w:ascii="Arial" w:hAnsi="DejaVu Sans" w:eastAsia="DejaVu Sans" w:cs="DejaVu Sans"/>
                 <w:i w:val="false"/>
                 <w:b w:val="false"/>
                 <w:u w:val="none"/>
@@ -18527,7 +18635,7 @@
               <w:spacing w:after="100" w:before="100" w:line="240"/>
               <w:ind w:left="100" w:right="100" w:firstLine="0" w:firstLineChars="0"/>
               <w:rPr>
-                <w:rFonts w:ascii="Arial" w:hAnsi="Arial" w:eastAsia="Arial" w:cs="Arial"/>
+                <w:rFonts w:ascii="Arial" w:hAnsi="DejaVu Sans" w:eastAsia="DejaVu Sans" w:cs="DejaVu Sans"/>
                 <w:i w:val="false"/>
                 <w:b w:val="false"/>
                 <w:u w:val="none"/>
@@ -18539,7 +18647,7 @@
             </w:pPr>
             <w:r xmlns:w="http://schemas.openxmlformats.org/wordprocessingml/2006/main" xmlns:wp="http://schemas.openxmlformats.org/drawingml/2006/wordprocessingDrawing" xmlns:r="http://schemas.openxmlformats.org/officeDocument/2006/relationships" xmlns:w14="http://schemas.microsoft.com/office/word/2010/wordml">
               <w:rPr>
-                <w:rFonts w:ascii="Arial" w:hAnsi="Arial" w:eastAsia="Arial" w:cs="Arial"/>
+                <w:rFonts w:ascii="Arial" w:hAnsi="DejaVu Sans" w:eastAsia="DejaVu Sans" w:cs="DejaVu Sans"/>
                 <w:i w:val="false"/>
                 <w:b w:val="false"/>
                 <w:u w:val="none"/>
@@ -18926,7 +19034,7 @@
               <w:spacing w:after="100" w:before="100" w:line="240"/>
               <w:ind w:left="100" w:right="100" w:firstLine="0" w:firstLineChars="0"/>
               <w:rPr>
-                <w:rFonts w:ascii="Arial" w:hAnsi="Arial" w:eastAsia="Arial" w:cs="Arial"/>
+                <w:rFonts w:ascii="Arial" w:hAnsi="DejaVu Sans" w:eastAsia="DejaVu Sans" w:cs="DejaVu Sans"/>
                 <w:i w:val="false"/>
                 <w:b w:val="true"/>
                 <w:u w:val="none"/>
@@ -18938,7 +19046,7 @@
             </w:pPr>
             <w:r xmlns:w="http://schemas.openxmlformats.org/wordprocessingml/2006/main" xmlns:wp="http://schemas.openxmlformats.org/drawingml/2006/wordprocessingDrawing" xmlns:r="http://schemas.openxmlformats.org/officeDocument/2006/relationships" xmlns:w14="http://schemas.microsoft.com/office/word/2010/wordml">
               <w:rPr>
-                <w:rFonts w:ascii="Arial" w:hAnsi="Arial" w:eastAsia="Arial" w:cs="Arial"/>
+                <w:rFonts w:ascii="Arial" w:hAnsi="DejaVu Sans" w:eastAsia="DejaVu Sans" w:cs="DejaVu Sans"/>
                 <w:i w:val="false"/>
                 <w:b w:val="true"/>
                 <w:u w:val="none"/>
@@ -18980,7 +19088,7 @@
               <w:spacing w:after="100" w:before="100" w:line="240"/>
               <w:ind w:left="100" w:right="100" w:firstLine="0" w:firstLineChars="0"/>
               <w:rPr>
-                <w:rFonts w:ascii="Arial" w:hAnsi="Arial" w:eastAsia="Arial" w:cs="Arial"/>
+                <w:rFonts w:ascii="Arial" w:hAnsi="DejaVu Sans" w:eastAsia="DejaVu Sans" w:cs="DejaVu Sans"/>
                 <w:i w:val="false"/>
                 <w:b w:val="true"/>
                 <w:u w:val="none"/>
@@ -18992,7 +19100,7 @@
             </w:pPr>
             <w:r xmlns:w="http://schemas.openxmlformats.org/wordprocessingml/2006/main" xmlns:wp="http://schemas.openxmlformats.org/drawingml/2006/wordprocessingDrawing" xmlns:r="http://schemas.openxmlformats.org/officeDocument/2006/relationships" xmlns:w14="http://schemas.microsoft.com/office/word/2010/wordml">
               <w:rPr>
-                <w:rFonts w:ascii="Arial" w:hAnsi="Arial" w:eastAsia="Arial" w:cs="Arial"/>
+                <w:rFonts w:ascii="Arial" w:hAnsi="DejaVu Sans" w:eastAsia="DejaVu Sans" w:cs="DejaVu Sans"/>
                 <w:i w:val="false"/>
                 <w:b w:val="true"/>
                 <w:u w:val="none"/>
@@ -19034,7 +19142,7 @@
               <w:spacing w:after="100" w:before="100" w:line="240"/>
               <w:ind w:left="100" w:right="100" w:firstLine="0" w:firstLineChars="0"/>
               <w:rPr>
-                <w:rFonts w:ascii="Arial" w:hAnsi="Arial" w:eastAsia="Arial" w:cs="Arial"/>
+                <w:rFonts w:ascii="Arial" w:hAnsi="DejaVu Sans" w:eastAsia="DejaVu Sans" w:cs="DejaVu Sans"/>
                 <w:i w:val="false"/>
                 <w:b w:val="true"/>
                 <w:u w:val="none"/>
@@ -19046,7 +19154,7 @@
             </w:pPr>
             <w:r xmlns:w="http://schemas.openxmlformats.org/wordprocessingml/2006/main" xmlns:wp="http://schemas.openxmlformats.org/drawingml/2006/wordprocessingDrawing" xmlns:r="http://schemas.openxmlformats.org/officeDocument/2006/relationships" xmlns:w14="http://schemas.microsoft.com/office/word/2010/wordml">
               <w:rPr>
-                <w:rFonts w:ascii="Arial" w:hAnsi="Arial" w:eastAsia="Arial" w:cs="Arial"/>
+                <w:rFonts w:ascii="Arial" w:hAnsi="DejaVu Sans" w:eastAsia="DejaVu Sans" w:cs="DejaVu Sans"/>
                 <w:i w:val="false"/>
                 <w:b w:val="true"/>
                 <w:u w:val="none"/>
@@ -19088,7 +19196,7 @@
               <w:spacing w:after="100" w:before="100" w:line="240"/>
               <w:ind w:left="100" w:right="100" w:firstLine="0" w:firstLineChars="0"/>
               <w:rPr>
-                <w:rFonts w:ascii="Arial" w:hAnsi="Arial" w:eastAsia="Arial" w:cs="Arial"/>
+                <w:rFonts w:ascii="Arial" w:hAnsi="DejaVu Sans" w:eastAsia="DejaVu Sans" w:cs="DejaVu Sans"/>
                 <w:i w:val="false"/>
                 <w:b w:val="true"/>
                 <w:u w:val="none"/>
@@ -19100,7 +19208,7 @@
             </w:pPr>
             <w:r xmlns:w="http://schemas.openxmlformats.org/wordprocessingml/2006/main" xmlns:wp="http://schemas.openxmlformats.org/drawingml/2006/wordprocessingDrawing" xmlns:r="http://schemas.openxmlformats.org/officeDocument/2006/relationships" xmlns:w14="http://schemas.microsoft.com/office/word/2010/wordml">
               <w:rPr>
-                <w:rFonts w:ascii="Arial" w:hAnsi="Arial" w:eastAsia="Arial" w:cs="Arial"/>
+                <w:rFonts w:ascii="Arial" w:hAnsi="DejaVu Sans" w:eastAsia="DejaVu Sans" w:cs="DejaVu Sans"/>
                 <w:i w:val="false"/>
                 <w:b w:val="true"/>
                 <w:u w:val="none"/>
@@ -19142,7 +19250,7 @@
               <w:spacing w:after="100" w:before="100" w:line="240"/>
               <w:ind w:left="100" w:right="100" w:firstLine="0" w:firstLineChars="0"/>
               <w:rPr>
-                <w:rFonts w:ascii="Arial" w:hAnsi="Arial" w:eastAsia="Arial" w:cs="Arial"/>
+                <w:rFonts w:ascii="Arial" w:hAnsi="DejaVu Sans" w:eastAsia="DejaVu Sans" w:cs="DejaVu Sans"/>
                 <w:i w:val="false"/>
                 <w:b w:val="true"/>
                 <w:u w:val="none"/>
@@ -19154,7 +19262,7 @@
             </w:pPr>
             <w:r xmlns:w="http://schemas.openxmlformats.org/wordprocessingml/2006/main" xmlns:wp="http://schemas.openxmlformats.org/drawingml/2006/wordprocessingDrawing" xmlns:r="http://schemas.openxmlformats.org/officeDocument/2006/relationships" xmlns:w14="http://schemas.microsoft.com/office/word/2010/wordml">
               <w:rPr>
-                <w:rFonts w:ascii="Arial" w:hAnsi="Arial" w:eastAsia="Arial" w:cs="Arial"/>
+                <w:rFonts w:ascii="Arial" w:hAnsi="DejaVu Sans" w:eastAsia="DejaVu Sans" w:cs="DejaVu Sans"/>
                 <w:i w:val="false"/>
                 <w:b w:val="true"/>
                 <w:u w:val="none"/>
@@ -19196,7 +19304,7 @@
               <w:spacing w:after="100" w:before="100" w:line="240"/>
               <w:ind w:left="100" w:right="100" w:firstLine="0" w:firstLineChars="0"/>
               <w:rPr>
-                <w:rFonts w:ascii="Arial" w:hAnsi="Arial" w:eastAsia="Arial" w:cs="Arial"/>
+                <w:rFonts w:ascii="Arial" w:hAnsi="DejaVu Sans" w:eastAsia="DejaVu Sans" w:cs="DejaVu Sans"/>
                 <w:i w:val="false"/>
                 <w:b w:val="true"/>
                 <w:u w:val="none"/>
@@ -19208,7 +19316,7 @@
             </w:pPr>
             <w:r xmlns:w="http://schemas.openxmlformats.org/wordprocessingml/2006/main" xmlns:wp="http://schemas.openxmlformats.org/drawingml/2006/wordprocessingDrawing" xmlns:r="http://schemas.openxmlformats.org/officeDocument/2006/relationships" xmlns:w14="http://schemas.microsoft.com/office/word/2010/wordml">
               <w:rPr>
-                <w:rFonts w:ascii="Arial" w:hAnsi="Arial" w:eastAsia="Arial" w:cs="Arial"/>
+                <w:rFonts w:ascii="Arial" w:hAnsi="DejaVu Sans" w:eastAsia="DejaVu Sans" w:cs="DejaVu Sans"/>
                 <w:i w:val="false"/>
                 <w:b w:val="true"/>
                 <w:u w:val="none"/>
@@ -19224,7 +19332,7 @@
       </w:tr>
       <w:tr>
         <w:trPr>
-          <w:trHeight w:val="615" w:hRule="auto"/>
+          <w:trHeight w:val="616" w:hRule="auto"/>
         </w:trPr>
         <w:tc>
           <w:tcPr>
@@ -19255,7 +19363,7 @@
               <w:spacing w:after="100" w:before="100" w:line="240"/>
               <w:ind w:left="100" w:right="100" w:firstLine="0" w:firstLineChars="0"/>
               <w:rPr>
-                <w:rFonts w:ascii="Arial" w:hAnsi="Arial" w:eastAsia="Arial" w:cs="Arial"/>
+                <w:rFonts w:ascii="Arial" w:hAnsi="DejaVu Sans" w:eastAsia="DejaVu Sans" w:cs="DejaVu Sans"/>
                 <w:i w:val="false"/>
                 <w:b w:val="false"/>
                 <w:u w:val="none"/>
@@ -19267,7 +19375,7 @@
             </w:pPr>
             <w:r xmlns:w="http://schemas.openxmlformats.org/wordprocessingml/2006/main" xmlns:wp="http://schemas.openxmlformats.org/drawingml/2006/wordprocessingDrawing" xmlns:r="http://schemas.openxmlformats.org/officeDocument/2006/relationships" xmlns:w14="http://schemas.microsoft.com/office/word/2010/wordml">
               <w:rPr>
-                <w:rFonts w:ascii="Arial" w:hAnsi="Arial" w:eastAsia="Arial" w:cs="Arial"/>
+                <w:rFonts w:ascii="Arial" w:hAnsi="DejaVu Sans" w:eastAsia="DejaVu Sans" w:cs="DejaVu Sans"/>
                 <w:i w:val="false"/>
                 <w:b w:val="false"/>
                 <w:u w:val="none"/>
@@ -19309,7 +19417,7 @@
               <w:spacing w:after="100" w:before="100" w:line="240"/>
               <w:ind w:left="100" w:right="100" w:firstLine="0" w:firstLineChars="0"/>
               <w:rPr>
-                <w:rFonts w:ascii="Arial" w:hAnsi="Arial" w:eastAsia="Arial" w:cs="Arial"/>
+                <w:rFonts w:ascii="Arial" w:hAnsi="DejaVu Sans" w:eastAsia="DejaVu Sans" w:cs="DejaVu Sans"/>
                 <w:i w:val="false"/>
                 <w:b w:val="false"/>
                 <w:u w:val="none"/>
@@ -19321,7 +19429,7 @@
             </w:pPr>
             <w:r xmlns:w="http://schemas.openxmlformats.org/wordprocessingml/2006/main" xmlns:wp="http://schemas.openxmlformats.org/drawingml/2006/wordprocessingDrawing" xmlns:r="http://schemas.openxmlformats.org/officeDocument/2006/relationships" xmlns:w14="http://schemas.microsoft.com/office/word/2010/wordml">
               <w:rPr>
-                <w:rFonts w:ascii="Arial" w:hAnsi="Arial" w:eastAsia="Arial" w:cs="Arial"/>
+                <w:rFonts w:ascii="Arial" w:hAnsi="DejaVu Sans" w:eastAsia="DejaVu Sans" w:cs="DejaVu Sans"/>
                 <w:i w:val="false"/>
                 <w:b w:val="false"/>
                 <w:u w:val="none"/>
@@ -19363,7 +19471,7 @@
               <w:spacing w:after="100" w:before="100" w:line="240"/>
               <w:ind w:left="100" w:right="100" w:firstLine="0" w:firstLineChars="0"/>
               <w:rPr>
-                <w:rFonts w:ascii="Arial" w:hAnsi="Arial" w:eastAsia="Arial" w:cs="Arial"/>
+                <w:rFonts w:ascii="Arial" w:hAnsi="DejaVu Sans" w:eastAsia="DejaVu Sans" w:cs="DejaVu Sans"/>
                 <w:i w:val="false"/>
                 <w:b w:val="false"/>
                 <w:u w:val="none"/>
@@ -19375,7 +19483,7 @@
             </w:pPr>
             <w:r xmlns:w="http://schemas.openxmlformats.org/wordprocessingml/2006/main" xmlns:wp="http://schemas.openxmlformats.org/drawingml/2006/wordprocessingDrawing" xmlns:r="http://schemas.openxmlformats.org/officeDocument/2006/relationships" xmlns:w14="http://schemas.microsoft.com/office/word/2010/wordml">
               <w:rPr>
-                <w:rFonts w:ascii="Arial" w:hAnsi="Arial" w:eastAsia="Arial" w:cs="Arial"/>
+                <w:rFonts w:ascii="Arial" w:hAnsi="DejaVu Sans" w:eastAsia="DejaVu Sans" w:cs="DejaVu Sans"/>
                 <w:i w:val="false"/>
                 <w:b w:val="false"/>
                 <w:u w:val="none"/>
@@ -19417,7 +19525,7 @@
               <w:spacing w:after="100" w:before="100" w:line="240"/>
               <w:ind w:left="100" w:right="100" w:firstLine="0" w:firstLineChars="0"/>
               <w:rPr>
-                <w:rFonts w:ascii="Arial" w:hAnsi="Arial" w:eastAsia="Arial" w:cs="Arial"/>
+                <w:rFonts w:ascii="Arial" w:hAnsi="DejaVu Sans" w:eastAsia="DejaVu Sans" w:cs="DejaVu Sans"/>
                 <w:i w:val="false"/>
                 <w:b w:val="false"/>
                 <w:u w:val="none"/>
@@ -19429,7 +19537,7 @@
             </w:pPr>
             <w:r xmlns:w="http://schemas.openxmlformats.org/wordprocessingml/2006/main" xmlns:wp="http://schemas.openxmlformats.org/drawingml/2006/wordprocessingDrawing" xmlns:r="http://schemas.openxmlformats.org/officeDocument/2006/relationships" xmlns:w14="http://schemas.microsoft.com/office/word/2010/wordml">
               <w:rPr>
-                <w:rFonts w:ascii="Arial" w:hAnsi="Arial" w:eastAsia="Arial" w:cs="Arial"/>
+                <w:rFonts w:ascii="Arial" w:hAnsi="DejaVu Sans" w:eastAsia="DejaVu Sans" w:cs="DejaVu Sans"/>
                 <w:i w:val="false"/>
                 <w:b w:val="false"/>
                 <w:u w:val="none"/>
@@ -19471,7 +19579,7 @@
               <w:spacing w:after="100" w:before="100" w:line="240"/>
               <w:ind w:left="100" w:right="100" w:firstLine="0" w:firstLineChars="0"/>
               <w:rPr>
-                <w:rFonts w:ascii="Arial" w:hAnsi="Arial" w:eastAsia="Arial" w:cs="Arial"/>
+                <w:rFonts w:ascii="Arial" w:hAnsi="DejaVu Sans" w:eastAsia="DejaVu Sans" w:cs="DejaVu Sans"/>
                 <w:i w:val="false"/>
                 <w:b w:val="false"/>
                 <w:u w:val="none"/>
@@ -19483,7 +19591,7 @@
             </w:pPr>
             <w:r xmlns:w="http://schemas.openxmlformats.org/wordprocessingml/2006/main" xmlns:wp="http://schemas.openxmlformats.org/drawingml/2006/wordprocessingDrawing" xmlns:r="http://schemas.openxmlformats.org/officeDocument/2006/relationships" xmlns:w14="http://schemas.microsoft.com/office/word/2010/wordml">
               <w:rPr>
-                <w:rFonts w:ascii="Arial" w:hAnsi="Arial" w:eastAsia="Arial" w:cs="Arial"/>
+                <w:rFonts w:ascii="Arial" w:hAnsi="DejaVu Sans" w:eastAsia="DejaVu Sans" w:cs="DejaVu Sans"/>
                 <w:i w:val="false"/>
                 <w:b w:val="false"/>
                 <w:u w:val="none"/>
@@ -19525,7 +19633,7 @@
               <w:spacing w:after="100" w:before="100" w:line="240"/>
               <w:ind w:left="100" w:right="100" w:firstLine="0" w:firstLineChars="0"/>
               <w:rPr>
-                <w:rFonts w:ascii="Arial" w:hAnsi="Arial" w:eastAsia="Arial" w:cs="Arial"/>
+                <w:rFonts w:ascii="Arial" w:hAnsi="DejaVu Sans" w:eastAsia="DejaVu Sans" w:cs="DejaVu Sans"/>
                 <w:i w:val="false"/>
                 <w:b w:val="false"/>
                 <w:u w:val="none"/>
@@ -19537,7 +19645,7 @@
             </w:pPr>
             <w:r xmlns:w="http://schemas.openxmlformats.org/wordprocessingml/2006/main" xmlns:wp="http://schemas.openxmlformats.org/drawingml/2006/wordprocessingDrawing" xmlns:r="http://schemas.openxmlformats.org/officeDocument/2006/relationships" xmlns:w14="http://schemas.microsoft.com/office/word/2010/wordml">
               <w:rPr>
-                <w:rFonts w:ascii="Arial" w:hAnsi="Arial" w:eastAsia="Arial" w:cs="Arial"/>
+                <w:rFonts w:ascii="Arial" w:hAnsi="DejaVu Sans" w:eastAsia="DejaVu Sans" w:cs="DejaVu Sans"/>
                 <w:i w:val="false"/>
                 <w:b w:val="false"/>
                 <w:u w:val="none"/>
@@ -19553,7 +19661,7 @@
       </w:tr>
       <w:tr>
         <w:trPr>
-          <w:trHeight w:val="617" w:hRule="auto"/>
+          <w:trHeight w:val="616" w:hRule="auto"/>
         </w:trPr>
         <w:tc>
           <w:tcPr>
@@ -19584,7 +19692,7 @@
               <w:spacing w:after="100" w:before="100" w:line="240"/>
               <w:ind w:left="100" w:right="100" w:firstLine="0" w:firstLineChars="0"/>
               <w:rPr>
-                <w:rFonts w:ascii="Arial" w:hAnsi="Arial" w:eastAsia="Arial" w:cs="Arial"/>
+                <w:rFonts w:ascii="Arial" w:hAnsi="DejaVu Sans" w:eastAsia="DejaVu Sans" w:cs="DejaVu Sans"/>
                 <w:i w:val="false"/>
                 <w:b w:val="false"/>
                 <w:u w:val="none"/>
@@ -19596,7 +19704,7 @@
             </w:pPr>
             <w:r xmlns:w="http://schemas.openxmlformats.org/wordprocessingml/2006/main" xmlns:wp="http://schemas.openxmlformats.org/drawingml/2006/wordprocessingDrawing" xmlns:r="http://schemas.openxmlformats.org/officeDocument/2006/relationships" xmlns:w14="http://schemas.microsoft.com/office/word/2010/wordml">
               <w:rPr>
-                <w:rFonts w:ascii="Arial" w:hAnsi="Arial" w:eastAsia="Arial" w:cs="Arial"/>
+                <w:rFonts w:ascii="Arial" w:hAnsi="DejaVu Sans" w:eastAsia="DejaVu Sans" w:cs="DejaVu Sans"/>
                 <w:i w:val="false"/>
                 <w:b w:val="false"/>
                 <w:u w:val="none"/>
@@ -19638,7 +19746,7 @@
               <w:spacing w:after="100" w:before="100" w:line="240"/>
               <w:ind w:left="100" w:right="100" w:firstLine="0" w:firstLineChars="0"/>
               <w:rPr>
-                <w:rFonts w:ascii="Arial" w:hAnsi="Arial" w:eastAsia="Arial" w:cs="Arial"/>
+                <w:rFonts w:ascii="Arial" w:hAnsi="DejaVu Sans" w:eastAsia="DejaVu Sans" w:cs="DejaVu Sans"/>
                 <w:i w:val="false"/>
                 <w:b w:val="false"/>
                 <w:u w:val="none"/>
@@ -19650,7 +19758,7 @@
             </w:pPr>
             <w:r xmlns:w="http://schemas.openxmlformats.org/wordprocessingml/2006/main" xmlns:wp="http://schemas.openxmlformats.org/drawingml/2006/wordprocessingDrawing" xmlns:r="http://schemas.openxmlformats.org/officeDocument/2006/relationships" xmlns:w14="http://schemas.microsoft.com/office/word/2010/wordml">
               <w:rPr>
-                <w:rFonts w:ascii="Arial" w:hAnsi="Arial" w:eastAsia="Arial" w:cs="Arial"/>
+                <w:rFonts w:ascii="Arial" w:hAnsi="DejaVu Sans" w:eastAsia="DejaVu Sans" w:cs="DejaVu Sans"/>
                 <w:i w:val="false"/>
                 <w:b w:val="false"/>
                 <w:u w:val="none"/>
@@ -19692,7 +19800,7 @@
               <w:spacing w:after="100" w:before="100" w:line="240"/>
               <w:ind w:left="100" w:right="100" w:firstLine="0" w:firstLineChars="0"/>
               <w:rPr>
-                <w:rFonts w:ascii="Arial" w:hAnsi="Arial" w:eastAsia="Arial" w:cs="Arial"/>
+                <w:rFonts w:ascii="Arial" w:hAnsi="DejaVu Sans" w:eastAsia="DejaVu Sans" w:cs="DejaVu Sans"/>
                 <w:i w:val="false"/>
                 <w:b w:val="false"/>
                 <w:u w:val="none"/>
@@ -19704,7 +19812,7 @@
             </w:pPr>
             <w:r xmlns:w="http://schemas.openxmlformats.org/wordprocessingml/2006/main" xmlns:wp="http://schemas.openxmlformats.org/drawingml/2006/wordprocessingDrawing" xmlns:r="http://schemas.openxmlformats.org/officeDocument/2006/relationships" xmlns:w14="http://schemas.microsoft.com/office/word/2010/wordml">
               <w:rPr>
-                <w:rFonts w:ascii="Arial" w:hAnsi="Arial" w:eastAsia="Arial" w:cs="Arial"/>
+                <w:rFonts w:ascii="Arial" w:hAnsi="DejaVu Sans" w:eastAsia="DejaVu Sans" w:cs="DejaVu Sans"/>
                 <w:i w:val="false"/>
                 <w:b w:val="false"/>
                 <w:u w:val="none"/>
@@ -19746,7 +19854,7 @@
               <w:spacing w:after="100" w:before="100" w:line="240"/>
               <w:ind w:left="100" w:right="100" w:firstLine="0" w:firstLineChars="0"/>
               <w:rPr>
-                <w:rFonts w:ascii="Arial" w:hAnsi="Arial" w:eastAsia="Arial" w:cs="Arial"/>
+                <w:rFonts w:ascii="Arial" w:hAnsi="DejaVu Sans" w:eastAsia="DejaVu Sans" w:cs="DejaVu Sans"/>
                 <w:i w:val="false"/>
                 <w:b w:val="false"/>
                 <w:u w:val="none"/>
@@ -19758,7 +19866,7 @@
             </w:pPr>
             <w:r xmlns:w="http://schemas.openxmlformats.org/wordprocessingml/2006/main" xmlns:wp="http://schemas.openxmlformats.org/drawingml/2006/wordprocessingDrawing" xmlns:r="http://schemas.openxmlformats.org/officeDocument/2006/relationships" xmlns:w14="http://schemas.microsoft.com/office/word/2010/wordml">
               <w:rPr>
-                <w:rFonts w:ascii="Arial" w:hAnsi="Arial" w:eastAsia="Arial" w:cs="Arial"/>
+                <w:rFonts w:ascii="Arial" w:hAnsi="DejaVu Sans" w:eastAsia="DejaVu Sans" w:cs="DejaVu Sans"/>
                 <w:i w:val="false"/>
                 <w:b w:val="false"/>
                 <w:u w:val="none"/>
@@ -19800,7 +19908,7 @@
               <w:spacing w:after="100" w:before="100" w:line="240"/>
               <w:ind w:left="100" w:right="100" w:firstLine="0" w:firstLineChars="0"/>
               <w:rPr>
-                <w:rFonts w:ascii="Arial" w:hAnsi="Arial" w:eastAsia="Arial" w:cs="Arial"/>
+                <w:rFonts w:ascii="Arial" w:hAnsi="DejaVu Sans" w:eastAsia="DejaVu Sans" w:cs="DejaVu Sans"/>
                 <w:i w:val="false"/>
                 <w:b w:val="false"/>
                 <w:u w:val="none"/>
@@ -19812,7 +19920,7 @@
             </w:pPr>
             <w:r xmlns:w="http://schemas.openxmlformats.org/wordprocessingml/2006/main" xmlns:wp="http://schemas.openxmlformats.org/drawingml/2006/wordprocessingDrawing" xmlns:r="http://schemas.openxmlformats.org/officeDocument/2006/relationships" xmlns:w14="http://schemas.microsoft.com/office/word/2010/wordml">
               <w:rPr>
-                <w:rFonts w:ascii="Arial" w:hAnsi="Arial" w:eastAsia="Arial" w:cs="Arial"/>
+                <w:rFonts w:ascii="Arial" w:hAnsi="DejaVu Sans" w:eastAsia="DejaVu Sans" w:cs="DejaVu Sans"/>
                 <w:i w:val="false"/>
                 <w:b w:val="false"/>
                 <w:u w:val="none"/>
@@ -19854,7 +19962,7 @@
               <w:spacing w:after="100" w:before="100" w:line="240"/>
               <w:ind w:left="100" w:right="100" w:firstLine="0" w:firstLineChars="0"/>
               <w:rPr>
-                <w:rFonts w:ascii="Arial" w:hAnsi="Arial" w:eastAsia="Arial" w:cs="Arial"/>
+                <w:rFonts w:ascii="Arial" w:hAnsi="DejaVu Sans" w:eastAsia="DejaVu Sans" w:cs="DejaVu Sans"/>
                 <w:i w:val="false"/>
                 <w:b w:val="false"/>
                 <w:u w:val="none"/>
@@ -19866,7 +19974,7 @@
             </w:pPr>
             <w:r xmlns:w="http://schemas.openxmlformats.org/wordprocessingml/2006/main" xmlns:wp="http://schemas.openxmlformats.org/drawingml/2006/wordprocessingDrawing" xmlns:r="http://schemas.openxmlformats.org/officeDocument/2006/relationships" xmlns:w14="http://schemas.microsoft.com/office/word/2010/wordml">
               <w:rPr>
-                <w:rFonts w:ascii="Arial" w:hAnsi="Arial" w:eastAsia="Arial" w:cs="Arial"/>
+                <w:rFonts w:ascii="Arial" w:hAnsi="DejaVu Sans" w:eastAsia="DejaVu Sans" w:cs="DejaVu Sans"/>
                 <w:i w:val="false"/>
                 <w:b w:val="false"/>
                 <w:u w:val="none"/>
@@ -19882,7 +19990,7 @@
       </w:tr>
       <w:tr>
         <w:trPr>
-          <w:trHeight w:val="617" w:hRule="auto"/>
+          <w:trHeight w:val="616" w:hRule="auto"/>
         </w:trPr>
         <w:tc>
           <w:tcPr>
@@ -19913,7 +20021,7 @@
               <w:spacing w:after="100" w:before="100" w:line="240"/>
               <w:ind w:left="100" w:right="100" w:firstLine="0" w:firstLineChars="0"/>
               <w:rPr>
-                <w:rFonts w:ascii="Arial" w:hAnsi="Arial" w:eastAsia="Arial" w:cs="Arial"/>
+                <w:rFonts w:ascii="Arial" w:hAnsi="DejaVu Sans" w:eastAsia="DejaVu Sans" w:cs="DejaVu Sans"/>
                 <w:i w:val="false"/>
                 <w:b w:val="false"/>
                 <w:u w:val="none"/>
@@ -19925,7 +20033,7 @@
             </w:pPr>
             <w:r xmlns:w="http://schemas.openxmlformats.org/wordprocessingml/2006/main" xmlns:wp="http://schemas.openxmlformats.org/drawingml/2006/wordprocessingDrawing" xmlns:r="http://schemas.openxmlformats.org/officeDocument/2006/relationships" xmlns:w14="http://schemas.microsoft.com/office/word/2010/wordml">
               <w:rPr>
-                <w:rFonts w:ascii="Arial" w:hAnsi="Arial" w:eastAsia="Arial" w:cs="Arial"/>
+                <w:rFonts w:ascii="Arial" w:hAnsi="DejaVu Sans" w:eastAsia="DejaVu Sans" w:cs="DejaVu Sans"/>
                 <w:i w:val="false"/>
                 <w:b w:val="false"/>
                 <w:u w:val="none"/>
@@ -19967,7 +20075,7 @@
               <w:spacing w:after="100" w:before="100" w:line="240"/>
               <w:ind w:left="100" w:right="100" w:firstLine="0" w:firstLineChars="0"/>
               <w:rPr>
-                <w:rFonts w:ascii="Arial" w:hAnsi="Arial" w:eastAsia="Arial" w:cs="Arial"/>
+                <w:rFonts w:ascii="Arial" w:hAnsi="DejaVu Sans" w:eastAsia="DejaVu Sans" w:cs="DejaVu Sans"/>
                 <w:i w:val="false"/>
                 <w:b w:val="false"/>
                 <w:u w:val="none"/>
@@ -19979,7 +20087,7 @@
             </w:pPr>
             <w:r xmlns:w="http://schemas.openxmlformats.org/wordprocessingml/2006/main" xmlns:wp="http://schemas.openxmlformats.org/drawingml/2006/wordprocessingDrawing" xmlns:r="http://schemas.openxmlformats.org/officeDocument/2006/relationships" xmlns:w14="http://schemas.microsoft.com/office/word/2010/wordml">
               <w:rPr>
-                <w:rFonts w:ascii="Arial" w:hAnsi="Arial" w:eastAsia="Arial" w:cs="Arial"/>
+                <w:rFonts w:ascii="Arial" w:hAnsi="DejaVu Sans" w:eastAsia="DejaVu Sans" w:cs="DejaVu Sans"/>
                 <w:i w:val="false"/>
                 <w:b w:val="false"/>
                 <w:u w:val="none"/>
@@ -20021,7 +20129,7 @@
               <w:spacing w:after="100" w:before="100" w:line="240"/>
               <w:ind w:left="100" w:right="100" w:firstLine="0" w:firstLineChars="0"/>
               <w:rPr>
-                <w:rFonts w:ascii="Arial" w:hAnsi="Arial" w:eastAsia="Arial" w:cs="Arial"/>
+                <w:rFonts w:ascii="Arial" w:hAnsi="DejaVu Sans" w:eastAsia="DejaVu Sans" w:cs="DejaVu Sans"/>
                 <w:i w:val="false"/>
                 <w:b w:val="false"/>
                 <w:u w:val="none"/>
@@ -20033,7 +20141,7 @@
             </w:pPr>
             <w:r xmlns:w="http://schemas.openxmlformats.org/wordprocessingml/2006/main" xmlns:wp="http://schemas.openxmlformats.org/drawingml/2006/wordprocessingDrawing" xmlns:r="http://schemas.openxmlformats.org/officeDocument/2006/relationships" xmlns:w14="http://schemas.microsoft.com/office/word/2010/wordml">
               <w:rPr>
-                <w:rFonts w:ascii="Arial" w:hAnsi="Arial" w:eastAsia="Arial" w:cs="Arial"/>
+                <w:rFonts w:ascii="Arial" w:hAnsi="DejaVu Sans" w:eastAsia="DejaVu Sans" w:cs="DejaVu Sans"/>
                 <w:i w:val="false"/>
                 <w:b w:val="false"/>
                 <w:u w:val="none"/>
@@ -20075,7 +20183,7 @@
               <w:spacing w:after="100" w:before="100" w:line="240"/>
               <w:ind w:left="100" w:right="100" w:firstLine="0" w:firstLineChars="0"/>
               <w:rPr>
-                <w:rFonts w:ascii="Arial" w:hAnsi="Arial" w:eastAsia="Arial" w:cs="Arial"/>
+                <w:rFonts w:ascii="Arial" w:hAnsi="DejaVu Sans" w:eastAsia="DejaVu Sans" w:cs="DejaVu Sans"/>
                 <w:i w:val="false"/>
                 <w:b w:val="false"/>
                 <w:u w:val="none"/>
@@ -20087,7 +20195,7 @@
             </w:pPr>
             <w:r xmlns:w="http://schemas.openxmlformats.org/wordprocessingml/2006/main" xmlns:wp="http://schemas.openxmlformats.org/drawingml/2006/wordprocessingDrawing" xmlns:r="http://schemas.openxmlformats.org/officeDocument/2006/relationships" xmlns:w14="http://schemas.microsoft.com/office/word/2010/wordml">
               <w:rPr>
-                <w:rFonts w:ascii="Arial" w:hAnsi="Arial" w:eastAsia="Arial" w:cs="Arial"/>
+                <w:rFonts w:ascii="Arial" w:hAnsi="DejaVu Sans" w:eastAsia="DejaVu Sans" w:cs="DejaVu Sans"/>
                 <w:i w:val="false"/>
                 <w:b w:val="false"/>
                 <w:u w:val="none"/>
@@ -20129,7 +20237,7 @@
               <w:spacing w:after="100" w:before="100" w:line="240"/>
               <w:ind w:left="100" w:right="100" w:firstLine="0" w:firstLineChars="0"/>
               <w:rPr>
-                <w:rFonts w:ascii="Arial" w:hAnsi="Arial" w:eastAsia="Arial" w:cs="Arial"/>
+                <w:rFonts w:ascii="Arial" w:hAnsi="DejaVu Sans" w:eastAsia="DejaVu Sans" w:cs="DejaVu Sans"/>
                 <w:i w:val="false"/>
                 <w:b w:val="false"/>
                 <w:u w:val="none"/>
@@ -20141,7 +20249,7 @@
             </w:pPr>
             <w:r xmlns:w="http://schemas.openxmlformats.org/wordprocessingml/2006/main" xmlns:wp="http://schemas.openxmlformats.org/drawingml/2006/wordprocessingDrawing" xmlns:r="http://schemas.openxmlformats.org/officeDocument/2006/relationships" xmlns:w14="http://schemas.microsoft.com/office/word/2010/wordml">
               <w:rPr>
-                <w:rFonts w:ascii="Arial" w:hAnsi="Arial" w:eastAsia="Arial" w:cs="Arial"/>
+                <w:rFonts w:ascii="Arial" w:hAnsi="DejaVu Sans" w:eastAsia="DejaVu Sans" w:cs="DejaVu Sans"/>
                 <w:i w:val="false"/>
                 <w:b w:val="false"/>
                 <w:u w:val="none"/>
@@ -20183,7 +20291,7 @@
               <w:spacing w:after="100" w:before="100" w:line="240"/>
               <w:ind w:left="100" w:right="100" w:firstLine="0" w:firstLineChars="0"/>
               <w:rPr>
-                <w:rFonts w:ascii="Arial" w:hAnsi="Arial" w:eastAsia="Arial" w:cs="Arial"/>
+                <w:rFonts w:ascii="Arial" w:hAnsi="DejaVu Sans" w:eastAsia="DejaVu Sans" w:cs="DejaVu Sans"/>
                 <w:i w:val="false"/>
                 <w:b w:val="false"/>
                 <w:u w:val="none"/>
@@ -20195,7 +20303,7 @@
             </w:pPr>
             <w:r xmlns:w="http://schemas.openxmlformats.org/wordprocessingml/2006/main" xmlns:wp="http://schemas.openxmlformats.org/drawingml/2006/wordprocessingDrawing" xmlns:r="http://schemas.openxmlformats.org/officeDocument/2006/relationships" xmlns:w14="http://schemas.microsoft.com/office/word/2010/wordml">
               <w:rPr>
-                <w:rFonts w:ascii="Arial" w:hAnsi="Arial" w:eastAsia="Arial" w:cs="Arial"/>
+                <w:rFonts w:ascii="Arial" w:hAnsi="DejaVu Sans" w:eastAsia="DejaVu Sans" w:cs="DejaVu Sans"/>
                 <w:i w:val="false"/>
                 <w:b w:val="false"/>
                 <w:u w:val="none"/>
@@ -20211,7 +20319,7 @@
       </w:tr>
       <w:tr>
         <w:trPr>
-          <w:trHeight w:val="617" w:hRule="auto"/>
+          <w:trHeight w:val="616" w:hRule="auto"/>
         </w:trPr>
         <w:tc>
           <w:tcPr>
@@ -20242,7 +20350,7 @@
               <w:spacing w:after="100" w:before="100" w:line="240"/>
               <w:ind w:left="100" w:right="100" w:firstLine="0" w:firstLineChars="0"/>
               <w:rPr>
-                <w:rFonts w:ascii="Arial" w:hAnsi="Arial" w:eastAsia="Arial" w:cs="Arial"/>
+                <w:rFonts w:ascii="Arial" w:hAnsi="DejaVu Sans" w:eastAsia="DejaVu Sans" w:cs="DejaVu Sans"/>
                 <w:i w:val="false"/>
                 <w:b w:val="false"/>
                 <w:u w:val="none"/>
@@ -20254,7 +20362,7 @@
             </w:pPr>
             <w:r xmlns:w="http://schemas.openxmlformats.org/wordprocessingml/2006/main" xmlns:wp="http://schemas.openxmlformats.org/drawingml/2006/wordprocessingDrawing" xmlns:r="http://schemas.openxmlformats.org/officeDocument/2006/relationships" xmlns:w14="http://schemas.microsoft.com/office/word/2010/wordml">
               <w:rPr>
-                <w:rFonts w:ascii="Arial" w:hAnsi="Arial" w:eastAsia="Arial" w:cs="Arial"/>
+                <w:rFonts w:ascii="Arial" w:hAnsi="DejaVu Sans" w:eastAsia="DejaVu Sans" w:cs="DejaVu Sans"/>
                 <w:i w:val="false"/>
                 <w:b w:val="false"/>
                 <w:u w:val="none"/>
@@ -20296,7 +20404,7 @@
               <w:spacing w:after="100" w:before="100" w:line="240"/>
               <w:ind w:left="100" w:right="100" w:firstLine="0" w:firstLineChars="0"/>
               <w:rPr>
-                <w:rFonts w:ascii="Arial" w:hAnsi="Arial" w:eastAsia="Arial" w:cs="Arial"/>
+                <w:rFonts w:ascii="Arial" w:hAnsi="DejaVu Sans" w:eastAsia="DejaVu Sans" w:cs="DejaVu Sans"/>
                 <w:i w:val="false"/>
                 <w:b w:val="false"/>
                 <w:u w:val="none"/>
@@ -20308,7 +20416,7 @@
             </w:pPr>
             <w:r xmlns:w="http://schemas.openxmlformats.org/wordprocessingml/2006/main" xmlns:wp="http://schemas.openxmlformats.org/drawingml/2006/wordprocessingDrawing" xmlns:r="http://schemas.openxmlformats.org/officeDocument/2006/relationships" xmlns:w14="http://schemas.microsoft.com/office/word/2010/wordml">
               <w:rPr>
-                <w:rFonts w:ascii="Arial" w:hAnsi="Arial" w:eastAsia="Arial" w:cs="Arial"/>
+                <w:rFonts w:ascii="Arial" w:hAnsi="DejaVu Sans" w:eastAsia="DejaVu Sans" w:cs="DejaVu Sans"/>
                 <w:i w:val="false"/>
                 <w:b w:val="false"/>
                 <w:u w:val="none"/>
@@ -20350,7 +20458,7 @@
               <w:spacing w:after="100" w:before="100" w:line="240"/>
               <w:ind w:left="100" w:right="100" w:firstLine="0" w:firstLineChars="0"/>
               <w:rPr>
-                <w:rFonts w:ascii="Arial" w:hAnsi="Arial" w:eastAsia="Arial" w:cs="Arial"/>
+                <w:rFonts w:ascii="Arial" w:hAnsi="DejaVu Sans" w:eastAsia="DejaVu Sans" w:cs="DejaVu Sans"/>
                 <w:i w:val="false"/>
                 <w:b w:val="false"/>
                 <w:u w:val="none"/>
@@ -20362,7 +20470,7 @@
             </w:pPr>
             <w:r xmlns:w="http://schemas.openxmlformats.org/wordprocessingml/2006/main" xmlns:wp="http://schemas.openxmlformats.org/drawingml/2006/wordprocessingDrawing" xmlns:r="http://schemas.openxmlformats.org/officeDocument/2006/relationships" xmlns:w14="http://schemas.microsoft.com/office/word/2010/wordml">
               <w:rPr>
-                <w:rFonts w:ascii="Arial" w:hAnsi="Arial" w:eastAsia="Arial" w:cs="Arial"/>
+                <w:rFonts w:ascii="Arial" w:hAnsi="DejaVu Sans" w:eastAsia="DejaVu Sans" w:cs="DejaVu Sans"/>
                 <w:i w:val="false"/>
                 <w:b w:val="false"/>
                 <w:u w:val="none"/>
@@ -20404,7 +20512,7 @@
               <w:spacing w:after="100" w:before="100" w:line="240"/>
               <w:ind w:left="100" w:right="100" w:firstLine="0" w:firstLineChars="0"/>
               <w:rPr>
-                <w:rFonts w:ascii="Arial" w:hAnsi="Arial" w:eastAsia="Arial" w:cs="Arial"/>
+                <w:rFonts w:ascii="Arial" w:hAnsi="DejaVu Sans" w:eastAsia="DejaVu Sans" w:cs="DejaVu Sans"/>
                 <w:i w:val="false"/>
                 <w:b w:val="false"/>
                 <w:u w:val="none"/>
@@ -20416,7 +20524,7 @@
             </w:pPr>
             <w:r xmlns:w="http://schemas.openxmlformats.org/wordprocessingml/2006/main" xmlns:wp="http://schemas.openxmlformats.org/drawingml/2006/wordprocessingDrawing" xmlns:r="http://schemas.openxmlformats.org/officeDocument/2006/relationships" xmlns:w14="http://schemas.microsoft.com/office/word/2010/wordml">
               <w:rPr>
-                <w:rFonts w:ascii="Arial" w:hAnsi="Arial" w:eastAsia="Arial" w:cs="Arial"/>
+                <w:rFonts w:ascii="Arial" w:hAnsi="DejaVu Sans" w:eastAsia="DejaVu Sans" w:cs="DejaVu Sans"/>
                 <w:i w:val="false"/>
                 <w:b w:val="false"/>
                 <w:u w:val="none"/>
@@ -20458,7 +20566,7 @@
               <w:spacing w:after="100" w:before="100" w:line="240"/>
               <w:ind w:left="100" w:right="100" w:firstLine="0" w:firstLineChars="0"/>
               <w:rPr>
-                <w:rFonts w:ascii="Arial" w:hAnsi="Arial" w:eastAsia="Arial" w:cs="Arial"/>
+                <w:rFonts w:ascii="Arial" w:hAnsi="DejaVu Sans" w:eastAsia="DejaVu Sans" w:cs="DejaVu Sans"/>
                 <w:i w:val="false"/>
                 <w:b w:val="false"/>
                 <w:u w:val="none"/>
@@ -20470,7 +20578,7 @@
             </w:pPr>
             <w:r xmlns:w="http://schemas.openxmlformats.org/wordprocessingml/2006/main" xmlns:wp="http://schemas.openxmlformats.org/drawingml/2006/wordprocessingDrawing" xmlns:r="http://schemas.openxmlformats.org/officeDocument/2006/relationships" xmlns:w14="http://schemas.microsoft.com/office/word/2010/wordml">
               <w:rPr>
-                <w:rFonts w:ascii="Arial" w:hAnsi="Arial" w:eastAsia="Arial" w:cs="Arial"/>
+                <w:rFonts w:ascii="Arial" w:hAnsi="DejaVu Sans" w:eastAsia="DejaVu Sans" w:cs="DejaVu Sans"/>
                 <w:i w:val="false"/>
                 <w:b w:val="false"/>
                 <w:u w:val="none"/>
@@ -20512,7 +20620,7 @@
               <w:spacing w:after="100" w:before="100" w:line="240"/>
               <w:ind w:left="100" w:right="100" w:firstLine="0" w:firstLineChars="0"/>
               <w:rPr>
-                <w:rFonts w:ascii="Arial" w:hAnsi="Arial" w:eastAsia="Arial" w:cs="Arial"/>
+                <w:rFonts w:ascii="Arial" w:hAnsi="DejaVu Sans" w:eastAsia="DejaVu Sans" w:cs="DejaVu Sans"/>
                 <w:i w:val="false"/>
                 <w:b w:val="false"/>
                 <w:u w:val="none"/>
@@ -20524,7 +20632,7 @@
             </w:pPr>
             <w:r xmlns:w="http://schemas.openxmlformats.org/wordprocessingml/2006/main" xmlns:wp="http://schemas.openxmlformats.org/drawingml/2006/wordprocessingDrawing" xmlns:r="http://schemas.openxmlformats.org/officeDocument/2006/relationships" xmlns:w14="http://schemas.microsoft.com/office/word/2010/wordml">
               <w:rPr>
-                <w:rFonts w:ascii="Arial" w:hAnsi="Arial" w:eastAsia="Arial" w:cs="Arial"/>
+                <w:rFonts w:ascii="Arial" w:hAnsi="DejaVu Sans" w:eastAsia="DejaVu Sans" w:cs="DejaVu Sans"/>
                 <w:i w:val="false"/>
                 <w:b w:val="false"/>
                 <w:u w:val="none"/>
@@ -20540,7 +20648,7 @@
       </w:tr>
       <w:tr>
         <w:trPr>
-          <w:trHeight w:val="617" w:hRule="auto"/>
+          <w:trHeight w:val="616" w:hRule="auto"/>
         </w:trPr>
         <w:tc>
           <w:tcPr>
@@ -20571,7 +20679,7 @@
               <w:spacing w:after="100" w:before="100" w:line="240"/>
               <w:ind w:left="100" w:right="100" w:firstLine="0" w:firstLineChars="0"/>
               <w:rPr>
-                <w:rFonts w:ascii="Arial" w:hAnsi="Arial" w:eastAsia="Arial" w:cs="Arial"/>
+                <w:rFonts w:ascii="Arial" w:hAnsi="DejaVu Sans" w:eastAsia="DejaVu Sans" w:cs="DejaVu Sans"/>
                 <w:i w:val="false"/>
                 <w:b w:val="false"/>
                 <w:u w:val="none"/>
@@ -20583,7 +20691,7 @@
             </w:pPr>
             <w:r xmlns:w="http://schemas.openxmlformats.org/wordprocessingml/2006/main" xmlns:wp="http://schemas.openxmlformats.org/drawingml/2006/wordprocessingDrawing" xmlns:r="http://schemas.openxmlformats.org/officeDocument/2006/relationships" xmlns:w14="http://schemas.microsoft.com/office/word/2010/wordml">
               <w:rPr>
-                <w:rFonts w:ascii="Arial" w:hAnsi="Arial" w:eastAsia="Arial" w:cs="Arial"/>
+                <w:rFonts w:ascii="Arial" w:hAnsi="DejaVu Sans" w:eastAsia="DejaVu Sans" w:cs="DejaVu Sans"/>
                 <w:i w:val="false"/>
                 <w:b w:val="false"/>
                 <w:u w:val="none"/>
@@ -20625,7 +20733,7 @@
               <w:spacing w:after="100" w:before="100" w:line="240"/>
               <w:ind w:left="100" w:right="100" w:firstLine="0" w:firstLineChars="0"/>
               <w:rPr>
-                <w:rFonts w:ascii="Arial" w:hAnsi="Arial" w:eastAsia="Arial" w:cs="Arial"/>
+                <w:rFonts w:ascii="Arial" w:hAnsi="DejaVu Sans" w:eastAsia="DejaVu Sans" w:cs="DejaVu Sans"/>
                 <w:i w:val="false"/>
                 <w:b w:val="false"/>
                 <w:u w:val="none"/>
@@ -20637,7 +20745,7 @@
             </w:pPr>
             <w:r xmlns:w="http://schemas.openxmlformats.org/wordprocessingml/2006/main" xmlns:wp="http://schemas.openxmlformats.org/drawingml/2006/wordprocessingDrawing" xmlns:r="http://schemas.openxmlformats.org/officeDocument/2006/relationships" xmlns:w14="http://schemas.microsoft.com/office/word/2010/wordml">
               <w:rPr>
-                <w:rFonts w:ascii="Arial" w:hAnsi="Arial" w:eastAsia="Arial" w:cs="Arial"/>
+                <w:rFonts w:ascii="Arial" w:hAnsi="DejaVu Sans" w:eastAsia="DejaVu Sans" w:cs="DejaVu Sans"/>
                 <w:i w:val="false"/>
                 <w:b w:val="false"/>
                 <w:u w:val="none"/>
@@ -20679,7 +20787,7 @@
               <w:spacing w:after="100" w:before="100" w:line="240"/>
               <w:ind w:left="100" w:right="100" w:firstLine="0" w:firstLineChars="0"/>
               <w:rPr>
-                <w:rFonts w:ascii="Arial" w:hAnsi="Arial" w:eastAsia="Arial" w:cs="Arial"/>
+                <w:rFonts w:ascii="Arial" w:hAnsi="DejaVu Sans" w:eastAsia="DejaVu Sans" w:cs="DejaVu Sans"/>
                 <w:i w:val="false"/>
                 <w:b w:val="false"/>
                 <w:u w:val="none"/>
@@ -20691,7 +20799,7 @@
             </w:pPr>
             <w:r xmlns:w="http://schemas.openxmlformats.org/wordprocessingml/2006/main" xmlns:wp="http://schemas.openxmlformats.org/drawingml/2006/wordprocessingDrawing" xmlns:r="http://schemas.openxmlformats.org/officeDocument/2006/relationships" xmlns:w14="http://schemas.microsoft.com/office/word/2010/wordml">
               <w:rPr>
-                <w:rFonts w:ascii="Arial" w:hAnsi="Arial" w:eastAsia="Arial" w:cs="Arial"/>
+                <w:rFonts w:ascii="Arial" w:hAnsi="DejaVu Sans" w:eastAsia="DejaVu Sans" w:cs="DejaVu Sans"/>
                 <w:i w:val="false"/>
                 <w:b w:val="false"/>
                 <w:u w:val="none"/>
@@ -20733,7 +20841,7 @@
               <w:spacing w:after="100" w:before="100" w:line="240"/>
               <w:ind w:left="100" w:right="100" w:firstLine="0" w:firstLineChars="0"/>
               <w:rPr>
-                <w:rFonts w:ascii="Arial" w:hAnsi="Arial" w:eastAsia="Arial" w:cs="Arial"/>
+                <w:rFonts w:ascii="Arial" w:hAnsi="DejaVu Sans" w:eastAsia="DejaVu Sans" w:cs="DejaVu Sans"/>
                 <w:i w:val="false"/>
                 <w:b w:val="false"/>
                 <w:u w:val="none"/>
@@ -20745,7 +20853,7 @@
             </w:pPr>
             <w:r xmlns:w="http://schemas.openxmlformats.org/wordprocessingml/2006/main" xmlns:wp="http://schemas.openxmlformats.org/drawingml/2006/wordprocessingDrawing" xmlns:r="http://schemas.openxmlformats.org/officeDocument/2006/relationships" xmlns:w14="http://schemas.microsoft.com/office/word/2010/wordml">
               <w:rPr>
-                <w:rFonts w:ascii="Arial" w:hAnsi="Arial" w:eastAsia="Arial" w:cs="Arial"/>
+                <w:rFonts w:ascii="Arial" w:hAnsi="DejaVu Sans" w:eastAsia="DejaVu Sans" w:cs="DejaVu Sans"/>
                 <w:i w:val="false"/>
                 <w:b w:val="false"/>
                 <w:u w:val="none"/>
@@ -20787,7 +20895,7 @@
               <w:spacing w:after="100" w:before="100" w:line="240"/>
               <w:ind w:left="100" w:right="100" w:firstLine="0" w:firstLineChars="0"/>
               <w:rPr>
-                <w:rFonts w:ascii="Arial" w:hAnsi="Arial" w:eastAsia="Arial" w:cs="Arial"/>
+                <w:rFonts w:ascii="Arial" w:hAnsi="DejaVu Sans" w:eastAsia="DejaVu Sans" w:cs="DejaVu Sans"/>
                 <w:i w:val="false"/>
                 <w:b w:val="false"/>
                 <w:u w:val="none"/>
@@ -20799,7 +20907,7 @@
             </w:pPr>
             <w:r xmlns:w="http://schemas.openxmlformats.org/wordprocessingml/2006/main" xmlns:wp="http://schemas.openxmlformats.org/drawingml/2006/wordprocessingDrawing" xmlns:r="http://schemas.openxmlformats.org/officeDocument/2006/relationships" xmlns:w14="http://schemas.microsoft.com/office/word/2010/wordml">
               <w:rPr>
-                <w:rFonts w:ascii="Arial" w:hAnsi="Arial" w:eastAsia="Arial" w:cs="Arial"/>
+                <w:rFonts w:ascii="Arial" w:hAnsi="DejaVu Sans" w:eastAsia="DejaVu Sans" w:cs="DejaVu Sans"/>
                 <w:i w:val="false"/>
                 <w:b w:val="false"/>
                 <w:u w:val="none"/>
@@ -20841,7 +20949,7 @@
               <w:spacing w:after="100" w:before="100" w:line="240"/>
               <w:ind w:left="100" w:right="100" w:firstLine="0" w:firstLineChars="0"/>
               <w:rPr>
-                <w:rFonts w:ascii="Arial" w:hAnsi="Arial" w:eastAsia="Arial" w:cs="Arial"/>
+                <w:rFonts w:ascii="Arial" w:hAnsi="DejaVu Sans" w:eastAsia="DejaVu Sans" w:cs="DejaVu Sans"/>
                 <w:i w:val="false"/>
                 <w:b w:val="false"/>
                 <w:u w:val="none"/>
@@ -20853,7 +20961,7 @@
             </w:pPr>
             <w:r xmlns:w="http://schemas.openxmlformats.org/wordprocessingml/2006/main" xmlns:wp="http://schemas.openxmlformats.org/drawingml/2006/wordprocessingDrawing" xmlns:r="http://schemas.openxmlformats.org/officeDocument/2006/relationships" xmlns:w14="http://schemas.microsoft.com/office/word/2010/wordml">
               <w:rPr>
-                <w:rFonts w:ascii="Arial" w:hAnsi="Arial" w:eastAsia="Arial" w:cs="Arial"/>
+                <w:rFonts w:ascii="Arial" w:hAnsi="DejaVu Sans" w:eastAsia="DejaVu Sans" w:cs="DejaVu Sans"/>
                 <w:i w:val="false"/>
                 <w:b w:val="false"/>
                 <w:u w:val="none"/>
@@ -20869,7 +20977,7 @@
       </w:tr>
       <w:tr>
         <w:trPr>
-          <w:trHeight w:val="617" w:hRule="auto"/>
+          <w:trHeight w:val="616" w:hRule="auto"/>
         </w:trPr>
         <w:tc>
           <w:tcPr>
@@ -20900,7 +21008,7 @@
               <w:spacing w:after="100" w:before="100" w:line="240"/>
               <w:ind w:left="100" w:right="100" w:firstLine="0" w:firstLineChars="0"/>
               <w:rPr>
-                <w:rFonts w:ascii="Arial" w:hAnsi="Arial" w:eastAsia="Arial" w:cs="Arial"/>
+                <w:rFonts w:ascii="Arial" w:hAnsi="DejaVu Sans" w:eastAsia="DejaVu Sans" w:cs="DejaVu Sans"/>
                 <w:i w:val="false"/>
                 <w:b w:val="false"/>
                 <w:u w:val="none"/>
@@ -20912,7 +21020,7 @@
             </w:pPr>
             <w:r xmlns:w="http://schemas.openxmlformats.org/wordprocessingml/2006/main" xmlns:wp="http://schemas.openxmlformats.org/drawingml/2006/wordprocessingDrawing" xmlns:r="http://schemas.openxmlformats.org/officeDocument/2006/relationships" xmlns:w14="http://schemas.microsoft.com/office/word/2010/wordml">
               <w:rPr>
-                <w:rFonts w:ascii="Arial" w:hAnsi="Arial" w:eastAsia="Arial" w:cs="Arial"/>
+                <w:rFonts w:ascii="Arial" w:hAnsi="DejaVu Sans" w:eastAsia="DejaVu Sans" w:cs="DejaVu Sans"/>
                 <w:i w:val="false"/>
                 <w:b w:val="false"/>
                 <w:u w:val="none"/>
@@ -20954,7 +21062,7 @@
               <w:spacing w:after="100" w:before="100" w:line="240"/>
               <w:ind w:left="100" w:right="100" w:firstLine="0" w:firstLineChars="0"/>
               <w:rPr>
-                <w:rFonts w:ascii="Arial" w:hAnsi="Arial" w:eastAsia="Arial" w:cs="Arial"/>
+                <w:rFonts w:ascii="Arial" w:hAnsi="DejaVu Sans" w:eastAsia="DejaVu Sans" w:cs="DejaVu Sans"/>
                 <w:i w:val="false"/>
                 <w:b w:val="false"/>
                 <w:u w:val="none"/>
@@ -20966,7 +21074,7 @@
             </w:pPr>
             <w:r xmlns:w="http://schemas.openxmlformats.org/wordprocessingml/2006/main" xmlns:wp="http://schemas.openxmlformats.org/drawingml/2006/wordprocessingDrawing" xmlns:r="http://schemas.openxmlformats.org/officeDocument/2006/relationships" xmlns:w14="http://schemas.microsoft.com/office/word/2010/wordml">
               <w:rPr>
-                <w:rFonts w:ascii="Arial" w:hAnsi="Arial" w:eastAsia="Arial" w:cs="Arial"/>
+                <w:rFonts w:ascii="Arial" w:hAnsi="DejaVu Sans" w:eastAsia="DejaVu Sans" w:cs="DejaVu Sans"/>
                 <w:i w:val="false"/>
                 <w:b w:val="false"/>
                 <w:u w:val="none"/>
@@ -21008,7 +21116,7 @@
               <w:spacing w:after="100" w:before="100" w:line="240"/>
               <w:ind w:left="100" w:right="100" w:firstLine="0" w:firstLineChars="0"/>
               <w:rPr>
-                <w:rFonts w:ascii="Arial" w:hAnsi="Arial" w:eastAsia="Arial" w:cs="Arial"/>
+                <w:rFonts w:ascii="Arial" w:hAnsi="DejaVu Sans" w:eastAsia="DejaVu Sans" w:cs="DejaVu Sans"/>
                 <w:i w:val="false"/>
                 <w:b w:val="false"/>
                 <w:u w:val="none"/>
@@ -21020,7 +21128,7 @@
             </w:pPr>
             <w:r xmlns:w="http://schemas.openxmlformats.org/wordprocessingml/2006/main" xmlns:wp="http://schemas.openxmlformats.org/drawingml/2006/wordprocessingDrawing" xmlns:r="http://schemas.openxmlformats.org/officeDocument/2006/relationships" xmlns:w14="http://schemas.microsoft.com/office/word/2010/wordml">
               <w:rPr>
-                <w:rFonts w:ascii="Arial" w:hAnsi="Arial" w:eastAsia="Arial" w:cs="Arial"/>
+                <w:rFonts w:ascii="Arial" w:hAnsi="DejaVu Sans" w:eastAsia="DejaVu Sans" w:cs="DejaVu Sans"/>
                 <w:i w:val="false"/>
                 <w:b w:val="false"/>
                 <w:u w:val="none"/>
@@ -21062,7 +21170,7 @@
               <w:spacing w:after="100" w:before="100" w:line="240"/>
               <w:ind w:left="100" w:right="100" w:firstLine="0" w:firstLineChars="0"/>
               <w:rPr>
-                <w:rFonts w:ascii="Arial" w:hAnsi="Arial" w:eastAsia="Arial" w:cs="Arial"/>
+                <w:rFonts w:ascii="Arial" w:hAnsi="DejaVu Sans" w:eastAsia="DejaVu Sans" w:cs="DejaVu Sans"/>
                 <w:i w:val="false"/>
                 <w:b w:val="false"/>
                 <w:u w:val="none"/>
@@ -21074,7 +21182,7 @@
             </w:pPr>
             <w:r xmlns:w="http://schemas.openxmlformats.org/wordprocessingml/2006/main" xmlns:wp="http://schemas.openxmlformats.org/drawingml/2006/wordprocessingDrawing" xmlns:r="http://schemas.openxmlformats.org/officeDocument/2006/relationships" xmlns:w14="http://schemas.microsoft.com/office/word/2010/wordml">
               <w:rPr>
-                <w:rFonts w:ascii="Arial" w:hAnsi="Arial" w:eastAsia="Arial" w:cs="Arial"/>
+                <w:rFonts w:ascii="Arial" w:hAnsi="DejaVu Sans" w:eastAsia="DejaVu Sans" w:cs="DejaVu Sans"/>
                 <w:i w:val="false"/>
                 <w:b w:val="false"/>
                 <w:u w:val="none"/>
@@ -21116,7 +21224,7 @@
               <w:spacing w:after="100" w:before="100" w:line="240"/>
               <w:ind w:left="100" w:right="100" w:firstLine="0" w:firstLineChars="0"/>
               <w:rPr>
-                <w:rFonts w:ascii="Arial" w:hAnsi="Arial" w:eastAsia="Arial" w:cs="Arial"/>
+                <w:rFonts w:ascii="Arial" w:hAnsi="DejaVu Sans" w:eastAsia="DejaVu Sans" w:cs="DejaVu Sans"/>
                 <w:i w:val="false"/>
                 <w:b w:val="false"/>
                 <w:u w:val="none"/>
@@ -21128,7 +21236,7 @@
             </w:pPr>
             <w:r xmlns:w="http://schemas.openxmlformats.org/wordprocessingml/2006/main" xmlns:wp="http://schemas.openxmlformats.org/drawingml/2006/wordprocessingDrawing" xmlns:r="http://schemas.openxmlformats.org/officeDocument/2006/relationships" xmlns:w14="http://schemas.microsoft.com/office/word/2010/wordml">
               <w:rPr>
-                <w:rFonts w:ascii="Arial" w:hAnsi="Arial" w:eastAsia="Arial" w:cs="Arial"/>
+                <w:rFonts w:ascii="Arial" w:hAnsi="DejaVu Sans" w:eastAsia="DejaVu Sans" w:cs="DejaVu Sans"/>
                 <w:i w:val="false"/>
                 <w:b w:val="false"/>
                 <w:u w:val="none"/>
@@ -21170,7 +21278,7 @@
               <w:spacing w:after="100" w:before="100" w:line="240"/>
               <w:ind w:left="100" w:right="100" w:firstLine="0" w:firstLineChars="0"/>
               <w:rPr>
-                <w:rFonts w:ascii="Arial" w:hAnsi="Arial" w:eastAsia="Arial" w:cs="Arial"/>
+                <w:rFonts w:ascii="Arial" w:hAnsi="DejaVu Sans" w:eastAsia="DejaVu Sans" w:cs="DejaVu Sans"/>
                 <w:i w:val="false"/>
                 <w:b w:val="false"/>
                 <w:u w:val="none"/>
@@ -21182,7 +21290,7 @@
             </w:pPr>
             <w:r xmlns:w="http://schemas.openxmlformats.org/wordprocessingml/2006/main" xmlns:wp="http://schemas.openxmlformats.org/drawingml/2006/wordprocessingDrawing" xmlns:r="http://schemas.openxmlformats.org/officeDocument/2006/relationships" xmlns:w14="http://schemas.microsoft.com/office/word/2010/wordml">
               <w:rPr>
-                <w:rFonts w:ascii="Arial" w:hAnsi="Arial" w:eastAsia="Arial" w:cs="Arial"/>
+                <w:rFonts w:ascii="Arial" w:hAnsi="DejaVu Sans" w:eastAsia="DejaVu Sans" w:cs="DejaVu Sans"/>
                 <w:i w:val="false"/>
                 <w:b w:val="false"/>
                 <w:u w:val="none"/>
@@ -21198,7 +21306,7 @@
       </w:tr>
       <w:tr>
         <w:trPr>
-          <w:trHeight w:val="617" w:hRule="auto"/>
+          <w:trHeight w:val="616" w:hRule="auto"/>
         </w:trPr>
         <w:tc>
           <w:tcPr>
@@ -21229,7 +21337,7 @@
               <w:spacing w:after="100" w:before="100" w:line="240"/>
               <w:ind w:left="100" w:right="100" w:firstLine="0" w:firstLineChars="0"/>
               <w:rPr>
-                <w:rFonts w:ascii="Arial" w:hAnsi="Arial" w:eastAsia="Arial" w:cs="Arial"/>
+                <w:rFonts w:ascii="Arial" w:hAnsi="DejaVu Sans" w:eastAsia="DejaVu Sans" w:cs="DejaVu Sans"/>
                 <w:i w:val="false"/>
                 <w:b w:val="false"/>
                 <w:u w:val="none"/>
@@ -21241,7 +21349,7 @@
             </w:pPr>
             <w:r xmlns:w="http://schemas.openxmlformats.org/wordprocessingml/2006/main" xmlns:wp="http://schemas.openxmlformats.org/drawingml/2006/wordprocessingDrawing" xmlns:r="http://schemas.openxmlformats.org/officeDocument/2006/relationships" xmlns:w14="http://schemas.microsoft.com/office/word/2010/wordml">
               <w:rPr>
-                <w:rFonts w:ascii="Arial" w:hAnsi="Arial" w:eastAsia="Arial" w:cs="Arial"/>
+                <w:rFonts w:ascii="Arial" w:hAnsi="DejaVu Sans" w:eastAsia="DejaVu Sans" w:cs="DejaVu Sans"/>
                 <w:i w:val="false"/>
                 <w:b w:val="false"/>
                 <w:u w:val="none"/>
@@ -21283,7 +21391,7 @@
               <w:spacing w:after="100" w:before="100" w:line="240"/>
               <w:ind w:left="100" w:right="100" w:firstLine="0" w:firstLineChars="0"/>
               <w:rPr>
-                <w:rFonts w:ascii="Arial" w:hAnsi="Arial" w:eastAsia="Arial" w:cs="Arial"/>
+                <w:rFonts w:ascii="Arial" w:hAnsi="DejaVu Sans" w:eastAsia="DejaVu Sans" w:cs="DejaVu Sans"/>
                 <w:i w:val="false"/>
                 <w:b w:val="false"/>
                 <w:u w:val="none"/>
@@ -21295,7 +21403,7 @@
             </w:pPr>
             <w:r xmlns:w="http://schemas.openxmlformats.org/wordprocessingml/2006/main" xmlns:wp="http://schemas.openxmlformats.org/drawingml/2006/wordprocessingDrawing" xmlns:r="http://schemas.openxmlformats.org/officeDocument/2006/relationships" xmlns:w14="http://schemas.microsoft.com/office/word/2010/wordml">
               <w:rPr>
-                <w:rFonts w:ascii="Arial" w:hAnsi="Arial" w:eastAsia="Arial" w:cs="Arial"/>
+                <w:rFonts w:ascii="Arial" w:hAnsi="DejaVu Sans" w:eastAsia="DejaVu Sans" w:cs="DejaVu Sans"/>
                 <w:i w:val="false"/>
                 <w:b w:val="false"/>
                 <w:u w:val="none"/>
@@ -21337,7 +21445,7 @@
               <w:spacing w:after="100" w:before="100" w:line="240"/>
               <w:ind w:left="100" w:right="100" w:firstLine="0" w:firstLineChars="0"/>
               <w:rPr>
-                <w:rFonts w:ascii="Arial" w:hAnsi="Arial" w:eastAsia="Arial" w:cs="Arial"/>
+                <w:rFonts w:ascii="Arial" w:hAnsi="DejaVu Sans" w:eastAsia="DejaVu Sans" w:cs="DejaVu Sans"/>
                 <w:i w:val="false"/>
                 <w:b w:val="false"/>
                 <w:u w:val="none"/>
@@ -21349,7 +21457,7 @@
             </w:pPr>
             <w:r xmlns:w="http://schemas.openxmlformats.org/wordprocessingml/2006/main" xmlns:wp="http://schemas.openxmlformats.org/drawingml/2006/wordprocessingDrawing" xmlns:r="http://schemas.openxmlformats.org/officeDocument/2006/relationships" xmlns:w14="http://schemas.microsoft.com/office/word/2010/wordml">
               <w:rPr>
-                <w:rFonts w:ascii="Arial" w:hAnsi="Arial" w:eastAsia="Arial" w:cs="Arial"/>
+                <w:rFonts w:ascii="Arial" w:hAnsi="DejaVu Sans" w:eastAsia="DejaVu Sans" w:cs="DejaVu Sans"/>
                 <w:i w:val="false"/>
                 <w:b w:val="false"/>
                 <w:u w:val="none"/>
@@ -21391,7 +21499,7 @@
               <w:spacing w:after="100" w:before="100" w:line="240"/>
               <w:ind w:left="100" w:right="100" w:firstLine="0" w:firstLineChars="0"/>
               <w:rPr>
-                <w:rFonts w:ascii="Arial" w:hAnsi="Arial" w:eastAsia="Arial" w:cs="Arial"/>
+                <w:rFonts w:ascii="Arial" w:hAnsi="DejaVu Sans" w:eastAsia="DejaVu Sans" w:cs="DejaVu Sans"/>
                 <w:i w:val="false"/>
                 <w:b w:val="false"/>
                 <w:u w:val="none"/>
@@ -21403,7 +21511,7 @@
             </w:pPr>
             <w:r xmlns:w="http://schemas.openxmlformats.org/wordprocessingml/2006/main" xmlns:wp="http://schemas.openxmlformats.org/drawingml/2006/wordprocessingDrawing" xmlns:r="http://schemas.openxmlformats.org/officeDocument/2006/relationships" xmlns:w14="http://schemas.microsoft.com/office/word/2010/wordml">
               <w:rPr>
-                <w:rFonts w:ascii="Arial" w:hAnsi="Arial" w:eastAsia="Arial" w:cs="Arial"/>
+                <w:rFonts w:ascii="Arial" w:hAnsi="DejaVu Sans" w:eastAsia="DejaVu Sans" w:cs="DejaVu Sans"/>
                 <w:i w:val="false"/>
                 <w:b w:val="false"/>
                 <w:u w:val="none"/>
@@ -21445,7 +21553,7 @@
               <w:spacing w:after="100" w:before="100" w:line="240"/>
               <w:ind w:left="100" w:right="100" w:firstLine="0" w:firstLineChars="0"/>
               <w:rPr>
-                <w:rFonts w:ascii="Arial" w:hAnsi="Arial" w:eastAsia="Arial" w:cs="Arial"/>
+                <w:rFonts w:ascii="Arial" w:hAnsi="DejaVu Sans" w:eastAsia="DejaVu Sans" w:cs="DejaVu Sans"/>
                 <w:i w:val="false"/>
                 <w:b w:val="false"/>
                 <w:u w:val="none"/>
@@ -21457,7 +21565,7 @@
             </w:pPr>
             <w:r xmlns:w="http://schemas.openxmlformats.org/wordprocessingml/2006/main" xmlns:wp="http://schemas.openxmlformats.org/drawingml/2006/wordprocessingDrawing" xmlns:r="http://schemas.openxmlformats.org/officeDocument/2006/relationships" xmlns:w14="http://schemas.microsoft.com/office/word/2010/wordml">
               <w:rPr>
-                <w:rFonts w:ascii="Arial" w:hAnsi="Arial" w:eastAsia="Arial" w:cs="Arial"/>
+                <w:rFonts w:ascii="Arial" w:hAnsi="DejaVu Sans" w:eastAsia="DejaVu Sans" w:cs="DejaVu Sans"/>
                 <w:i w:val="false"/>
                 <w:b w:val="false"/>
                 <w:u w:val="none"/>
@@ -21499,7 +21607,7 @@
               <w:spacing w:after="100" w:before="100" w:line="240"/>
               <w:ind w:left="100" w:right="100" w:firstLine="0" w:firstLineChars="0"/>
               <w:rPr>
-                <w:rFonts w:ascii="Arial" w:hAnsi="Arial" w:eastAsia="Arial" w:cs="Arial"/>
+                <w:rFonts w:ascii="Arial" w:hAnsi="DejaVu Sans" w:eastAsia="DejaVu Sans" w:cs="DejaVu Sans"/>
                 <w:i w:val="false"/>
                 <w:b w:val="false"/>
                 <w:u w:val="none"/>
@@ -21511,7 +21619,7 @@
             </w:pPr>
             <w:r xmlns:w="http://schemas.openxmlformats.org/wordprocessingml/2006/main" xmlns:wp="http://schemas.openxmlformats.org/drawingml/2006/wordprocessingDrawing" xmlns:r="http://schemas.openxmlformats.org/officeDocument/2006/relationships" xmlns:w14="http://schemas.microsoft.com/office/word/2010/wordml">
               <w:rPr>
-                <w:rFonts w:ascii="Arial" w:hAnsi="Arial" w:eastAsia="Arial" w:cs="Arial"/>
+                <w:rFonts w:ascii="Arial" w:hAnsi="DejaVu Sans" w:eastAsia="DejaVu Sans" w:cs="DejaVu Sans"/>
                 <w:i w:val="false"/>
                 <w:b w:val="false"/>
                 <w:u w:val="none"/>
@@ -21527,7 +21635,7 @@
       </w:tr>
       <w:tr>
         <w:trPr>
-          <w:trHeight w:val="617" w:hRule="auto"/>
+          <w:trHeight w:val="616" w:hRule="auto"/>
         </w:trPr>
         <w:tc>
           <w:tcPr>
@@ -21558,7 +21666,7 @@
               <w:spacing w:after="100" w:before="100" w:line="240"/>
               <w:ind w:left="100" w:right="100" w:firstLine="0" w:firstLineChars="0"/>
               <w:rPr>
-                <w:rFonts w:ascii="Arial" w:hAnsi="Arial" w:eastAsia="Arial" w:cs="Arial"/>
+                <w:rFonts w:ascii="Arial" w:hAnsi="DejaVu Sans" w:eastAsia="DejaVu Sans" w:cs="DejaVu Sans"/>
                 <w:i w:val="false"/>
                 <w:b w:val="false"/>
                 <w:u w:val="none"/>
@@ -21570,7 +21678,7 @@
             </w:pPr>
             <w:r xmlns:w="http://schemas.openxmlformats.org/wordprocessingml/2006/main" xmlns:wp="http://schemas.openxmlformats.org/drawingml/2006/wordprocessingDrawing" xmlns:r="http://schemas.openxmlformats.org/officeDocument/2006/relationships" xmlns:w14="http://schemas.microsoft.com/office/word/2010/wordml">
               <w:rPr>
-                <w:rFonts w:ascii="Arial" w:hAnsi="Arial" w:eastAsia="Arial" w:cs="Arial"/>
+                <w:rFonts w:ascii="Arial" w:hAnsi="DejaVu Sans" w:eastAsia="DejaVu Sans" w:cs="DejaVu Sans"/>
                 <w:i w:val="false"/>
                 <w:b w:val="false"/>
                 <w:u w:val="none"/>
@@ -21612,7 +21720,7 @@
               <w:spacing w:after="100" w:before="100" w:line="240"/>
               <w:ind w:left="100" w:right="100" w:firstLine="0" w:firstLineChars="0"/>
               <w:rPr>
-                <w:rFonts w:ascii="Arial" w:hAnsi="Arial" w:eastAsia="Arial" w:cs="Arial"/>
+                <w:rFonts w:ascii="Arial" w:hAnsi="DejaVu Sans" w:eastAsia="DejaVu Sans" w:cs="DejaVu Sans"/>
                 <w:i w:val="false"/>
                 <w:b w:val="false"/>
                 <w:u w:val="none"/>
@@ -21624,7 +21732,7 @@
             </w:pPr>
             <w:r xmlns:w="http://schemas.openxmlformats.org/wordprocessingml/2006/main" xmlns:wp="http://schemas.openxmlformats.org/drawingml/2006/wordprocessingDrawing" xmlns:r="http://schemas.openxmlformats.org/officeDocument/2006/relationships" xmlns:w14="http://schemas.microsoft.com/office/word/2010/wordml">
               <w:rPr>
-                <w:rFonts w:ascii="Arial" w:hAnsi="Arial" w:eastAsia="Arial" w:cs="Arial"/>
+                <w:rFonts w:ascii="Arial" w:hAnsi="DejaVu Sans" w:eastAsia="DejaVu Sans" w:cs="DejaVu Sans"/>
                 <w:i w:val="false"/>
                 <w:b w:val="false"/>
                 <w:u w:val="none"/>
@@ -21666,7 +21774,7 @@
               <w:spacing w:after="100" w:before="100" w:line="240"/>
               <w:ind w:left="100" w:right="100" w:firstLine="0" w:firstLineChars="0"/>
               <w:rPr>
-                <w:rFonts w:ascii="Arial" w:hAnsi="Arial" w:eastAsia="Arial" w:cs="Arial"/>
+                <w:rFonts w:ascii="Arial" w:hAnsi="DejaVu Sans" w:eastAsia="DejaVu Sans" w:cs="DejaVu Sans"/>
                 <w:i w:val="false"/>
                 <w:b w:val="false"/>
                 <w:u w:val="none"/>
@@ -21678,7 +21786,7 @@
             </w:pPr>
             <w:r xmlns:w="http://schemas.openxmlformats.org/wordprocessingml/2006/main" xmlns:wp="http://schemas.openxmlformats.org/drawingml/2006/wordprocessingDrawing" xmlns:r="http://schemas.openxmlformats.org/officeDocument/2006/relationships" xmlns:w14="http://schemas.microsoft.com/office/word/2010/wordml">
               <w:rPr>
-                <w:rFonts w:ascii="Arial" w:hAnsi="Arial" w:eastAsia="Arial" w:cs="Arial"/>
+                <w:rFonts w:ascii="Arial" w:hAnsi="DejaVu Sans" w:eastAsia="DejaVu Sans" w:cs="DejaVu Sans"/>
                 <w:i w:val="false"/>
                 <w:b w:val="false"/>
                 <w:u w:val="none"/>
@@ -21720,7 +21828,7 @@
               <w:spacing w:after="100" w:before="100" w:line="240"/>
               <w:ind w:left="100" w:right="100" w:firstLine="0" w:firstLineChars="0"/>
               <w:rPr>
-                <w:rFonts w:ascii="Arial" w:hAnsi="Arial" w:eastAsia="Arial" w:cs="Arial"/>
+                <w:rFonts w:ascii="Arial" w:hAnsi="DejaVu Sans" w:eastAsia="DejaVu Sans" w:cs="DejaVu Sans"/>
                 <w:i w:val="false"/>
                 <w:b w:val="false"/>
                 <w:u w:val="none"/>
@@ -21732,7 +21840,7 @@
             </w:pPr>
             <w:r xmlns:w="http://schemas.openxmlformats.org/wordprocessingml/2006/main" xmlns:wp="http://schemas.openxmlformats.org/drawingml/2006/wordprocessingDrawing" xmlns:r="http://schemas.openxmlformats.org/officeDocument/2006/relationships" xmlns:w14="http://schemas.microsoft.com/office/word/2010/wordml">
               <w:rPr>
-                <w:rFonts w:ascii="Arial" w:hAnsi="Arial" w:eastAsia="Arial" w:cs="Arial"/>
+                <w:rFonts w:ascii="Arial" w:hAnsi="DejaVu Sans" w:eastAsia="DejaVu Sans" w:cs="DejaVu Sans"/>
                 <w:i w:val="false"/>
                 <w:b w:val="false"/>
                 <w:u w:val="none"/>
@@ -21774,7 +21882,7 @@
               <w:spacing w:after="100" w:before="100" w:line="240"/>
               <w:ind w:left="100" w:right="100" w:firstLine="0" w:firstLineChars="0"/>
               <w:rPr>
-                <w:rFonts w:ascii="Arial" w:hAnsi="Arial" w:eastAsia="Arial" w:cs="Arial"/>
+                <w:rFonts w:ascii="Arial" w:hAnsi="DejaVu Sans" w:eastAsia="DejaVu Sans" w:cs="DejaVu Sans"/>
                 <w:i w:val="false"/>
                 <w:b w:val="false"/>
                 <w:u w:val="none"/>
@@ -21786,7 +21894,7 @@
             </w:pPr>
             <w:r xmlns:w="http://schemas.openxmlformats.org/wordprocessingml/2006/main" xmlns:wp="http://schemas.openxmlformats.org/drawingml/2006/wordprocessingDrawing" xmlns:r="http://schemas.openxmlformats.org/officeDocument/2006/relationships" xmlns:w14="http://schemas.microsoft.com/office/word/2010/wordml">
               <w:rPr>
-                <w:rFonts w:ascii="Arial" w:hAnsi="Arial" w:eastAsia="Arial" w:cs="Arial"/>
+                <w:rFonts w:ascii="Arial" w:hAnsi="DejaVu Sans" w:eastAsia="DejaVu Sans" w:cs="DejaVu Sans"/>
                 <w:i w:val="false"/>
                 <w:b w:val="false"/>
                 <w:u w:val="none"/>
@@ -21828,7 +21936,7 @@
               <w:spacing w:after="100" w:before="100" w:line="240"/>
               <w:ind w:left="100" w:right="100" w:firstLine="0" w:firstLineChars="0"/>
               <w:rPr>
-                <w:rFonts w:ascii="Arial" w:hAnsi="Arial" w:eastAsia="Arial" w:cs="Arial"/>
+                <w:rFonts w:ascii="Arial" w:hAnsi="DejaVu Sans" w:eastAsia="DejaVu Sans" w:cs="DejaVu Sans"/>
                 <w:i w:val="false"/>
                 <w:b w:val="false"/>
                 <w:u w:val="none"/>
@@ -21840,7 +21948,7 @@
             </w:pPr>
             <w:r xmlns:w="http://schemas.openxmlformats.org/wordprocessingml/2006/main" xmlns:wp="http://schemas.openxmlformats.org/drawingml/2006/wordprocessingDrawing" xmlns:r="http://schemas.openxmlformats.org/officeDocument/2006/relationships" xmlns:w14="http://schemas.microsoft.com/office/word/2010/wordml">
               <w:rPr>
-                <w:rFonts w:ascii="Arial" w:hAnsi="Arial" w:eastAsia="Arial" w:cs="Arial"/>
+                <w:rFonts w:ascii="Arial" w:hAnsi="DejaVu Sans" w:eastAsia="DejaVu Sans" w:cs="DejaVu Sans"/>
                 <w:i w:val="false"/>
                 <w:b w:val="false"/>
                 <w:u w:val="none"/>
@@ -21856,7 +21964,7 @@
       </w:tr>
       <w:tr>
         <w:trPr>
-          <w:trHeight w:val="617" w:hRule="auto"/>
+          <w:trHeight w:val="616" w:hRule="auto"/>
         </w:trPr>
         <w:tc>
           <w:tcPr>
@@ -21887,7 +21995,7 @@
               <w:spacing w:after="100" w:before="100" w:line="240"/>
               <w:ind w:left="100" w:right="100" w:firstLine="0" w:firstLineChars="0"/>
               <w:rPr>
-                <w:rFonts w:ascii="Arial" w:hAnsi="Arial" w:eastAsia="Arial" w:cs="Arial"/>
+                <w:rFonts w:ascii="Arial" w:hAnsi="DejaVu Sans" w:eastAsia="DejaVu Sans" w:cs="DejaVu Sans"/>
                 <w:i w:val="false"/>
                 <w:b w:val="false"/>
                 <w:u w:val="none"/>
@@ -21899,7 +22007,7 @@
             </w:pPr>
             <w:r xmlns:w="http://schemas.openxmlformats.org/wordprocessingml/2006/main" xmlns:wp="http://schemas.openxmlformats.org/drawingml/2006/wordprocessingDrawing" xmlns:r="http://schemas.openxmlformats.org/officeDocument/2006/relationships" xmlns:w14="http://schemas.microsoft.com/office/word/2010/wordml">
               <w:rPr>
-                <w:rFonts w:ascii="Arial" w:hAnsi="Arial" w:eastAsia="Arial" w:cs="Arial"/>
+                <w:rFonts w:ascii="Arial" w:hAnsi="DejaVu Sans" w:eastAsia="DejaVu Sans" w:cs="DejaVu Sans"/>
                 <w:i w:val="false"/>
                 <w:b w:val="false"/>
                 <w:u w:val="none"/>
@@ -21941,7 +22049,7 @@
               <w:spacing w:after="100" w:before="100" w:line="240"/>
               <w:ind w:left="100" w:right="100" w:firstLine="0" w:firstLineChars="0"/>
               <w:rPr>
-                <w:rFonts w:ascii="Arial" w:hAnsi="Arial" w:eastAsia="Arial" w:cs="Arial"/>
+                <w:rFonts w:ascii="Arial" w:hAnsi="DejaVu Sans" w:eastAsia="DejaVu Sans" w:cs="DejaVu Sans"/>
                 <w:i w:val="false"/>
                 <w:b w:val="false"/>
                 <w:u w:val="none"/>
@@ -21953,7 +22061,7 @@
             </w:pPr>
             <w:r xmlns:w="http://schemas.openxmlformats.org/wordprocessingml/2006/main" xmlns:wp="http://schemas.openxmlformats.org/drawingml/2006/wordprocessingDrawing" xmlns:r="http://schemas.openxmlformats.org/officeDocument/2006/relationships" xmlns:w14="http://schemas.microsoft.com/office/word/2010/wordml">
               <w:rPr>
-                <w:rFonts w:ascii="Arial" w:hAnsi="Arial" w:eastAsia="Arial" w:cs="Arial"/>
+                <w:rFonts w:ascii="Arial" w:hAnsi="DejaVu Sans" w:eastAsia="DejaVu Sans" w:cs="DejaVu Sans"/>
                 <w:i w:val="false"/>
                 <w:b w:val="false"/>
                 <w:u w:val="none"/>
@@ -21995,7 +22103,7 @@
               <w:spacing w:after="100" w:before="100" w:line="240"/>
               <w:ind w:left="100" w:right="100" w:firstLine="0" w:firstLineChars="0"/>
               <w:rPr>
-                <w:rFonts w:ascii="Arial" w:hAnsi="Arial" w:eastAsia="Arial" w:cs="Arial"/>
+                <w:rFonts w:ascii="Arial" w:hAnsi="DejaVu Sans" w:eastAsia="DejaVu Sans" w:cs="DejaVu Sans"/>
                 <w:i w:val="false"/>
                 <w:b w:val="false"/>
                 <w:u w:val="none"/>
@@ -22007,7 +22115,7 @@
             </w:pPr>
             <w:r xmlns:w="http://schemas.openxmlformats.org/wordprocessingml/2006/main" xmlns:wp="http://schemas.openxmlformats.org/drawingml/2006/wordprocessingDrawing" xmlns:r="http://schemas.openxmlformats.org/officeDocument/2006/relationships" xmlns:w14="http://schemas.microsoft.com/office/word/2010/wordml">
               <w:rPr>
-                <w:rFonts w:ascii="Arial" w:hAnsi="Arial" w:eastAsia="Arial" w:cs="Arial"/>
+                <w:rFonts w:ascii="Arial" w:hAnsi="DejaVu Sans" w:eastAsia="DejaVu Sans" w:cs="DejaVu Sans"/>
                 <w:i w:val="false"/>
                 <w:b w:val="false"/>
                 <w:u w:val="none"/>
@@ -22049,7 +22157,7 @@
               <w:spacing w:after="100" w:before="100" w:line="240"/>
               <w:ind w:left="100" w:right="100" w:firstLine="0" w:firstLineChars="0"/>
               <w:rPr>
-                <w:rFonts w:ascii="Arial" w:hAnsi="Arial" w:eastAsia="Arial" w:cs="Arial"/>
+                <w:rFonts w:ascii="Arial" w:hAnsi="DejaVu Sans" w:eastAsia="DejaVu Sans" w:cs="DejaVu Sans"/>
                 <w:i w:val="false"/>
                 <w:b w:val="false"/>
                 <w:u w:val="none"/>
@@ -22061,7 +22169,7 @@
             </w:pPr>
             <w:r xmlns:w="http://schemas.openxmlformats.org/wordprocessingml/2006/main" xmlns:wp="http://schemas.openxmlformats.org/drawingml/2006/wordprocessingDrawing" xmlns:r="http://schemas.openxmlformats.org/officeDocument/2006/relationships" xmlns:w14="http://schemas.microsoft.com/office/word/2010/wordml">
               <w:rPr>
-                <w:rFonts w:ascii="Arial" w:hAnsi="Arial" w:eastAsia="Arial" w:cs="Arial"/>
+                <w:rFonts w:ascii="Arial" w:hAnsi="DejaVu Sans" w:eastAsia="DejaVu Sans" w:cs="DejaVu Sans"/>
                 <w:i w:val="false"/>
                 <w:b w:val="false"/>
                 <w:u w:val="none"/>
@@ -22103,7 +22211,7 @@
               <w:spacing w:after="100" w:before="100" w:line="240"/>
               <w:ind w:left="100" w:right="100" w:firstLine="0" w:firstLineChars="0"/>
               <w:rPr>
-                <w:rFonts w:ascii="Arial" w:hAnsi="Arial" w:eastAsia="Arial" w:cs="Arial"/>
+                <w:rFonts w:ascii="Arial" w:hAnsi="DejaVu Sans" w:eastAsia="DejaVu Sans" w:cs="DejaVu Sans"/>
                 <w:i w:val="false"/>
                 <w:b w:val="false"/>
                 <w:u w:val="none"/>
@@ -22115,7 +22223,7 @@
             </w:pPr>
             <w:r xmlns:w="http://schemas.openxmlformats.org/wordprocessingml/2006/main" xmlns:wp="http://schemas.openxmlformats.org/drawingml/2006/wordprocessingDrawing" xmlns:r="http://schemas.openxmlformats.org/officeDocument/2006/relationships" xmlns:w14="http://schemas.microsoft.com/office/word/2010/wordml">
               <w:rPr>
-                <w:rFonts w:ascii="Arial" w:hAnsi="Arial" w:eastAsia="Arial" w:cs="Arial"/>
+                <w:rFonts w:ascii="Arial" w:hAnsi="DejaVu Sans" w:eastAsia="DejaVu Sans" w:cs="DejaVu Sans"/>
                 <w:i w:val="false"/>
                 <w:b w:val="false"/>
                 <w:u w:val="none"/>
@@ -22157,7 +22265,7 @@
               <w:spacing w:after="100" w:before="100" w:line="240"/>
               <w:ind w:left="100" w:right="100" w:firstLine="0" w:firstLineChars="0"/>
               <w:rPr>
-                <w:rFonts w:ascii="Arial" w:hAnsi="Arial" w:eastAsia="Arial" w:cs="Arial"/>
+                <w:rFonts w:ascii="Arial" w:hAnsi="DejaVu Sans" w:eastAsia="DejaVu Sans" w:cs="DejaVu Sans"/>
                 <w:i w:val="false"/>
                 <w:b w:val="false"/>
                 <w:u w:val="none"/>
@@ -22169,7 +22277,7 @@
             </w:pPr>
             <w:r xmlns:w="http://schemas.openxmlformats.org/wordprocessingml/2006/main" xmlns:wp="http://schemas.openxmlformats.org/drawingml/2006/wordprocessingDrawing" xmlns:r="http://schemas.openxmlformats.org/officeDocument/2006/relationships" xmlns:w14="http://schemas.microsoft.com/office/word/2010/wordml">
               <w:rPr>
-                <w:rFonts w:ascii="Arial" w:hAnsi="Arial" w:eastAsia="Arial" w:cs="Arial"/>
+                <w:rFonts w:ascii="Arial" w:hAnsi="DejaVu Sans" w:eastAsia="DejaVu Sans" w:cs="DejaVu Sans"/>
                 <w:i w:val="false"/>
                 <w:b w:val="false"/>
                 <w:u w:val="none"/>
@@ -22185,7 +22293,7 @@
       </w:tr>
       <w:tr>
         <w:trPr>
-          <w:trHeight w:val="617" w:hRule="auto"/>
+          <w:trHeight w:val="616" w:hRule="auto"/>
         </w:trPr>
         <w:tc>
           <w:tcPr>
@@ -22216,7 +22324,7 @@
               <w:spacing w:after="100" w:before="100" w:line="240"/>
               <w:ind w:left="100" w:right="100" w:firstLine="0" w:firstLineChars="0"/>
               <w:rPr>
-                <w:rFonts w:ascii="Arial" w:hAnsi="Arial" w:eastAsia="Arial" w:cs="Arial"/>
+                <w:rFonts w:ascii="Arial" w:hAnsi="DejaVu Sans" w:eastAsia="DejaVu Sans" w:cs="DejaVu Sans"/>
                 <w:i w:val="false"/>
                 <w:b w:val="false"/>
                 <w:u w:val="none"/>
@@ -22228,7 +22336,7 @@
             </w:pPr>
             <w:r xmlns:w="http://schemas.openxmlformats.org/wordprocessingml/2006/main" xmlns:wp="http://schemas.openxmlformats.org/drawingml/2006/wordprocessingDrawing" xmlns:r="http://schemas.openxmlformats.org/officeDocument/2006/relationships" xmlns:w14="http://schemas.microsoft.com/office/word/2010/wordml">
               <w:rPr>
-                <w:rFonts w:ascii="Arial" w:hAnsi="Arial" w:eastAsia="Arial" w:cs="Arial"/>
+                <w:rFonts w:ascii="Arial" w:hAnsi="DejaVu Sans" w:eastAsia="DejaVu Sans" w:cs="DejaVu Sans"/>
                 <w:i w:val="false"/>
                 <w:b w:val="false"/>
                 <w:u w:val="none"/>
@@ -22270,7 +22378,7 @@
               <w:spacing w:after="100" w:before="100" w:line="240"/>
               <w:ind w:left="100" w:right="100" w:firstLine="0" w:firstLineChars="0"/>
               <w:rPr>
-                <w:rFonts w:ascii="Arial" w:hAnsi="Arial" w:eastAsia="Arial" w:cs="Arial"/>
+                <w:rFonts w:ascii="Arial" w:hAnsi="DejaVu Sans" w:eastAsia="DejaVu Sans" w:cs="DejaVu Sans"/>
                 <w:i w:val="false"/>
                 <w:b w:val="false"/>
                 <w:u w:val="none"/>
@@ -22282,7 +22390,7 @@
             </w:pPr>
             <w:r xmlns:w="http://schemas.openxmlformats.org/wordprocessingml/2006/main" xmlns:wp="http://schemas.openxmlformats.org/drawingml/2006/wordprocessingDrawing" xmlns:r="http://schemas.openxmlformats.org/officeDocument/2006/relationships" xmlns:w14="http://schemas.microsoft.com/office/word/2010/wordml">
               <w:rPr>
-                <w:rFonts w:ascii="Arial" w:hAnsi="Arial" w:eastAsia="Arial" w:cs="Arial"/>
+                <w:rFonts w:ascii="Arial" w:hAnsi="DejaVu Sans" w:eastAsia="DejaVu Sans" w:cs="DejaVu Sans"/>
                 <w:i w:val="false"/>
                 <w:b w:val="false"/>
                 <w:u w:val="none"/>
@@ -22324,7 +22432,7 @@
               <w:spacing w:after="100" w:before="100" w:line="240"/>
               <w:ind w:left="100" w:right="100" w:firstLine="0" w:firstLineChars="0"/>
               <w:rPr>
-                <w:rFonts w:ascii="Arial" w:hAnsi="Arial" w:eastAsia="Arial" w:cs="Arial"/>
+                <w:rFonts w:ascii="Arial" w:hAnsi="DejaVu Sans" w:eastAsia="DejaVu Sans" w:cs="DejaVu Sans"/>
                 <w:i w:val="false"/>
                 <w:b w:val="false"/>
                 <w:u w:val="none"/>
@@ -22336,7 +22444,7 @@
             </w:pPr>
             <w:r xmlns:w="http://schemas.openxmlformats.org/wordprocessingml/2006/main" xmlns:wp="http://schemas.openxmlformats.org/drawingml/2006/wordprocessingDrawing" xmlns:r="http://schemas.openxmlformats.org/officeDocument/2006/relationships" xmlns:w14="http://schemas.microsoft.com/office/word/2010/wordml">
               <w:rPr>
-                <w:rFonts w:ascii="Arial" w:hAnsi="Arial" w:eastAsia="Arial" w:cs="Arial"/>
+                <w:rFonts w:ascii="Arial" w:hAnsi="DejaVu Sans" w:eastAsia="DejaVu Sans" w:cs="DejaVu Sans"/>
                 <w:i w:val="false"/>
                 <w:b w:val="false"/>
                 <w:u w:val="none"/>
@@ -22378,7 +22486,7 @@
               <w:spacing w:after="100" w:before="100" w:line="240"/>
               <w:ind w:left="100" w:right="100" w:firstLine="0" w:firstLineChars="0"/>
               <w:rPr>
-                <w:rFonts w:ascii="Arial" w:hAnsi="Arial" w:eastAsia="Arial" w:cs="Arial"/>
+                <w:rFonts w:ascii="Arial" w:hAnsi="DejaVu Sans" w:eastAsia="DejaVu Sans" w:cs="DejaVu Sans"/>
                 <w:i w:val="false"/>
                 <w:b w:val="false"/>
                 <w:u w:val="none"/>
@@ -22390,7 +22498,7 @@
             </w:pPr>
             <w:r xmlns:w="http://schemas.openxmlformats.org/wordprocessingml/2006/main" xmlns:wp="http://schemas.openxmlformats.org/drawingml/2006/wordprocessingDrawing" xmlns:r="http://schemas.openxmlformats.org/officeDocument/2006/relationships" xmlns:w14="http://schemas.microsoft.com/office/word/2010/wordml">
               <w:rPr>
-                <w:rFonts w:ascii="Arial" w:hAnsi="Arial" w:eastAsia="Arial" w:cs="Arial"/>
+                <w:rFonts w:ascii="Arial" w:hAnsi="DejaVu Sans" w:eastAsia="DejaVu Sans" w:cs="DejaVu Sans"/>
                 <w:i w:val="false"/>
                 <w:b w:val="false"/>
                 <w:u w:val="none"/>
@@ -22432,7 +22540,7 @@
               <w:spacing w:after="100" w:before="100" w:line="240"/>
               <w:ind w:left="100" w:right="100" w:firstLine="0" w:firstLineChars="0"/>
               <w:rPr>
-                <w:rFonts w:ascii="Arial" w:hAnsi="Arial" w:eastAsia="Arial" w:cs="Arial"/>
+                <w:rFonts w:ascii="Arial" w:hAnsi="DejaVu Sans" w:eastAsia="DejaVu Sans" w:cs="DejaVu Sans"/>
                 <w:i w:val="false"/>
                 <w:b w:val="false"/>
                 <w:u w:val="none"/>
@@ -22444,7 +22552,7 @@
             </w:pPr>
             <w:r xmlns:w="http://schemas.openxmlformats.org/wordprocessingml/2006/main" xmlns:wp="http://schemas.openxmlformats.org/drawingml/2006/wordprocessingDrawing" xmlns:r="http://schemas.openxmlformats.org/officeDocument/2006/relationships" xmlns:w14="http://schemas.microsoft.com/office/word/2010/wordml">
               <w:rPr>
-                <w:rFonts w:ascii="Arial" w:hAnsi="Arial" w:eastAsia="Arial" w:cs="Arial"/>
+                <w:rFonts w:ascii="Arial" w:hAnsi="DejaVu Sans" w:eastAsia="DejaVu Sans" w:cs="DejaVu Sans"/>
                 <w:i w:val="false"/>
                 <w:b w:val="false"/>
                 <w:u w:val="none"/>
@@ -22486,7 +22594,7 @@
               <w:spacing w:after="100" w:before="100" w:line="240"/>
               <w:ind w:left="100" w:right="100" w:firstLine="0" w:firstLineChars="0"/>
               <w:rPr>
-                <w:rFonts w:ascii="Arial" w:hAnsi="Arial" w:eastAsia="Arial" w:cs="Arial"/>
+                <w:rFonts w:ascii="Arial" w:hAnsi="DejaVu Sans" w:eastAsia="DejaVu Sans" w:cs="DejaVu Sans"/>
                 <w:i w:val="false"/>
                 <w:b w:val="false"/>
                 <w:u w:val="none"/>
@@ -22498,7 +22606,7 @@
             </w:pPr>
             <w:r xmlns:w="http://schemas.openxmlformats.org/wordprocessingml/2006/main" xmlns:wp="http://schemas.openxmlformats.org/drawingml/2006/wordprocessingDrawing" xmlns:r="http://schemas.openxmlformats.org/officeDocument/2006/relationships" xmlns:w14="http://schemas.microsoft.com/office/word/2010/wordml">
               <w:rPr>
-                <w:rFonts w:ascii="Arial" w:hAnsi="Arial" w:eastAsia="Arial" w:cs="Arial"/>
+                <w:rFonts w:ascii="Arial" w:hAnsi="DejaVu Sans" w:eastAsia="DejaVu Sans" w:cs="DejaVu Sans"/>
                 <w:i w:val="false"/>
                 <w:b w:val="false"/>
                 <w:u w:val="none"/>
@@ -22514,7 +22622,7 @@
       </w:tr>
       <w:tr>
         <w:trPr>
-          <w:trHeight w:val="617" w:hRule="auto"/>
+          <w:trHeight w:val="616" w:hRule="auto"/>
         </w:trPr>
         <w:tc>
           <w:tcPr>
@@ -22545,7 +22653,7 @@
               <w:spacing w:after="100" w:before="100" w:line="240"/>
               <w:ind w:left="100" w:right="100" w:firstLine="0" w:firstLineChars="0"/>
               <w:rPr>
-                <w:rFonts w:ascii="Arial" w:hAnsi="Arial" w:eastAsia="Arial" w:cs="Arial"/>
+                <w:rFonts w:ascii="Arial" w:hAnsi="DejaVu Sans" w:eastAsia="DejaVu Sans" w:cs="DejaVu Sans"/>
                 <w:i w:val="false"/>
                 <w:b w:val="false"/>
                 <w:u w:val="none"/>
@@ -22557,7 +22665,7 @@
             </w:pPr>
             <w:r xmlns:w="http://schemas.openxmlformats.org/wordprocessingml/2006/main" xmlns:wp="http://schemas.openxmlformats.org/drawingml/2006/wordprocessingDrawing" xmlns:r="http://schemas.openxmlformats.org/officeDocument/2006/relationships" xmlns:w14="http://schemas.microsoft.com/office/word/2010/wordml">
               <w:rPr>
-                <w:rFonts w:ascii="Arial" w:hAnsi="Arial" w:eastAsia="Arial" w:cs="Arial"/>
+                <w:rFonts w:ascii="Arial" w:hAnsi="DejaVu Sans" w:eastAsia="DejaVu Sans" w:cs="DejaVu Sans"/>
                 <w:i w:val="false"/>
                 <w:b w:val="false"/>
                 <w:u w:val="none"/>
@@ -22599,7 +22707,7 @@
               <w:spacing w:after="100" w:before="100" w:line="240"/>
               <w:ind w:left="100" w:right="100" w:firstLine="0" w:firstLineChars="0"/>
               <w:rPr>
-                <w:rFonts w:ascii="Arial" w:hAnsi="Arial" w:eastAsia="Arial" w:cs="Arial"/>
+                <w:rFonts w:ascii="Arial" w:hAnsi="DejaVu Sans" w:eastAsia="DejaVu Sans" w:cs="DejaVu Sans"/>
                 <w:i w:val="false"/>
                 <w:b w:val="false"/>
                 <w:u w:val="none"/>
@@ -22611,7 +22719,7 @@
             </w:pPr>
             <w:r xmlns:w="http://schemas.openxmlformats.org/wordprocessingml/2006/main" xmlns:wp="http://schemas.openxmlformats.org/drawingml/2006/wordprocessingDrawing" xmlns:r="http://schemas.openxmlformats.org/officeDocument/2006/relationships" xmlns:w14="http://schemas.microsoft.com/office/word/2010/wordml">
               <w:rPr>
-                <w:rFonts w:ascii="Arial" w:hAnsi="Arial" w:eastAsia="Arial" w:cs="Arial"/>
+                <w:rFonts w:ascii="Arial" w:hAnsi="DejaVu Sans" w:eastAsia="DejaVu Sans" w:cs="DejaVu Sans"/>
                 <w:i w:val="false"/>
                 <w:b w:val="false"/>
                 <w:u w:val="none"/>
@@ -22653,7 +22761,7 @@
               <w:spacing w:after="100" w:before="100" w:line="240"/>
               <w:ind w:left="100" w:right="100" w:firstLine="0" w:firstLineChars="0"/>
               <w:rPr>
-                <w:rFonts w:ascii="Arial" w:hAnsi="Arial" w:eastAsia="Arial" w:cs="Arial"/>
+                <w:rFonts w:ascii="Arial" w:hAnsi="DejaVu Sans" w:eastAsia="DejaVu Sans" w:cs="DejaVu Sans"/>
                 <w:i w:val="false"/>
                 <w:b w:val="false"/>
                 <w:u w:val="none"/>
@@ -22665,7 +22773,7 @@
             </w:pPr>
             <w:r xmlns:w="http://schemas.openxmlformats.org/wordprocessingml/2006/main" xmlns:wp="http://schemas.openxmlformats.org/drawingml/2006/wordprocessingDrawing" xmlns:r="http://schemas.openxmlformats.org/officeDocument/2006/relationships" xmlns:w14="http://schemas.microsoft.com/office/word/2010/wordml">
               <w:rPr>
-                <w:rFonts w:ascii="Arial" w:hAnsi="Arial" w:eastAsia="Arial" w:cs="Arial"/>
+                <w:rFonts w:ascii="Arial" w:hAnsi="DejaVu Sans" w:eastAsia="DejaVu Sans" w:cs="DejaVu Sans"/>
                 <w:i w:val="false"/>
                 <w:b w:val="false"/>
                 <w:u w:val="none"/>
@@ -22707,7 +22815,7 @@
               <w:spacing w:after="100" w:before="100" w:line="240"/>
               <w:ind w:left="100" w:right="100" w:firstLine="0" w:firstLineChars="0"/>
               <w:rPr>
-                <w:rFonts w:ascii="Arial" w:hAnsi="Arial" w:eastAsia="Arial" w:cs="Arial"/>
+                <w:rFonts w:ascii="Arial" w:hAnsi="DejaVu Sans" w:eastAsia="DejaVu Sans" w:cs="DejaVu Sans"/>
                 <w:i w:val="false"/>
                 <w:b w:val="false"/>
                 <w:u w:val="none"/>
@@ -22719,7 +22827,7 @@
             </w:pPr>
             <w:r xmlns:w="http://schemas.openxmlformats.org/wordprocessingml/2006/main" xmlns:wp="http://schemas.openxmlformats.org/drawingml/2006/wordprocessingDrawing" xmlns:r="http://schemas.openxmlformats.org/officeDocument/2006/relationships" xmlns:w14="http://schemas.microsoft.com/office/word/2010/wordml">
               <w:rPr>
-                <w:rFonts w:ascii="Arial" w:hAnsi="Arial" w:eastAsia="Arial" w:cs="Arial"/>
+                <w:rFonts w:ascii="Arial" w:hAnsi="DejaVu Sans" w:eastAsia="DejaVu Sans" w:cs="DejaVu Sans"/>
                 <w:i w:val="false"/>
                 <w:b w:val="false"/>
                 <w:u w:val="none"/>
@@ -22761,7 +22869,7 @@
               <w:spacing w:after="100" w:before="100" w:line="240"/>
               <w:ind w:left="100" w:right="100" w:firstLine="0" w:firstLineChars="0"/>
               <w:rPr>
-                <w:rFonts w:ascii="Arial" w:hAnsi="Arial" w:eastAsia="Arial" w:cs="Arial"/>
+                <w:rFonts w:ascii="Arial" w:hAnsi="DejaVu Sans" w:eastAsia="DejaVu Sans" w:cs="DejaVu Sans"/>
                 <w:i w:val="false"/>
                 <w:b w:val="false"/>
                 <w:u w:val="none"/>
@@ -22773,7 +22881,7 @@
             </w:pPr>
             <w:r xmlns:w="http://schemas.openxmlformats.org/wordprocessingml/2006/main" xmlns:wp="http://schemas.openxmlformats.org/drawingml/2006/wordprocessingDrawing" xmlns:r="http://schemas.openxmlformats.org/officeDocument/2006/relationships" xmlns:w14="http://schemas.microsoft.com/office/word/2010/wordml">
               <w:rPr>
-                <w:rFonts w:ascii="Arial" w:hAnsi="Arial" w:eastAsia="Arial" w:cs="Arial"/>
+                <w:rFonts w:ascii="Arial" w:hAnsi="DejaVu Sans" w:eastAsia="DejaVu Sans" w:cs="DejaVu Sans"/>
                 <w:i w:val="false"/>
                 <w:b w:val="false"/>
                 <w:u w:val="none"/>
@@ -22815,7 +22923,7 @@
               <w:spacing w:after="100" w:before="100" w:line="240"/>
               <w:ind w:left="100" w:right="100" w:firstLine="0" w:firstLineChars="0"/>
               <w:rPr>
-                <w:rFonts w:ascii="Arial" w:hAnsi="Arial" w:eastAsia="Arial" w:cs="Arial"/>
+                <w:rFonts w:ascii="Arial" w:hAnsi="DejaVu Sans" w:eastAsia="DejaVu Sans" w:cs="DejaVu Sans"/>
                 <w:i w:val="false"/>
                 <w:b w:val="false"/>
                 <w:u w:val="none"/>
@@ -22827,7 +22935,7 @@
             </w:pPr>
             <w:r xmlns:w="http://schemas.openxmlformats.org/wordprocessingml/2006/main" xmlns:wp="http://schemas.openxmlformats.org/drawingml/2006/wordprocessingDrawing" xmlns:r="http://schemas.openxmlformats.org/officeDocument/2006/relationships" xmlns:w14="http://schemas.microsoft.com/office/word/2010/wordml">
               <w:rPr>
-                <w:rFonts w:ascii="Arial" w:hAnsi="Arial" w:eastAsia="Arial" w:cs="Arial"/>
+                <w:rFonts w:ascii="Arial" w:hAnsi="DejaVu Sans" w:eastAsia="DejaVu Sans" w:cs="DejaVu Sans"/>
                 <w:i w:val="false"/>
                 <w:b w:val="false"/>
                 <w:u w:val="none"/>
@@ -22843,7 +22951,7 @@
       </w:tr>
       <w:tr>
         <w:trPr>
-          <w:trHeight w:val="617" w:hRule="auto"/>
+          <w:trHeight w:val="616" w:hRule="auto"/>
         </w:trPr>
         <w:tc>
           <w:tcPr>
@@ -22874,7 +22982,7 @@
               <w:spacing w:after="100" w:before="100" w:line="240"/>
               <w:ind w:left="100" w:right="100" w:firstLine="0" w:firstLineChars="0"/>
               <w:rPr>
-                <w:rFonts w:ascii="Arial" w:hAnsi="Arial" w:eastAsia="Arial" w:cs="Arial"/>
+                <w:rFonts w:ascii="Arial" w:hAnsi="DejaVu Sans" w:eastAsia="DejaVu Sans" w:cs="DejaVu Sans"/>
                 <w:i w:val="false"/>
                 <w:b w:val="false"/>
                 <w:u w:val="none"/>
@@ -22886,7 +22994,7 @@
             </w:pPr>
             <w:r xmlns:w="http://schemas.openxmlformats.org/wordprocessingml/2006/main" xmlns:wp="http://schemas.openxmlformats.org/drawingml/2006/wordprocessingDrawing" xmlns:r="http://schemas.openxmlformats.org/officeDocument/2006/relationships" xmlns:w14="http://schemas.microsoft.com/office/word/2010/wordml">
               <w:rPr>
-                <w:rFonts w:ascii="Arial" w:hAnsi="Arial" w:eastAsia="Arial" w:cs="Arial"/>
+                <w:rFonts w:ascii="Arial" w:hAnsi="DejaVu Sans" w:eastAsia="DejaVu Sans" w:cs="DejaVu Sans"/>
                 <w:i w:val="false"/>
                 <w:b w:val="false"/>
                 <w:u w:val="none"/>
@@ -22928,7 +23036,7 @@
               <w:spacing w:after="100" w:before="100" w:line="240"/>
               <w:ind w:left="100" w:right="100" w:firstLine="0" w:firstLineChars="0"/>
               <w:rPr>
-                <w:rFonts w:ascii="Arial" w:hAnsi="Arial" w:eastAsia="Arial" w:cs="Arial"/>
+                <w:rFonts w:ascii="Arial" w:hAnsi="DejaVu Sans" w:eastAsia="DejaVu Sans" w:cs="DejaVu Sans"/>
                 <w:i w:val="false"/>
                 <w:b w:val="false"/>
                 <w:u w:val="none"/>
@@ -22940,7 +23048,7 @@
             </w:pPr>
             <w:r xmlns:w="http://schemas.openxmlformats.org/wordprocessingml/2006/main" xmlns:wp="http://schemas.openxmlformats.org/drawingml/2006/wordprocessingDrawing" xmlns:r="http://schemas.openxmlformats.org/officeDocument/2006/relationships" xmlns:w14="http://schemas.microsoft.com/office/word/2010/wordml">
               <w:rPr>
-                <w:rFonts w:ascii="Arial" w:hAnsi="Arial" w:eastAsia="Arial" w:cs="Arial"/>
+                <w:rFonts w:ascii="Arial" w:hAnsi="DejaVu Sans" w:eastAsia="DejaVu Sans" w:cs="DejaVu Sans"/>
                 <w:i w:val="false"/>
                 <w:b w:val="false"/>
                 <w:u w:val="none"/>
@@ -22982,7 +23090,7 @@
               <w:spacing w:after="100" w:before="100" w:line="240"/>
               <w:ind w:left="100" w:right="100" w:firstLine="0" w:firstLineChars="0"/>
               <w:rPr>
-                <w:rFonts w:ascii="Arial" w:hAnsi="Arial" w:eastAsia="Arial" w:cs="Arial"/>
+                <w:rFonts w:ascii="Arial" w:hAnsi="DejaVu Sans" w:eastAsia="DejaVu Sans" w:cs="DejaVu Sans"/>
                 <w:i w:val="false"/>
                 <w:b w:val="false"/>
                 <w:u w:val="none"/>
@@ -22994,7 +23102,7 @@
             </w:pPr>
             <w:r xmlns:w="http://schemas.openxmlformats.org/wordprocessingml/2006/main" xmlns:wp="http://schemas.openxmlformats.org/drawingml/2006/wordprocessingDrawing" xmlns:r="http://schemas.openxmlformats.org/officeDocument/2006/relationships" xmlns:w14="http://schemas.microsoft.com/office/word/2010/wordml">
               <w:rPr>
-                <w:rFonts w:ascii="Arial" w:hAnsi="Arial" w:eastAsia="Arial" w:cs="Arial"/>
+                <w:rFonts w:ascii="Arial" w:hAnsi="DejaVu Sans" w:eastAsia="DejaVu Sans" w:cs="DejaVu Sans"/>
                 <w:i w:val="false"/>
                 <w:b w:val="false"/>
                 <w:u w:val="none"/>
@@ -23036,7 +23144,7 @@
               <w:spacing w:after="100" w:before="100" w:line="240"/>
               <w:ind w:left="100" w:right="100" w:firstLine="0" w:firstLineChars="0"/>
               <w:rPr>
-                <w:rFonts w:ascii="Arial" w:hAnsi="Arial" w:eastAsia="Arial" w:cs="Arial"/>
+                <w:rFonts w:ascii="Arial" w:hAnsi="DejaVu Sans" w:eastAsia="DejaVu Sans" w:cs="DejaVu Sans"/>
                 <w:i w:val="false"/>
                 <w:b w:val="false"/>
                 <w:u w:val="none"/>
@@ -23048,7 +23156,7 @@
             </w:pPr>
             <w:r xmlns:w="http://schemas.openxmlformats.org/wordprocessingml/2006/main" xmlns:wp="http://schemas.openxmlformats.org/drawingml/2006/wordprocessingDrawing" xmlns:r="http://schemas.openxmlformats.org/officeDocument/2006/relationships" xmlns:w14="http://schemas.microsoft.com/office/word/2010/wordml">
               <w:rPr>
-                <w:rFonts w:ascii="Arial" w:hAnsi="Arial" w:eastAsia="Arial" w:cs="Arial"/>
+                <w:rFonts w:ascii="Arial" w:hAnsi="DejaVu Sans" w:eastAsia="DejaVu Sans" w:cs="DejaVu Sans"/>
                 <w:i w:val="false"/>
                 <w:b w:val="false"/>
                 <w:u w:val="none"/>
@@ -23090,7 +23198,7 @@
               <w:spacing w:after="100" w:before="100" w:line="240"/>
               <w:ind w:left="100" w:right="100" w:firstLine="0" w:firstLineChars="0"/>
               <w:rPr>
-                <w:rFonts w:ascii="Arial" w:hAnsi="Arial" w:eastAsia="Arial" w:cs="Arial"/>
+                <w:rFonts w:ascii="Arial" w:hAnsi="DejaVu Sans" w:eastAsia="DejaVu Sans" w:cs="DejaVu Sans"/>
                 <w:i w:val="false"/>
                 <w:b w:val="false"/>
                 <w:u w:val="none"/>
@@ -23102,7 +23210,7 @@
             </w:pPr>
             <w:r xmlns:w="http://schemas.openxmlformats.org/wordprocessingml/2006/main" xmlns:wp="http://schemas.openxmlformats.org/drawingml/2006/wordprocessingDrawing" xmlns:r="http://schemas.openxmlformats.org/officeDocument/2006/relationships" xmlns:w14="http://schemas.microsoft.com/office/word/2010/wordml">
               <w:rPr>
-                <w:rFonts w:ascii="Arial" w:hAnsi="Arial" w:eastAsia="Arial" w:cs="Arial"/>
+                <w:rFonts w:ascii="Arial" w:hAnsi="DejaVu Sans" w:eastAsia="DejaVu Sans" w:cs="DejaVu Sans"/>
                 <w:i w:val="false"/>
                 <w:b w:val="false"/>
                 <w:u w:val="none"/>
@@ -23144,7 +23252,7 @@
               <w:spacing w:after="100" w:before="100" w:line="240"/>
               <w:ind w:left="100" w:right="100" w:firstLine="0" w:firstLineChars="0"/>
               <w:rPr>
-                <w:rFonts w:ascii="Arial" w:hAnsi="Arial" w:eastAsia="Arial" w:cs="Arial"/>
+                <w:rFonts w:ascii="Arial" w:hAnsi="DejaVu Sans" w:eastAsia="DejaVu Sans" w:cs="DejaVu Sans"/>
                 <w:i w:val="false"/>
                 <w:b w:val="false"/>
                 <w:u w:val="none"/>
@@ -23156,7 +23264,7 @@
             </w:pPr>
             <w:r xmlns:w="http://schemas.openxmlformats.org/wordprocessingml/2006/main" xmlns:wp="http://schemas.openxmlformats.org/drawingml/2006/wordprocessingDrawing" xmlns:r="http://schemas.openxmlformats.org/officeDocument/2006/relationships" xmlns:w14="http://schemas.microsoft.com/office/word/2010/wordml">
               <w:rPr>
-                <w:rFonts w:ascii="Arial" w:hAnsi="Arial" w:eastAsia="Arial" w:cs="Arial"/>
+                <w:rFonts w:ascii="Arial" w:hAnsi="DejaVu Sans" w:eastAsia="DejaVu Sans" w:cs="DejaVu Sans"/>
                 <w:i w:val="false"/>
                 <w:b w:val="false"/>
                 <w:u w:val="none"/>
@@ -23172,7 +23280,7 @@
       </w:tr>
       <w:tr>
         <w:trPr>
-          <w:trHeight w:val="617" w:hRule="auto"/>
+          <w:trHeight w:val="616" w:hRule="auto"/>
         </w:trPr>
         <w:tc>
           <w:tcPr>
@@ -23203,7 +23311,7 @@
               <w:spacing w:after="100" w:before="100" w:line="240"/>
               <w:ind w:left="100" w:right="100" w:firstLine="0" w:firstLineChars="0"/>
               <w:rPr>
-                <w:rFonts w:ascii="Arial" w:hAnsi="Arial" w:eastAsia="Arial" w:cs="Arial"/>
+                <w:rFonts w:ascii="Arial" w:hAnsi="DejaVu Sans" w:eastAsia="DejaVu Sans" w:cs="DejaVu Sans"/>
                 <w:i w:val="false"/>
                 <w:b w:val="false"/>
                 <w:u w:val="none"/>
@@ -23215,7 +23323,7 @@
             </w:pPr>
             <w:r xmlns:w="http://schemas.openxmlformats.org/wordprocessingml/2006/main" xmlns:wp="http://schemas.openxmlformats.org/drawingml/2006/wordprocessingDrawing" xmlns:r="http://schemas.openxmlformats.org/officeDocument/2006/relationships" xmlns:w14="http://schemas.microsoft.com/office/word/2010/wordml">
               <w:rPr>
-                <w:rFonts w:ascii="Arial" w:hAnsi="Arial" w:eastAsia="Arial" w:cs="Arial"/>
+                <w:rFonts w:ascii="Arial" w:hAnsi="DejaVu Sans" w:eastAsia="DejaVu Sans" w:cs="DejaVu Sans"/>
                 <w:i w:val="false"/>
                 <w:b w:val="false"/>
                 <w:u w:val="none"/>
@@ -23257,7 +23365,7 @@
               <w:spacing w:after="100" w:before="100" w:line="240"/>
               <w:ind w:left="100" w:right="100" w:firstLine="0" w:firstLineChars="0"/>
               <w:rPr>
-                <w:rFonts w:ascii="Arial" w:hAnsi="Arial" w:eastAsia="Arial" w:cs="Arial"/>
+                <w:rFonts w:ascii="Arial" w:hAnsi="DejaVu Sans" w:eastAsia="DejaVu Sans" w:cs="DejaVu Sans"/>
                 <w:i w:val="false"/>
                 <w:b w:val="false"/>
                 <w:u w:val="none"/>
@@ -23269,7 +23377,7 @@
             </w:pPr>
             <w:r xmlns:w="http://schemas.openxmlformats.org/wordprocessingml/2006/main" xmlns:wp="http://schemas.openxmlformats.org/drawingml/2006/wordprocessingDrawing" xmlns:r="http://schemas.openxmlformats.org/officeDocument/2006/relationships" xmlns:w14="http://schemas.microsoft.com/office/word/2010/wordml">
               <w:rPr>
-                <w:rFonts w:ascii="Arial" w:hAnsi="Arial" w:eastAsia="Arial" w:cs="Arial"/>
+                <w:rFonts w:ascii="Arial" w:hAnsi="DejaVu Sans" w:eastAsia="DejaVu Sans" w:cs="DejaVu Sans"/>
                 <w:i w:val="false"/>
                 <w:b w:val="false"/>
                 <w:u w:val="none"/>
@@ -23311,7 +23419,7 @@
               <w:spacing w:after="100" w:before="100" w:line="240"/>
               <w:ind w:left="100" w:right="100" w:firstLine="0" w:firstLineChars="0"/>
               <w:rPr>
-                <w:rFonts w:ascii="Arial" w:hAnsi="Arial" w:eastAsia="Arial" w:cs="Arial"/>
+                <w:rFonts w:ascii="Arial" w:hAnsi="DejaVu Sans" w:eastAsia="DejaVu Sans" w:cs="DejaVu Sans"/>
                 <w:i w:val="false"/>
                 <w:b w:val="false"/>
                 <w:u w:val="none"/>
@@ -23323,7 +23431,7 @@
             </w:pPr>
             <w:r xmlns:w="http://schemas.openxmlformats.org/wordprocessingml/2006/main" xmlns:wp="http://schemas.openxmlformats.org/drawingml/2006/wordprocessingDrawing" xmlns:r="http://schemas.openxmlformats.org/officeDocument/2006/relationships" xmlns:w14="http://schemas.microsoft.com/office/word/2010/wordml">
               <w:rPr>
-                <w:rFonts w:ascii="Arial" w:hAnsi="Arial" w:eastAsia="Arial" w:cs="Arial"/>
+                <w:rFonts w:ascii="Arial" w:hAnsi="DejaVu Sans" w:eastAsia="DejaVu Sans" w:cs="DejaVu Sans"/>
                 <w:i w:val="false"/>
                 <w:b w:val="false"/>
                 <w:u w:val="none"/>
@@ -23365,7 +23473,7 @@
               <w:spacing w:after="100" w:before="100" w:line="240"/>
               <w:ind w:left="100" w:right="100" w:firstLine="0" w:firstLineChars="0"/>
               <w:rPr>
-                <w:rFonts w:ascii="Arial" w:hAnsi="Arial" w:eastAsia="Arial" w:cs="Arial"/>
+                <w:rFonts w:ascii="Arial" w:hAnsi="DejaVu Sans" w:eastAsia="DejaVu Sans" w:cs="DejaVu Sans"/>
                 <w:i w:val="false"/>
                 <w:b w:val="false"/>
                 <w:u w:val="none"/>
@@ -23377,7 +23485,7 @@
             </w:pPr>
             <w:r xmlns:w="http://schemas.openxmlformats.org/wordprocessingml/2006/main" xmlns:wp="http://schemas.openxmlformats.org/drawingml/2006/wordprocessingDrawing" xmlns:r="http://schemas.openxmlformats.org/officeDocument/2006/relationships" xmlns:w14="http://schemas.microsoft.com/office/word/2010/wordml">
               <w:rPr>
-                <w:rFonts w:ascii="Arial" w:hAnsi="Arial" w:eastAsia="Arial" w:cs="Arial"/>
+                <w:rFonts w:ascii="Arial" w:hAnsi="DejaVu Sans" w:eastAsia="DejaVu Sans" w:cs="DejaVu Sans"/>
                 <w:i w:val="false"/>
                 <w:b w:val="false"/>
                 <w:u w:val="none"/>
@@ -23419,7 +23527,7 @@
               <w:spacing w:after="100" w:before="100" w:line="240"/>
               <w:ind w:left="100" w:right="100" w:firstLine="0" w:firstLineChars="0"/>
               <w:rPr>
-                <w:rFonts w:ascii="Arial" w:hAnsi="Arial" w:eastAsia="Arial" w:cs="Arial"/>
+                <w:rFonts w:ascii="Arial" w:hAnsi="DejaVu Sans" w:eastAsia="DejaVu Sans" w:cs="DejaVu Sans"/>
                 <w:i w:val="false"/>
                 <w:b w:val="false"/>
                 <w:u w:val="none"/>
@@ -23431,7 +23539,7 @@
             </w:pPr>
             <w:r xmlns:w="http://schemas.openxmlformats.org/wordprocessingml/2006/main" xmlns:wp="http://schemas.openxmlformats.org/drawingml/2006/wordprocessingDrawing" xmlns:r="http://schemas.openxmlformats.org/officeDocument/2006/relationships" xmlns:w14="http://schemas.microsoft.com/office/word/2010/wordml">
               <w:rPr>
-                <w:rFonts w:ascii="Arial" w:hAnsi="Arial" w:eastAsia="Arial" w:cs="Arial"/>
+                <w:rFonts w:ascii="Arial" w:hAnsi="DejaVu Sans" w:eastAsia="DejaVu Sans" w:cs="DejaVu Sans"/>
                 <w:i w:val="false"/>
                 <w:b w:val="false"/>
                 <w:u w:val="none"/>
@@ -23473,7 +23581,7 @@
               <w:spacing w:after="100" w:before="100" w:line="240"/>
               <w:ind w:left="100" w:right="100" w:firstLine="0" w:firstLineChars="0"/>
               <w:rPr>
-                <w:rFonts w:ascii="Arial" w:hAnsi="Arial" w:eastAsia="Arial" w:cs="Arial"/>
+                <w:rFonts w:ascii="Arial" w:hAnsi="DejaVu Sans" w:eastAsia="DejaVu Sans" w:cs="DejaVu Sans"/>
                 <w:i w:val="false"/>
                 <w:b w:val="false"/>
                 <w:u w:val="none"/>
@@ -23485,7 +23593,7 @@
             </w:pPr>
             <w:r xmlns:w="http://schemas.openxmlformats.org/wordprocessingml/2006/main" xmlns:wp="http://schemas.openxmlformats.org/drawingml/2006/wordprocessingDrawing" xmlns:r="http://schemas.openxmlformats.org/officeDocument/2006/relationships" xmlns:w14="http://schemas.microsoft.com/office/word/2010/wordml">
               <w:rPr>
-                <w:rFonts w:ascii="Arial" w:hAnsi="Arial" w:eastAsia="Arial" w:cs="Arial"/>
+                <w:rFonts w:ascii="Arial" w:hAnsi="DejaVu Sans" w:eastAsia="DejaVu Sans" w:cs="DejaVu Sans"/>
                 <w:i w:val="false"/>
                 <w:b w:val="false"/>
                 <w:u w:val="none"/>
@@ -23623,7 +23731,7 @@
       </w:tblGrid>
       <w:tr>
         <w:trPr>
-          <w:trHeight w:val="614" w:hRule="auto"/>
+          <w:trHeight w:val="617" w:hRule="auto"/>
           <w:tblHeader/>
         </w:trPr>
         <w:tc>
@@ -23655,7 +23763,7 @@
               <w:spacing w:after="100" w:before="100" w:line="240"/>
               <w:ind w:left="100" w:right="100" w:firstLine="0" w:firstLineChars="0"/>
               <w:rPr>
-                <w:rFonts w:ascii="Arial" w:hAnsi="Arial" w:eastAsia="Arial" w:cs="Arial"/>
+                <w:rFonts w:ascii="Arial" w:hAnsi="DejaVu Sans" w:eastAsia="DejaVu Sans" w:cs="DejaVu Sans"/>
                 <w:i w:val="false"/>
                 <w:b w:val="true"/>
                 <w:u w:val="none"/>
@@ -23667,7 +23775,7 @@
             </w:pPr>
             <w:r xmlns:w="http://schemas.openxmlformats.org/wordprocessingml/2006/main" xmlns:wp="http://schemas.openxmlformats.org/drawingml/2006/wordprocessingDrawing" xmlns:r="http://schemas.openxmlformats.org/officeDocument/2006/relationships" xmlns:w14="http://schemas.microsoft.com/office/word/2010/wordml">
               <w:rPr>
-                <w:rFonts w:ascii="Arial" w:hAnsi="Arial" w:eastAsia="Arial" w:cs="Arial"/>
+                <w:rFonts w:ascii="Arial" w:hAnsi="DejaVu Sans" w:eastAsia="DejaVu Sans" w:cs="DejaVu Sans"/>
                 <w:i w:val="false"/>
                 <w:b w:val="true"/>
                 <w:u w:val="none"/>
@@ -23709,7 +23817,7 @@
               <w:spacing w:after="100" w:before="100" w:line="240"/>
               <w:ind w:left="100" w:right="100" w:firstLine="0" w:firstLineChars="0"/>
               <w:rPr>
-                <w:rFonts w:ascii="Arial" w:hAnsi="Arial" w:eastAsia="Arial" w:cs="Arial"/>
+                <w:rFonts w:ascii="Arial" w:hAnsi="DejaVu Sans" w:eastAsia="DejaVu Sans" w:cs="DejaVu Sans"/>
                 <w:i w:val="false"/>
                 <w:b w:val="true"/>
                 <w:u w:val="none"/>
@@ -23721,7 +23829,7 @@
             </w:pPr>
             <w:r xmlns:w="http://schemas.openxmlformats.org/wordprocessingml/2006/main" xmlns:wp="http://schemas.openxmlformats.org/drawingml/2006/wordprocessingDrawing" xmlns:r="http://schemas.openxmlformats.org/officeDocument/2006/relationships" xmlns:w14="http://schemas.microsoft.com/office/word/2010/wordml">
               <w:rPr>
-                <w:rFonts w:ascii="Arial" w:hAnsi="Arial" w:eastAsia="Arial" w:cs="Arial"/>
+                <w:rFonts w:ascii="Arial" w:hAnsi="DejaVu Sans" w:eastAsia="DejaVu Sans" w:cs="DejaVu Sans"/>
                 <w:i w:val="false"/>
                 <w:b w:val="true"/>
                 <w:u w:val="none"/>
@@ -23763,7 +23871,7 @@
               <w:spacing w:after="100" w:before="100" w:line="240"/>
               <w:ind w:left="100" w:right="100" w:firstLine="0" w:firstLineChars="0"/>
               <w:rPr>
-                <w:rFonts w:ascii="Arial" w:hAnsi="Arial" w:eastAsia="Arial" w:cs="Arial"/>
+                <w:rFonts w:ascii="Arial" w:hAnsi="DejaVu Sans" w:eastAsia="DejaVu Sans" w:cs="DejaVu Sans"/>
                 <w:i w:val="false"/>
                 <w:b w:val="true"/>
                 <w:u w:val="none"/>
@@ -23775,7 +23883,7 @@
             </w:pPr>
             <w:r xmlns:w="http://schemas.openxmlformats.org/wordprocessingml/2006/main" xmlns:wp="http://schemas.openxmlformats.org/drawingml/2006/wordprocessingDrawing" xmlns:r="http://schemas.openxmlformats.org/officeDocument/2006/relationships" xmlns:w14="http://schemas.microsoft.com/office/word/2010/wordml">
               <w:rPr>
-                <w:rFonts w:ascii="Arial" w:hAnsi="Arial" w:eastAsia="Arial" w:cs="Arial"/>
+                <w:rFonts w:ascii="Arial" w:hAnsi="DejaVu Sans" w:eastAsia="DejaVu Sans" w:cs="DejaVu Sans"/>
                 <w:i w:val="false"/>
                 <w:b w:val="true"/>
                 <w:u w:val="none"/>
@@ -23817,7 +23925,7 @@
               <w:spacing w:after="100" w:before="100" w:line="240"/>
               <w:ind w:left="100" w:right="100" w:firstLine="0" w:firstLineChars="0"/>
               <w:rPr>
-                <w:rFonts w:ascii="Arial" w:hAnsi="Arial" w:eastAsia="Arial" w:cs="Arial"/>
+                <w:rFonts w:ascii="Arial" w:hAnsi="DejaVu Sans" w:eastAsia="DejaVu Sans" w:cs="DejaVu Sans"/>
                 <w:i w:val="false"/>
                 <w:b w:val="true"/>
                 <w:u w:val="none"/>
@@ -23829,7 +23937,7 @@
             </w:pPr>
             <w:r xmlns:w="http://schemas.openxmlformats.org/wordprocessingml/2006/main" xmlns:wp="http://schemas.openxmlformats.org/drawingml/2006/wordprocessingDrawing" xmlns:r="http://schemas.openxmlformats.org/officeDocument/2006/relationships" xmlns:w14="http://schemas.microsoft.com/office/word/2010/wordml">
               <w:rPr>
-                <w:rFonts w:ascii="Arial" w:hAnsi="Arial" w:eastAsia="Arial" w:cs="Arial"/>
+                <w:rFonts w:ascii="Arial" w:hAnsi="DejaVu Sans" w:eastAsia="DejaVu Sans" w:cs="DejaVu Sans"/>
                 <w:i w:val="false"/>
                 <w:b w:val="true"/>
                 <w:u w:val="none"/>
@@ -23871,7 +23979,7 @@
               <w:spacing w:after="100" w:before="100" w:line="240"/>
               <w:ind w:left="100" w:right="100" w:firstLine="0" w:firstLineChars="0"/>
               <w:rPr>
-                <w:rFonts w:ascii="Arial" w:hAnsi="Arial" w:eastAsia="Arial" w:cs="Arial"/>
+                <w:rFonts w:ascii="Arial" w:hAnsi="DejaVu Sans" w:eastAsia="DejaVu Sans" w:cs="DejaVu Sans"/>
                 <w:i w:val="false"/>
                 <w:b w:val="true"/>
                 <w:u w:val="none"/>
@@ -23883,7 +23991,7 @@
             </w:pPr>
             <w:r xmlns:w="http://schemas.openxmlformats.org/wordprocessingml/2006/main" xmlns:wp="http://schemas.openxmlformats.org/drawingml/2006/wordprocessingDrawing" xmlns:r="http://schemas.openxmlformats.org/officeDocument/2006/relationships" xmlns:w14="http://schemas.microsoft.com/office/word/2010/wordml">
               <w:rPr>
-                <w:rFonts w:ascii="Arial" w:hAnsi="Arial" w:eastAsia="Arial" w:cs="Arial"/>
+                <w:rFonts w:ascii="Arial" w:hAnsi="DejaVu Sans" w:eastAsia="DejaVu Sans" w:cs="DejaVu Sans"/>
                 <w:i w:val="false"/>
                 <w:b w:val="true"/>
                 <w:u w:val="none"/>
@@ -23899,7 +24007,7 @@
       </w:tr>
       <w:tr>
         <w:trPr>
-          <w:trHeight w:val="617" w:hRule="auto"/>
+          <w:trHeight w:val="616" w:hRule="auto"/>
         </w:trPr>
         <w:tc>
           <w:tcPr>
@@ -23930,7 +24038,7 @@
               <w:spacing w:after="100" w:before="100" w:line="240"/>
               <w:ind w:left="100" w:right="100" w:firstLine="0" w:firstLineChars="0"/>
               <w:rPr>
-                <w:rFonts w:ascii="Arial" w:hAnsi="Arial" w:eastAsia="Arial" w:cs="Arial"/>
+                <w:rFonts w:ascii="Arial" w:hAnsi="DejaVu Sans" w:eastAsia="DejaVu Sans" w:cs="DejaVu Sans"/>
                 <w:i w:val="false"/>
                 <w:b w:val="false"/>
                 <w:u w:val="none"/>
@@ -23942,7 +24050,7 @@
             </w:pPr>
             <w:r xmlns:w="http://schemas.openxmlformats.org/wordprocessingml/2006/main" xmlns:wp="http://schemas.openxmlformats.org/drawingml/2006/wordprocessingDrawing" xmlns:r="http://schemas.openxmlformats.org/officeDocument/2006/relationships" xmlns:w14="http://schemas.microsoft.com/office/word/2010/wordml">
               <w:rPr>
-                <w:rFonts w:ascii="Arial" w:hAnsi="Arial" w:eastAsia="Arial" w:cs="Arial"/>
+                <w:rFonts w:ascii="Arial" w:hAnsi="DejaVu Sans" w:eastAsia="DejaVu Sans" w:cs="DejaVu Sans"/>
                 <w:i w:val="false"/>
                 <w:b w:val="false"/>
                 <w:u w:val="none"/>
@@ -23984,7 +24092,7 @@
               <w:spacing w:after="100" w:before="100" w:line="240"/>
               <w:ind w:left="100" w:right="100" w:firstLine="0" w:firstLineChars="0"/>
               <w:rPr>
-                <w:rFonts w:ascii="Arial" w:hAnsi="Arial" w:eastAsia="Arial" w:cs="Arial"/>
+                <w:rFonts w:ascii="Arial" w:hAnsi="DejaVu Sans" w:eastAsia="DejaVu Sans" w:cs="DejaVu Sans"/>
                 <w:i w:val="false"/>
                 <w:b w:val="false"/>
                 <w:u w:val="none"/>
@@ -23996,7 +24104,7 @@
             </w:pPr>
             <w:r xmlns:w="http://schemas.openxmlformats.org/wordprocessingml/2006/main" xmlns:wp="http://schemas.openxmlformats.org/drawingml/2006/wordprocessingDrawing" xmlns:r="http://schemas.openxmlformats.org/officeDocument/2006/relationships" xmlns:w14="http://schemas.microsoft.com/office/word/2010/wordml">
               <w:rPr>
-                <w:rFonts w:ascii="Arial" w:hAnsi="Arial" w:eastAsia="Arial" w:cs="Arial"/>
+                <w:rFonts w:ascii="Arial" w:hAnsi="DejaVu Sans" w:eastAsia="DejaVu Sans" w:cs="DejaVu Sans"/>
                 <w:i w:val="false"/>
                 <w:b w:val="false"/>
                 <w:u w:val="none"/>
@@ -24038,7 +24146,7 @@
               <w:spacing w:after="100" w:before="100" w:line="240"/>
               <w:ind w:left="100" w:right="100" w:firstLine="0" w:firstLineChars="0"/>
               <w:rPr>
-                <w:rFonts w:ascii="Arial" w:hAnsi="Arial" w:eastAsia="Arial" w:cs="Arial"/>
+                <w:rFonts w:ascii="Arial" w:hAnsi="DejaVu Sans" w:eastAsia="DejaVu Sans" w:cs="DejaVu Sans"/>
                 <w:i w:val="false"/>
                 <w:b w:val="false"/>
                 <w:u w:val="none"/>
@@ -24050,7 +24158,7 @@
             </w:pPr>
             <w:r xmlns:w="http://schemas.openxmlformats.org/wordprocessingml/2006/main" xmlns:wp="http://schemas.openxmlformats.org/drawingml/2006/wordprocessingDrawing" xmlns:r="http://schemas.openxmlformats.org/officeDocument/2006/relationships" xmlns:w14="http://schemas.microsoft.com/office/word/2010/wordml">
               <w:rPr>
-                <w:rFonts w:ascii="Arial" w:hAnsi="Arial" w:eastAsia="Arial" w:cs="Arial"/>
+                <w:rFonts w:ascii="Arial" w:hAnsi="DejaVu Sans" w:eastAsia="DejaVu Sans" w:cs="DejaVu Sans"/>
                 <w:i w:val="false"/>
                 <w:b w:val="false"/>
                 <w:u w:val="none"/>
@@ -24092,7 +24200,7 @@
               <w:spacing w:after="100" w:before="100" w:line="240"/>
               <w:ind w:left="100" w:right="100" w:firstLine="0" w:firstLineChars="0"/>
               <w:rPr>
-                <w:rFonts w:ascii="Arial" w:hAnsi="Arial" w:eastAsia="Arial" w:cs="Arial"/>
+                <w:rFonts w:ascii="Arial" w:hAnsi="DejaVu Sans" w:eastAsia="DejaVu Sans" w:cs="DejaVu Sans"/>
                 <w:i w:val="false"/>
                 <w:b w:val="false"/>
                 <w:u w:val="none"/>
@@ -24104,7 +24212,7 @@
             </w:pPr>
             <w:r xmlns:w="http://schemas.openxmlformats.org/wordprocessingml/2006/main" xmlns:wp="http://schemas.openxmlformats.org/drawingml/2006/wordprocessingDrawing" xmlns:r="http://schemas.openxmlformats.org/officeDocument/2006/relationships" xmlns:w14="http://schemas.microsoft.com/office/word/2010/wordml">
               <w:rPr>
-                <w:rFonts w:ascii="Arial" w:hAnsi="Arial" w:eastAsia="Arial" w:cs="Arial"/>
+                <w:rFonts w:ascii="Arial" w:hAnsi="DejaVu Sans" w:eastAsia="DejaVu Sans" w:cs="DejaVu Sans"/>
                 <w:i w:val="false"/>
                 <w:b w:val="false"/>
                 <w:u w:val="none"/>
@@ -24146,7 +24254,7 @@
               <w:spacing w:after="100" w:before="100" w:line="240"/>
               <w:ind w:left="100" w:right="100" w:firstLine="0" w:firstLineChars="0"/>
               <w:rPr>
-                <w:rFonts w:ascii="Arial" w:hAnsi="Arial" w:eastAsia="Arial" w:cs="Arial"/>
+                <w:rFonts w:ascii="Arial" w:hAnsi="DejaVu Sans" w:eastAsia="DejaVu Sans" w:cs="DejaVu Sans"/>
                 <w:i w:val="false"/>
                 <w:b w:val="false"/>
                 <w:u w:val="none"/>
@@ -24158,7 +24266,7 @@
             </w:pPr>
             <w:r xmlns:w="http://schemas.openxmlformats.org/wordprocessingml/2006/main" xmlns:wp="http://schemas.openxmlformats.org/drawingml/2006/wordprocessingDrawing" xmlns:r="http://schemas.openxmlformats.org/officeDocument/2006/relationships" xmlns:w14="http://schemas.microsoft.com/office/word/2010/wordml">
               <w:rPr>
-                <w:rFonts w:ascii="Arial" w:hAnsi="Arial" w:eastAsia="Arial" w:cs="Arial"/>
+                <w:rFonts w:ascii="Arial" w:hAnsi="DejaVu Sans" w:eastAsia="DejaVu Sans" w:cs="DejaVu Sans"/>
                 <w:i w:val="false"/>
                 <w:b w:val="false"/>
                 <w:u w:val="none"/>
@@ -24174,7 +24282,7 @@
       </w:tr>
       <w:tr>
         <w:trPr>
-          <w:trHeight w:val="614" w:hRule="auto"/>
+          <w:trHeight w:val="616" w:hRule="auto"/>
         </w:trPr>
         <w:tc>
           <w:tcPr>
@@ -24205,7 +24313,7 @@
               <w:spacing w:after="100" w:before="100" w:line="240"/>
               <w:ind w:left="100" w:right="100" w:firstLine="0" w:firstLineChars="0"/>
               <w:rPr>
-                <w:rFonts w:ascii="Arial" w:hAnsi="Arial" w:eastAsia="Arial" w:cs="Arial"/>
+                <w:rFonts w:ascii="Arial" w:hAnsi="DejaVu Sans" w:eastAsia="DejaVu Sans" w:cs="DejaVu Sans"/>
                 <w:i w:val="false"/>
                 <w:b w:val="false"/>
                 <w:u w:val="none"/>
@@ -24217,7 +24325,7 @@
             </w:pPr>
             <w:r xmlns:w="http://schemas.openxmlformats.org/wordprocessingml/2006/main" xmlns:wp="http://schemas.openxmlformats.org/drawingml/2006/wordprocessingDrawing" xmlns:r="http://schemas.openxmlformats.org/officeDocument/2006/relationships" xmlns:w14="http://schemas.microsoft.com/office/word/2010/wordml">
               <w:rPr>
-                <w:rFonts w:ascii="Arial" w:hAnsi="Arial" w:eastAsia="Arial" w:cs="Arial"/>
+                <w:rFonts w:ascii="Arial" w:hAnsi="DejaVu Sans" w:eastAsia="DejaVu Sans" w:cs="DejaVu Sans"/>
                 <w:i w:val="false"/>
                 <w:b w:val="false"/>
                 <w:u w:val="none"/>
@@ -24259,7 +24367,7 @@
               <w:spacing w:after="100" w:before="100" w:line="240"/>
               <w:ind w:left="100" w:right="100" w:firstLine="0" w:firstLineChars="0"/>
               <w:rPr>
-                <w:rFonts w:ascii="Arial" w:hAnsi="Arial" w:eastAsia="Arial" w:cs="Arial"/>
+                <w:rFonts w:ascii="Arial" w:hAnsi="DejaVu Sans" w:eastAsia="DejaVu Sans" w:cs="DejaVu Sans"/>
                 <w:i w:val="false"/>
                 <w:b w:val="false"/>
                 <w:u w:val="none"/>
@@ -24271,7 +24379,7 @@
             </w:pPr>
             <w:r xmlns:w="http://schemas.openxmlformats.org/wordprocessingml/2006/main" xmlns:wp="http://schemas.openxmlformats.org/drawingml/2006/wordprocessingDrawing" xmlns:r="http://schemas.openxmlformats.org/officeDocument/2006/relationships" xmlns:w14="http://schemas.microsoft.com/office/word/2010/wordml">
               <w:rPr>
-                <w:rFonts w:ascii="Arial" w:hAnsi="Arial" w:eastAsia="Arial" w:cs="Arial"/>
+                <w:rFonts w:ascii="Arial" w:hAnsi="DejaVu Sans" w:eastAsia="DejaVu Sans" w:cs="DejaVu Sans"/>
                 <w:i w:val="false"/>
                 <w:b w:val="false"/>
                 <w:u w:val="none"/>
@@ -24313,7 +24421,7 @@
               <w:spacing w:after="100" w:before="100" w:line="240"/>
               <w:ind w:left="100" w:right="100" w:firstLine="0" w:firstLineChars="0"/>
               <w:rPr>
-                <w:rFonts w:ascii="Arial" w:hAnsi="Arial" w:eastAsia="Arial" w:cs="Arial"/>
+                <w:rFonts w:ascii="Arial" w:hAnsi="DejaVu Sans" w:eastAsia="DejaVu Sans" w:cs="DejaVu Sans"/>
                 <w:i w:val="false"/>
                 <w:b w:val="false"/>
                 <w:u w:val="none"/>
@@ -24325,7 +24433,7 @@
             </w:pPr>
             <w:r xmlns:w="http://schemas.openxmlformats.org/wordprocessingml/2006/main" xmlns:wp="http://schemas.openxmlformats.org/drawingml/2006/wordprocessingDrawing" xmlns:r="http://schemas.openxmlformats.org/officeDocument/2006/relationships" xmlns:w14="http://schemas.microsoft.com/office/word/2010/wordml">
               <w:rPr>
-                <w:rFonts w:ascii="Arial" w:hAnsi="Arial" w:eastAsia="Arial" w:cs="Arial"/>
+                <w:rFonts w:ascii="Arial" w:hAnsi="DejaVu Sans" w:eastAsia="DejaVu Sans" w:cs="DejaVu Sans"/>
                 <w:i w:val="false"/>
                 <w:b w:val="false"/>
                 <w:u w:val="none"/>
@@ -24367,7 +24475,7 @@
               <w:spacing w:after="100" w:before="100" w:line="240"/>
               <w:ind w:left="100" w:right="100" w:firstLine="0" w:firstLineChars="0"/>
               <w:rPr>
-                <w:rFonts w:ascii="Arial" w:hAnsi="Arial" w:eastAsia="Arial" w:cs="Arial"/>
+                <w:rFonts w:ascii="Arial" w:hAnsi="DejaVu Sans" w:eastAsia="DejaVu Sans" w:cs="DejaVu Sans"/>
                 <w:i w:val="false"/>
                 <w:b w:val="false"/>
                 <w:u w:val="none"/>
@@ -24379,7 +24487,7 @@
             </w:pPr>
             <w:r xmlns:w="http://schemas.openxmlformats.org/wordprocessingml/2006/main" xmlns:wp="http://schemas.openxmlformats.org/drawingml/2006/wordprocessingDrawing" xmlns:r="http://schemas.openxmlformats.org/officeDocument/2006/relationships" xmlns:w14="http://schemas.microsoft.com/office/word/2010/wordml">
               <w:rPr>
-                <w:rFonts w:ascii="Arial" w:hAnsi="Arial" w:eastAsia="Arial" w:cs="Arial"/>
+                <w:rFonts w:ascii="Arial" w:hAnsi="DejaVu Sans" w:eastAsia="DejaVu Sans" w:cs="DejaVu Sans"/>
                 <w:i w:val="false"/>
                 <w:b w:val="false"/>
                 <w:u w:val="none"/>
@@ -24421,7 +24529,7 @@
               <w:spacing w:after="100" w:before="100" w:line="240"/>
               <w:ind w:left="100" w:right="100" w:firstLine="0" w:firstLineChars="0"/>
               <w:rPr>
-                <w:rFonts w:ascii="Arial" w:hAnsi="Arial" w:eastAsia="Arial" w:cs="Arial"/>
+                <w:rFonts w:ascii="Arial" w:hAnsi="DejaVu Sans" w:eastAsia="DejaVu Sans" w:cs="DejaVu Sans"/>
                 <w:i w:val="false"/>
                 <w:b w:val="false"/>
                 <w:u w:val="none"/>
@@ -24433,7 +24541,7 @@
             </w:pPr>
             <w:r xmlns:w="http://schemas.openxmlformats.org/wordprocessingml/2006/main" xmlns:wp="http://schemas.openxmlformats.org/drawingml/2006/wordprocessingDrawing" xmlns:r="http://schemas.openxmlformats.org/officeDocument/2006/relationships" xmlns:w14="http://schemas.microsoft.com/office/word/2010/wordml">
               <w:rPr>
-                <w:rFonts w:ascii="Arial" w:hAnsi="Arial" w:eastAsia="Arial" w:cs="Arial"/>
+                <w:rFonts w:ascii="Arial" w:hAnsi="DejaVu Sans" w:eastAsia="DejaVu Sans" w:cs="DejaVu Sans"/>
                 <w:i w:val="false"/>
                 <w:b w:val="false"/>
                 <w:u w:val="none"/>
@@ -24449,7 +24557,7 @@
       </w:tr>
       <w:tr>
         <w:trPr>
-          <w:trHeight w:val="617" w:hRule="auto"/>
+          <w:trHeight w:val="616" w:hRule="auto"/>
         </w:trPr>
         <w:tc>
           <w:tcPr>
@@ -24480,7 +24588,7 @@
               <w:spacing w:after="100" w:before="100" w:line="240"/>
               <w:ind w:left="100" w:right="100" w:firstLine="0" w:firstLineChars="0"/>
               <w:rPr>
-                <w:rFonts w:ascii="Arial" w:hAnsi="Arial" w:eastAsia="Arial" w:cs="Arial"/>
+                <w:rFonts w:ascii="Arial" w:hAnsi="DejaVu Sans" w:eastAsia="DejaVu Sans" w:cs="DejaVu Sans"/>
                 <w:i w:val="false"/>
                 <w:b w:val="false"/>
                 <w:u w:val="none"/>
@@ -24492,7 +24600,7 @@
             </w:pPr>
             <w:r xmlns:w="http://schemas.openxmlformats.org/wordprocessingml/2006/main" xmlns:wp="http://schemas.openxmlformats.org/drawingml/2006/wordprocessingDrawing" xmlns:r="http://schemas.openxmlformats.org/officeDocument/2006/relationships" xmlns:w14="http://schemas.microsoft.com/office/word/2010/wordml">
               <w:rPr>
-                <w:rFonts w:ascii="Arial" w:hAnsi="Arial" w:eastAsia="Arial" w:cs="Arial"/>
+                <w:rFonts w:ascii="Arial" w:hAnsi="DejaVu Sans" w:eastAsia="DejaVu Sans" w:cs="DejaVu Sans"/>
                 <w:i w:val="false"/>
                 <w:b w:val="false"/>
                 <w:u w:val="none"/>
@@ -24534,7 +24642,7 @@
               <w:spacing w:after="100" w:before="100" w:line="240"/>
               <w:ind w:left="100" w:right="100" w:firstLine="0" w:firstLineChars="0"/>
               <w:rPr>
-                <w:rFonts w:ascii="Arial" w:hAnsi="Arial" w:eastAsia="Arial" w:cs="Arial"/>
+                <w:rFonts w:ascii="Arial" w:hAnsi="DejaVu Sans" w:eastAsia="DejaVu Sans" w:cs="DejaVu Sans"/>
                 <w:i w:val="false"/>
                 <w:b w:val="false"/>
                 <w:u w:val="none"/>
@@ -24546,7 +24654,7 @@
             </w:pPr>
             <w:r xmlns:w="http://schemas.openxmlformats.org/wordprocessingml/2006/main" xmlns:wp="http://schemas.openxmlformats.org/drawingml/2006/wordprocessingDrawing" xmlns:r="http://schemas.openxmlformats.org/officeDocument/2006/relationships" xmlns:w14="http://schemas.microsoft.com/office/word/2010/wordml">
               <w:rPr>
-                <w:rFonts w:ascii="Arial" w:hAnsi="Arial" w:eastAsia="Arial" w:cs="Arial"/>
+                <w:rFonts w:ascii="Arial" w:hAnsi="DejaVu Sans" w:eastAsia="DejaVu Sans" w:cs="DejaVu Sans"/>
                 <w:i w:val="false"/>
                 <w:b w:val="false"/>
                 <w:u w:val="none"/>
@@ -24588,7 +24696,7 @@
               <w:spacing w:after="100" w:before="100" w:line="240"/>
               <w:ind w:left="100" w:right="100" w:firstLine="0" w:firstLineChars="0"/>
               <w:rPr>
-                <w:rFonts w:ascii="Arial" w:hAnsi="Arial" w:eastAsia="Arial" w:cs="Arial"/>
+                <w:rFonts w:ascii="Arial" w:hAnsi="DejaVu Sans" w:eastAsia="DejaVu Sans" w:cs="DejaVu Sans"/>
                 <w:i w:val="false"/>
                 <w:b w:val="false"/>
                 <w:u w:val="none"/>
@@ -24600,7 +24708,7 @@
             </w:pPr>
             <w:r xmlns:w="http://schemas.openxmlformats.org/wordprocessingml/2006/main" xmlns:wp="http://schemas.openxmlformats.org/drawingml/2006/wordprocessingDrawing" xmlns:r="http://schemas.openxmlformats.org/officeDocument/2006/relationships" xmlns:w14="http://schemas.microsoft.com/office/word/2010/wordml">
               <w:rPr>
-                <w:rFonts w:ascii="Arial" w:hAnsi="Arial" w:eastAsia="Arial" w:cs="Arial"/>
+                <w:rFonts w:ascii="Arial" w:hAnsi="DejaVu Sans" w:eastAsia="DejaVu Sans" w:cs="DejaVu Sans"/>
                 <w:i w:val="false"/>
                 <w:b w:val="false"/>
                 <w:u w:val="none"/>
@@ -24642,7 +24750,7 @@
               <w:spacing w:after="100" w:before="100" w:line="240"/>
               <w:ind w:left="100" w:right="100" w:firstLine="0" w:firstLineChars="0"/>
               <w:rPr>
-                <w:rFonts w:ascii="Arial" w:hAnsi="Arial" w:eastAsia="Arial" w:cs="Arial"/>
+                <w:rFonts w:ascii="Arial" w:hAnsi="DejaVu Sans" w:eastAsia="DejaVu Sans" w:cs="DejaVu Sans"/>
                 <w:i w:val="false"/>
                 <w:b w:val="false"/>
                 <w:u w:val="none"/>
@@ -24654,7 +24762,7 @@
             </w:pPr>
             <w:r xmlns:w="http://schemas.openxmlformats.org/wordprocessingml/2006/main" xmlns:wp="http://schemas.openxmlformats.org/drawingml/2006/wordprocessingDrawing" xmlns:r="http://schemas.openxmlformats.org/officeDocument/2006/relationships" xmlns:w14="http://schemas.microsoft.com/office/word/2010/wordml">
               <w:rPr>
-                <w:rFonts w:ascii="Arial" w:hAnsi="Arial" w:eastAsia="Arial" w:cs="Arial"/>
+                <w:rFonts w:ascii="Arial" w:hAnsi="DejaVu Sans" w:eastAsia="DejaVu Sans" w:cs="DejaVu Sans"/>
                 <w:i w:val="false"/>
                 <w:b w:val="false"/>
                 <w:u w:val="none"/>
@@ -24696,7 +24804,7 @@
               <w:spacing w:after="100" w:before="100" w:line="240"/>
               <w:ind w:left="100" w:right="100" w:firstLine="0" w:firstLineChars="0"/>
               <w:rPr>
-                <w:rFonts w:ascii="Arial" w:hAnsi="Arial" w:eastAsia="Arial" w:cs="Arial"/>
+                <w:rFonts w:ascii="Arial" w:hAnsi="DejaVu Sans" w:eastAsia="DejaVu Sans" w:cs="DejaVu Sans"/>
                 <w:i w:val="false"/>
                 <w:b w:val="false"/>
                 <w:u w:val="none"/>
@@ -24708,7 +24816,7 @@
             </w:pPr>
             <w:r xmlns:w="http://schemas.openxmlformats.org/wordprocessingml/2006/main" xmlns:wp="http://schemas.openxmlformats.org/drawingml/2006/wordprocessingDrawing" xmlns:r="http://schemas.openxmlformats.org/officeDocument/2006/relationships" xmlns:w14="http://schemas.microsoft.com/office/word/2010/wordml">
               <w:rPr>
-                <w:rFonts w:ascii="Arial" w:hAnsi="Arial" w:eastAsia="Arial" w:cs="Arial"/>
+                <w:rFonts w:ascii="Arial" w:hAnsi="DejaVu Sans" w:eastAsia="DejaVu Sans" w:cs="DejaVu Sans"/>
                 <w:i w:val="false"/>
                 <w:b w:val="false"/>
                 <w:u w:val="none"/>
@@ -24724,7 +24832,7 @@
       </w:tr>
       <w:tr>
         <w:trPr>
-          <w:trHeight w:val="571" w:hRule="auto"/>
+          <w:trHeight w:val="572" w:hRule="auto"/>
         </w:trPr>
         <w:tc>
           <w:tcPr>
@@ -24755,7 +24863,7 @@
               <w:spacing w:after="100" w:before="100" w:line="240"/>
               <w:ind w:left="100" w:right="100" w:firstLine="0" w:firstLineChars="0"/>
               <w:rPr>
-                <w:rFonts w:ascii="Arial" w:hAnsi="Arial" w:eastAsia="Arial" w:cs="Arial"/>
+                <w:rFonts w:ascii="Arial" w:hAnsi="DejaVu Sans" w:eastAsia="DejaVu Sans" w:cs="DejaVu Sans"/>
                 <w:i w:val="false"/>
                 <w:b w:val="false"/>
                 <w:u w:val="none"/>
@@ -24767,7 +24875,7 @@
             </w:pPr>
             <w:r xmlns:w="http://schemas.openxmlformats.org/wordprocessingml/2006/main" xmlns:wp="http://schemas.openxmlformats.org/drawingml/2006/wordprocessingDrawing" xmlns:r="http://schemas.openxmlformats.org/officeDocument/2006/relationships" xmlns:w14="http://schemas.microsoft.com/office/word/2010/wordml">
               <w:rPr>
-                <w:rFonts w:ascii="Arial" w:hAnsi="Arial" w:eastAsia="Arial" w:cs="Arial"/>
+                <w:rFonts w:ascii="Arial" w:hAnsi="DejaVu Sans" w:eastAsia="DejaVu Sans" w:cs="DejaVu Sans"/>
                 <w:i w:val="false"/>
                 <w:b w:val="false"/>
                 <w:u w:val="none"/>
@@ -24809,7 +24917,7 @@
               <w:spacing w:after="100" w:before="100" w:line="240"/>
               <w:ind w:left="100" w:right="100" w:firstLine="0" w:firstLineChars="0"/>
               <w:rPr>
-                <w:rFonts w:ascii="Arial" w:hAnsi="Arial" w:eastAsia="Arial" w:cs="Arial"/>
+                <w:rFonts w:ascii="Arial" w:hAnsi="DejaVu Sans" w:eastAsia="DejaVu Sans" w:cs="DejaVu Sans"/>
                 <w:i w:val="false"/>
                 <w:b w:val="false"/>
                 <w:u w:val="none"/>
@@ -24821,7 +24929,7 @@
             </w:pPr>
             <w:r xmlns:w="http://schemas.openxmlformats.org/wordprocessingml/2006/main" xmlns:wp="http://schemas.openxmlformats.org/drawingml/2006/wordprocessingDrawing" xmlns:r="http://schemas.openxmlformats.org/officeDocument/2006/relationships" xmlns:w14="http://schemas.microsoft.com/office/word/2010/wordml">
               <w:rPr>
-                <w:rFonts w:ascii="Arial" w:hAnsi="Arial" w:eastAsia="Arial" w:cs="Arial"/>
+                <w:rFonts w:ascii="Arial" w:hAnsi="DejaVu Sans" w:eastAsia="DejaVu Sans" w:cs="DejaVu Sans"/>
                 <w:i w:val="false"/>
                 <w:b w:val="false"/>
                 <w:u w:val="none"/>
@@ -24863,7 +24971,7 @@
               <w:spacing w:after="100" w:before="100" w:line="240"/>
               <w:ind w:left="100" w:right="100" w:firstLine="0" w:firstLineChars="0"/>
               <w:rPr>
-                <w:rFonts w:ascii="Arial" w:hAnsi="Arial" w:eastAsia="Arial" w:cs="Arial"/>
+                <w:rFonts w:ascii="Arial" w:hAnsi="DejaVu Sans" w:eastAsia="DejaVu Sans" w:cs="DejaVu Sans"/>
                 <w:i w:val="false"/>
                 <w:b w:val="false"/>
                 <w:u w:val="none"/>
@@ -24875,7 +24983,7 @@
             </w:pPr>
             <w:r xmlns:w="http://schemas.openxmlformats.org/wordprocessingml/2006/main" xmlns:wp="http://schemas.openxmlformats.org/drawingml/2006/wordprocessingDrawing" xmlns:r="http://schemas.openxmlformats.org/officeDocument/2006/relationships" xmlns:w14="http://schemas.microsoft.com/office/word/2010/wordml">
               <w:rPr>
-                <w:rFonts w:ascii="Arial" w:hAnsi="Arial" w:eastAsia="Arial" w:cs="Arial"/>
+                <w:rFonts w:ascii="Arial" w:hAnsi="DejaVu Sans" w:eastAsia="DejaVu Sans" w:cs="DejaVu Sans"/>
                 <w:i w:val="false"/>
                 <w:b w:val="false"/>
                 <w:u w:val="none"/>
@@ -24917,7 +25025,7 @@
               <w:spacing w:after="100" w:before="100" w:line="240"/>
               <w:ind w:left="100" w:right="100" w:firstLine="0" w:firstLineChars="0"/>
               <w:rPr>
-                <w:rFonts w:ascii="Arial" w:hAnsi="Arial" w:eastAsia="Arial" w:cs="Arial"/>
+                <w:rFonts w:ascii="Arial" w:hAnsi="DejaVu Sans" w:eastAsia="DejaVu Sans" w:cs="DejaVu Sans"/>
                 <w:i w:val="false"/>
                 <w:b w:val="false"/>
                 <w:u w:val="none"/>
@@ -24929,7 +25037,7 @@
             </w:pPr>
             <w:r xmlns:w="http://schemas.openxmlformats.org/wordprocessingml/2006/main" xmlns:wp="http://schemas.openxmlformats.org/drawingml/2006/wordprocessingDrawing" xmlns:r="http://schemas.openxmlformats.org/officeDocument/2006/relationships" xmlns:w14="http://schemas.microsoft.com/office/word/2010/wordml">
               <w:rPr>
-                <w:rFonts w:ascii="Arial" w:hAnsi="Arial" w:eastAsia="Arial" w:cs="Arial"/>
+                <w:rFonts w:ascii="Arial" w:hAnsi="DejaVu Sans" w:eastAsia="DejaVu Sans" w:cs="DejaVu Sans"/>
                 <w:i w:val="false"/>
                 <w:b w:val="false"/>
                 <w:u w:val="none"/>
@@ -24971,7 +25079,7 @@
               <w:spacing w:after="100" w:before="100" w:line="240"/>
               <w:ind w:left="100" w:right="100" w:firstLine="0" w:firstLineChars="0"/>
               <w:rPr>
-                <w:rFonts w:ascii="Arial" w:hAnsi="Arial" w:eastAsia="Arial" w:cs="Arial"/>
+                <w:rFonts w:ascii="Arial" w:hAnsi="DejaVu Sans" w:eastAsia="DejaVu Sans" w:cs="DejaVu Sans"/>
                 <w:i w:val="false"/>
                 <w:b w:val="false"/>
                 <w:u w:val="none"/>
@@ -24983,7 +25091,7 @@
             </w:pPr>
             <w:r xmlns:w="http://schemas.openxmlformats.org/wordprocessingml/2006/main" xmlns:wp="http://schemas.openxmlformats.org/drawingml/2006/wordprocessingDrawing" xmlns:r="http://schemas.openxmlformats.org/officeDocument/2006/relationships" xmlns:w14="http://schemas.microsoft.com/office/word/2010/wordml">
               <w:rPr>
-                <w:rFonts w:ascii="Arial" w:hAnsi="Arial" w:eastAsia="Arial" w:cs="Arial"/>
+                <w:rFonts w:ascii="Arial" w:hAnsi="DejaVu Sans" w:eastAsia="DejaVu Sans" w:cs="DejaVu Sans"/>
                 <w:i w:val="false"/>
                 <w:b w:val="false"/>
                 <w:u w:val="none"/>
@@ -25027,7 +25135,37 @@
         <w:t xml:space="preserve"> </w:t>
       </w:r>
       <w:r>
-        <w:t xml:space="preserve">contiguity; not KNN or distance band).</w:t>
+        <w:t xml:space="preserve">contiguity; not KNN or distance band). Table A4 is part of the frozen v1.0</w:t>
+      </w:r>
+      <w:r>
+        <w:t xml:space="preserve"> </w:t>
+      </w:r>
+      <w:r>
+        <w:t xml:space="preserve">exploratory baseline: its KNN and distance-band matrices use Euclidean</w:t>
+      </w:r>
+      <w:r>
+        <w:t xml:space="preserve"> </w:t>
+      </w:r>
+      <w:r>
+        <w:t xml:space="preserve">distance on longitude/latitude degrees and are kept unchanged as a</w:t>
+      </w:r>
+      <w:r>
+        <w:t xml:space="preserve"> </w:t>
+      </w:r>
+      <w:r>
+        <w:t xml:space="preserve">historical record (see</w:t>
+      </w:r>
+      <w:r>
+        <w:t xml:space="preserve"> </w:t>
+      </w:r>
+      <w:r>
+        <w:rPr>
+          <w:rStyle w:val="VerbatimChar"/>
+        </w:rPr>
+        <w:t xml:space="preserve">baseline/v1.0/METHODOLOGY_NOTE.md</w:t>
+      </w:r>
+      <w:r>
+        <w:t xml:space="preserve">, section 5).</w:t>
       </w:r>
     </w:p>
     <w:p>
@@ -25220,7 +25358,7 @@
       </w:tblGrid>
       <w:tr>
         <w:trPr>
-          <w:trHeight w:val="614" w:hRule="auto"/>
+          <w:trHeight w:val="617" w:hRule="auto"/>
           <w:tblHeader/>
         </w:trPr>
         <w:tc>
@@ -25252,7 +25390,7 @@
               <w:spacing w:after="100" w:before="100" w:line="240"/>
               <w:ind w:left="100" w:right="100" w:firstLine="0" w:firstLineChars="0"/>
               <w:rPr>
-                <w:rFonts w:ascii="Arial" w:hAnsi="Arial" w:eastAsia="Arial" w:cs="Arial"/>
+                <w:rFonts w:ascii="Arial" w:hAnsi="DejaVu Sans" w:eastAsia="DejaVu Sans" w:cs="DejaVu Sans"/>
                 <w:i w:val="false"/>
                 <w:b w:val="true"/>
                 <w:u w:val="none"/>
@@ -25264,7 +25402,7 @@
             </w:pPr>
             <w:r xmlns:w="http://schemas.openxmlformats.org/wordprocessingml/2006/main" xmlns:wp="http://schemas.openxmlformats.org/drawingml/2006/wordprocessingDrawing" xmlns:r="http://schemas.openxmlformats.org/officeDocument/2006/relationships" xmlns:w14="http://schemas.microsoft.com/office/word/2010/wordml">
               <w:rPr>
-                <w:rFonts w:ascii="Arial" w:hAnsi="Arial" w:eastAsia="Arial" w:cs="Arial"/>
+                <w:rFonts w:ascii="Arial" w:hAnsi="DejaVu Sans" w:eastAsia="DejaVu Sans" w:cs="DejaVu Sans"/>
                 <w:i w:val="false"/>
                 <w:b w:val="true"/>
                 <w:u w:val="none"/>
@@ -25306,7 +25444,7 @@
               <w:spacing w:after="100" w:before="100" w:line="240"/>
               <w:ind w:left="100" w:right="100" w:firstLine="0" w:firstLineChars="0"/>
               <w:rPr>
-                <w:rFonts w:ascii="Arial" w:hAnsi="Arial" w:eastAsia="Arial" w:cs="Arial"/>
+                <w:rFonts w:ascii="Arial" w:hAnsi="DejaVu Sans" w:eastAsia="DejaVu Sans" w:cs="DejaVu Sans"/>
                 <w:i w:val="false"/>
                 <w:b w:val="true"/>
                 <w:u w:val="none"/>
@@ -25318,7 +25456,7 @@
             </w:pPr>
             <w:r xmlns:w="http://schemas.openxmlformats.org/wordprocessingml/2006/main" xmlns:wp="http://schemas.openxmlformats.org/drawingml/2006/wordprocessingDrawing" xmlns:r="http://schemas.openxmlformats.org/officeDocument/2006/relationships" xmlns:w14="http://schemas.microsoft.com/office/word/2010/wordml">
               <w:rPr>
-                <w:rFonts w:ascii="Arial" w:hAnsi="Arial" w:eastAsia="Arial" w:cs="Arial"/>
+                <w:rFonts w:ascii="Arial" w:hAnsi="DejaVu Sans" w:eastAsia="DejaVu Sans" w:cs="DejaVu Sans"/>
                 <w:i w:val="false"/>
                 <w:b w:val="true"/>
                 <w:u w:val="none"/>
@@ -25360,7 +25498,7 @@
               <w:spacing w:after="100" w:before="100" w:line="240"/>
               <w:ind w:left="100" w:right="100" w:firstLine="0" w:firstLineChars="0"/>
               <w:rPr>
-                <w:rFonts w:ascii="Arial" w:hAnsi="Arial" w:eastAsia="Arial" w:cs="Arial"/>
+                <w:rFonts w:ascii="Arial" w:hAnsi="DejaVu Sans" w:eastAsia="DejaVu Sans" w:cs="DejaVu Sans"/>
                 <w:i w:val="false"/>
                 <w:b w:val="true"/>
                 <w:u w:val="none"/>
@@ -25372,7 +25510,7 @@
             </w:pPr>
             <w:r xmlns:w="http://schemas.openxmlformats.org/wordprocessingml/2006/main" xmlns:wp="http://schemas.openxmlformats.org/drawingml/2006/wordprocessingDrawing" xmlns:r="http://schemas.openxmlformats.org/officeDocument/2006/relationships" xmlns:w14="http://schemas.microsoft.com/office/word/2010/wordml">
               <w:rPr>
-                <w:rFonts w:ascii="Arial" w:hAnsi="Arial" w:eastAsia="Arial" w:cs="Arial"/>
+                <w:rFonts w:ascii="Arial" w:hAnsi="DejaVu Sans" w:eastAsia="DejaVu Sans" w:cs="DejaVu Sans"/>
                 <w:i w:val="false"/>
                 <w:b w:val="true"/>
                 <w:u w:val="none"/>
@@ -25414,7 +25552,7 @@
               <w:spacing w:after="100" w:before="100" w:line="240"/>
               <w:ind w:left="100" w:right="100" w:firstLine="0" w:firstLineChars="0"/>
               <w:rPr>
-                <w:rFonts w:ascii="Arial" w:hAnsi="Arial" w:eastAsia="Arial" w:cs="Arial"/>
+                <w:rFonts w:ascii="Arial" w:hAnsi="DejaVu Sans" w:eastAsia="DejaVu Sans" w:cs="DejaVu Sans"/>
                 <w:i w:val="false"/>
                 <w:b w:val="true"/>
                 <w:u w:val="none"/>
@@ -25426,7 +25564,7 @@
             </w:pPr>
             <w:r xmlns:w="http://schemas.openxmlformats.org/wordprocessingml/2006/main" xmlns:wp="http://schemas.openxmlformats.org/drawingml/2006/wordprocessingDrawing" xmlns:r="http://schemas.openxmlformats.org/officeDocument/2006/relationships" xmlns:w14="http://schemas.microsoft.com/office/word/2010/wordml">
               <w:rPr>
-                <w:rFonts w:ascii="Arial" w:hAnsi="Arial" w:eastAsia="Arial" w:cs="Arial"/>
+                <w:rFonts w:ascii="Arial" w:hAnsi="DejaVu Sans" w:eastAsia="DejaVu Sans" w:cs="DejaVu Sans"/>
                 <w:i w:val="false"/>
                 <w:b w:val="true"/>
                 <w:u w:val="none"/>
@@ -25442,7 +25580,7 @@
       </w:tr>
       <w:tr>
         <w:trPr>
-          <w:trHeight w:val="600" w:hRule="auto"/>
+          <w:trHeight w:val="592" w:hRule="auto"/>
         </w:trPr>
         <w:tc>
           <w:tcPr>
@@ -25473,7 +25611,7 @@
               <w:spacing w:after="100" w:before="100" w:line="240"/>
               <w:ind w:left="100" w:right="100" w:firstLine="0" w:firstLineChars="0"/>
               <w:rPr>
-                <w:rFonts w:ascii="Arial" w:hAnsi="Arial" w:eastAsia="Arial" w:cs="Arial"/>
+                <w:rFonts w:ascii="Arial" w:hAnsi="DejaVu Sans" w:eastAsia="DejaVu Sans" w:cs="DejaVu Sans"/>
                 <w:i w:val="false"/>
                 <w:b w:val="false"/>
                 <w:u w:val="none"/>
@@ -25485,7 +25623,7 @@
             </w:pPr>
             <w:r xmlns:w="http://schemas.openxmlformats.org/wordprocessingml/2006/main" xmlns:wp="http://schemas.openxmlformats.org/drawingml/2006/wordprocessingDrawing" xmlns:r="http://schemas.openxmlformats.org/officeDocument/2006/relationships" xmlns:w14="http://schemas.microsoft.com/office/word/2010/wordml">
               <w:rPr>
-                <w:rFonts w:ascii="Arial" w:hAnsi="Arial" w:eastAsia="Arial" w:cs="Arial"/>
+                <w:rFonts w:ascii="Arial" w:hAnsi="DejaVu Sans" w:eastAsia="DejaVu Sans" w:cs="DejaVu Sans"/>
                 <w:i w:val="false"/>
                 <w:b w:val="false"/>
                 <w:u w:val="none"/>
@@ -25527,7 +25665,7 @@
               <w:spacing w:after="100" w:before="100" w:line="240"/>
               <w:ind w:left="100" w:right="100" w:firstLine="0" w:firstLineChars="0"/>
               <w:rPr>
-                <w:rFonts w:ascii="Arial" w:hAnsi="Arial" w:eastAsia="Arial" w:cs="Arial"/>
+                <w:rFonts w:ascii="Arial" w:hAnsi="DejaVu Sans" w:eastAsia="DejaVu Sans" w:cs="DejaVu Sans"/>
                 <w:i w:val="false"/>
                 <w:b w:val="false"/>
                 <w:u w:val="none"/>
@@ -25539,7 +25677,7 @@
             </w:pPr>
             <w:r xmlns:w="http://schemas.openxmlformats.org/wordprocessingml/2006/main" xmlns:wp="http://schemas.openxmlformats.org/drawingml/2006/wordprocessingDrawing" xmlns:r="http://schemas.openxmlformats.org/officeDocument/2006/relationships" xmlns:w14="http://schemas.microsoft.com/office/word/2010/wordml">
               <w:rPr>
-                <w:rFonts w:ascii="Arial" w:hAnsi="Arial" w:eastAsia="Arial" w:cs="Arial"/>
+                <w:rFonts w:ascii="Arial" w:hAnsi="DejaVu Sans" w:eastAsia="DejaVu Sans" w:cs="DejaVu Sans"/>
                 <w:i w:val="false"/>
                 <w:b w:val="false"/>
                 <w:u w:val="none"/>
@@ -25581,7 +25719,7 @@
               <w:spacing w:after="100" w:before="100" w:line="240"/>
               <w:ind w:left="100" w:right="100" w:firstLine="0" w:firstLineChars="0"/>
               <w:rPr>
-                <w:rFonts w:ascii="Arial" w:hAnsi="Arial" w:eastAsia="Arial" w:cs="Arial"/>
+                <w:rFonts w:ascii="Arial" w:hAnsi="DejaVu Sans" w:eastAsia="DejaVu Sans" w:cs="DejaVu Sans"/>
                 <w:i w:val="false"/>
                 <w:b w:val="false"/>
                 <w:u w:val="none"/>
@@ -25593,7 +25731,7 @@
             </w:pPr>
             <w:r xmlns:w="http://schemas.openxmlformats.org/wordprocessingml/2006/main" xmlns:wp="http://schemas.openxmlformats.org/drawingml/2006/wordprocessingDrawing" xmlns:r="http://schemas.openxmlformats.org/officeDocument/2006/relationships" xmlns:w14="http://schemas.microsoft.com/office/word/2010/wordml">
               <w:rPr>
-                <w:rFonts w:ascii="Arial" w:hAnsi="Arial" w:eastAsia="Arial" w:cs="Arial"/>
+                <w:rFonts w:ascii="Arial" w:hAnsi="DejaVu Sans" w:eastAsia="DejaVu Sans" w:cs="DejaVu Sans"/>
                 <w:i w:val="false"/>
                 <w:b w:val="false"/>
                 <w:u w:val="none"/>
@@ -25635,7 +25773,7 @@
               <w:spacing w:after="100" w:before="100" w:line="240"/>
               <w:ind w:left="100" w:right="100" w:firstLine="0" w:firstLineChars="0"/>
               <w:rPr>
-                <w:rFonts w:ascii="Arial" w:hAnsi="Arial" w:eastAsia="Arial" w:cs="Arial"/>
+                <w:rFonts w:ascii="Arial" w:hAnsi="DejaVu Sans" w:eastAsia="DejaVu Sans" w:cs="DejaVu Sans"/>
                 <w:i w:val="false"/>
                 <w:b w:val="false"/>
                 <w:u w:val="none"/>
@@ -25647,7 +25785,7 @@
             </w:pPr>
             <w:r xmlns:w="http://schemas.openxmlformats.org/wordprocessingml/2006/main" xmlns:wp="http://schemas.openxmlformats.org/drawingml/2006/wordprocessingDrawing" xmlns:r="http://schemas.openxmlformats.org/officeDocument/2006/relationships" xmlns:w14="http://schemas.microsoft.com/office/word/2010/wordml">
               <w:rPr>
-                <w:rFonts w:ascii="Arial" w:hAnsi="Arial" w:eastAsia="Arial" w:cs="Arial"/>
+                <w:rFonts w:ascii="Arial" w:hAnsi="DejaVu Sans" w:eastAsia="DejaVu Sans" w:cs="DejaVu Sans"/>
                 <w:i w:val="false"/>
                 <w:b w:val="false"/>
                 <w:u w:val="none"/>
@@ -25663,7 +25801,7 @@
       </w:tr>
       <w:tr>
         <w:trPr>
-          <w:trHeight w:val="600" w:hRule="auto"/>
+          <w:trHeight w:val="592" w:hRule="auto"/>
         </w:trPr>
         <w:tc>
           <w:tcPr>
@@ -25694,7 +25832,7 @@
               <w:spacing w:after="100" w:before="100" w:line="240"/>
               <w:ind w:left="100" w:right="100" w:firstLine="0" w:firstLineChars="0"/>
               <w:rPr>
-                <w:rFonts w:ascii="Arial" w:hAnsi="Arial" w:eastAsia="Arial" w:cs="Arial"/>
+                <w:rFonts w:ascii="Arial" w:hAnsi="DejaVu Sans" w:eastAsia="DejaVu Sans" w:cs="DejaVu Sans"/>
                 <w:i w:val="false"/>
                 <w:b w:val="false"/>
                 <w:u w:val="none"/>
@@ -25706,7 +25844,7 @@
             </w:pPr>
             <w:r xmlns:w="http://schemas.openxmlformats.org/wordprocessingml/2006/main" xmlns:wp="http://schemas.openxmlformats.org/drawingml/2006/wordprocessingDrawing" xmlns:r="http://schemas.openxmlformats.org/officeDocument/2006/relationships" xmlns:w14="http://schemas.microsoft.com/office/word/2010/wordml">
               <w:rPr>
-                <w:rFonts w:ascii="Arial" w:hAnsi="Arial" w:eastAsia="Arial" w:cs="Arial"/>
+                <w:rFonts w:ascii="Arial" w:hAnsi="DejaVu Sans" w:eastAsia="DejaVu Sans" w:cs="DejaVu Sans"/>
                 <w:i w:val="false"/>
                 <w:b w:val="false"/>
                 <w:u w:val="none"/>
@@ -25748,7 +25886,7 @@
               <w:spacing w:after="100" w:before="100" w:line="240"/>
               <w:ind w:left="100" w:right="100" w:firstLine="0" w:firstLineChars="0"/>
               <w:rPr>
-                <w:rFonts w:ascii="Arial" w:hAnsi="Arial" w:eastAsia="Arial" w:cs="Arial"/>
+                <w:rFonts w:ascii="Arial" w:hAnsi="DejaVu Sans" w:eastAsia="DejaVu Sans" w:cs="DejaVu Sans"/>
                 <w:i w:val="false"/>
                 <w:b w:val="false"/>
                 <w:u w:val="none"/>
@@ -25760,7 +25898,7 @@
             </w:pPr>
             <w:r xmlns:w="http://schemas.openxmlformats.org/wordprocessingml/2006/main" xmlns:wp="http://schemas.openxmlformats.org/drawingml/2006/wordprocessingDrawing" xmlns:r="http://schemas.openxmlformats.org/officeDocument/2006/relationships" xmlns:w14="http://schemas.microsoft.com/office/word/2010/wordml">
               <w:rPr>
-                <w:rFonts w:ascii="Arial" w:hAnsi="Arial" w:eastAsia="Arial" w:cs="Arial"/>
+                <w:rFonts w:ascii="Arial" w:hAnsi="DejaVu Sans" w:eastAsia="DejaVu Sans" w:cs="DejaVu Sans"/>
                 <w:i w:val="false"/>
                 <w:b w:val="false"/>
                 <w:u w:val="none"/>
@@ -25802,7 +25940,7 @@
               <w:spacing w:after="100" w:before="100" w:line="240"/>
               <w:ind w:left="100" w:right="100" w:firstLine="0" w:firstLineChars="0"/>
               <w:rPr>
-                <w:rFonts w:ascii="Arial" w:hAnsi="Arial" w:eastAsia="Arial" w:cs="Arial"/>
+                <w:rFonts w:ascii="Arial" w:hAnsi="DejaVu Sans" w:eastAsia="DejaVu Sans" w:cs="DejaVu Sans"/>
                 <w:i w:val="false"/>
                 <w:b w:val="false"/>
                 <w:u w:val="none"/>
@@ -25814,7 +25952,7 @@
             </w:pPr>
             <w:r xmlns:w="http://schemas.openxmlformats.org/wordprocessingml/2006/main" xmlns:wp="http://schemas.openxmlformats.org/drawingml/2006/wordprocessingDrawing" xmlns:r="http://schemas.openxmlformats.org/officeDocument/2006/relationships" xmlns:w14="http://schemas.microsoft.com/office/word/2010/wordml">
               <w:rPr>
-                <w:rFonts w:ascii="Arial" w:hAnsi="Arial" w:eastAsia="Arial" w:cs="Arial"/>
+                <w:rFonts w:ascii="Arial" w:hAnsi="DejaVu Sans" w:eastAsia="DejaVu Sans" w:cs="DejaVu Sans"/>
                 <w:i w:val="false"/>
                 <w:b w:val="false"/>
                 <w:u w:val="none"/>
@@ -25856,7 +25994,7 @@
               <w:spacing w:after="100" w:before="100" w:line="240"/>
               <w:ind w:left="100" w:right="100" w:firstLine="0" w:firstLineChars="0"/>
               <w:rPr>
-                <w:rFonts w:ascii="Arial" w:hAnsi="Arial" w:eastAsia="Arial" w:cs="Arial"/>
+                <w:rFonts w:ascii="Arial" w:hAnsi="DejaVu Sans" w:eastAsia="DejaVu Sans" w:cs="DejaVu Sans"/>
                 <w:i w:val="false"/>
                 <w:b w:val="false"/>
                 <w:u w:val="none"/>
@@ -25868,7 +26006,7 @@
             </w:pPr>
             <w:r xmlns:w="http://schemas.openxmlformats.org/wordprocessingml/2006/main" xmlns:wp="http://schemas.openxmlformats.org/drawingml/2006/wordprocessingDrawing" xmlns:r="http://schemas.openxmlformats.org/officeDocument/2006/relationships" xmlns:w14="http://schemas.microsoft.com/office/word/2010/wordml">
               <w:rPr>
-                <w:rFonts w:ascii="Arial" w:hAnsi="Arial" w:eastAsia="Arial" w:cs="Arial"/>
+                <w:rFonts w:ascii="Arial" w:hAnsi="DejaVu Sans" w:eastAsia="DejaVu Sans" w:cs="DejaVu Sans"/>
                 <w:i w:val="false"/>
                 <w:b w:val="false"/>
                 <w:u w:val="none"/>
@@ -25884,7 +26022,7 @@
       </w:tr>
       <w:tr>
         <w:trPr>
-          <w:trHeight w:val="600" w:hRule="auto"/>
+          <w:trHeight w:val="592" w:hRule="auto"/>
         </w:trPr>
         <w:tc>
           <w:tcPr>
@@ -25915,7 +26053,7 @@
               <w:spacing w:after="100" w:before="100" w:line="240"/>
               <w:ind w:left="100" w:right="100" w:firstLine="0" w:firstLineChars="0"/>
               <w:rPr>
-                <w:rFonts w:ascii="Arial" w:hAnsi="Arial" w:eastAsia="Arial" w:cs="Arial"/>
+                <w:rFonts w:ascii="Arial" w:hAnsi="DejaVu Sans" w:eastAsia="DejaVu Sans" w:cs="DejaVu Sans"/>
                 <w:i w:val="false"/>
                 <w:b w:val="false"/>
                 <w:u w:val="none"/>
@@ -25927,7 +26065,7 @@
             </w:pPr>
             <w:r xmlns:w="http://schemas.openxmlformats.org/wordprocessingml/2006/main" xmlns:wp="http://schemas.openxmlformats.org/drawingml/2006/wordprocessingDrawing" xmlns:r="http://schemas.openxmlformats.org/officeDocument/2006/relationships" xmlns:w14="http://schemas.microsoft.com/office/word/2010/wordml">
               <w:rPr>
-                <w:rFonts w:ascii="Arial" w:hAnsi="Arial" w:eastAsia="Arial" w:cs="Arial"/>
+                <w:rFonts w:ascii="Arial" w:hAnsi="DejaVu Sans" w:eastAsia="DejaVu Sans" w:cs="DejaVu Sans"/>
                 <w:i w:val="false"/>
                 <w:b w:val="false"/>
                 <w:u w:val="none"/>
@@ -25969,7 +26107,7 @@
               <w:spacing w:after="100" w:before="100" w:line="240"/>
               <w:ind w:left="100" w:right="100" w:firstLine="0" w:firstLineChars="0"/>
               <w:rPr>
-                <w:rFonts w:ascii="Arial" w:hAnsi="Arial" w:eastAsia="Arial" w:cs="Arial"/>
+                <w:rFonts w:ascii="Arial" w:hAnsi="DejaVu Sans" w:eastAsia="DejaVu Sans" w:cs="DejaVu Sans"/>
                 <w:i w:val="false"/>
                 <w:b w:val="false"/>
                 <w:u w:val="none"/>
@@ -25981,7 +26119,7 @@
             </w:pPr>
             <w:r xmlns:w="http://schemas.openxmlformats.org/wordprocessingml/2006/main" xmlns:wp="http://schemas.openxmlformats.org/drawingml/2006/wordprocessingDrawing" xmlns:r="http://schemas.openxmlformats.org/officeDocument/2006/relationships" xmlns:w14="http://schemas.microsoft.com/office/word/2010/wordml">
               <w:rPr>
-                <w:rFonts w:ascii="Arial" w:hAnsi="Arial" w:eastAsia="Arial" w:cs="Arial"/>
+                <w:rFonts w:ascii="Arial" w:hAnsi="DejaVu Sans" w:eastAsia="DejaVu Sans" w:cs="DejaVu Sans"/>
                 <w:i w:val="false"/>
                 <w:b w:val="false"/>
                 <w:u w:val="none"/>
@@ -26023,7 +26161,7 @@
               <w:spacing w:after="100" w:before="100" w:line="240"/>
               <w:ind w:left="100" w:right="100" w:firstLine="0" w:firstLineChars="0"/>
               <w:rPr>
-                <w:rFonts w:ascii="Arial" w:hAnsi="Arial" w:eastAsia="Arial" w:cs="Arial"/>
+                <w:rFonts w:ascii="Arial" w:hAnsi="DejaVu Sans" w:eastAsia="DejaVu Sans" w:cs="DejaVu Sans"/>
                 <w:i w:val="false"/>
                 <w:b w:val="false"/>
                 <w:u w:val="none"/>
@@ -26035,7 +26173,7 @@
             </w:pPr>
             <w:r xmlns:w="http://schemas.openxmlformats.org/wordprocessingml/2006/main" xmlns:wp="http://schemas.openxmlformats.org/drawingml/2006/wordprocessingDrawing" xmlns:r="http://schemas.openxmlformats.org/officeDocument/2006/relationships" xmlns:w14="http://schemas.microsoft.com/office/word/2010/wordml">
               <w:rPr>
-                <w:rFonts w:ascii="Arial" w:hAnsi="Arial" w:eastAsia="Arial" w:cs="Arial"/>
+                <w:rFonts w:ascii="Arial" w:hAnsi="DejaVu Sans" w:eastAsia="DejaVu Sans" w:cs="DejaVu Sans"/>
                 <w:i w:val="false"/>
                 <w:b w:val="false"/>
                 <w:u w:val="none"/>
@@ -26077,7 +26215,7 @@
               <w:spacing w:after="100" w:before="100" w:line="240"/>
               <w:ind w:left="100" w:right="100" w:firstLine="0" w:firstLineChars="0"/>
               <w:rPr>
-                <w:rFonts w:ascii="Arial" w:hAnsi="Arial" w:eastAsia="Arial" w:cs="Arial"/>
+                <w:rFonts w:ascii="Arial" w:hAnsi="DejaVu Sans" w:eastAsia="DejaVu Sans" w:cs="DejaVu Sans"/>
                 <w:i w:val="false"/>
                 <w:b w:val="false"/>
                 <w:u w:val="none"/>
@@ -26089,7 +26227,7 @@
             </w:pPr>
             <w:r xmlns:w="http://schemas.openxmlformats.org/wordprocessingml/2006/main" xmlns:wp="http://schemas.openxmlformats.org/drawingml/2006/wordprocessingDrawing" xmlns:r="http://schemas.openxmlformats.org/officeDocument/2006/relationships" xmlns:w14="http://schemas.microsoft.com/office/word/2010/wordml">
               <w:rPr>
-                <w:rFonts w:ascii="Arial" w:hAnsi="Arial" w:eastAsia="Arial" w:cs="Arial"/>
+                <w:rFonts w:ascii="Arial" w:hAnsi="DejaVu Sans" w:eastAsia="DejaVu Sans" w:cs="DejaVu Sans"/>
                 <w:i w:val="false"/>
                 <w:b w:val="false"/>
                 <w:u w:val="none"/>
@@ -26105,7 +26243,7 @@
       </w:tr>
       <w:tr>
         <w:trPr>
-          <w:trHeight w:val="600" w:hRule="auto"/>
+          <w:trHeight w:val="592" w:hRule="auto"/>
         </w:trPr>
         <w:tc>
           <w:tcPr>
@@ -26136,7 +26274,7 @@
               <w:spacing w:after="100" w:before="100" w:line="240"/>
               <w:ind w:left="100" w:right="100" w:firstLine="0" w:firstLineChars="0"/>
               <w:rPr>
-                <w:rFonts w:ascii="Arial" w:hAnsi="Arial" w:eastAsia="Arial" w:cs="Arial"/>
+                <w:rFonts w:ascii="Arial" w:hAnsi="DejaVu Sans" w:eastAsia="DejaVu Sans" w:cs="DejaVu Sans"/>
                 <w:i w:val="false"/>
                 <w:b w:val="false"/>
                 <w:u w:val="none"/>
@@ -26148,7 +26286,7 @@
             </w:pPr>
             <w:r xmlns:w="http://schemas.openxmlformats.org/wordprocessingml/2006/main" xmlns:wp="http://schemas.openxmlformats.org/drawingml/2006/wordprocessingDrawing" xmlns:r="http://schemas.openxmlformats.org/officeDocument/2006/relationships" xmlns:w14="http://schemas.microsoft.com/office/word/2010/wordml">
               <w:rPr>
-                <w:rFonts w:ascii="Arial" w:hAnsi="Arial" w:eastAsia="Arial" w:cs="Arial"/>
+                <w:rFonts w:ascii="Arial" w:hAnsi="DejaVu Sans" w:eastAsia="DejaVu Sans" w:cs="DejaVu Sans"/>
                 <w:i w:val="false"/>
                 <w:b w:val="false"/>
                 <w:u w:val="none"/>
@@ -26190,7 +26328,7 @@
               <w:spacing w:after="100" w:before="100" w:line="240"/>
               <w:ind w:left="100" w:right="100" w:firstLine="0" w:firstLineChars="0"/>
               <w:rPr>
-                <w:rFonts w:ascii="Arial" w:hAnsi="Arial" w:eastAsia="Arial" w:cs="Arial"/>
+                <w:rFonts w:ascii="Arial" w:hAnsi="DejaVu Sans" w:eastAsia="DejaVu Sans" w:cs="DejaVu Sans"/>
                 <w:i w:val="false"/>
                 <w:b w:val="false"/>
                 <w:u w:val="none"/>
@@ -26202,7 +26340,7 @@
             </w:pPr>
             <w:r xmlns:w="http://schemas.openxmlformats.org/wordprocessingml/2006/main" xmlns:wp="http://schemas.openxmlformats.org/drawingml/2006/wordprocessingDrawing" xmlns:r="http://schemas.openxmlformats.org/officeDocument/2006/relationships" xmlns:w14="http://schemas.microsoft.com/office/word/2010/wordml">
               <w:rPr>
-                <w:rFonts w:ascii="Arial" w:hAnsi="Arial" w:eastAsia="Arial" w:cs="Arial"/>
+                <w:rFonts w:ascii="Arial" w:hAnsi="DejaVu Sans" w:eastAsia="DejaVu Sans" w:cs="DejaVu Sans"/>
                 <w:i w:val="false"/>
                 <w:b w:val="false"/>
                 <w:u w:val="none"/>
@@ -26244,7 +26382,7 @@
               <w:spacing w:after="100" w:before="100" w:line="240"/>
               <w:ind w:left="100" w:right="100" w:firstLine="0" w:firstLineChars="0"/>
               <w:rPr>
-                <w:rFonts w:ascii="Arial" w:hAnsi="Arial" w:eastAsia="Arial" w:cs="Arial"/>
+                <w:rFonts w:ascii="Arial" w:hAnsi="DejaVu Sans" w:eastAsia="DejaVu Sans" w:cs="DejaVu Sans"/>
                 <w:i w:val="false"/>
                 <w:b w:val="false"/>
                 <w:u w:val="none"/>
@@ -26256,7 +26394,7 @@
             </w:pPr>
             <w:r xmlns:w="http://schemas.openxmlformats.org/wordprocessingml/2006/main" xmlns:wp="http://schemas.openxmlformats.org/drawingml/2006/wordprocessingDrawing" xmlns:r="http://schemas.openxmlformats.org/officeDocument/2006/relationships" xmlns:w14="http://schemas.microsoft.com/office/word/2010/wordml">
               <w:rPr>
-                <w:rFonts w:ascii="Arial" w:hAnsi="Arial" w:eastAsia="Arial" w:cs="Arial"/>
+                <w:rFonts w:ascii="Arial" w:hAnsi="DejaVu Sans" w:eastAsia="DejaVu Sans" w:cs="DejaVu Sans"/>
                 <w:i w:val="false"/>
                 <w:b w:val="false"/>
                 <w:u w:val="none"/>
@@ -26298,7 +26436,7 @@
               <w:spacing w:after="100" w:before="100" w:line="240"/>
               <w:ind w:left="100" w:right="100" w:firstLine="0" w:firstLineChars="0"/>
               <w:rPr>
-                <w:rFonts w:ascii="Arial" w:hAnsi="Arial" w:eastAsia="Arial" w:cs="Arial"/>
+                <w:rFonts w:ascii="Arial" w:hAnsi="DejaVu Sans" w:eastAsia="DejaVu Sans" w:cs="DejaVu Sans"/>
                 <w:i w:val="false"/>
                 <w:b w:val="false"/>
                 <w:u w:val="none"/>
@@ -26310,7 +26448,7 @@
             </w:pPr>
             <w:r xmlns:w="http://schemas.openxmlformats.org/wordprocessingml/2006/main" xmlns:wp="http://schemas.openxmlformats.org/drawingml/2006/wordprocessingDrawing" xmlns:r="http://schemas.openxmlformats.org/officeDocument/2006/relationships" xmlns:w14="http://schemas.microsoft.com/office/word/2010/wordml">
               <w:rPr>
-                <w:rFonts w:ascii="Arial" w:hAnsi="Arial" w:eastAsia="Arial" w:cs="Arial"/>
+                <w:rFonts w:ascii="Arial" w:hAnsi="DejaVu Sans" w:eastAsia="DejaVu Sans" w:cs="DejaVu Sans"/>
                 <w:i w:val="false"/>
                 <w:b w:val="false"/>
                 <w:u w:val="none"/>
@@ -26326,7 +26464,7 @@
       </w:tr>
       <w:tr>
         <w:trPr>
-          <w:trHeight w:val="600" w:hRule="auto"/>
+          <w:trHeight w:val="592" w:hRule="auto"/>
         </w:trPr>
         <w:tc>
           <w:tcPr>
@@ -26357,7 +26495,7 @@
               <w:spacing w:after="100" w:before="100" w:line="240"/>
               <w:ind w:left="100" w:right="100" w:firstLine="0" w:firstLineChars="0"/>
               <w:rPr>
-                <w:rFonts w:ascii="Arial" w:hAnsi="Arial" w:eastAsia="Arial" w:cs="Arial"/>
+                <w:rFonts w:ascii="Arial" w:hAnsi="DejaVu Sans" w:eastAsia="DejaVu Sans" w:cs="DejaVu Sans"/>
                 <w:i w:val="false"/>
                 <w:b w:val="false"/>
                 <w:u w:val="none"/>
@@ -26369,7 +26507,7 @@
             </w:pPr>
             <w:r xmlns:w="http://schemas.openxmlformats.org/wordprocessingml/2006/main" xmlns:wp="http://schemas.openxmlformats.org/drawingml/2006/wordprocessingDrawing" xmlns:r="http://schemas.openxmlformats.org/officeDocument/2006/relationships" xmlns:w14="http://schemas.microsoft.com/office/word/2010/wordml">
               <w:rPr>
-                <w:rFonts w:ascii="Arial" w:hAnsi="Arial" w:eastAsia="Arial" w:cs="Arial"/>
+                <w:rFonts w:ascii="Arial" w:hAnsi="DejaVu Sans" w:eastAsia="DejaVu Sans" w:cs="DejaVu Sans"/>
                 <w:i w:val="false"/>
                 <w:b w:val="false"/>
                 <w:u w:val="none"/>
@@ -26411,7 +26549,7 @@
               <w:spacing w:after="100" w:before="100" w:line="240"/>
               <w:ind w:left="100" w:right="100" w:firstLine="0" w:firstLineChars="0"/>
               <w:rPr>
-                <w:rFonts w:ascii="Arial" w:hAnsi="Arial" w:eastAsia="Arial" w:cs="Arial"/>
+                <w:rFonts w:ascii="Arial" w:hAnsi="DejaVu Sans" w:eastAsia="DejaVu Sans" w:cs="DejaVu Sans"/>
                 <w:i w:val="false"/>
                 <w:b w:val="false"/>
                 <w:u w:val="none"/>
@@ -26423,7 +26561,7 @@
             </w:pPr>
             <w:r xmlns:w="http://schemas.openxmlformats.org/wordprocessingml/2006/main" xmlns:wp="http://schemas.openxmlformats.org/drawingml/2006/wordprocessingDrawing" xmlns:r="http://schemas.openxmlformats.org/officeDocument/2006/relationships" xmlns:w14="http://schemas.microsoft.com/office/word/2010/wordml">
               <w:rPr>
-                <w:rFonts w:ascii="Arial" w:hAnsi="Arial" w:eastAsia="Arial" w:cs="Arial"/>
+                <w:rFonts w:ascii="Arial" w:hAnsi="DejaVu Sans" w:eastAsia="DejaVu Sans" w:cs="DejaVu Sans"/>
                 <w:i w:val="false"/>
                 <w:b w:val="false"/>
                 <w:u w:val="none"/>
@@ -26465,7 +26603,7 @@
               <w:spacing w:after="100" w:before="100" w:line="240"/>
               <w:ind w:left="100" w:right="100" w:firstLine="0" w:firstLineChars="0"/>
               <w:rPr>
-                <w:rFonts w:ascii="Arial" w:hAnsi="Arial" w:eastAsia="Arial" w:cs="Arial"/>
+                <w:rFonts w:ascii="Arial" w:hAnsi="DejaVu Sans" w:eastAsia="DejaVu Sans" w:cs="DejaVu Sans"/>
                 <w:i w:val="false"/>
                 <w:b w:val="false"/>
                 <w:u w:val="none"/>
@@ -26477,7 +26615,7 @@
             </w:pPr>
             <w:r xmlns:w="http://schemas.openxmlformats.org/wordprocessingml/2006/main" xmlns:wp="http://schemas.openxmlformats.org/drawingml/2006/wordprocessingDrawing" xmlns:r="http://schemas.openxmlformats.org/officeDocument/2006/relationships" xmlns:w14="http://schemas.microsoft.com/office/word/2010/wordml">
               <w:rPr>
-                <w:rFonts w:ascii="Arial" w:hAnsi="Arial" w:eastAsia="Arial" w:cs="Arial"/>
+                <w:rFonts w:ascii="Arial" w:hAnsi="DejaVu Sans" w:eastAsia="DejaVu Sans" w:cs="DejaVu Sans"/>
                 <w:i w:val="false"/>
                 <w:b w:val="false"/>
                 <w:u w:val="none"/>
@@ -26519,7 +26657,7 @@
               <w:spacing w:after="100" w:before="100" w:line="240"/>
               <w:ind w:left="100" w:right="100" w:firstLine="0" w:firstLineChars="0"/>
               <w:rPr>
-                <w:rFonts w:ascii="Arial" w:hAnsi="Arial" w:eastAsia="Arial" w:cs="Arial"/>
+                <w:rFonts w:ascii="Arial" w:hAnsi="DejaVu Sans" w:eastAsia="DejaVu Sans" w:cs="DejaVu Sans"/>
                 <w:i w:val="false"/>
                 <w:b w:val="false"/>
                 <w:u w:val="none"/>
@@ -26531,7 +26669,7 @@
             </w:pPr>
             <w:r xmlns:w="http://schemas.openxmlformats.org/wordprocessingml/2006/main" xmlns:wp="http://schemas.openxmlformats.org/drawingml/2006/wordprocessingDrawing" xmlns:r="http://schemas.openxmlformats.org/officeDocument/2006/relationships" xmlns:w14="http://schemas.microsoft.com/office/word/2010/wordml">
               <w:rPr>
-                <w:rFonts w:ascii="Arial" w:hAnsi="Arial" w:eastAsia="Arial" w:cs="Arial"/>
+                <w:rFonts w:ascii="Arial" w:hAnsi="DejaVu Sans" w:eastAsia="DejaVu Sans" w:cs="DejaVu Sans"/>
                 <w:i w:val="false"/>
                 <w:b w:val="false"/>
                 <w:u w:val="none"/>
@@ -26547,7 +26685,7 @@
       </w:tr>
       <w:tr>
         <w:trPr>
-          <w:trHeight w:val="600" w:hRule="auto"/>
+          <w:trHeight w:val="592" w:hRule="auto"/>
         </w:trPr>
         <w:tc>
           <w:tcPr>
@@ -26578,7 +26716,7 @@
               <w:spacing w:after="100" w:before="100" w:line="240"/>
               <w:ind w:left="100" w:right="100" w:firstLine="0" w:firstLineChars="0"/>
               <w:rPr>
-                <w:rFonts w:ascii="Arial" w:hAnsi="Arial" w:eastAsia="Arial" w:cs="Arial"/>
+                <w:rFonts w:ascii="Arial" w:hAnsi="DejaVu Sans" w:eastAsia="DejaVu Sans" w:cs="DejaVu Sans"/>
                 <w:i w:val="false"/>
                 <w:b w:val="false"/>
                 <w:u w:val="none"/>
@@ -26590,7 +26728,7 @@
             </w:pPr>
             <w:r xmlns:w="http://schemas.openxmlformats.org/wordprocessingml/2006/main" xmlns:wp="http://schemas.openxmlformats.org/drawingml/2006/wordprocessingDrawing" xmlns:r="http://schemas.openxmlformats.org/officeDocument/2006/relationships" xmlns:w14="http://schemas.microsoft.com/office/word/2010/wordml">
               <w:rPr>
-                <w:rFonts w:ascii="Arial" w:hAnsi="Arial" w:eastAsia="Arial" w:cs="Arial"/>
+                <w:rFonts w:ascii="Arial" w:hAnsi="DejaVu Sans" w:eastAsia="DejaVu Sans" w:cs="DejaVu Sans"/>
                 <w:i w:val="false"/>
                 <w:b w:val="false"/>
                 <w:u w:val="none"/>
@@ -26632,7 +26770,7 @@
               <w:spacing w:after="100" w:before="100" w:line="240"/>
               <w:ind w:left="100" w:right="100" w:firstLine="0" w:firstLineChars="0"/>
               <w:rPr>
-                <w:rFonts w:ascii="Arial" w:hAnsi="Arial" w:eastAsia="Arial" w:cs="Arial"/>
+                <w:rFonts w:ascii="Arial" w:hAnsi="DejaVu Sans" w:eastAsia="DejaVu Sans" w:cs="DejaVu Sans"/>
                 <w:i w:val="false"/>
                 <w:b w:val="false"/>
                 <w:u w:val="none"/>
@@ -26644,7 +26782,7 @@
             </w:pPr>
             <w:r xmlns:w="http://schemas.openxmlformats.org/wordprocessingml/2006/main" xmlns:wp="http://schemas.openxmlformats.org/drawingml/2006/wordprocessingDrawing" xmlns:r="http://schemas.openxmlformats.org/officeDocument/2006/relationships" xmlns:w14="http://schemas.microsoft.com/office/word/2010/wordml">
               <w:rPr>
-                <w:rFonts w:ascii="Arial" w:hAnsi="Arial" w:eastAsia="Arial" w:cs="Arial"/>
+                <w:rFonts w:ascii="Arial" w:hAnsi="DejaVu Sans" w:eastAsia="DejaVu Sans" w:cs="DejaVu Sans"/>
                 <w:i w:val="false"/>
                 <w:b w:val="false"/>
                 <w:u w:val="none"/>
@@ -26686,7 +26824,7 @@
               <w:spacing w:after="100" w:before="100" w:line="240"/>
               <w:ind w:left="100" w:right="100" w:firstLine="0" w:firstLineChars="0"/>
               <w:rPr>
-                <w:rFonts w:ascii="Arial" w:hAnsi="Arial" w:eastAsia="Arial" w:cs="Arial"/>
+                <w:rFonts w:ascii="Arial" w:hAnsi="DejaVu Sans" w:eastAsia="DejaVu Sans" w:cs="DejaVu Sans"/>
                 <w:i w:val="false"/>
                 <w:b w:val="false"/>
                 <w:u w:val="none"/>
@@ -26698,7 +26836,7 @@
             </w:pPr>
             <w:r xmlns:w="http://schemas.openxmlformats.org/wordprocessingml/2006/main" xmlns:wp="http://schemas.openxmlformats.org/drawingml/2006/wordprocessingDrawing" xmlns:r="http://schemas.openxmlformats.org/officeDocument/2006/relationships" xmlns:w14="http://schemas.microsoft.com/office/word/2010/wordml">
               <w:rPr>
-                <w:rFonts w:ascii="Arial" w:hAnsi="Arial" w:eastAsia="Arial" w:cs="Arial"/>
+                <w:rFonts w:ascii="Arial" w:hAnsi="DejaVu Sans" w:eastAsia="DejaVu Sans" w:cs="DejaVu Sans"/>
                 <w:i w:val="false"/>
                 <w:b w:val="false"/>
                 <w:u w:val="none"/>
@@ -26740,7 +26878,7 @@
               <w:spacing w:after="100" w:before="100" w:line="240"/>
               <w:ind w:left="100" w:right="100" w:firstLine="0" w:firstLineChars="0"/>
               <w:rPr>
-                <w:rFonts w:ascii="Arial" w:hAnsi="Arial" w:eastAsia="Arial" w:cs="Arial"/>
+                <w:rFonts w:ascii="Arial" w:hAnsi="DejaVu Sans" w:eastAsia="DejaVu Sans" w:cs="DejaVu Sans"/>
                 <w:i w:val="false"/>
                 <w:b w:val="false"/>
                 <w:u w:val="none"/>
@@ -26752,7 +26890,7 @@
             </w:pPr>
             <w:r xmlns:w="http://schemas.openxmlformats.org/wordprocessingml/2006/main" xmlns:wp="http://schemas.openxmlformats.org/drawingml/2006/wordprocessingDrawing" xmlns:r="http://schemas.openxmlformats.org/officeDocument/2006/relationships" xmlns:w14="http://schemas.microsoft.com/office/word/2010/wordml">
               <w:rPr>
-                <w:rFonts w:ascii="Arial" w:hAnsi="Arial" w:eastAsia="Arial" w:cs="Arial"/>
+                <w:rFonts w:ascii="Arial" w:hAnsi="DejaVu Sans" w:eastAsia="DejaVu Sans" w:cs="DejaVu Sans"/>
                 <w:i w:val="false"/>
                 <w:b w:val="false"/>
                 <w:u w:val="none"/>
@@ -26768,7 +26906,7 @@
       </w:tr>
       <w:tr>
         <w:trPr>
-          <w:trHeight w:val="600" w:hRule="auto"/>
+          <w:trHeight w:val="592" w:hRule="auto"/>
         </w:trPr>
         <w:tc>
           <w:tcPr>
@@ -26799,7 +26937,7 @@
               <w:spacing w:after="100" w:before="100" w:line="240"/>
               <w:ind w:left="100" w:right="100" w:firstLine="0" w:firstLineChars="0"/>
               <w:rPr>
-                <w:rFonts w:ascii="Arial" w:hAnsi="Arial" w:eastAsia="Arial" w:cs="Arial"/>
+                <w:rFonts w:ascii="Arial" w:hAnsi="DejaVu Sans" w:eastAsia="DejaVu Sans" w:cs="DejaVu Sans"/>
                 <w:i w:val="false"/>
                 <w:b w:val="false"/>
                 <w:u w:val="none"/>
@@ -26811,7 +26949,7 @@
             </w:pPr>
             <w:r xmlns:w="http://schemas.openxmlformats.org/wordprocessingml/2006/main" xmlns:wp="http://schemas.openxmlformats.org/drawingml/2006/wordprocessingDrawing" xmlns:r="http://schemas.openxmlformats.org/officeDocument/2006/relationships" xmlns:w14="http://schemas.microsoft.com/office/word/2010/wordml">
               <w:rPr>
-                <w:rFonts w:ascii="Arial" w:hAnsi="Arial" w:eastAsia="Arial" w:cs="Arial"/>
+                <w:rFonts w:ascii="Arial" w:hAnsi="DejaVu Sans" w:eastAsia="DejaVu Sans" w:cs="DejaVu Sans"/>
                 <w:i w:val="false"/>
                 <w:b w:val="false"/>
                 <w:u w:val="none"/>
@@ -26853,7 +26991,7 @@
               <w:spacing w:after="100" w:before="100" w:line="240"/>
               <w:ind w:left="100" w:right="100" w:firstLine="0" w:firstLineChars="0"/>
               <w:rPr>
-                <w:rFonts w:ascii="Arial" w:hAnsi="Arial" w:eastAsia="Arial" w:cs="Arial"/>
+                <w:rFonts w:ascii="Arial" w:hAnsi="DejaVu Sans" w:eastAsia="DejaVu Sans" w:cs="DejaVu Sans"/>
                 <w:i w:val="false"/>
                 <w:b w:val="false"/>
                 <w:u w:val="none"/>
@@ -26865,7 +27003,7 @@
             </w:pPr>
             <w:r xmlns:w="http://schemas.openxmlformats.org/wordprocessingml/2006/main" xmlns:wp="http://schemas.openxmlformats.org/drawingml/2006/wordprocessingDrawing" xmlns:r="http://schemas.openxmlformats.org/officeDocument/2006/relationships" xmlns:w14="http://schemas.microsoft.com/office/word/2010/wordml">
               <w:rPr>
-                <w:rFonts w:ascii="Arial" w:hAnsi="Arial" w:eastAsia="Arial" w:cs="Arial"/>
+                <w:rFonts w:ascii="Arial" w:hAnsi="DejaVu Sans" w:eastAsia="DejaVu Sans" w:cs="DejaVu Sans"/>
                 <w:i w:val="false"/>
                 <w:b w:val="false"/>
                 <w:u w:val="none"/>
@@ -26907,7 +27045,7 @@
               <w:spacing w:after="100" w:before="100" w:line="240"/>
               <w:ind w:left="100" w:right="100" w:firstLine="0" w:firstLineChars="0"/>
               <w:rPr>
-                <w:rFonts w:ascii="Arial" w:hAnsi="Arial" w:eastAsia="Arial" w:cs="Arial"/>
+                <w:rFonts w:ascii="Arial" w:hAnsi="DejaVu Sans" w:eastAsia="DejaVu Sans" w:cs="DejaVu Sans"/>
                 <w:i w:val="false"/>
                 <w:b w:val="false"/>
                 <w:u w:val="none"/>
@@ -26919,7 +27057,7 @@
             </w:pPr>
             <w:r xmlns:w="http://schemas.openxmlformats.org/wordprocessingml/2006/main" xmlns:wp="http://schemas.openxmlformats.org/drawingml/2006/wordprocessingDrawing" xmlns:r="http://schemas.openxmlformats.org/officeDocument/2006/relationships" xmlns:w14="http://schemas.microsoft.com/office/word/2010/wordml">
               <w:rPr>
-                <w:rFonts w:ascii="Arial" w:hAnsi="Arial" w:eastAsia="Arial" w:cs="Arial"/>
+                <w:rFonts w:ascii="Arial" w:hAnsi="DejaVu Sans" w:eastAsia="DejaVu Sans" w:cs="DejaVu Sans"/>
                 <w:i w:val="false"/>
                 <w:b w:val="false"/>
                 <w:u w:val="none"/>
@@ -26961,7 +27099,7 @@
               <w:spacing w:after="100" w:before="100" w:line="240"/>
               <w:ind w:left="100" w:right="100" w:firstLine="0" w:firstLineChars="0"/>
               <w:rPr>
-                <w:rFonts w:ascii="Arial" w:hAnsi="Arial" w:eastAsia="Arial" w:cs="Arial"/>
+                <w:rFonts w:ascii="Arial" w:hAnsi="DejaVu Sans" w:eastAsia="DejaVu Sans" w:cs="DejaVu Sans"/>
                 <w:i w:val="false"/>
                 <w:b w:val="false"/>
                 <w:u w:val="none"/>
@@ -26973,7 +27111,7 @@
             </w:pPr>
             <w:r xmlns:w="http://schemas.openxmlformats.org/wordprocessingml/2006/main" xmlns:wp="http://schemas.openxmlformats.org/drawingml/2006/wordprocessingDrawing" xmlns:r="http://schemas.openxmlformats.org/officeDocument/2006/relationships" xmlns:w14="http://schemas.microsoft.com/office/word/2010/wordml">
               <w:rPr>
-                <w:rFonts w:ascii="Arial" w:hAnsi="Arial" w:eastAsia="Arial" w:cs="Arial"/>
+                <w:rFonts w:ascii="Arial" w:hAnsi="DejaVu Sans" w:eastAsia="DejaVu Sans" w:cs="DejaVu Sans"/>
                 <w:i w:val="false"/>
                 <w:b w:val="false"/>
                 <w:u w:val="none"/>
@@ -26989,7 +27127,7 @@
       </w:tr>
       <w:tr>
         <w:trPr>
-          <w:trHeight w:val="600" w:hRule="auto"/>
+          <w:trHeight w:val="592" w:hRule="auto"/>
         </w:trPr>
         <w:tc>
           <w:tcPr>
@@ -27020,7 +27158,7 @@
               <w:spacing w:after="100" w:before="100" w:line="240"/>
               <w:ind w:left="100" w:right="100" w:firstLine="0" w:firstLineChars="0"/>
               <w:rPr>
-                <w:rFonts w:ascii="Arial" w:hAnsi="Arial" w:eastAsia="Arial" w:cs="Arial"/>
+                <w:rFonts w:ascii="Arial" w:hAnsi="DejaVu Sans" w:eastAsia="DejaVu Sans" w:cs="DejaVu Sans"/>
                 <w:i w:val="false"/>
                 <w:b w:val="false"/>
                 <w:u w:val="none"/>
@@ -27032,7 +27170,7 @@
             </w:pPr>
             <w:r xmlns:w="http://schemas.openxmlformats.org/wordprocessingml/2006/main" xmlns:wp="http://schemas.openxmlformats.org/drawingml/2006/wordprocessingDrawing" xmlns:r="http://schemas.openxmlformats.org/officeDocument/2006/relationships" xmlns:w14="http://schemas.microsoft.com/office/word/2010/wordml">
               <w:rPr>
-                <w:rFonts w:ascii="Arial" w:hAnsi="Arial" w:eastAsia="Arial" w:cs="Arial"/>
+                <w:rFonts w:ascii="Arial" w:hAnsi="DejaVu Sans" w:eastAsia="DejaVu Sans" w:cs="DejaVu Sans"/>
                 <w:i w:val="false"/>
                 <w:b w:val="false"/>
                 <w:u w:val="none"/>
@@ -27074,7 +27212,7 @@
               <w:spacing w:after="100" w:before="100" w:line="240"/>
               <w:ind w:left="100" w:right="100" w:firstLine="0" w:firstLineChars="0"/>
               <w:rPr>
-                <w:rFonts w:ascii="Arial" w:hAnsi="Arial" w:eastAsia="Arial" w:cs="Arial"/>
+                <w:rFonts w:ascii="Arial" w:hAnsi="DejaVu Sans" w:eastAsia="DejaVu Sans" w:cs="DejaVu Sans"/>
                 <w:i w:val="false"/>
                 <w:b w:val="false"/>
                 <w:u w:val="none"/>
@@ -27086,7 +27224,7 @@
             </w:pPr>
             <w:r xmlns:w="http://schemas.openxmlformats.org/wordprocessingml/2006/main" xmlns:wp="http://schemas.openxmlformats.org/drawingml/2006/wordprocessingDrawing" xmlns:r="http://schemas.openxmlformats.org/officeDocument/2006/relationships" xmlns:w14="http://schemas.microsoft.com/office/word/2010/wordml">
               <w:rPr>
-                <w:rFonts w:ascii="Arial" w:hAnsi="Arial" w:eastAsia="Arial" w:cs="Arial"/>
+                <w:rFonts w:ascii="Arial" w:hAnsi="DejaVu Sans" w:eastAsia="DejaVu Sans" w:cs="DejaVu Sans"/>
                 <w:i w:val="false"/>
                 <w:b w:val="false"/>
                 <w:u w:val="none"/>
@@ -27128,7 +27266,7 @@
               <w:spacing w:after="100" w:before="100" w:line="240"/>
               <w:ind w:left="100" w:right="100" w:firstLine="0" w:firstLineChars="0"/>
               <w:rPr>
-                <w:rFonts w:ascii="Arial" w:hAnsi="Arial" w:eastAsia="Arial" w:cs="Arial"/>
+                <w:rFonts w:ascii="Arial" w:hAnsi="DejaVu Sans" w:eastAsia="DejaVu Sans" w:cs="DejaVu Sans"/>
                 <w:i w:val="false"/>
                 <w:b w:val="false"/>
                 <w:u w:val="none"/>
@@ -27140,7 +27278,7 @@
             </w:pPr>
             <w:r xmlns:w="http://schemas.openxmlformats.org/wordprocessingml/2006/main" xmlns:wp="http://schemas.openxmlformats.org/drawingml/2006/wordprocessingDrawing" xmlns:r="http://schemas.openxmlformats.org/officeDocument/2006/relationships" xmlns:w14="http://schemas.microsoft.com/office/word/2010/wordml">
               <w:rPr>
-                <w:rFonts w:ascii="Arial" w:hAnsi="Arial" w:eastAsia="Arial" w:cs="Arial"/>
+                <w:rFonts w:ascii="Arial" w:hAnsi="DejaVu Sans" w:eastAsia="DejaVu Sans" w:cs="DejaVu Sans"/>
                 <w:i w:val="false"/>
                 <w:b w:val="false"/>
                 <w:u w:val="none"/>
@@ -27182,7 +27320,7 @@
               <w:spacing w:after="100" w:before="100" w:line="240"/>
               <w:ind w:left="100" w:right="100" w:firstLine="0" w:firstLineChars="0"/>
               <w:rPr>
-                <w:rFonts w:ascii="Arial" w:hAnsi="Arial" w:eastAsia="Arial" w:cs="Arial"/>
+                <w:rFonts w:ascii="Arial" w:hAnsi="DejaVu Sans" w:eastAsia="DejaVu Sans" w:cs="DejaVu Sans"/>
                 <w:i w:val="false"/>
                 <w:b w:val="false"/>
                 <w:u w:val="none"/>
@@ -27194,7 +27332,7 @@
             </w:pPr>
             <w:r xmlns:w="http://schemas.openxmlformats.org/wordprocessingml/2006/main" xmlns:wp="http://schemas.openxmlformats.org/drawingml/2006/wordprocessingDrawing" xmlns:r="http://schemas.openxmlformats.org/officeDocument/2006/relationships" xmlns:w14="http://schemas.microsoft.com/office/word/2010/wordml">
               <w:rPr>
-                <w:rFonts w:ascii="Arial" w:hAnsi="Arial" w:eastAsia="Arial" w:cs="Arial"/>
+                <w:rFonts w:ascii="Arial" w:hAnsi="DejaVu Sans" w:eastAsia="DejaVu Sans" w:cs="DejaVu Sans"/>
                 <w:i w:val="false"/>
                 <w:b w:val="false"/>
                 <w:u w:val="none"/>
@@ -27210,7 +27348,7 @@
       </w:tr>
       <w:tr>
         <w:trPr>
-          <w:trHeight w:val="600" w:hRule="auto"/>
+          <w:trHeight w:val="592" w:hRule="auto"/>
         </w:trPr>
         <w:tc>
           <w:tcPr>
@@ -27241,7 +27379,7 @@
               <w:spacing w:after="100" w:before="100" w:line="240"/>
               <w:ind w:left="100" w:right="100" w:firstLine="0" w:firstLineChars="0"/>
               <w:rPr>
-                <w:rFonts w:ascii="Arial" w:hAnsi="Arial" w:eastAsia="Arial" w:cs="Arial"/>
+                <w:rFonts w:ascii="Arial" w:hAnsi="DejaVu Sans" w:eastAsia="DejaVu Sans" w:cs="DejaVu Sans"/>
                 <w:i w:val="false"/>
                 <w:b w:val="false"/>
                 <w:u w:val="none"/>
@@ -27253,7 +27391,7 @@
             </w:pPr>
             <w:r xmlns:w="http://schemas.openxmlformats.org/wordprocessingml/2006/main" xmlns:wp="http://schemas.openxmlformats.org/drawingml/2006/wordprocessingDrawing" xmlns:r="http://schemas.openxmlformats.org/officeDocument/2006/relationships" xmlns:w14="http://schemas.microsoft.com/office/word/2010/wordml">
               <w:rPr>
-                <w:rFonts w:ascii="Arial" w:hAnsi="Arial" w:eastAsia="Arial" w:cs="Arial"/>
+                <w:rFonts w:ascii="Arial" w:hAnsi="DejaVu Sans" w:eastAsia="DejaVu Sans" w:cs="DejaVu Sans"/>
                 <w:i w:val="false"/>
                 <w:b w:val="false"/>
                 <w:u w:val="none"/>
@@ -27295,7 +27433,7 @@
               <w:spacing w:after="100" w:before="100" w:line="240"/>
               <w:ind w:left="100" w:right="100" w:firstLine="0" w:firstLineChars="0"/>
               <w:rPr>
-                <w:rFonts w:ascii="Arial" w:hAnsi="Arial" w:eastAsia="Arial" w:cs="Arial"/>
+                <w:rFonts w:ascii="Arial" w:hAnsi="DejaVu Sans" w:eastAsia="DejaVu Sans" w:cs="DejaVu Sans"/>
                 <w:i w:val="false"/>
                 <w:b w:val="false"/>
                 <w:u w:val="none"/>
@@ -27307,7 +27445,7 @@
             </w:pPr>
             <w:r xmlns:w="http://schemas.openxmlformats.org/wordprocessingml/2006/main" xmlns:wp="http://schemas.openxmlformats.org/drawingml/2006/wordprocessingDrawing" xmlns:r="http://schemas.openxmlformats.org/officeDocument/2006/relationships" xmlns:w14="http://schemas.microsoft.com/office/word/2010/wordml">
               <w:rPr>
-                <w:rFonts w:ascii="Arial" w:hAnsi="Arial" w:eastAsia="Arial" w:cs="Arial"/>
+                <w:rFonts w:ascii="Arial" w:hAnsi="DejaVu Sans" w:eastAsia="DejaVu Sans" w:cs="DejaVu Sans"/>
                 <w:i w:val="false"/>
                 <w:b w:val="false"/>
                 <w:u w:val="none"/>
@@ -27349,7 +27487,7 @@
               <w:spacing w:after="100" w:before="100" w:line="240"/>
               <w:ind w:left="100" w:right="100" w:firstLine="0" w:firstLineChars="0"/>
               <w:rPr>
-                <w:rFonts w:ascii="Arial" w:hAnsi="Arial" w:eastAsia="Arial" w:cs="Arial"/>
+                <w:rFonts w:ascii="Arial" w:hAnsi="DejaVu Sans" w:eastAsia="DejaVu Sans" w:cs="DejaVu Sans"/>
                 <w:i w:val="false"/>
                 <w:b w:val="false"/>
                 <w:u w:val="none"/>
@@ -27361,7 +27499,7 @@
             </w:pPr>
             <w:r xmlns:w="http://schemas.openxmlformats.org/wordprocessingml/2006/main" xmlns:wp="http://schemas.openxmlformats.org/drawingml/2006/wordprocessingDrawing" xmlns:r="http://schemas.openxmlformats.org/officeDocument/2006/relationships" xmlns:w14="http://schemas.microsoft.com/office/word/2010/wordml">
               <w:rPr>
-                <w:rFonts w:ascii="Arial" w:hAnsi="Arial" w:eastAsia="Arial" w:cs="Arial"/>
+                <w:rFonts w:ascii="Arial" w:hAnsi="DejaVu Sans" w:eastAsia="DejaVu Sans" w:cs="DejaVu Sans"/>
                 <w:i w:val="false"/>
                 <w:b w:val="false"/>
                 <w:u w:val="none"/>
@@ -27403,7 +27541,7 @@
               <w:spacing w:after="100" w:before="100" w:line="240"/>
               <w:ind w:left="100" w:right="100" w:firstLine="0" w:firstLineChars="0"/>
               <w:rPr>
-                <w:rFonts w:ascii="Arial" w:hAnsi="Arial" w:eastAsia="Arial" w:cs="Arial"/>
+                <w:rFonts w:ascii="Arial" w:hAnsi="DejaVu Sans" w:eastAsia="DejaVu Sans" w:cs="DejaVu Sans"/>
                 <w:i w:val="false"/>
                 <w:b w:val="false"/>
                 <w:u w:val="none"/>
@@ -27415,7 +27553,7 @@
             </w:pPr>
             <w:r xmlns:w="http://schemas.openxmlformats.org/wordprocessingml/2006/main" xmlns:wp="http://schemas.openxmlformats.org/drawingml/2006/wordprocessingDrawing" xmlns:r="http://schemas.openxmlformats.org/officeDocument/2006/relationships" xmlns:w14="http://schemas.microsoft.com/office/word/2010/wordml">
               <w:rPr>
-                <w:rFonts w:ascii="Arial" w:hAnsi="Arial" w:eastAsia="Arial" w:cs="Arial"/>
+                <w:rFonts w:ascii="Arial" w:hAnsi="DejaVu Sans" w:eastAsia="DejaVu Sans" w:cs="DejaVu Sans"/>
                 <w:i w:val="false"/>
                 <w:b w:val="false"/>
                 <w:u w:val="none"/>
@@ -27431,7 +27569,7 @@
       </w:tr>
       <w:tr>
         <w:trPr>
-          <w:trHeight w:val="600" w:hRule="auto"/>
+          <w:trHeight w:val="592" w:hRule="auto"/>
         </w:trPr>
         <w:tc>
           <w:tcPr>
@@ -27462,7 +27600,7 @@
               <w:spacing w:after="100" w:before="100" w:line="240"/>
               <w:ind w:left="100" w:right="100" w:firstLine="0" w:firstLineChars="0"/>
               <w:rPr>
-                <w:rFonts w:ascii="Arial" w:hAnsi="Arial" w:eastAsia="Arial" w:cs="Arial"/>
+                <w:rFonts w:ascii="Arial" w:hAnsi="DejaVu Sans" w:eastAsia="DejaVu Sans" w:cs="DejaVu Sans"/>
                 <w:i w:val="false"/>
                 <w:b w:val="false"/>
                 <w:u w:val="none"/>
@@ -27474,7 +27612,7 @@
             </w:pPr>
             <w:r xmlns:w="http://schemas.openxmlformats.org/wordprocessingml/2006/main" xmlns:wp="http://schemas.openxmlformats.org/drawingml/2006/wordprocessingDrawing" xmlns:r="http://schemas.openxmlformats.org/officeDocument/2006/relationships" xmlns:w14="http://schemas.microsoft.com/office/word/2010/wordml">
               <w:rPr>
-                <w:rFonts w:ascii="Arial" w:hAnsi="Arial" w:eastAsia="Arial" w:cs="Arial"/>
+                <w:rFonts w:ascii="Arial" w:hAnsi="DejaVu Sans" w:eastAsia="DejaVu Sans" w:cs="DejaVu Sans"/>
                 <w:i w:val="false"/>
                 <w:b w:val="false"/>
                 <w:u w:val="none"/>
@@ -27516,7 +27654,7 @@
               <w:spacing w:after="100" w:before="100" w:line="240"/>
               <w:ind w:left="100" w:right="100" w:firstLine="0" w:firstLineChars="0"/>
               <w:rPr>
-                <w:rFonts w:ascii="Arial" w:hAnsi="Arial" w:eastAsia="Arial" w:cs="Arial"/>
+                <w:rFonts w:ascii="Arial" w:hAnsi="DejaVu Sans" w:eastAsia="DejaVu Sans" w:cs="DejaVu Sans"/>
                 <w:i w:val="false"/>
                 <w:b w:val="false"/>
                 <w:u w:val="none"/>
@@ -27528,7 +27666,7 @@
             </w:pPr>
             <w:r xmlns:w="http://schemas.openxmlformats.org/wordprocessingml/2006/main" xmlns:wp="http://schemas.openxmlformats.org/drawingml/2006/wordprocessingDrawing" xmlns:r="http://schemas.openxmlformats.org/officeDocument/2006/relationships" xmlns:w14="http://schemas.microsoft.com/office/word/2010/wordml">
               <w:rPr>
-                <w:rFonts w:ascii="Arial" w:hAnsi="Arial" w:eastAsia="Arial" w:cs="Arial"/>
+                <w:rFonts w:ascii="Arial" w:hAnsi="DejaVu Sans" w:eastAsia="DejaVu Sans" w:cs="DejaVu Sans"/>
                 <w:i w:val="false"/>
                 <w:b w:val="false"/>
                 <w:u w:val="none"/>
@@ -27570,7 +27708,7 @@
               <w:spacing w:after="100" w:before="100" w:line="240"/>
               <w:ind w:left="100" w:right="100" w:firstLine="0" w:firstLineChars="0"/>
               <w:rPr>
-                <w:rFonts w:ascii="Arial" w:hAnsi="Arial" w:eastAsia="Arial" w:cs="Arial"/>
+                <w:rFonts w:ascii="Arial" w:hAnsi="DejaVu Sans" w:eastAsia="DejaVu Sans" w:cs="DejaVu Sans"/>
                 <w:i w:val="false"/>
                 <w:b w:val="false"/>
                 <w:u w:val="none"/>
@@ -27582,7 +27720,7 @@
             </w:pPr>
             <w:r xmlns:w="http://schemas.openxmlformats.org/wordprocessingml/2006/main" xmlns:wp="http://schemas.openxmlformats.org/drawingml/2006/wordprocessingDrawing" xmlns:r="http://schemas.openxmlformats.org/officeDocument/2006/relationships" xmlns:w14="http://schemas.microsoft.com/office/word/2010/wordml">
               <w:rPr>
-                <w:rFonts w:ascii="Arial" w:hAnsi="Arial" w:eastAsia="Arial" w:cs="Arial"/>
+                <w:rFonts w:ascii="Arial" w:hAnsi="DejaVu Sans" w:eastAsia="DejaVu Sans" w:cs="DejaVu Sans"/>
                 <w:i w:val="false"/>
                 <w:b w:val="false"/>
                 <w:u w:val="none"/>
@@ -27624,7 +27762,7 @@
               <w:spacing w:after="100" w:before="100" w:line="240"/>
               <w:ind w:left="100" w:right="100" w:firstLine="0" w:firstLineChars="0"/>
               <w:rPr>
-                <w:rFonts w:ascii="Arial" w:hAnsi="Arial" w:eastAsia="Arial" w:cs="Arial"/>
+                <w:rFonts w:ascii="Arial" w:hAnsi="DejaVu Sans" w:eastAsia="DejaVu Sans" w:cs="DejaVu Sans"/>
                 <w:i w:val="false"/>
                 <w:b w:val="false"/>
                 <w:u w:val="none"/>
@@ -27636,7 +27774,7 @@
             </w:pPr>
             <w:r xmlns:w="http://schemas.openxmlformats.org/wordprocessingml/2006/main" xmlns:wp="http://schemas.openxmlformats.org/drawingml/2006/wordprocessingDrawing" xmlns:r="http://schemas.openxmlformats.org/officeDocument/2006/relationships" xmlns:w14="http://schemas.microsoft.com/office/word/2010/wordml">
               <w:rPr>
-                <w:rFonts w:ascii="Arial" w:hAnsi="Arial" w:eastAsia="Arial" w:cs="Arial"/>
+                <w:rFonts w:ascii="Arial" w:hAnsi="DejaVu Sans" w:eastAsia="DejaVu Sans" w:cs="DejaVu Sans"/>
                 <w:i w:val="false"/>
                 <w:b w:val="false"/>
                 <w:u w:val="none"/>
@@ -27652,7 +27790,7 @@
       </w:tr>
       <w:tr>
         <w:trPr>
-          <w:trHeight w:val="600" w:hRule="auto"/>
+          <w:trHeight w:val="592" w:hRule="auto"/>
         </w:trPr>
         <w:tc>
           <w:tcPr>
@@ -27683,7 +27821,7 @@
               <w:spacing w:after="100" w:before="100" w:line="240"/>
               <w:ind w:left="100" w:right="100" w:firstLine="0" w:firstLineChars="0"/>
               <w:rPr>
-                <w:rFonts w:ascii="Arial" w:hAnsi="Arial" w:eastAsia="Arial" w:cs="Arial"/>
+                <w:rFonts w:ascii="Arial" w:hAnsi="DejaVu Sans" w:eastAsia="DejaVu Sans" w:cs="DejaVu Sans"/>
                 <w:i w:val="false"/>
                 <w:b w:val="false"/>
                 <w:u w:val="none"/>
@@ -27695,7 +27833,7 @@
             </w:pPr>
             <w:r xmlns:w="http://schemas.openxmlformats.org/wordprocessingml/2006/main" xmlns:wp="http://schemas.openxmlformats.org/drawingml/2006/wordprocessingDrawing" xmlns:r="http://schemas.openxmlformats.org/officeDocument/2006/relationships" xmlns:w14="http://schemas.microsoft.com/office/word/2010/wordml">
               <w:rPr>
-                <w:rFonts w:ascii="Arial" w:hAnsi="Arial" w:eastAsia="Arial" w:cs="Arial"/>
+                <w:rFonts w:ascii="Arial" w:hAnsi="DejaVu Sans" w:eastAsia="DejaVu Sans" w:cs="DejaVu Sans"/>
                 <w:i w:val="false"/>
                 <w:b w:val="false"/>
                 <w:u w:val="none"/>
@@ -27737,7 +27875,7 @@
               <w:spacing w:after="100" w:before="100" w:line="240"/>
               <w:ind w:left="100" w:right="100" w:firstLine="0" w:firstLineChars="0"/>
               <w:rPr>
-                <w:rFonts w:ascii="Arial" w:hAnsi="Arial" w:eastAsia="Arial" w:cs="Arial"/>
+                <w:rFonts w:ascii="Arial" w:hAnsi="DejaVu Sans" w:eastAsia="DejaVu Sans" w:cs="DejaVu Sans"/>
                 <w:i w:val="false"/>
                 <w:b w:val="false"/>
                 <w:u w:val="none"/>
@@ -27749,7 +27887,7 @@
             </w:pPr>
             <w:r xmlns:w="http://schemas.openxmlformats.org/wordprocessingml/2006/main" xmlns:wp="http://schemas.openxmlformats.org/drawingml/2006/wordprocessingDrawing" xmlns:r="http://schemas.openxmlformats.org/officeDocument/2006/relationships" xmlns:w14="http://schemas.microsoft.com/office/word/2010/wordml">
               <w:rPr>
-                <w:rFonts w:ascii="Arial" w:hAnsi="Arial" w:eastAsia="Arial" w:cs="Arial"/>
+                <w:rFonts w:ascii="Arial" w:hAnsi="DejaVu Sans" w:eastAsia="DejaVu Sans" w:cs="DejaVu Sans"/>
                 <w:i w:val="false"/>
                 <w:b w:val="false"/>
                 <w:u w:val="none"/>
@@ -27791,7 +27929,7 @@
               <w:spacing w:after="100" w:before="100" w:line="240"/>
               <w:ind w:left="100" w:right="100" w:firstLine="0" w:firstLineChars="0"/>
               <w:rPr>
-                <w:rFonts w:ascii="Arial" w:hAnsi="Arial" w:eastAsia="Arial" w:cs="Arial"/>
+                <w:rFonts w:ascii="Arial" w:hAnsi="DejaVu Sans" w:eastAsia="DejaVu Sans" w:cs="DejaVu Sans"/>
                 <w:i w:val="false"/>
                 <w:b w:val="false"/>
                 <w:u w:val="none"/>
@@ -27803,7 +27941,7 @@
             </w:pPr>
             <w:r xmlns:w="http://schemas.openxmlformats.org/wordprocessingml/2006/main" xmlns:wp="http://schemas.openxmlformats.org/drawingml/2006/wordprocessingDrawing" xmlns:r="http://schemas.openxmlformats.org/officeDocument/2006/relationships" xmlns:w14="http://schemas.microsoft.com/office/word/2010/wordml">
               <w:rPr>
-                <w:rFonts w:ascii="Arial" w:hAnsi="Arial" w:eastAsia="Arial" w:cs="Arial"/>
+                <w:rFonts w:ascii="Arial" w:hAnsi="DejaVu Sans" w:eastAsia="DejaVu Sans" w:cs="DejaVu Sans"/>
                 <w:i w:val="false"/>
                 <w:b w:val="false"/>
                 <w:u w:val="none"/>
@@ -27845,7 +27983,7 @@
               <w:spacing w:after="100" w:before="100" w:line="240"/>
               <w:ind w:left="100" w:right="100" w:firstLine="0" w:firstLineChars="0"/>
               <w:rPr>
-                <w:rFonts w:ascii="Arial" w:hAnsi="Arial" w:eastAsia="Arial" w:cs="Arial"/>
+                <w:rFonts w:ascii="Arial" w:hAnsi="DejaVu Sans" w:eastAsia="DejaVu Sans" w:cs="DejaVu Sans"/>
                 <w:i w:val="false"/>
                 <w:b w:val="false"/>
                 <w:u w:val="none"/>
@@ -27857,7 +27995,7 @@
             </w:pPr>
             <w:r xmlns:w="http://schemas.openxmlformats.org/wordprocessingml/2006/main" xmlns:wp="http://schemas.openxmlformats.org/drawingml/2006/wordprocessingDrawing" xmlns:r="http://schemas.openxmlformats.org/officeDocument/2006/relationships" xmlns:w14="http://schemas.microsoft.com/office/word/2010/wordml">
               <w:rPr>
-                <w:rFonts w:ascii="Arial" w:hAnsi="Arial" w:eastAsia="Arial" w:cs="Arial"/>
+                <w:rFonts w:ascii="Arial" w:hAnsi="DejaVu Sans" w:eastAsia="DejaVu Sans" w:cs="DejaVu Sans"/>
                 <w:i w:val="false"/>
                 <w:b w:val="false"/>
                 <w:u w:val="none"/>
@@ -27873,7 +28011,7 @@
       </w:tr>
       <w:tr>
         <w:trPr>
-          <w:trHeight w:val="600" w:hRule="auto"/>
+          <w:trHeight w:val="592" w:hRule="auto"/>
         </w:trPr>
         <w:tc>
           <w:tcPr>
@@ -27904,7 +28042,7 @@
               <w:spacing w:after="100" w:before="100" w:line="240"/>
               <w:ind w:left="100" w:right="100" w:firstLine="0" w:firstLineChars="0"/>
               <w:rPr>
-                <w:rFonts w:ascii="Arial" w:hAnsi="Arial" w:eastAsia="Arial" w:cs="Arial"/>
+                <w:rFonts w:ascii="Arial" w:hAnsi="DejaVu Sans" w:eastAsia="DejaVu Sans" w:cs="DejaVu Sans"/>
                 <w:i w:val="false"/>
                 <w:b w:val="false"/>
                 <w:u w:val="none"/>
@@ -27916,7 +28054,7 @@
             </w:pPr>
             <w:r xmlns:w="http://schemas.openxmlformats.org/wordprocessingml/2006/main" xmlns:wp="http://schemas.openxmlformats.org/drawingml/2006/wordprocessingDrawing" xmlns:r="http://schemas.openxmlformats.org/officeDocument/2006/relationships" xmlns:w14="http://schemas.microsoft.com/office/word/2010/wordml">
               <w:rPr>
-                <w:rFonts w:ascii="Arial" w:hAnsi="Arial" w:eastAsia="Arial" w:cs="Arial"/>
+                <w:rFonts w:ascii="Arial" w:hAnsi="DejaVu Sans" w:eastAsia="DejaVu Sans" w:cs="DejaVu Sans"/>
                 <w:i w:val="false"/>
                 <w:b w:val="false"/>
                 <w:u w:val="none"/>
@@ -27958,7 +28096,7 @@
               <w:spacing w:after="100" w:before="100" w:line="240"/>
               <w:ind w:left="100" w:right="100" w:firstLine="0" w:firstLineChars="0"/>
               <w:rPr>
-                <w:rFonts w:ascii="Arial" w:hAnsi="Arial" w:eastAsia="Arial" w:cs="Arial"/>
+                <w:rFonts w:ascii="Arial" w:hAnsi="DejaVu Sans" w:eastAsia="DejaVu Sans" w:cs="DejaVu Sans"/>
                 <w:i w:val="false"/>
                 <w:b w:val="false"/>
                 <w:u w:val="none"/>
@@ -27970,7 +28108,7 @@
             </w:pPr>
             <w:r xmlns:w="http://schemas.openxmlformats.org/wordprocessingml/2006/main" xmlns:wp="http://schemas.openxmlformats.org/drawingml/2006/wordprocessingDrawing" xmlns:r="http://schemas.openxmlformats.org/officeDocument/2006/relationships" xmlns:w14="http://schemas.microsoft.com/office/word/2010/wordml">
               <w:rPr>
-                <w:rFonts w:ascii="Arial" w:hAnsi="Arial" w:eastAsia="Arial" w:cs="Arial"/>
+                <w:rFonts w:ascii="Arial" w:hAnsi="DejaVu Sans" w:eastAsia="DejaVu Sans" w:cs="DejaVu Sans"/>
                 <w:i w:val="false"/>
                 <w:b w:val="false"/>
                 <w:u w:val="none"/>
@@ -28012,7 +28150,7 @@
               <w:spacing w:after="100" w:before="100" w:line="240"/>
               <w:ind w:left="100" w:right="100" w:firstLine="0" w:firstLineChars="0"/>
               <w:rPr>
-                <w:rFonts w:ascii="Arial" w:hAnsi="Arial" w:eastAsia="Arial" w:cs="Arial"/>
+                <w:rFonts w:ascii="Arial" w:hAnsi="DejaVu Sans" w:eastAsia="DejaVu Sans" w:cs="DejaVu Sans"/>
                 <w:i w:val="false"/>
                 <w:b w:val="false"/>
                 <w:u w:val="none"/>
@@ -28024,7 +28162,7 @@
             </w:pPr>
             <w:r xmlns:w="http://schemas.openxmlformats.org/wordprocessingml/2006/main" xmlns:wp="http://schemas.openxmlformats.org/drawingml/2006/wordprocessingDrawing" xmlns:r="http://schemas.openxmlformats.org/officeDocument/2006/relationships" xmlns:w14="http://schemas.microsoft.com/office/word/2010/wordml">
               <w:rPr>
-                <w:rFonts w:ascii="Arial" w:hAnsi="Arial" w:eastAsia="Arial" w:cs="Arial"/>
+                <w:rFonts w:ascii="Arial" w:hAnsi="DejaVu Sans" w:eastAsia="DejaVu Sans" w:cs="DejaVu Sans"/>
                 <w:i w:val="false"/>
                 <w:b w:val="false"/>
                 <w:u w:val="none"/>
@@ -28066,7 +28204,7 @@
               <w:spacing w:after="100" w:before="100" w:line="240"/>
               <w:ind w:left="100" w:right="100" w:firstLine="0" w:firstLineChars="0"/>
               <w:rPr>
-                <w:rFonts w:ascii="Arial" w:hAnsi="Arial" w:eastAsia="Arial" w:cs="Arial"/>
+                <w:rFonts w:ascii="Arial" w:hAnsi="DejaVu Sans" w:eastAsia="DejaVu Sans" w:cs="DejaVu Sans"/>
                 <w:i w:val="false"/>
                 <w:b w:val="false"/>
                 <w:u w:val="none"/>
@@ -28078,7 +28216,7 @@
             </w:pPr>
             <w:r xmlns:w="http://schemas.openxmlformats.org/wordprocessingml/2006/main" xmlns:wp="http://schemas.openxmlformats.org/drawingml/2006/wordprocessingDrawing" xmlns:r="http://schemas.openxmlformats.org/officeDocument/2006/relationships" xmlns:w14="http://schemas.microsoft.com/office/word/2010/wordml">
               <w:rPr>
-                <w:rFonts w:ascii="Arial" w:hAnsi="Arial" w:eastAsia="Arial" w:cs="Arial"/>
+                <w:rFonts w:ascii="Arial" w:hAnsi="DejaVu Sans" w:eastAsia="DejaVu Sans" w:cs="DejaVu Sans"/>
                 <w:i w:val="false"/>
                 <w:b w:val="false"/>
                 <w:u w:val="none"/>
@@ -28094,7 +28232,7 @@
       </w:tr>
       <w:tr>
         <w:trPr>
-          <w:trHeight w:val="600" w:hRule="auto"/>
+          <w:trHeight w:val="592" w:hRule="auto"/>
         </w:trPr>
         <w:tc>
           <w:tcPr>
@@ -28125,7 +28263,7 @@
               <w:spacing w:after="100" w:before="100" w:line="240"/>
               <w:ind w:left="100" w:right="100" w:firstLine="0" w:firstLineChars="0"/>
               <w:rPr>
-                <w:rFonts w:ascii="Arial" w:hAnsi="Arial" w:eastAsia="Arial" w:cs="Arial"/>
+                <w:rFonts w:ascii="Arial" w:hAnsi="DejaVu Sans" w:eastAsia="DejaVu Sans" w:cs="DejaVu Sans"/>
                 <w:i w:val="false"/>
                 <w:b w:val="false"/>
                 <w:u w:val="none"/>
@@ -28137,7 +28275,7 @@
             </w:pPr>
             <w:r xmlns:w="http://schemas.openxmlformats.org/wordprocessingml/2006/main" xmlns:wp="http://schemas.openxmlformats.org/drawingml/2006/wordprocessingDrawing" xmlns:r="http://schemas.openxmlformats.org/officeDocument/2006/relationships" xmlns:w14="http://schemas.microsoft.com/office/word/2010/wordml">
               <w:rPr>
-                <w:rFonts w:ascii="Arial" w:hAnsi="Arial" w:eastAsia="Arial" w:cs="Arial"/>
+                <w:rFonts w:ascii="Arial" w:hAnsi="DejaVu Sans" w:eastAsia="DejaVu Sans" w:cs="DejaVu Sans"/>
                 <w:i w:val="false"/>
                 <w:b w:val="false"/>
                 <w:u w:val="none"/>
@@ -28179,7 +28317,7 @@
               <w:spacing w:after="100" w:before="100" w:line="240"/>
               <w:ind w:left="100" w:right="100" w:firstLine="0" w:firstLineChars="0"/>
               <w:rPr>
-                <w:rFonts w:ascii="Arial" w:hAnsi="Arial" w:eastAsia="Arial" w:cs="Arial"/>
+                <w:rFonts w:ascii="Arial" w:hAnsi="DejaVu Sans" w:eastAsia="DejaVu Sans" w:cs="DejaVu Sans"/>
                 <w:i w:val="false"/>
                 <w:b w:val="false"/>
                 <w:u w:val="none"/>
@@ -28191,7 +28329,7 @@
             </w:pPr>
             <w:r xmlns:w="http://schemas.openxmlformats.org/wordprocessingml/2006/main" xmlns:wp="http://schemas.openxmlformats.org/drawingml/2006/wordprocessingDrawing" xmlns:r="http://schemas.openxmlformats.org/officeDocument/2006/relationships" xmlns:w14="http://schemas.microsoft.com/office/word/2010/wordml">
               <w:rPr>
-                <w:rFonts w:ascii="Arial" w:hAnsi="Arial" w:eastAsia="Arial" w:cs="Arial"/>
+                <w:rFonts w:ascii="Arial" w:hAnsi="DejaVu Sans" w:eastAsia="DejaVu Sans" w:cs="DejaVu Sans"/>
                 <w:i w:val="false"/>
                 <w:b w:val="false"/>
                 <w:u w:val="none"/>
@@ -28233,7 +28371,7 @@
               <w:spacing w:after="100" w:before="100" w:line="240"/>
               <w:ind w:left="100" w:right="100" w:firstLine="0" w:firstLineChars="0"/>
               <w:rPr>
-                <w:rFonts w:ascii="Arial" w:hAnsi="Arial" w:eastAsia="Arial" w:cs="Arial"/>
+                <w:rFonts w:ascii="Arial" w:hAnsi="DejaVu Sans" w:eastAsia="DejaVu Sans" w:cs="DejaVu Sans"/>
                 <w:i w:val="false"/>
                 <w:b w:val="false"/>
                 <w:u w:val="none"/>
@@ -28245,7 +28383,7 @@
             </w:pPr>
             <w:r xmlns:w="http://schemas.openxmlformats.org/wordprocessingml/2006/main" xmlns:wp="http://schemas.openxmlformats.org/drawingml/2006/wordprocessingDrawing" xmlns:r="http://schemas.openxmlformats.org/officeDocument/2006/relationships" xmlns:w14="http://schemas.microsoft.com/office/word/2010/wordml">
               <w:rPr>
-                <w:rFonts w:ascii="Arial" w:hAnsi="Arial" w:eastAsia="Arial" w:cs="Arial"/>
+                <w:rFonts w:ascii="Arial" w:hAnsi="DejaVu Sans" w:eastAsia="DejaVu Sans" w:cs="DejaVu Sans"/>
                 <w:i w:val="false"/>
                 <w:b w:val="false"/>
                 <w:u w:val="none"/>
@@ -28287,7 +28425,7 @@
               <w:spacing w:after="100" w:before="100" w:line="240"/>
               <w:ind w:left="100" w:right="100" w:firstLine="0" w:firstLineChars="0"/>
               <w:rPr>
-                <w:rFonts w:ascii="Arial" w:hAnsi="Arial" w:eastAsia="Arial" w:cs="Arial"/>
+                <w:rFonts w:ascii="Arial" w:hAnsi="DejaVu Sans" w:eastAsia="DejaVu Sans" w:cs="DejaVu Sans"/>
                 <w:i w:val="false"/>
                 <w:b w:val="false"/>
                 <w:u w:val="none"/>
@@ -28299,7 +28437,7 @@
             </w:pPr>
             <w:r xmlns:w="http://schemas.openxmlformats.org/wordprocessingml/2006/main" xmlns:wp="http://schemas.openxmlformats.org/drawingml/2006/wordprocessingDrawing" xmlns:r="http://schemas.openxmlformats.org/officeDocument/2006/relationships" xmlns:w14="http://schemas.microsoft.com/office/word/2010/wordml">
               <w:rPr>
-                <w:rFonts w:ascii="Arial" w:hAnsi="Arial" w:eastAsia="Arial" w:cs="Arial"/>
+                <w:rFonts w:ascii="Arial" w:hAnsi="DejaVu Sans" w:eastAsia="DejaVu Sans" w:cs="DejaVu Sans"/>
                 <w:i w:val="false"/>
                 <w:b w:val="false"/>
                 <w:u w:val="none"/>
@@ -28315,7 +28453,7 @@
       </w:tr>
       <w:tr>
         <w:trPr>
-          <w:trHeight w:val="600" w:hRule="auto"/>
+          <w:trHeight w:val="592" w:hRule="auto"/>
         </w:trPr>
         <w:tc>
           <w:tcPr>
@@ -28346,7 +28484,7 @@
               <w:spacing w:after="100" w:before="100" w:line="240"/>
               <w:ind w:left="100" w:right="100" w:firstLine="0" w:firstLineChars="0"/>
               <w:rPr>
-                <w:rFonts w:ascii="Arial" w:hAnsi="Arial" w:eastAsia="Arial" w:cs="Arial"/>
+                <w:rFonts w:ascii="Arial" w:hAnsi="DejaVu Sans" w:eastAsia="DejaVu Sans" w:cs="DejaVu Sans"/>
                 <w:i w:val="false"/>
                 <w:b w:val="false"/>
                 <w:u w:val="none"/>
@@ -28358,7 +28496,7 @@
             </w:pPr>
             <w:r xmlns:w="http://schemas.openxmlformats.org/wordprocessingml/2006/main" xmlns:wp="http://schemas.openxmlformats.org/drawingml/2006/wordprocessingDrawing" xmlns:r="http://schemas.openxmlformats.org/officeDocument/2006/relationships" xmlns:w14="http://schemas.microsoft.com/office/word/2010/wordml">
               <w:rPr>
-                <w:rFonts w:ascii="Arial" w:hAnsi="Arial" w:eastAsia="Arial" w:cs="Arial"/>
+                <w:rFonts w:ascii="Arial" w:hAnsi="DejaVu Sans" w:eastAsia="DejaVu Sans" w:cs="DejaVu Sans"/>
                 <w:i w:val="false"/>
                 <w:b w:val="false"/>
                 <w:u w:val="none"/>
@@ -28400,7 +28538,7 @@
               <w:spacing w:after="100" w:before="100" w:line="240"/>
               <w:ind w:left="100" w:right="100" w:firstLine="0" w:firstLineChars="0"/>
               <w:rPr>
-                <w:rFonts w:ascii="Arial" w:hAnsi="Arial" w:eastAsia="Arial" w:cs="Arial"/>
+                <w:rFonts w:ascii="Arial" w:hAnsi="DejaVu Sans" w:eastAsia="DejaVu Sans" w:cs="DejaVu Sans"/>
                 <w:i w:val="false"/>
                 <w:b w:val="false"/>
                 <w:u w:val="none"/>
@@ -28412,7 +28550,7 @@
             </w:pPr>
             <w:r xmlns:w="http://schemas.openxmlformats.org/wordprocessingml/2006/main" xmlns:wp="http://schemas.openxmlformats.org/drawingml/2006/wordprocessingDrawing" xmlns:r="http://schemas.openxmlformats.org/officeDocument/2006/relationships" xmlns:w14="http://schemas.microsoft.com/office/word/2010/wordml">
               <w:rPr>
-                <w:rFonts w:ascii="Arial" w:hAnsi="Arial" w:eastAsia="Arial" w:cs="Arial"/>
+                <w:rFonts w:ascii="Arial" w:hAnsi="DejaVu Sans" w:eastAsia="DejaVu Sans" w:cs="DejaVu Sans"/>
                 <w:i w:val="false"/>
                 <w:b w:val="false"/>
                 <w:u w:val="none"/>
@@ -28454,7 +28592,7 @@
               <w:spacing w:after="100" w:before="100" w:line="240"/>
               <w:ind w:left="100" w:right="100" w:firstLine="0" w:firstLineChars="0"/>
               <w:rPr>
-                <w:rFonts w:ascii="Arial" w:hAnsi="Arial" w:eastAsia="Arial" w:cs="Arial"/>
+                <w:rFonts w:ascii="Arial" w:hAnsi="DejaVu Sans" w:eastAsia="DejaVu Sans" w:cs="DejaVu Sans"/>
                 <w:i w:val="false"/>
                 <w:b w:val="false"/>
                 <w:u w:val="none"/>
@@ -28466,7 +28604,7 @@
             </w:pPr>
             <w:r xmlns:w="http://schemas.openxmlformats.org/wordprocessingml/2006/main" xmlns:wp="http://schemas.openxmlformats.org/drawingml/2006/wordprocessingDrawing" xmlns:r="http://schemas.openxmlformats.org/officeDocument/2006/relationships" xmlns:w14="http://schemas.microsoft.com/office/word/2010/wordml">
               <w:rPr>
-                <w:rFonts w:ascii="Arial" w:hAnsi="Arial" w:eastAsia="Arial" w:cs="Arial"/>
+                <w:rFonts w:ascii="Arial" w:hAnsi="DejaVu Sans" w:eastAsia="DejaVu Sans" w:cs="DejaVu Sans"/>
                 <w:i w:val="false"/>
                 <w:b w:val="false"/>
                 <w:u w:val="none"/>
@@ -28508,7 +28646,7 @@
               <w:spacing w:after="100" w:before="100" w:line="240"/>
               <w:ind w:left="100" w:right="100" w:firstLine="0" w:firstLineChars="0"/>
               <w:rPr>
-                <w:rFonts w:ascii="Arial" w:hAnsi="Arial" w:eastAsia="Arial" w:cs="Arial"/>
+                <w:rFonts w:ascii="Arial" w:hAnsi="DejaVu Sans" w:eastAsia="DejaVu Sans" w:cs="DejaVu Sans"/>
                 <w:i w:val="false"/>
                 <w:b w:val="false"/>
                 <w:u w:val="none"/>
@@ -28520,7 +28658,7 @@
             </w:pPr>
             <w:r xmlns:w="http://schemas.openxmlformats.org/wordprocessingml/2006/main" xmlns:wp="http://schemas.openxmlformats.org/drawingml/2006/wordprocessingDrawing" xmlns:r="http://schemas.openxmlformats.org/officeDocument/2006/relationships" xmlns:w14="http://schemas.microsoft.com/office/word/2010/wordml">
               <w:rPr>
-                <w:rFonts w:ascii="Arial" w:hAnsi="Arial" w:eastAsia="Arial" w:cs="Arial"/>
+                <w:rFonts w:ascii="Arial" w:hAnsi="DejaVu Sans" w:eastAsia="DejaVu Sans" w:cs="DejaVu Sans"/>
                 <w:i w:val="false"/>
                 <w:b w:val="false"/>
                 <w:u w:val="none"/>

--- a/paper.docx
+++ b/paper.docx
@@ -4565,25 +4565,25 @@
         <w:t xml:space="preserve"> </w:t>
       </w:r>
       <w:r>
-        <w:t xml:space="preserve">No robust event-conditioned parameter instability is found. One</w:t>
-      </w:r>
-      <w:r>
-        <w:t xml:space="preserve"> </w:t>
-      </w:r>
-      <w:r>
-        <w:t xml:space="preserve">qualification: in the weight-robustness check (Stage 16, Section J;</w:t>
-      </w:r>
-      <w:r>
-        <w:t xml:space="preserve"> </w:t>
-      </w:r>
-      <w:r>
-        <w:t xml:space="preserve">Driscoll-Kraay asymptotic p-values, no bootstrap), the spatial-dynamics</w:t>
-      </w:r>
-      <w:r>
-        <w:t xml:space="preserve"> </w:t>
-      </w:r>
-      <w:r>
-        <w:t xml:space="preserve">test for the July 2020 VAT increase is nominally significant under KNN</w:t>
+        <w:t xml:space="preserve">No robust event-conditioned parameter instability is found. A</w:t>
+      </w:r>
+      <w:r>
+        <w:t xml:space="preserve"> </w:t>
+      </w:r>
+      <w:r>
+        <w:t xml:space="preserve">post-audit sensitivity check using geographically corrected great-circle</w:t>
+      </w:r>
+      <w:r>
+        <w:t xml:space="preserve"> </w:t>
+      </w:r>
+      <w:r>
+        <w:t xml:space="preserve">distance weights produced nominal evidence of spatial dynamics for the</w:t>
+      </w:r>
+      <w:r>
+        <w:t xml:space="preserve"> </w:t>
+      </w:r>
+      <w:r>
+        <w:t xml:space="preserve">July 2020 event under the alternative KNN</w:t>
       </w:r>
       <w:r>
         <w:t xml:space="preserve"> </w:t>
@@ -4595,37 +4595,67 @@
         <w:t xml:space="preserve"> </w:t>
       </w:r>
       <w:r>
-        <w:t xml:space="preserve">and distance-band weights</w:t>
-      </w:r>
-      <w:r>
-        <w:t xml:space="preserve"> </w:t>
-      </w:r>
-      <w:r>
-        <w:t xml:space="preserve">(p &lt; 0.001),</w:t>
-      </w:r>
-      <w:r>
-        <w:t xml:space="preserve"> </w:t>
-      </w:r>
-      <w:r>
-        <w:t xml:space="preserve">but not under the primary Queen weights</w:t>
-      </w:r>
-      <w:r>
-        <w:t xml:space="preserve"> </w:t>
-      </w:r>
-      <w:r>
-        <w:t xml:space="preserve">(p = 0.14).</w:t>
-      </w:r>
-      <w:r>
-        <w:t xml:space="preserve"> </w:t>
-      </w:r>
-      <w:r>
-        <w:t xml:space="preserve">This episode overlaps the COVID-19 period, and the result is not part of</w:t>
-      </w:r>
-      <w:r>
-        <w:t xml:space="preserve"> </w:t>
-      </w:r>
-      <w:r>
-        <w:t xml:space="preserve">the pre-specified corrected family above.</w:t>
+        <w:t xml:space="preserve">and distance-band</w:t>
+      </w:r>
+      <w:r>
+        <w:t xml:space="preserve"> </w:t>
+      </w:r>
+      <w:r>
+        <w:t xml:space="preserve">(p &lt; 0.001)</w:t>
+      </w:r>
+      <w:r>
+        <w:t xml:space="preserve"> </w:t>
+      </w:r>
+      <w:r>
+        <w:t xml:space="preserve">matrices (Stage 16, Section J; Driscoll-Kraay asymptotic p-values). This</w:t>
+      </w:r>
+      <w:r>
+        <w:t xml:space="preserve"> </w:t>
+      </w:r>
+      <w:r>
+        <w:t xml:space="preserve">pattern does not replicate under the prespecified primary Queen matrix</w:t>
+      </w:r>
+      <w:r>
+        <w:t xml:space="preserve"> </w:t>
+      </w:r>
+      <w:r>
+        <w:t xml:space="preserve">(p = 0.14)</w:t>
+      </w:r>
+      <w:r>
+        <w:t xml:space="preserve"> </w:t>
+      </w:r>
+      <w:r>
+        <w:t xml:space="preserve">or its wild-cluster bootstrap inference</w:t>
+      </w:r>
+      <w:r>
+        <w:t xml:space="preserve"> </w:t>
+      </w:r>
+      <w:r>
+        <w:t xml:space="preserve">(p = 0.65, B = 9999)</w:t>
+      </w:r>
+      <w:r>
+        <w:t xml:space="preserve"> </w:t>
+      </w:r>
+      <w:r>
+        <w:t xml:space="preserve">and therefore does not alter the study’s primary conclusion. Given the</w:t>
+      </w:r>
+      <w:r>
+        <w:t xml:space="preserve"> </w:t>
+      </w:r>
+      <w:r>
+        <w:t xml:space="preserve">event’s overlap with the COVID-19 period, the result is treated as a</w:t>
+      </w:r>
+      <w:r>
+        <w:t xml:space="preserve"> </w:t>
+      </w:r>
+      <w:r>
+        <w:t xml:space="preserve">matrix-sensitive robustness finding rather than independent evidence of a</w:t>
+      </w:r>
+      <w:r>
+        <w:t xml:space="preserve"> </w:t>
+      </w:r>
+      <w:r>
+        <w:t xml:space="preserve">spatial VAT effect.</w:t>
       </w:r>
     </w:p>
     <w:bookmarkEnd w:id="34"/>
